--- a/docs/WDL-Workflows-Guide.docx
+++ b/docs/WDL-Workflows-Guide.docx
@@ -170,7 +170,7 @@
     </w:p>
     <w:bookmarkEnd w:id="23"/>
     <w:bookmarkEnd w:id="24"/>
-    <w:bookmarkStart w:id="25" w:name="introduction-to-wdl"/>
+    <w:bookmarkStart w:id="43" w:name="introduction-to-wdl"/>
     <w:p>
       <w:pPr>
         <w:pStyle w:val="Heading1"/>
@@ -208,8 +208,2191 @@
         <w:t xml:space="preserve">Review of basic WDL syntax</w:t>
       </w:r>
     </w:p>
+    <w:p>
+      <w:pPr>
+        <w:numPr>
+          <w:ilvl w:val="0"/>
+          <w:numId w:val="1001"/>
+        </w:numPr>
+        <w:pStyle w:val="Compact"/>
+      </w:pPr>
+      <w:r>
+        <w:t xml:space="preserve">How to use input JSONs</w:t>
+      </w:r>
+    </w:p>
+    <w:p>
+      <w:pPr>
+        <w:numPr>
+          <w:ilvl w:val="0"/>
+          <w:numId w:val="1001"/>
+        </w:numPr>
+        <w:pStyle w:val="Compact"/>
+      </w:pPr>
+      <w:r>
+        <w:t xml:space="preserve">(optional) Installing Docker and miniwdl</w:t>
+      </w:r>
+    </w:p>
+    <w:p>
+      <w:pPr>
+        <w:numPr>
+          <w:ilvl w:val="0"/>
+          <w:numId w:val="1001"/>
+        </w:numPr>
+        <w:pStyle w:val="Compact"/>
+      </w:pPr>
+      <w:r>
+        <w:t xml:space="preserve">How to run simple workflows locally</w:t>
+      </w:r>
+    </w:p>
+    <w:bookmarkStart w:id="25" w:name="review-of-basic-wdl-syntax"/>
+    <w:p>
+      <w:pPr>
+        <w:pStyle w:val="Heading2"/>
+      </w:pPr>
+      <w:r>
+        <w:rPr>
+          <w:rStyle w:val="SectionNumber"/>
+        </w:rPr>
+        <w:t xml:space="preserve">1.1</w:t>
+      </w:r>
+      <w:r>
+        <w:tab/>
+      </w:r>
+      <w:r>
+        <w:t xml:space="preserve">Review of basic WDL syntax</w:t>
+      </w:r>
+    </w:p>
+    <w:p>
+      <w:pPr>
+        <w:pStyle w:val="FirstParagraph"/>
+      </w:pPr>
+      <w:r>
+        <w:t xml:space="preserve">A WDL workflow consists of at least one task.</w:t>
+      </w:r>
+    </w:p>
+    <w:p>
+      <w:pPr>
+        <w:pStyle w:val="SourceCode"/>
+      </w:pPr>
+      <w:r>
+        <w:rPr>
+          <w:rStyle w:val="VerbatimChar"/>
+        </w:rPr>
+        <w:t xml:space="preserve">version 1.0</w:t>
+      </w:r>
+      <w:r>
+        <w:br/>
+      </w:r>
+      <w:r>
+        <w:br/>
+      </w:r>
+      <w:r>
+        <w:rPr>
+          <w:rStyle w:val="VerbatimChar"/>
+        </w:rPr>
+        <w:t xml:space="preserve">task do_something {</w:t>
+      </w:r>
+      <w:r>
+        <w:br/>
+      </w:r>
+      <w:r>
+        <w:rPr>
+          <w:rStyle w:val="VerbatimChar"/>
+        </w:rPr>
+        <w:t xml:space="preserve">    command &lt;&lt;&lt;</w:t>
+      </w:r>
+      <w:r>
+        <w:br/>
+      </w:r>
+      <w:r>
+        <w:rPr>
+          <w:rStyle w:val="VerbatimChar"/>
+        </w:rPr>
+        <w:t xml:space="preserve">        exit 0</w:t>
+      </w:r>
+      <w:r>
+        <w:br/>
+      </w:r>
+      <w:r>
+        <w:rPr>
+          <w:rStyle w:val="VerbatimChar"/>
+        </w:rPr>
+        <w:t xml:space="preserve">    &gt;&gt;&gt;</w:t>
+      </w:r>
+      <w:r>
+        <w:br/>
+      </w:r>
+      <w:r>
+        <w:rPr>
+          <w:rStyle w:val="VerbatimChar"/>
+        </w:rPr>
+        <w:t xml:space="preserve">}</w:t>
+      </w:r>
+      <w:r>
+        <w:br/>
+      </w:r>
+      <w:r>
+        <w:br/>
+      </w:r>
+      <w:r>
+        <w:rPr>
+          <w:rStyle w:val="VerbatimChar"/>
+        </w:rPr>
+        <w:t xml:space="preserve">workflow my_workflow {</w:t>
+      </w:r>
+      <w:r>
+        <w:br/>
+      </w:r>
+      <w:r>
+        <w:rPr>
+          <w:rStyle w:val="VerbatimChar"/>
+        </w:rPr>
+        <w:t xml:space="preserve">    call do_something</w:t>
+      </w:r>
+      <w:r>
+        <w:br/>
+      </w:r>
+      <w:r>
+        <w:rPr>
+          <w:rStyle w:val="VerbatimChar"/>
+        </w:rPr>
+        <w:t xml:space="preserve">}</w:t>
+      </w:r>
+    </w:p>
+    <w:p>
+      <w:pPr>
+        <w:pStyle w:val="FirstParagraph"/>
+      </w:pPr>
+      <w:r>
+        <w:t xml:space="preserve">A workflow, and the tasks it calls, generally has inputs.</w:t>
+      </w:r>
+    </w:p>
+    <w:p>
+      <w:pPr>
+        <w:pStyle w:val="SourceCode"/>
+      </w:pPr>
+      <w:r>
+        <w:rPr>
+          <w:rStyle w:val="VerbatimChar"/>
+        </w:rPr>
+        <w:t xml:space="preserve">version 1.0</w:t>
+      </w:r>
+      <w:r>
+        <w:br/>
+      </w:r>
+      <w:r>
+        <w:br/>
+      </w:r>
+      <w:r>
+        <w:rPr>
+          <w:rStyle w:val="VerbatimChar"/>
+        </w:rPr>
+        <w:t xml:space="preserve">task do_something {</w:t>
+      </w:r>
+      <w:r>
+        <w:br/>
+      </w:r>
+      <w:r>
+        <w:rPr>
+          <w:rStyle w:val="VerbatimChar"/>
+        </w:rPr>
+        <w:t xml:space="preserve">    input {</w:t>
+      </w:r>
+      <w:r>
+        <w:br/>
+      </w:r>
+      <w:r>
+        <w:rPr>
+          <w:rStyle w:val="VerbatimChar"/>
+        </w:rPr>
+        <w:t xml:space="preserve">        File fastq</w:t>
+      </w:r>
+      <w:r>
+        <w:br/>
+      </w:r>
+      <w:r>
+        <w:rPr>
+          <w:rStyle w:val="VerbatimChar"/>
+        </w:rPr>
+        <w:t xml:space="preserve">    }</w:t>
+      </w:r>
+      <w:r>
+        <w:br/>
+      </w:r>
+      <w:r>
+        <w:rPr>
+          <w:rStyle w:val="VerbatimChar"/>
+        </w:rPr>
+        <w:t xml:space="preserve">    command &lt;&lt;&lt;</w:t>
+      </w:r>
+      <w:r>
+        <w:br/>
+      </w:r>
+      <w:r>
+        <w:rPr>
+          <w:rStyle w:val="VerbatimChar"/>
+        </w:rPr>
+        <w:t xml:space="preserve">        exit 0</w:t>
+      </w:r>
+      <w:r>
+        <w:br/>
+      </w:r>
+      <w:r>
+        <w:rPr>
+          <w:rStyle w:val="VerbatimChar"/>
+        </w:rPr>
+        <w:t xml:space="preserve">    &gt;&gt;&gt;</w:t>
+      </w:r>
+      <w:r>
+        <w:br/>
+      </w:r>
+      <w:r>
+        <w:rPr>
+          <w:rStyle w:val="VerbatimChar"/>
+        </w:rPr>
+        <w:t xml:space="preserve">}</w:t>
+      </w:r>
+      <w:r>
+        <w:br/>
+      </w:r>
+      <w:r>
+        <w:br/>
+      </w:r>
+      <w:r>
+        <w:rPr>
+          <w:rStyle w:val="VerbatimChar"/>
+        </w:rPr>
+        <w:t xml:space="preserve">workflow my_workflow {</w:t>
+      </w:r>
+      <w:r>
+        <w:br/>
+      </w:r>
+      <w:r>
+        <w:rPr>
+          <w:rStyle w:val="VerbatimChar"/>
+        </w:rPr>
+        <w:t xml:space="preserve">    input {</w:t>
+      </w:r>
+      <w:r>
+        <w:br/>
+      </w:r>
+      <w:r>
+        <w:rPr>
+          <w:rStyle w:val="VerbatimChar"/>
+        </w:rPr>
+        <w:t xml:space="preserve">        File fq</w:t>
+      </w:r>
+      <w:r>
+        <w:br/>
+      </w:r>
+      <w:r>
+        <w:rPr>
+          <w:rStyle w:val="VerbatimChar"/>
+        </w:rPr>
+        <w:t xml:space="preserve">    }</w:t>
+      </w:r>
+      <w:r>
+        <w:br/>
+      </w:r>
+      <w:r>
+        <w:rPr>
+          <w:rStyle w:val="VerbatimChar"/>
+        </w:rPr>
+        <w:t xml:space="preserve">    call do_something {</w:t>
+      </w:r>
+      <w:r>
+        <w:br/>
+      </w:r>
+      <w:r>
+        <w:rPr>
+          <w:rStyle w:val="VerbatimChar"/>
+        </w:rPr>
+        <w:t xml:space="preserve">        input:</w:t>
+      </w:r>
+      <w:r>
+        <w:br/>
+      </w:r>
+      <w:r>
+        <w:rPr>
+          <w:rStyle w:val="VerbatimChar"/>
+        </w:rPr>
+        <w:t xml:space="preserve">            fastq = fq</w:t>
+      </w:r>
+      <w:r>
+        <w:br/>
+      </w:r>
+      <w:r>
+        <w:rPr>
+          <w:rStyle w:val="VerbatimChar"/>
+        </w:rPr>
+        <w:t xml:space="preserve">    }</w:t>
+      </w:r>
+      <w:r>
+        <w:br/>
+      </w:r>
+      <w:r>
+        <w:rPr>
+          <w:rStyle w:val="VerbatimChar"/>
+        </w:rPr>
+        <w:t xml:space="preserve">}</w:t>
+      </w:r>
+    </w:p>
+    <w:p>
+      <w:pPr>
+        <w:pStyle w:val="FirstParagraph"/>
+      </w:pPr>
+      <w:r>
+        <w:t xml:space="preserve">To access a task-level input variable in a task’s command section, it is usually referenced using ~{this} notation. To access a workflow-level variable in a workflow, it is referenced just by its name without any special notation. To access a workflow-level variable in a task, it must be passed into the task as an input.</w:t>
+      </w:r>
+    </w:p>
+    <w:p>
+      <w:pPr>
+        <w:pStyle w:val="SourceCode"/>
+      </w:pPr>
+      <w:r>
+        <w:rPr>
+          <w:rStyle w:val="VerbatimChar"/>
+        </w:rPr>
+        <w:t xml:space="preserve">version 1.0</w:t>
+      </w:r>
+      <w:r>
+        <w:br/>
+      </w:r>
+      <w:r>
+        <w:br/>
+      </w:r>
+      <w:r>
+        <w:rPr>
+          <w:rStyle w:val="VerbatimChar"/>
+        </w:rPr>
+        <w:t xml:space="preserve">task do_something {</w:t>
+      </w:r>
+      <w:r>
+        <w:br/>
+      </w:r>
+      <w:r>
+        <w:rPr>
+          <w:rStyle w:val="VerbatimChar"/>
+        </w:rPr>
+        <w:t xml:space="preserve">    input {</w:t>
+      </w:r>
+      <w:r>
+        <w:br/>
+      </w:r>
+      <w:r>
+        <w:rPr>
+          <w:rStyle w:val="VerbatimChar"/>
+        </w:rPr>
+        <w:t xml:space="preserve">        File fastq</w:t>
+      </w:r>
+      <w:r>
+        <w:br/>
+      </w:r>
+      <w:r>
+        <w:rPr>
+          <w:rStyle w:val="VerbatimChar"/>
+        </w:rPr>
+        <w:t xml:space="preserve">        String basename_of_fq</w:t>
+      </w:r>
+      <w:r>
+        <w:br/>
+      </w:r>
+      <w:r>
+        <w:rPr>
+          <w:rStyle w:val="VerbatimChar"/>
+        </w:rPr>
+        <w:t xml:space="preserve">    }</w:t>
+      </w:r>
+      <w:r>
+        <w:br/>
+      </w:r>
+      <w:r>
+        <w:rPr>
+          <w:rStyle w:val="VerbatimChar"/>
+        </w:rPr>
+        <w:t xml:space="preserve">    command &lt;&lt;&lt;</w:t>
+      </w:r>
+      <w:r>
+        <w:br/>
+      </w:r>
+      <w:r>
+        <w:rPr>
+          <w:rStyle w:val="VerbatimChar"/>
+        </w:rPr>
+        <w:t xml:space="preserve">        echo "First ten lines of ~{basename_of_fq}: "</w:t>
+      </w:r>
+      <w:r>
+        <w:br/>
+      </w:r>
+      <w:r>
+        <w:rPr>
+          <w:rStyle w:val="VerbatimChar"/>
+        </w:rPr>
+        <w:t xml:space="preserve">        head ~{fastq}</w:t>
+      </w:r>
+      <w:r>
+        <w:br/>
+      </w:r>
+      <w:r>
+        <w:rPr>
+          <w:rStyle w:val="VerbatimChar"/>
+        </w:rPr>
+        <w:t xml:space="preserve">    &gt;&gt;&gt;</w:t>
+      </w:r>
+      <w:r>
+        <w:br/>
+      </w:r>
+      <w:r>
+        <w:rPr>
+          <w:rStyle w:val="VerbatimChar"/>
+        </w:rPr>
+        <w:t xml:space="preserve">}</w:t>
+      </w:r>
+      <w:r>
+        <w:br/>
+      </w:r>
+      <w:r>
+        <w:br/>
+      </w:r>
+      <w:r>
+        <w:rPr>
+          <w:rStyle w:val="VerbatimChar"/>
+        </w:rPr>
+        <w:t xml:space="preserve">workflow my_workflow {</w:t>
+      </w:r>
+      <w:r>
+        <w:br/>
+      </w:r>
+      <w:r>
+        <w:rPr>
+          <w:rStyle w:val="VerbatimChar"/>
+        </w:rPr>
+        <w:t xml:space="preserve">    input {</w:t>
+      </w:r>
+      <w:r>
+        <w:br/>
+      </w:r>
+      <w:r>
+        <w:rPr>
+          <w:rStyle w:val="VerbatimChar"/>
+        </w:rPr>
+        <w:t xml:space="preserve">        File fq</w:t>
+      </w:r>
+      <w:r>
+        <w:br/>
+      </w:r>
+      <w:r>
+        <w:rPr>
+          <w:rStyle w:val="VerbatimChar"/>
+        </w:rPr>
+        <w:t xml:space="preserve">    }</w:t>
+      </w:r>
+      <w:r>
+        <w:br/>
+      </w:r>
+      <w:r>
+        <w:rPr>
+          <w:rStyle w:val="VerbatimChar"/>
+        </w:rPr>
+        <w:t xml:space="preserve">    </w:t>
+      </w:r>
+      <w:r>
+        <w:br/>
+      </w:r>
+      <w:r>
+        <w:rPr>
+          <w:rStyle w:val="VerbatimChar"/>
+        </w:rPr>
+        <w:t xml:space="preserve">    String basename_of_fq = basename(fq)</w:t>
+      </w:r>
+      <w:r>
+        <w:br/>
+      </w:r>
+      <w:r>
+        <w:rPr>
+          <w:rStyle w:val="VerbatimChar"/>
+        </w:rPr>
+        <w:t xml:space="preserve">    </w:t>
+      </w:r>
+      <w:r>
+        <w:br/>
+      </w:r>
+      <w:r>
+        <w:rPr>
+          <w:rStyle w:val="VerbatimChar"/>
+        </w:rPr>
+        <w:t xml:space="preserve">    call do_something {</w:t>
+      </w:r>
+      <w:r>
+        <w:br/>
+      </w:r>
+      <w:r>
+        <w:rPr>
+          <w:rStyle w:val="VerbatimChar"/>
+        </w:rPr>
+        <w:t xml:space="preserve">        input:</w:t>
+      </w:r>
+      <w:r>
+        <w:br/>
+      </w:r>
+      <w:r>
+        <w:rPr>
+          <w:rStyle w:val="VerbatimChar"/>
+        </w:rPr>
+        <w:t xml:space="preserve">            fastq = fq,</w:t>
+      </w:r>
+      <w:r>
+        <w:br/>
+      </w:r>
+      <w:r>
+        <w:rPr>
+          <w:rStyle w:val="VerbatimChar"/>
+        </w:rPr>
+        <w:t xml:space="preserve">            basename_of_fq = basename_of_fq</w:t>
+      </w:r>
+      <w:r>
+        <w:br/>
+      </w:r>
+      <w:r>
+        <w:rPr>
+          <w:rStyle w:val="VerbatimChar"/>
+        </w:rPr>
+        <w:t xml:space="preserve">    }</w:t>
+      </w:r>
+      <w:r>
+        <w:br/>
+      </w:r>
+      <w:r>
+        <w:rPr>
+          <w:rStyle w:val="VerbatimChar"/>
+        </w:rPr>
+        <w:t xml:space="preserve">}</w:t>
+      </w:r>
+    </w:p>
+    <w:p>
+      <w:pPr>
+        <w:pStyle w:val="FirstParagraph"/>
+      </w:pPr>
+      <w:r>
+        <w:t xml:space="preserve">Tasks and workflows also typically have outputs. The task-level outputs can be accessed by the workflow or any subsequent tasks. The workflow-level outputs represent the final output of the overall workflow.</w:t>
+      </w:r>
+    </w:p>
+    <w:p>
+      <w:pPr>
+        <w:pStyle w:val="SourceCode"/>
+      </w:pPr>
+      <w:r>
+        <w:rPr>
+          <w:rStyle w:val="VerbatimChar"/>
+        </w:rPr>
+        <w:t xml:space="preserve">version 1.0</w:t>
+      </w:r>
+      <w:r>
+        <w:br/>
+      </w:r>
+      <w:r>
+        <w:br/>
+      </w:r>
+      <w:r>
+        <w:rPr>
+          <w:rStyle w:val="VerbatimChar"/>
+        </w:rPr>
+        <w:t xml:space="preserve">task do_something {</w:t>
+      </w:r>
+      <w:r>
+        <w:br/>
+      </w:r>
+      <w:r>
+        <w:rPr>
+          <w:rStyle w:val="VerbatimChar"/>
+        </w:rPr>
+        <w:t xml:space="preserve">    input {</w:t>
+      </w:r>
+      <w:r>
+        <w:br/>
+      </w:r>
+      <w:r>
+        <w:rPr>
+          <w:rStyle w:val="VerbatimChar"/>
+        </w:rPr>
+        <w:t xml:space="preserve">        File fastq</w:t>
+      </w:r>
+      <w:r>
+        <w:br/>
+      </w:r>
+      <w:r>
+        <w:rPr>
+          <w:rStyle w:val="VerbatimChar"/>
+        </w:rPr>
+        <w:t xml:space="preserve">        String basename_of_fq</w:t>
+      </w:r>
+      <w:r>
+        <w:br/>
+      </w:r>
+      <w:r>
+        <w:rPr>
+          <w:rStyle w:val="VerbatimChar"/>
+        </w:rPr>
+        <w:t xml:space="preserve">    }</w:t>
+      </w:r>
+      <w:r>
+        <w:br/>
+      </w:r>
+      <w:r>
+        <w:rPr>
+          <w:rStyle w:val="VerbatimChar"/>
+        </w:rPr>
+        <w:t xml:space="preserve">    command &lt;&lt;&lt;</w:t>
+      </w:r>
+      <w:r>
+        <w:br/>
+      </w:r>
+      <w:r>
+        <w:rPr>
+          <w:rStyle w:val="VerbatimChar"/>
+        </w:rPr>
+        <w:t xml:space="preserve">        echo "First ten lines of ~{basename_of_fq}: " &gt;&gt; output.txt</w:t>
+      </w:r>
+      <w:r>
+        <w:br/>
+      </w:r>
+      <w:r>
+        <w:rPr>
+          <w:rStyle w:val="VerbatimChar"/>
+        </w:rPr>
+        <w:t xml:space="preserve">        head ~{fastq} &gt;&gt; output.txt</w:t>
+      </w:r>
+      <w:r>
+        <w:br/>
+      </w:r>
+      <w:r>
+        <w:rPr>
+          <w:rStyle w:val="VerbatimChar"/>
+        </w:rPr>
+        <w:t xml:space="preserve">    &gt;&gt;&gt;</w:t>
+      </w:r>
+      <w:r>
+        <w:br/>
+      </w:r>
+      <w:r>
+        <w:rPr>
+          <w:rStyle w:val="VerbatimChar"/>
+        </w:rPr>
+        <w:t xml:space="preserve">    output {</w:t>
+      </w:r>
+      <w:r>
+        <w:br/>
+      </w:r>
+      <w:r>
+        <w:rPr>
+          <w:rStyle w:val="VerbatimChar"/>
+        </w:rPr>
+        <w:t xml:space="preserve">        File first_ten_lines = "output.txt"</w:t>
+      </w:r>
+      <w:r>
+        <w:br/>
+      </w:r>
+      <w:r>
+        <w:rPr>
+          <w:rStyle w:val="VerbatimChar"/>
+        </w:rPr>
+        <w:t xml:space="preserve">    }</w:t>
+      </w:r>
+      <w:r>
+        <w:br/>
+      </w:r>
+      <w:r>
+        <w:rPr>
+          <w:rStyle w:val="VerbatimChar"/>
+        </w:rPr>
+        <w:t xml:space="preserve">}</w:t>
+      </w:r>
+      <w:r>
+        <w:br/>
+      </w:r>
+      <w:r>
+        <w:br/>
+      </w:r>
+      <w:r>
+        <w:rPr>
+          <w:rStyle w:val="VerbatimChar"/>
+        </w:rPr>
+        <w:t xml:space="preserve">workflow my_workflow {</w:t>
+      </w:r>
+      <w:r>
+        <w:br/>
+      </w:r>
+      <w:r>
+        <w:rPr>
+          <w:rStyle w:val="VerbatimChar"/>
+        </w:rPr>
+        <w:t xml:space="preserve">    input {</w:t>
+      </w:r>
+      <w:r>
+        <w:br/>
+      </w:r>
+      <w:r>
+        <w:rPr>
+          <w:rStyle w:val="VerbatimChar"/>
+        </w:rPr>
+        <w:t xml:space="preserve">        File fq</w:t>
+      </w:r>
+      <w:r>
+        <w:br/>
+      </w:r>
+      <w:r>
+        <w:rPr>
+          <w:rStyle w:val="VerbatimChar"/>
+        </w:rPr>
+        <w:t xml:space="preserve">    }</w:t>
+      </w:r>
+      <w:r>
+        <w:br/>
+      </w:r>
+      <w:r>
+        <w:rPr>
+          <w:rStyle w:val="VerbatimChar"/>
+        </w:rPr>
+        <w:t xml:space="preserve">    </w:t>
+      </w:r>
+      <w:r>
+        <w:br/>
+      </w:r>
+      <w:r>
+        <w:rPr>
+          <w:rStyle w:val="VerbatimChar"/>
+        </w:rPr>
+        <w:t xml:space="preserve">    String basename_of_fq = basename(fq)</w:t>
+      </w:r>
+      <w:r>
+        <w:br/>
+      </w:r>
+      <w:r>
+        <w:rPr>
+          <w:rStyle w:val="VerbatimChar"/>
+        </w:rPr>
+        <w:t xml:space="preserve">    </w:t>
+      </w:r>
+      <w:r>
+        <w:br/>
+      </w:r>
+      <w:r>
+        <w:rPr>
+          <w:rStyle w:val="VerbatimChar"/>
+        </w:rPr>
+        <w:t xml:space="preserve">    call do_something {</w:t>
+      </w:r>
+      <w:r>
+        <w:br/>
+      </w:r>
+      <w:r>
+        <w:rPr>
+          <w:rStyle w:val="VerbatimChar"/>
+        </w:rPr>
+        <w:t xml:space="preserve">        input:</w:t>
+      </w:r>
+      <w:r>
+        <w:br/>
+      </w:r>
+      <w:r>
+        <w:rPr>
+          <w:rStyle w:val="VerbatimChar"/>
+        </w:rPr>
+        <w:t xml:space="preserve">            fastq = fq,</w:t>
+      </w:r>
+      <w:r>
+        <w:br/>
+      </w:r>
+      <w:r>
+        <w:rPr>
+          <w:rStyle w:val="VerbatimChar"/>
+        </w:rPr>
+        <w:t xml:space="preserve">            basename_of_fq = basename_of_fq</w:t>
+      </w:r>
+      <w:r>
+        <w:br/>
+      </w:r>
+      <w:r>
+        <w:rPr>
+          <w:rStyle w:val="VerbatimChar"/>
+        </w:rPr>
+        <w:t xml:space="preserve">    }</w:t>
+      </w:r>
+      <w:r>
+        <w:br/>
+      </w:r>
+      <w:r>
+        <w:rPr>
+          <w:rStyle w:val="VerbatimChar"/>
+        </w:rPr>
+        <w:t xml:space="preserve">    </w:t>
+      </w:r>
+      <w:r>
+        <w:br/>
+      </w:r>
+      <w:r>
+        <w:rPr>
+          <w:rStyle w:val="VerbatimChar"/>
+        </w:rPr>
+        <w:t xml:space="preserve">    output {</w:t>
+      </w:r>
+      <w:r>
+        <w:br/>
+      </w:r>
+      <w:r>
+        <w:rPr>
+          <w:rStyle w:val="VerbatimChar"/>
+        </w:rPr>
+        <w:t xml:space="preserve">        File ten_lines = do_something.first_ten_lines</w:t>
+      </w:r>
+      <w:r>
+        <w:br/>
+      </w:r>
+      <w:r>
+        <w:rPr>
+          <w:rStyle w:val="VerbatimChar"/>
+        </w:rPr>
+        <w:t xml:space="preserve">    }</w:t>
+      </w:r>
+      <w:r>
+        <w:br/>
+      </w:r>
+      <w:r>
+        <w:rPr>
+          <w:rStyle w:val="VerbatimChar"/>
+        </w:rPr>
+        <w:t xml:space="preserve">}</w:t>
+      </w:r>
+    </w:p>
     <w:bookmarkEnd w:id="25"/>
-    <w:bookmarkStart w:id="26" w:name="X19c8fee43fae0089c7d1df405cb5b2e77ab6cc4"/>
+    <w:bookmarkStart w:id="27" w:name="using-jsons-to-control-workflow-inputs"/>
+    <w:p>
+      <w:pPr>
+        <w:pStyle w:val="Heading2"/>
+      </w:pPr>
+      <w:r>
+        <w:rPr>
+          <w:rStyle w:val="SectionNumber"/>
+        </w:rPr>
+        <w:t xml:space="preserve">1.2</w:t>
+      </w:r>
+      <w:r>
+        <w:tab/>
+      </w:r>
+      <w:r>
+        <w:t xml:space="preserve">Using JSONs to control workflow inputs</w:t>
+      </w:r>
+    </w:p>
+    <w:p>
+      <w:pPr>
+        <w:pStyle w:val="FirstParagraph"/>
+      </w:pPr>
+      <w:r>
+        <w:t xml:space="preserve">Running a WDL workflow generally requires two files: A .wdl file, which contains the actual workflow, and a .json file, which provides the inputs for the workflow.</w:t>
+      </w:r>
+    </w:p>
+    <w:p>
+      <w:pPr>
+        <w:pStyle w:val="BodyText"/>
+      </w:pPr>
+      <w:r>
+        <w:t xml:space="preserve">In the example we showed earlier, the workflow takes in a file referred to by the variable</w:t>
+      </w:r>
+      <w:r>
+        <w:t xml:space="preserve"> </w:t>
+      </w:r>
+      <w:r>
+        <w:rPr>
+          <w:rStyle w:val="VerbatimChar"/>
+        </w:rPr>
+        <w:t xml:space="preserve">fq</w:t>
+      </w:r>
+      <w:r>
+        <w:t xml:space="preserve">. This needs to be provided by the user. Typically, this is done with a JSON file. Here’s what a JSON file for this workflow might look like:</w:t>
+      </w:r>
+    </w:p>
+    <w:p>
+      <w:pPr>
+        <w:pStyle w:val="SourceCode"/>
+      </w:pPr>
+      <w:r>
+        <w:rPr>
+          <w:rStyle w:val="VerbatimChar"/>
+        </w:rPr>
+        <w:t xml:space="preserve">{</w:t>
+      </w:r>
+      <w:r>
+        <w:br/>
+      </w:r>
+      <w:r>
+        <w:rPr>
+          <w:rStyle w:val="VerbatimChar"/>
+        </w:rPr>
+        <w:t xml:space="preserve">    "my_workflow.fq": "./data/example.fq"</w:t>
+      </w:r>
+      <w:r>
+        <w:br/>
+      </w:r>
+      <w:r>
+        <w:rPr>
+          <w:rStyle w:val="VerbatimChar"/>
+        </w:rPr>
+        <w:t xml:space="preserve">}</w:t>
+      </w:r>
+    </w:p>
+    <w:p>
+      <w:pPr>
+        <w:pStyle w:val="FirstParagraph"/>
+      </w:pPr>
+      <w:r>
+        <w:t xml:space="preserve">JSON files consist of key-value pairs. The first part of the key is the name of the workflow as written in the WDL file, in this case</w:t>
+      </w:r>
+      <w:r>
+        <w:t xml:space="preserve"> </w:t>
+      </w:r>
+      <w:r>
+        <w:rPr>
+          <w:rStyle w:val="VerbatimChar"/>
+        </w:rPr>
+        <w:t xml:space="preserve">my_workflow</w:t>
+      </w:r>
+      <w:r>
+        <w:t xml:space="preserve">. The variable being represented is referred to its name, in this case,</w:t>
+      </w:r>
+      <w:r>
+        <w:t xml:space="preserve"> </w:t>
+      </w:r>
+      <w:r>
+        <w:rPr>
+          <w:rStyle w:val="VerbatimChar"/>
+        </w:rPr>
+        <w:t xml:space="preserve">fq</w:t>
+      </w:r>
+      <w:r>
+        <w:t xml:space="preserve">. The</w:t>
+      </w:r>
+      <w:r>
+        <w:t xml:space="preserve"> </w:t>
+      </w:r>
+      <w:r>
+        <w:rPr>
+          <w:rStyle w:val="VerbatimChar"/>
+        </w:rPr>
+        <w:t xml:space="preserve">fq</w:t>
+      </w:r>
+      <w:r>
+        <w:t xml:space="preserve"> </w:t>
+      </w:r>
+      <w:r>
+        <w:t xml:space="preserve">variable is file, so value of this key is a path to that file on the local filesystem.</w:t>
+      </w:r>
+    </w:p>
+    <w:p>
+      <w:pPr>
+        <w:pStyle w:val="BodyText"/>
+      </w:pPr>
+      <w:r>
+        <w:t xml:space="preserve">Files aren’t the only type of variable you can refer to when using JSONs. Here’s an example JSON for every common WDL variable type.</w:t>
+      </w:r>
+    </w:p>
+    <w:p>
+      <w:pPr>
+        <w:pStyle w:val="SourceCode"/>
+      </w:pPr>
+      <w:r>
+        <w:rPr>
+          <w:rStyle w:val="VerbatimChar"/>
+        </w:rPr>
+        <w:t xml:space="preserve">{</w:t>
+      </w:r>
+      <w:r>
+        <w:br/>
+      </w:r>
+      <w:r>
+        <w:rPr>
+          <w:rStyle w:val="VerbatimChar"/>
+        </w:rPr>
+        <w:t xml:space="preserve">    "some_workflow.file": "./data/example.fq",</w:t>
+      </w:r>
+      <w:r>
+        <w:br/>
+      </w:r>
+      <w:r>
+        <w:rPr>
+          <w:rStyle w:val="VerbatimChar"/>
+        </w:rPr>
+        <w:t xml:space="preserve">    "some_workflow.string": "Hello world!",</w:t>
+      </w:r>
+      <w:r>
+        <w:br/>
+      </w:r>
+      <w:r>
+        <w:rPr>
+          <w:rStyle w:val="VerbatimChar"/>
+        </w:rPr>
+        <w:t xml:space="preserve">    "some_workflow.integer": 1965,</w:t>
+      </w:r>
+      <w:r>
+        <w:br/>
+      </w:r>
+      <w:r>
+        <w:rPr>
+          <w:rStyle w:val="VerbatimChar"/>
+        </w:rPr>
+        <w:t xml:space="preserve">    "some_workflow.float": 3.1415,</w:t>
+      </w:r>
+      <w:r>
+        <w:br/>
+      </w:r>
+      <w:r>
+        <w:rPr>
+          <w:rStyle w:val="VerbatimChar"/>
+        </w:rPr>
+        <w:t xml:space="preserve">    "some_workflow.boolean": true,</w:t>
+      </w:r>
+      <w:r>
+        <w:br/>
+      </w:r>
+      <w:r>
+        <w:rPr>
+          <w:rStyle w:val="VerbatimChar"/>
+        </w:rPr>
+        <w:t xml:space="preserve">    "some_workflow.array_of_files": ["./data/example01.fq", "./data/example02.fq"]</w:t>
+      </w:r>
+      <w:r>
+        <w:br/>
+      </w:r>
+      <w:r>
+        <w:rPr>
+          <w:rStyle w:val="VerbatimChar"/>
+        </w:rPr>
+        <w:t xml:space="preserve">}</w:t>
+      </w:r>
+    </w:p>
+    <w:p>
+      <w:pPr>
+        <w:pStyle w:val="FirstParagraph"/>
+      </w:pPr>
+      <w:r>
+        <w:t xml:space="preserve">If you are having difficulty writing valid JSON files, considering using</w:t>
+      </w:r>
+      <w:r>
+        <w:t xml:space="preserve"> </w:t>
+      </w:r>
+      <w:hyperlink r:id="rId26">
+        <w:r>
+          <w:rPr>
+            <w:rStyle w:val="Hyperlink"/>
+          </w:rPr>
+          <w:t xml:space="preserve">https://jsonlint.com/</w:t>
+        </w:r>
+      </w:hyperlink>
+      <w:r>
+        <w:t xml:space="preserve"> </w:t>
+      </w:r>
+      <w:r>
+        <w:t xml:space="preserve">to check your JSON for any errors.</w:t>
+      </w:r>
+    </w:p>
+    <w:bookmarkEnd w:id="27"/>
+    <w:bookmarkStart w:id="42" w:name="how-to-run-simple-workflows-locally"/>
+    <w:p>
+      <w:pPr>
+        <w:pStyle w:val="Heading2"/>
+      </w:pPr>
+      <w:r>
+        <w:rPr>
+          <w:rStyle w:val="SectionNumber"/>
+        </w:rPr>
+        <w:t xml:space="preserve">1.3</w:t>
+      </w:r>
+      <w:r>
+        <w:tab/>
+      </w:r>
+      <w:r>
+        <w:t xml:space="preserve">How to run simple workflows locally</w:t>
+      </w:r>
+    </w:p>
+    <w:p>
+      <w:pPr>
+        <w:pStyle w:val="FirstParagraph"/>
+      </w:pPr>
+      <w:r>
+        <w:t xml:space="preserve">Not every WDL workflow will run well on a laptop, but it can be helpful to have a basic setup for testing and catching simple syntax errors. Let’s quickly set up a WDL executor to run our WDLs.</w:t>
+      </w:r>
+    </w:p>
+    <w:p>
+      <w:pPr>
+        <w:pStyle w:val="BodyText"/>
+      </w:pPr>
+      <w:r>
+        <w:t xml:space="preserve">The two most popular WDL executors are miniwdl and Cromwell. Both can run WDLs on a local machine, HPC, or cloud computing backend. In this course, we will be using miniwdl, but everything in this course will also be compatiable with Cromwell unless explictly stated otherwise. Additionally, almost all WDLs use Docker images, so you will also need to install Docker or a Docker-like alternative.</w:t>
+      </w:r>
+    </w:p>
+    <w:p>
+      <w:pPr>
+        <w:pStyle w:val="BodyText"/>
+      </w:pPr>
+      <w:r>
+        <w:rPr>
+          <w:bCs/>
+          <w:b/>
+        </w:rPr>
+        <w:t xml:space="preserve">Installing Docker and miniwdl is not required to use this course.</w:t>
+      </w:r>
+      <w:r>
+        <w:t xml:space="preserve"> </w:t>
+      </w:r>
+      <w:r>
+        <w:t xml:space="preserve">We don’t want anybody to get stuck here! If you already have a method for submitting workflows, such as Terra, feel free to use that for this course instead of running workflows directly on your local machine. If you don’t have any way of running workflows at the moment, that’s also okay – we have provided plenty of examples for following along.</w:t>
+      </w:r>
+    </w:p>
+    <w:bookmarkStart w:id="33" w:name="installing-docker"/>
+    <w:p>
+      <w:pPr>
+        <w:pStyle w:val="Heading3"/>
+      </w:pPr>
+      <w:r>
+        <w:rPr>
+          <w:rStyle w:val="SectionNumber"/>
+        </w:rPr>
+        <w:t xml:space="preserve">1.3.1</w:t>
+      </w:r>
+      <w:r>
+        <w:tab/>
+      </w:r>
+      <w:r>
+        <w:t xml:space="preserve">Installing Docker</w:t>
+      </w:r>
+    </w:p>
+    <w:p>
+      <w:pPr>
+        <w:pStyle w:val="FirstParagraph"/>
+      </w:pPr>
+      <w:r>
+        <w:rPr>
+          <w:bCs/>
+          <w:b/>
+        </w:rPr>
+        <w:t xml:space="preserve">Note: Although Docker’s own docs recommend installing Docker Desktop for Linux,</w:t>
+      </w:r>
+      <w:r>
+        <w:rPr>
+          <w:bCs/>
+          <w:b/>
+        </w:rPr>
+        <w:t xml:space="preserve"> </w:t>
+      </w:r>
+      <w:hyperlink r:id="rId28">
+        <w:r>
+          <w:rPr>
+            <w:rStyle w:val="Hyperlink"/>
+            <w:bCs/>
+            <w:b/>
+          </w:rPr>
+          <w:t xml:space="preserve">it has been reported</w:t>
+        </w:r>
+      </w:hyperlink>
+      <w:r>
+        <w:rPr>
+          <w:bCs/>
+          <w:b/>
+        </w:rPr>
+        <w:t xml:space="preserve"> </w:t>
+      </w:r>
+      <w:r>
+        <w:rPr>
+          <w:bCs/>
+          <w:b/>
+        </w:rPr>
+        <w:t xml:space="preserve">that some WDL executors work better on Linux when installing only Docker Engine (aka Docker CE).</w:t>
+      </w:r>
+      <w:r>
+        <w:t xml:space="preserve"> </w:t>
+      </w:r>
+      <w:r>
+        <w:t xml:space="preserve">To install Docker on your machine, follow the instructions specific to your operating system</w:t>
+      </w:r>
+      <w:r>
+        <w:t xml:space="preserve"> </w:t>
+      </w:r>
+      <w:hyperlink r:id="rId29">
+        <w:r>
+          <w:rPr>
+            <w:rStyle w:val="Hyperlink"/>
+          </w:rPr>
+          <w:t xml:space="preserve">on Docker’s website</w:t>
+        </w:r>
+      </w:hyperlink>
+      <w:r>
+        <w:t xml:space="preserve">. To specifically install only Docker Engine,</w:t>
+      </w:r>
+      <w:r>
+        <w:t xml:space="preserve"> </w:t>
+      </w:r>
+      <w:hyperlink r:id="rId30">
+        <w:r>
+          <w:rPr>
+            <w:rStyle w:val="Hyperlink"/>
+          </w:rPr>
+          <w:t xml:space="preserve">use these instructions instead</w:t>
+        </w:r>
+      </w:hyperlink>
+      <w:r>
+        <w:t xml:space="preserve">.</w:t>
+      </w:r>
+    </w:p>
+    <w:p>
+      <w:pPr>
+        <w:pStyle w:val="BodyText"/>
+      </w:pPr>
+      <w:r>
+        <w:t xml:space="preserve">If you are unable to install Docker on your machine, Dockstore (not affiliated with Docker)</w:t>
+      </w:r>
+      <w:r>
+        <w:t xml:space="preserve"> </w:t>
+      </w:r>
+      <w:hyperlink r:id="rId31">
+        <w:r>
+          <w:rPr>
+            <w:rStyle w:val="Hyperlink"/>
+          </w:rPr>
+          <w:t xml:space="preserve">provides some experimental alternatives</w:t>
+        </w:r>
+      </w:hyperlink>
+      <w:r>
+        <w:t xml:space="preserve">. Dockstore also provides</w:t>
+      </w:r>
+      <w:r>
+        <w:t xml:space="preserve"> </w:t>
+      </w:r>
+      <w:hyperlink r:id="rId32">
+        <w:r>
+          <w:rPr>
+            <w:rStyle w:val="Hyperlink"/>
+          </w:rPr>
+          <w:t xml:space="preserve">a comprehensive introduction to Docker itself</w:t>
+        </w:r>
+      </w:hyperlink>
+      <w:r>
+        <w:t xml:space="preserve">, including how to write a Dockerfile. Much of that information is outside the scope of this WDL-focused course, but it may be helpful for those looking to eventually create their own Docker images.</w:t>
+      </w:r>
+    </w:p>
+    <w:bookmarkEnd w:id="33"/>
+    <w:bookmarkStart w:id="36" w:name="installing-miniwdl"/>
+    <w:p>
+      <w:pPr>
+        <w:pStyle w:val="Heading3"/>
+      </w:pPr>
+      <w:r>
+        <w:rPr>
+          <w:rStyle w:val="SectionNumber"/>
+        </w:rPr>
+        <w:t xml:space="preserve">1.3.2</w:t>
+      </w:r>
+      <w:r>
+        <w:tab/>
+      </w:r>
+      <w:r>
+        <w:t xml:space="preserve">Installing miniwdl</w:t>
+      </w:r>
+    </w:p>
+    <w:p>
+      <w:pPr>
+        <w:pStyle w:val="FirstParagraph"/>
+      </w:pPr>
+      <w:r>
+        <w:t xml:space="preserve">miniwdl is based on Python. If you do not already have Python 3.6 or higher installed,</w:t>
+      </w:r>
+      <w:r>
+        <w:t xml:space="preserve"> </w:t>
+      </w:r>
+      <w:hyperlink r:id="rId34">
+        <w:r>
+          <w:rPr>
+            <w:rStyle w:val="Hyperlink"/>
+          </w:rPr>
+          <w:t xml:space="preserve">you can install Python from here</w:t>
+        </w:r>
+      </w:hyperlink>
+      <w:r>
+        <w:t xml:space="preserve">.</w:t>
+      </w:r>
+    </w:p>
+    <w:p>
+      <w:pPr>
+        <w:pStyle w:val="BodyText"/>
+      </w:pPr>
+      <w:r>
+        <w:t xml:space="preserve">Once Python is installed on your system, you can run</w:t>
+      </w:r>
+      <w:r>
+        <w:t xml:space="preserve"> </w:t>
+      </w:r>
+      <w:r>
+        <w:rPr>
+          <w:rStyle w:val="VerbatimChar"/>
+        </w:rPr>
+        <w:t xml:space="preserve">pip3 install miniwdl</w:t>
+      </w:r>
+      <w:r>
+        <w:t xml:space="preserve"> </w:t>
+      </w:r>
+      <w:r>
+        <w:t xml:space="preserve">from the command line to install miniwdl. For those who prefer to use conda, use</w:t>
+      </w:r>
+      <w:r>
+        <w:t xml:space="preserve"> </w:t>
+      </w:r>
+      <w:r>
+        <w:rPr>
+          <w:rStyle w:val="VerbatimChar"/>
+        </w:rPr>
+        <w:t xml:space="preserve">conda install -c conda-forge miniwdl</w:t>
+      </w:r>
+      <w:r>
+        <w:t xml:space="preserve"> </w:t>
+      </w:r>
+      <w:r>
+        <w:t xml:space="preserve">instead. Once miniwdl is installed, you can verify it works properly by running</w:t>
+      </w:r>
+      <w:r>
+        <w:t xml:space="preserve"> </w:t>
+      </w:r>
+      <w:r>
+        <w:rPr>
+          <w:rStyle w:val="VerbatimChar"/>
+        </w:rPr>
+        <w:t xml:space="preserve">miniwdl run_self_test</w:t>
+      </w:r>
+      <w:r>
+        <w:t xml:space="preserve">. This will run a built-in hello world workflow.</w:t>
+      </w:r>
+    </w:p>
+    <w:p>
+      <w:pPr>
+        <w:pStyle w:val="BodyText"/>
+      </w:pPr>
+      <w:r>
+        <w:t xml:space="preserve">For more information, see</w:t>
+      </w:r>
+      <w:r>
+        <w:t xml:space="preserve"> </w:t>
+      </w:r>
+      <w:hyperlink r:id="rId35">
+        <w:r>
+          <w:rPr>
+            <w:rStyle w:val="Hyperlink"/>
+          </w:rPr>
+          <w:t xml:space="preserve">miniwdl’s GitHub repository</w:t>
+        </w:r>
+      </w:hyperlink>
+      <w:r>
+        <w:t xml:space="preserve">.</w:t>
+      </w:r>
+    </w:p>
+    <w:bookmarkEnd w:id="36"/>
+    <w:bookmarkStart w:id="37" w:name="X4da96f4a705e8c7f1634ed55d84e9b63d252df5"/>
+    <w:p>
+      <w:pPr>
+        <w:pStyle w:val="Heading3"/>
+      </w:pPr>
+      <w:r>
+        <w:rPr>
+          <w:rStyle w:val="SectionNumber"/>
+        </w:rPr>
+        <w:t xml:space="preserve">1.3.3</w:t>
+      </w:r>
+      <w:r>
+        <w:tab/>
+      </w:r>
+      <w:r>
+        <w:t xml:space="preserve">Launching a workflow locally with miniwdl</w:t>
+      </w:r>
+    </w:p>
+    <w:p>
+      <w:pPr>
+        <w:pStyle w:val="FirstParagraph"/>
+      </w:pPr>
+      <w:r>
+        <w:t xml:space="preserve">The generic method for running a WDL with miniwdl is the following:</w:t>
+      </w:r>
+    </w:p>
+    <w:p>
+      <w:pPr>
+        <w:pStyle w:val="SourceCode"/>
+      </w:pPr>
+      <w:r>
+        <w:rPr>
+          <w:rStyle w:val="VerbatimChar"/>
+        </w:rPr>
+        <w:t xml:space="preserve">miniwdl run [path_to_wdl_file] -i [path_to_inputs_json]</w:t>
+      </w:r>
+    </w:p>
+    <w:p>
+      <w:pPr>
+        <w:pStyle w:val="FirstParagraph"/>
+      </w:pPr>
+      <w:r>
+        <w:t xml:space="preserve">If you have successfully installed miniwdl, create the following WDL file and name it greetings.wdl:</w:t>
+      </w:r>
+    </w:p>
+    <w:p>
+      <w:pPr>
+        <w:pStyle w:val="SourceCode"/>
+      </w:pPr>
+      <w:r>
+        <w:rPr>
+          <w:rStyle w:val="VerbatimChar"/>
+        </w:rPr>
+        <w:t xml:space="preserve">version 1.0</w:t>
+      </w:r>
+      <w:r>
+        <w:br/>
+      </w:r>
+      <w:r>
+        <w:br/>
+      </w:r>
+      <w:r>
+        <w:rPr>
+          <w:rStyle w:val="VerbatimChar"/>
+        </w:rPr>
+        <w:t xml:space="preserve">task greet {</w:t>
+      </w:r>
+      <w:r>
+        <w:br/>
+      </w:r>
+      <w:r>
+        <w:rPr>
+          <w:rStyle w:val="VerbatimChar"/>
+        </w:rPr>
+        <w:t xml:space="preserve">    input {</w:t>
+      </w:r>
+      <w:r>
+        <w:br/>
+      </w:r>
+      <w:r>
+        <w:rPr>
+          <w:rStyle w:val="VerbatimChar"/>
+        </w:rPr>
+        <w:t xml:space="preserve">        String user</w:t>
+      </w:r>
+      <w:r>
+        <w:br/>
+      </w:r>
+      <w:r>
+        <w:rPr>
+          <w:rStyle w:val="VerbatimChar"/>
+        </w:rPr>
+        <w:t xml:space="preserve">    }</w:t>
+      </w:r>
+      <w:r>
+        <w:br/>
+      </w:r>
+      <w:r>
+        <w:rPr>
+          <w:rStyle w:val="VerbatimChar"/>
+        </w:rPr>
+        <w:t xml:space="preserve">    command &lt;&lt;&lt;</w:t>
+      </w:r>
+      <w:r>
+        <w:br/>
+      </w:r>
+      <w:r>
+        <w:rPr>
+          <w:rStyle w:val="VerbatimChar"/>
+        </w:rPr>
+        <w:t xml:space="preserve">        echo "Hello ~{user}!" &gt; greets.txt</w:t>
+      </w:r>
+      <w:r>
+        <w:br/>
+      </w:r>
+      <w:r>
+        <w:rPr>
+          <w:rStyle w:val="VerbatimChar"/>
+        </w:rPr>
+        <w:t xml:space="preserve">    &gt;&gt;&gt;</w:t>
+      </w:r>
+      <w:r>
+        <w:br/>
+      </w:r>
+      <w:r>
+        <w:rPr>
+          <w:rStyle w:val="VerbatimChar"/>
+        </w:rPr>
+        <w:t xml:space="preserve">    output {</w:t>
+      </w:r>
+      <w:r>
+        <w:br/>
+      </w:r>
+      <w:r>
+        <w:rPr>
+          <w:rStyle w:val="VerbatimChar"/>
+        </w:rPr>
+        <w:t xml:space="preserve">        String greeting = read_string("greets.txt")</w:t>
+      </w:r>
+      <w:r>
+        <w:br/>
+      </w:r>
+      <w:r>
+        <w:rPr>
+          <w:rStyle w:val="VerbatimChar"/>
+        </w:rPr>
+        <w:t xml:space="preserve">    }</w:t>
+      </w:r>
+      <w:r>
+        <w:br/>
+      </w:r>
+      <w:r>
+        <w:rPr>
+          <w:rStyle w:val="VerbatimChar"/>
+        </w:rPr>
+        <w:t xml:space="preserve">}</w:t>
+      </w:r>
+      <w:r>
+        <w:br/>
+      </w:r>
+      <w:r>
+        <w:br/>
+      </w:r>
+      <w:r>
+        <w:rPr>
+          <w:rStyle w:val="VerbatimChar"/>
+        </w:rPr>
+        <w:t xml:space="preserve">workflow my_workflow {</w:t>
+      </w:r>
+      <w:r>
+        <w:br/>
+      </w:r>
+      <w:r>
+        <w:rPr>
+          <w:rStyle w:val="VerbatimChar"/>
+        </w:rPr>
+        <w:t xml:space="preserve">    input {</w:t>
+      </w:r>
+      <w:r>
+        <w:br/>
+      </w:r>
+      <w:r>
+        <w:rPr>
+          <w:rStyle w:val="VerbatimChar"/>
+        </w:rPr>
+        <w:t xml:space="preserve">        String username</w:t>
+      </w:r>
+      <w:r>
+        <w:br/>
+      </w:r>
+      <w:r>
+        <w:rPr>
+          <w:rStyle w:val="VerbatimChar"/>
+        </w:rPr>
+        <w:t xml:space="preserve">    }</w:t>
+      </w:r>
+      <w:r>
+        <w:br/>
+      </w:r>
+      <w:r>
+        <w:rPr>
+          <w:rStyle w:val="VerbatimChar"/>
+        </w:rPr>
+        <w:t xml:space="preserve">    call greet {</w:t>
+      </w:r>
+      <w:r>
+        <w:br/>
+      </w:r>
+      <w:r>
+        <w:rPr>
+          <w:rStyle w:val="VerbatimChar"/>
+        </w:rPr>
+        <w:t xml:space="preserve">        input:</w:t>
+      </w:r>
+      <w:r>
+        <w:br/>
+      </w:r>
+      <w:r>
+        <w:rPr>
+          <w:rStyle w:val="VerbatimChar"/>
+        </w:rPr>
+        <w:t xml:space="preserve">            user = username</w:t>
+      </w:r>
+      <w:r>
+        <w:br/>
+      </w:r>
+      <w:r>
+        <w:rPr>
+          <w:rStyle w:val="VerbatimChar"/>
+        </w:rPr>
+        <w:t xml:space="preserve">    }</w:t>
+      </w:r>
+      <w:r>
+        <w:br/>
+      </w:r>
+      <w:r>
+        <w:rPr>
+          <w:rStyle w:val="VerbatimChar"/>
+        </w:rPr>
+        <w:t xml:space="preserve">}</w:t>
+      </w:r>
+    </w:p>
+    <w:p>
+      <w:pPr>
+        <w:pStyle w:val="FirstParagraph"/>
+      </w:pPr>
+      <w:r>
+        <w:t xml:space="preserve">Next, use this JSON file (or create one of your own) to provide the string that the workflow expects, and call the JSON file greetings.json:</w:t>
+      </w:r>
+    </w:p>
+    <w:p>
+      <w:pPr>
+        <w:pStyle w:val="SourceCode"/>
+      </w:pPr>
+      <w:r>
+        <w:rPr>
+          <w:rStyle w:val="VerbatimChar"/>
+        </w:rPr>
+        <w:t xml:space="preserve">{</w:t>
+      </w:r>
+      <w:r>
+        <w:br/>
+      </w:r>
+      <w:r>
+        <w:rPr>
+          <w:rStyle w:val="VerbatimChar"/>
+        </w:rPr>
+        <w:t xml:space="preserve">    "my_workflow.username": "Ash"</w:t>
+      </w:r>
+      <w:r>
+        <w:br/>
+      </w:r>
+      <w:r>
+        <w:rPr>
+          <w:rStyle w:val="VerbatimChar"/>
+        </w:rPr>
+        <w:t xml:space="preserve">}</w:t>
+      </w:r>
+    </w:p>
+    <w:p>
+      <w:pPr>
+        <w:pStyle w:val="FirstParagraph"/>
+      </w:pPr>
+      <w:r>
+        <w:t xml:space="preserve">On the command line, run the following:</w:t>
+      </w:r>
+    </w:p>
+    <w:p>
+      <w:pPr>
+        <w:pStyle w:val="SourceCode"/>
+      </w:pPr>
+      <w:r>
+        <w:rPr>
+          <w:rStyle w:val="VerbatimChar"/>
+        </w:rPr>
+        <w:t xml:space="preserve">miniwdl run greetings.wdl -i greetings.json</w:t>
+      </w:r>
+    </w:p>
+    <w:p>
+      <w:pPr>
+        <w:pStyle w:val="FirstParagraph"/>
+      </w:pPr>
+      <w:r>
+        <w:t xml:space="preserve">Once the task completes, you should see something like this in your command line:</w:t>
+      </w:r>
+    </w:p>
+    <w:p>
+      <w:pPr>
+        <w:pStyle w:val="SourceCode"/>
+      </w:pPr>
+      <w:r>
+        <w:rPr>
+          <w:rStyle w:val="VerbatimChar"/>
+        </w:rPr>
+        <w:t xml:space="preserve">[timestamp] wdl.w:my_workflow finish :: job: "call-greet"</w:t>
+      </w:r>
+      <w:r>
+        <w:br/>
+      </w:r>
+      <w:r>
+        <w:rPr>
+          <w:rStyle w:val="VerbatimChar"/>
+        </w:rPr>
+        <w:t xml:space="preserve">[timestamp] wdl.w:my_workflow done</w:t>
+      </w:r>
+      <w:r>
+        <w:br/>
+      </w:r>
+      <w:r>
+        <w:rPr>
+          <w:rStyle w:val="VerbatimChar"/>
+        </w:rPr>
+        <w:t xml:space="preserve">{</w:t>
+      </w:r>
+      <w:r>
+        <w:br/>
+      </w:r>
+      <w:r>
+        <w:rPr>
+          <w:rStyle w:val="VerbatimChar"/>
+        </w:rPr>
+        <w:t xml:space="preserve">  "dir": "[working directory]/[timestamp]_my_workflow",</w:t>
+      </w:r>
+      <w:r>
+        <w:br/>
+      </w:r>
+      <w:r>
+        <w:rPr>
+          <w:rStyle w:val="VerbatimChar"/>
+        </w:rPr>
+        <w:t xml:space="preserve">  "outputs": {</w:t>
+      </w:r>
+      <w:r>
+        <w:br/>
+      </w:r>
+      <w:r>
+        <w:rPr>
+          <w:rStyle w:val="VerbatimChar"/>
+        </w:rPr>
+        <w:t xml:space="preserve">    "my_workflow.greet.greeting": "Hello Ash!"</w:t>
+      </w:r>
+      <w:r>
+        <w:br/>
+      </w:r>
+      <w:r>
+        <w:rPr>
+          <w:rStyle w:val="VerbatimChar"/>
+        </w:rPr>
+        <w:t xml:space="preserve">  }</w:t>
+      </w:r>
+      <w:r>
+        <w:br/>
+      </w:r>
+      <w:r>
+        <w:rPr>
+          <w:rStyle w:val="VerbatimChar"/>
+        </w:rPr>
+        <w:t xml:space="preserve">}</w:t>
+      </w:r>
+    </w:p>
+    <w:p>
+      <w:pPr>
+        <w:pStyle w:val="FirstParagraph"/>
+      </w:pPr>
+      <w:r>
+        <w:t xml:space="preserve">Where [timestamp] is the date and time that you are running the workflow, and [working directory] is the workdir that you are running the workflow from. For example:</w:t>
+      </w:r>
+    </w:p>
+    <w:p>
+      <w:pPr>
+        <w:pStyle w:val="SourceCode"/>
+      </w:pPr>
+      <w:r>
+        <w:rPr>
+          <w:rStyle w:val="VerbatimChar"/>
+        </w:rPr>
+        <w:t xml:space="preserve">2023-12-27 13:54:12.209 wdl.w:my_workflow finish :: job: "call-greet"</w:t>
+      </w:r>
+      <w:r>
+        <w:br/>
+      </w:r>
+      <w:r>
+        <w:rPr>
+          <w:rStyle w:val="VerbatimChar"/>
+        </w:rPr>
+        <w:t xml:space="preserve">2023-12-27 13:54:12.210 wdl.w:my_workflow done</w:t>
+      </w:r>
+      <w:r>
+        <w:br/>
+      </w:r>
+      <w:r>
+        <w:rPr>
+          <w:rStyle w:val="VerbatimChar"/>
+        </w:rPr>
+        <w:t xml:space="preserve">{</w:t>
+      </w:r>
+      <w:r>
+        <w:br/>
+      </w:r>
+      <w:r>
+        <w:rPr>
+          <w:rStyle w:val="VerbatimChar"/>
+        </w:rPr>
+        <w:t xml:space="preserve">  "dir": "/Users/ash/github/WDL_Workflows_Guide/resources/20231227_135400_my_workflow",</w:t>
+      </w:r>
+      <w:r>
+        <w:br/>
+      </w:r>
+      <w:r>
+        <w:rPr>
+          <w:rStyle w:val="VerbatimChar"/>
+        </w:rPr>
+        <w:t xml:space="preserve">  "outputs": {</w:t>
+      </w:r>
+      <w:r>
+        <w:br/>
+      </w:r>
+      <w:r>
+        <w:rPr>
+          <w:rStyle w:val="VerbatimChar"/>
+        </w:rPr>
+        <w:t xml:space="preserve">    "my_workflow.greet.greeting": "Hello Ash!"</w:t>
+      </w:r>
+      <w:r>
+        <w:br/>
+      </w:r>
+      <w:r>
+        <w:rPr>
+          <w:rStyle w:val="VerbatimChar"/>
+        </w:rPr>
+        <w:t xml:space="preserve">  }</w:t>
+      </w:r>
+      <w:r>
+        <w:br/>
+      </w:r>
+      <w:r>
+        <w:rPr>
+          <w:rStyle w:val="VerbatimChar"/>
+        </w:rPr>
+        <w:t xml:space="preserve">}</w:t>
+      </w:r>
+    </w:p>
+    <w:bookmarkEnd w:id="37"/>
+    <w:bookmarkStart w:id="41" w:name="troubleshooting"/>
+    <w:p>
+      <w:pPr>
+        <w:pStyle w:val="Heading3"/>
+      </w:pPr>
+      <w:r>
+        <w:rPr>
+          <w:rStyle w:val="SectionNumber"/>
+        </w:rPr>
+        <w:t xml:space="preserve">1.3.4</w:t>
+      </w:r>
+      <w:r>
+        <w:tab/>
+      </w:r>
+      <w:r>
+        <w:t xml:space="preserve">Troubleshooting</w:t>
+      </w:r>
+    </w:p>
+    <w:bookmarkStart w:id="38" w:name="dockerexception"/>
+    <w:p>
+      <w:pPr>
+        <w:pStyle w:val="Heading4"/>
+      </w:pPr>
+      <w:r>
+        <w:rPr>
+          <w:rStyle w:val="SectionNumber"/>
+        </w:rPr>
+        <w:t xml:space="preserve">1.3.4.1</w:t>
+      </w:r>
+      <w:r>
+        <w:tab/>
+      </w:r>
+      <w:r>
+        <w:t xml:space="preserve">DockerException</w:t>
+      </w:r>
+    </w:p>
+    <w:p>
+      <w:pPr>
+        <w:pStyle w:val="FirstParagraph"/>
+      </w:pPr>
+      <w:r>
+        <w:t xml:space="preserve">If you are seeing a verbose error message that begins with text like this:</w:t>
+      </w:r>
+    </w:p>
+    <w:p>
+      <w:pPr>
+        <w:pStyle w:val="SourceCode"/>
+      </w:pPr>
+      <w:r>
+        <w:rPr>
+          <w:rStyle w:val="VerbatimChar"/>
+        </w:rPr>
+        <w:t xml:space="preserve">2023-12-27 13:43:37.525 wdl.w:my_workflow.t:call-greet task greet (greetings.wdl Ln 3 Col 1) failed :: dir: "/Users/sammy/github/WDL_Workflows_Guide/resources/20231227_134337_my_workflow/call-greet", error: "DockerException", message: "Error while fetching server API version: ('Connection aborted.', FileNotFoundError(2, 'No such file or directory'))", traceback: ["Traceback (most recent call last):", "  File \"/Library/Frameworks/Python.framework/Versions/3.11/lib/python3.11/site-packages/urllib3/connectionpool.py\", line 790, in urlopen", "    response = self._make_request(", "               ^^^^^^^^^^^^^^^^^^^", "  File \"/Library/Frameworks/Python.framework/Versions/3.11/lib/python3.11/site-packages/urllib3/connectionpool.py\",</w:t>
+      </w:r>
+    </w:p>
+    <w:p>
+      <w:pPr>
+        <w:pStyle w:val="FirstParagraph"/>
+      </w:pPr>
+      <w:r>
+        <w:t xml:space="preserve">This is likely caused by miniwdl being unable to connect to Docker Daemon, the underlying technology that runs Docker images. This is necessary with miniwdl even though our example WDL does not specify a Docker image. Make sure you have Docker installed correctly, and make sure Docker is actively running on your machine. If you installed Docker Desktop, simply opening the Docker Desktop app should start Docker Engine. If you installed Docker without Docker Desktop, running</w:t>
+      </w:r>
+      <w:r>
+        <w:t xml:space="preserve"> </w:t>
+      </w:r>
+      <w:r>
+        <w:rPr>
+          <w:rStyle w:val="VerbatimChar"/>
+        </w:rPr>
+        <w:t xml:space="preserve">dockerd</w:t>
+      </w:r>
+      <w:r>
+        <w:t xml:space="preserve"> </w:t>
+      </w:r>
+      <w:r>
+        <w:t xml:space="preserve">in your command-line should start it. Be aware that starting the Docker Daemon may take a few minutes.</w:t>
+      </w:r>
+    </w:p>
+    <w:bookmarkEnd w:id="38"/>
+    <w:bookmarkStart w:id="39" w:name="missing-required-inputs"/>
+    <w:p>
+      <w:pPr>
+        <w:pStyle w:val="Heading4"/>
+      </w:pPr>
+      <w:r>
+        <w:rPr>
+          <w:rStyle w:val="SectionNumber"/>
+        </w:rPr>
+        <w:t xml:space="preserve">1.3.4.2</w:t>
+      </w:r>
+      <w:r>
+        <w:tab/>
+      </w:r>
+      <w:r>
+        <w:t xml:space="preserve">Missing required inputs</w:t>
+      </w:r>
+    </w:p>
+    <w:p>
+      <w:pPr>
+        <w:pStyle w:val="FirstParagraph"/>
+      </w:pPr>
+      <w:r>
+        <w:t xml:space="preserve">If you forget to add</w:t>
+      </w:r>
+      <w:r>
+        <w:t xml:space="preserve"> </w:t>
+      </w:r>
+      <w:r>
+        <w:rPr>
+          <w:rStyle w:val="VerbatimChar"/>
+        </w:rPr>
+        <w:t xml:space="preserve">-i greetings.json</w:t>
+      </w:r>
+      <w:r>
+        <w:t xml:space="preserve"> </w:t>
+      </w:r>
+      <w:r>
+        <w:t xml:space="preserve">to your call, you will see something like this:</w:t>
+      </w:r>
+    </w:p>
+    <w:p>
+      <w:pPr>
+        <w:pStyle w:val="SourceCode"/>
+      </w:pPr>
+      <w:r>
+        <w:rPr>
+          <w:rStyle w:val="VerbatimChar"/>
+        </w:rPr>
+        <w:t xml:space="preserve">my_workflow (greetings.wdl)</w:t>
+      </w:r>
+      <w:r>
+        <w:br/>
+      </w:r>
+      <w:r>
+        <w:rPr>
+          <w:rStyle w:val="VerbatimChar"/>
+        </w:rPr>
+        <w:t xml:space="preserve">---------------------------</w:t>
+      </w:r>
+      <w:r>
+        <w:br/>
+      </w:r>
+      <w:r>
+        <w:br/>
+      </w:r>
+      <w:r>
+        <w:rPr>
+          <w:rStyle w:val="VerbatimChar"/>
+        </w:rPr>
+        <w:t xml:space="preserve">required inputs:</w:t>
+      </w:r>
+      <w:r>
+        <w:br/>
+      </w:r>
+      <w:r>
+        <w:rPr>
+          <w:rStyle w:val="VerbatimChar"/>
+        </w:rPr>
+        <w:t xml:space="preserve">  String username</w:t>
+      </w:r>
+      <w:r>
+        <w:br/>
+      </w:r>
+      <w:r>
+        <w:br/>
+      </w:r>
+      <w:r>
+        <w:rPr>
+          <w:rStyle w:val="VerbatimChar"/>
+        </w:rPr>
+        <w:t xml:space="preserve">outputs:</w:t>
+      </w:r>
+      <w:r>
+        <w:br/>
+      </w:r>
+      <w:r>
+        <w:rPr>
+          <w:rStyle w:val="VerbatimChar"/>
+        </w:rPr>
+        <w:t xml:space="preserve">  String greet.greeting</w:t>
+      </w:r>
+      <w:r>
+        <w:br/>
+      </w:r>
+      <w:r>
+        <w:br/>
+      </w:r>
+      <w:r>
+        <w:rPr>
+          <w:rStyle w:val="VerbatimChar"/>
+        </w:rPr>
+        <w:t xml:space="preserve">missing required inputs for my_workflow: username</w:t>
+      </w:r>
+    </w:p>
+    <w:p>
+      <w:pPr>
+        <w:pStyle w:val="FirstParagraph"/>
+      </w:pPr>
+      <w:r>
+        <w:t xml:space="preserve">You may also see this error if you remember to include a JSON file, but it is missing a required input.</w:t>
+      </w:r>
+    </w:p>
+    <w:bookmarkEnd w:id="39"/>
+    <w:bookmarkStart w:id="40" w:name="check-json-input"/>
+    <w:p>
+      <w:pPr>
+        <w:pStyle w:val="Heading4"/>
+      </w:pPr>
+      <w:r>
+        <w:rPr>
+          <w:rStyle w:val="SectionNumber"/>
+        </w:rPr>
+        <w:t xml:space="preserve">1.3.4.3</w:t>
+      </w:r>
+      <w:r>
+        <w:tab/>
+      </w:r>
+      <w:r>
+        <w:t xml:space="preserve">Check JSON input</w:t>
+      </w:r>
+    </w:p>
+    <w:p>
+      <w:pPr>
+        <w:pStyle w:val="FirstParagraph"/>
+      </w:pPr>
+      <w:r>
+        <w:t xml:space="preserve">If you see an error message like this:</w:t>
+      </w:r>
+    </w:p>
+    <w:p>
+      <w:pPr>
+        <w:pStyle w:val="SourceCode"/>
+      </w:pPr>
+      <w:r>
+        <w:rPr>
+          <w:rStyle w:val="VerbatimChar"/>
+        </w:rPr>
+        <w:t xml:space="preserve">check JSON input; unknown input/output: greetings.username</w:t>
+      </w:r>
+    </w:p>
+    <w:p>
+      <w:pPr>
+        <w:pStyle w:val="FirstParagraph"/>
+      </w:pPr>
+      <w:r>
+        <w:t xml:space="preserve">Double-check your input JSON. The first part of your JSON’s keys refer to the name of the workflow in the WDL file, not the filename of the WDL itself. Even though our WDL is saved as</w:t>
+      </w:r>
+      <w:r>
+        <w:t xml:space="preserve"> </w:t>
+      </w:r>
+      <w:r>
+        <w:rPr>
+          <w:rStyle w:val="VerbatimChar"/>
+        </w:rPr>
+        <w:t xml:space="preserve">greetings.wdl</w:t>
+      </w:r>
+      <w:r>
+        <w:t xml:space="preserve">, within that file, the workflow is named</w:t>
+      </w:r>
+      <w:r>
+        <w:t xml:space="preserve"> </w:t>
+      </w:r>
+      <w:r>
+        <w:rPr>
+          <w:rStyle w:val="VerbatimChar"/>
+        </w:rPr>
+        <w:t xml:space="preserve">my_workflow</w:t>
+      </w:r>
+      <w:r>
+        <w:t xml:space="preserve">. This means that the input JSON must say</w:t>
+      </w:r>
+      <w:r>
+        <w:t xml:space="preserve"> </w:t>
+      </w:r>
+      <w:r>
+        <w:rPr>
+          <w:rStyle w:val="VerbatimChar"/>
+        </w:rPr>
+        <w:t xml:space="preserve">"my_workflow.username"</w:t>
+      </w:r>
+      <w:r>
+        <w:t xml:space="preserve">, not</w:t>
+      </w:r>
+      <w:r>
+        <w:t xml:space="preserve"> </w:t>
+      </w:r>
+      <w:r>
+        <w:rPr>
+          <w:rStyle w:val="VerbatimChar"/>
+        </w:rPr>
+        <w:t xml:space="preserve">"greetings.username"</w:t>
+      </w:r>
+      <w:r>
+        <w:t xml:space="preserve">.</w:t>
+      </w:r>
+    </w:p>
+    <w:p>
+      <w:pPr>
+        <w:pStyle w:val="BodyText"/>
+      </w:pPr>
+      <w:r>
+        <w:t xml:space="preserve">Other common issues with JSON files are mistyping input variables (eg,</w:t>
+      </w:r>
+      <w:r>
+        <w:t xml:space="preserve"> </w:t>
+      </w:r>
+      <w:r>
+        <w:rPr>
+          <w:rStyle w:val="VerbatimChar"/>
+        </w:rPr>
+        <w:t xml:space="preserve">"my_workflow.ussername"</w:t>
+      </w:r>
+      <w:r>
+        <w:t xml:space="preserve">) or forgetting to enclose strings in quotation marks. When in doubt, try using</w:t>
+      </w:r>
+      <w:r>
+        <w:t xml:space="preserve"> </w:t>
+      </w:r>
+      <w:hyperlink r:id="rId26">
+        <w:r>
+          <w:rPr>
+            <w:rStyle w:val="Hyperlink"/>
+          </w:rPr>
+          <w:t xml:space="preserve">https://jsonlint.com/</w:t>
+        </w:r>
+      </w:hyperlink>
+      <w:r>
+        <w:t xml:space="preserve"> </w:t>
+      </w:r>
+      <w:r>
+        <w:t xml:space="preserve">to check your input JSON, and double-check the name of your input variables.</w:t>
+      </w:r>
+    </w:p>
+    <w:bookmarkEnd w:id="40"/>
+    <w:bookmarkEnd w:id="41"/>
+    <w:bookmarkEnd w:id="42"/>
+    <w:bookmarkEnd w:id="43"/>
+    <w:bookmarkStart w:id="46" w:name="X19c8fee43fae0089c7d1df405cb5b2e77ab6cc4"/>
     <w:p>
       <w:pPr>
         <w:pStyle w:val="Heading1"/>
@@ -227,8 +2410,46 @@
         <w:t xml:space="preserve">Defining a workflow plan: Introduce somatic mutation calling workflow</w:t>
       </w:r>
     </w:p>
-    <w:bookmarkEnd w:id="26"/>
-    <w:bookmarkStart w:id="27" w:name="the-first-task"/>
+    <w:bookmarkStart w:id="44" w:name="the-workflow"/>
+    <w:p>
+      <w:pPr>
+        <w:pStyle w:val="Heading2"/>
+      </w:pPr>
+      <w:r>
+        <w:rPr>
+          <w:rStyle w:val="SectionNumber"/>
+        </w:rPr>
+        <w:t xml:space="preserve">2.1</w:t>
+      </w:r>
+      <w:r>
+        <w:tab/>
+      </w:r>
+      <w:r>
+        <w:t xml:space="preserve">The workflow</w:t>
+      </w:r>
+    </w:p>
+    <w:bookmarkEnd w:id="44"/>
+    <w:bookmarkStart w:id="45" w:name="the-test-data"/>
+    <w:p>
+      <w:pPr>
+        <w:pStyle w:val="Heading2"/>
+      </w:pPr>
+      <w:r>
+        <w:rPr>
+          <w:rStyle w:val="SectionNumber"/>
+        </w:rPr>
+        <w:t xml:space="preserve">2.2</w:t>
+      </w:r>
+      <w:r>
+        <w:tab/>
+      </w:r>
+      <w:r>
+        <w:t xml:space="preserve">The test data</w:t>
+      </w:r>
+    </w:p>
+    <w:bookmarkEnd w:id="45"/>
+    <w:bookmarkEnd w:id="46"/>
+    <w:bookmarkStart w:id="48" w:name="the-first-task"/>
     <w:p>
       <w:pPr>
         <w:pStyle w:val="Heading1"/>
@@ -246,8 +2467,329 @@
         <w:t xml:space="preserve">The first task</w:t>
       </w:r>
     </w:p>
-    <w:bookmarkEnd w:id="27"/>
-    <w:bookmarkStart w:id="35" w:name="about-the-authors"/>
+    <w:bookmarkStart w:id="47" w:name="anatomy-of-a-task"/>
+    <w:p>
+      <w:pPr>
+        <w:pStyle w:val="Heading2"/>
+      </w:pPr>
+      <w:r>
+        <w:rPr>
+          <w:rStyle w:val="SectionNumber"/>
+        </w:rPr>
+        <w:t xml:space="preserve">3.1</w:t>
+      </w:r>
+      <w:r>
+        <w:tab/>
+      </w:r>
+      <w:r>
+        <w:t xml:space="preserve">Anatomy of a task</w:t>
+      </w:r>
+    </w:p>
+    <w:p>
+      <w:pPr>
+        <w:pStyle w:val="SourceCode"/>
+      </w:pPr>
+      <w:r>
+        <w:rPr>
+          <w:rStyle w:val="VerbatimChar"/>
+        </w:rPr>
+        <w:t xml:space="preserve">task BwaMem {</w:t>
+      </w:r>
+      <w:r>
+        <w:br/>
+      </w:r>
+      <w:r>
+        <w:rPr>
+          <w:rStyle w:val="VerbatimChar"/>
+        </w:rPr>
+        <w:t xml:space="preserve">  input {</w:t>
+      </w:r>
+      <w:r>
+        <w:br/>
+      </w:r>
+      <w:r>
+        <w:rPr>
+          <w:rStyle w:val="VerbatimChar"/>
+        </w:rPr>
+        <w:t xml:space="preserve">    File input_fastq</w:t>
+      </w:r>
+      <w:r>
+        <w:br/>
+      </w:r>
+      <w:r>
+        <w:rPr>
+          <w:rStyle w:val="VerbatimChar"/>
+        </w:rPr>
+        <w:t xml:space="preserve">    String base_file_name</w:t>
+      </w:r>
+      <w:r>
+        <w:br/>
+      </w:r>
+      <w:r>
+        <w:rPr>
+          <w:rStyle w:val="VerbatimChar"/>
+        </w:rPr>
+        <w:t xml:space="preserve">    File ref_fasta</w:t>
+      </w:r>
+      <w:r>
+        <w:br/>
+      </w:r>
+      <w:r>
+        <w:rPr>
+          <w:rStyle w:val="VerbatimChar"/>
+        </w:rPr>
+        <w:t xml:space="preserve">    File ref_fasta_index</w:t>
+      </w:r>
+      <w:r>
+        <w:br/>
+      </w:r>
+      <w:r>
+        <w:rPr>
+          <w:rStyle w:val="VerbatimChar"/>
+        </w:rPr>
+        <w:t xml:space="preserve">    File ref_dict</w:t>
+      </w:r>
+      <w:r>
+        <w:br/>
+      </w:r>
+      <w:r>
+        <w:rPr>
+          <w:rStyle w:val="VerbatimChar"/>
+        </w:rPr>
+        <w:t xml:space="preserve">    File? ref_alt</w:t>
+      </w:r>
+      <w:r>
+        <w:br/>
+      </w:r>
+      <w:r>
+        <w:rPr>
+          <w:rStyle w:val="VerbatimChar"/>
+        </w:rPr>
+        <w:t xml:space="preserve">    File ref_amb</w:t>
+      </w:r>
+      <w:r>
+        <w:br/>
+      </w:r>
+      <w:r>
+        <w:rPr>
+          <w:rStyle w:val="VerbatimChar"/>
+        </w:rPr>
+        <w:t xml:space="preserve">    File ref_ann</w:t>
+      </w:r>
+      <w:r>
+        <w:br/>
+      </w:r>
+      <w:r>
+        <w:rPr>
+          <w:rStyle w:val="VerbatimChar"/>
+        </w:rPr>
+        <w:t xml:space="preserve">    File ref_bwt</w:t>
+      </w:r>
+      <w:r>
+        <w:br/>
+      </w:r>
+      <w:r>
+        <w:rPr>
+          <w:rStyle w:val="VerbatimChar"/>
+        </w:rPr>
+        <w:t xml:space="preserve">    File ref_pac</w:t>
+      </w:r>
+      <w:r>
+        <w:br/>
+      </w:r>
+      <w:r>
+        <w:rPr>
+          <w:rStyle w:val="VerbatimChar"/>
+        </w:rPr>
+        <w:t xml:space="preserve">    File ref_sa</w:t>
+      </w:r>
+      <w:r>
+        <w:br/>
+      </w:r>
+      <w:r>
+        <w:rPr>
+          <w:rStyle w:val="VerbatimChar"/>
+        </w:rPr>
+        <w:t xml:space="preserve">    String taskDocker</w:t>
+      </w:r>
+      <w:r>
+        <w:br/>
+      </w:r>
+      <w:r>
+        <w:rPr>
+          <w:rStyle w:val="VerbatimChar"/>
+        </w:rPr>
+        <w:t xml:space="preserve">  }</w:t>
+      </w:r>
+      <w:r>
+        <w:br/>
+      </w:r>
+      <w:r>
+        <w:rPr>
+          <w:rStyle w:val="VerbatimChar"/>
+        </w:rPr>
+        <w:t xml:space="preserve">  command &lt;&lt;&lt;</w:t>
+      </w:r>
+      <w:r>
+        <w:br/>
+      </w:r>
+      <w:r>
+        <w:rPr>
+          <w:rStyle w:val="VerbatimChar"/>
+        </w:rPr>
+        <w:t xml:space="preserve">    set -eo pipefail</w:t>
+      </w:r>
+      <w:r>
+        <w:br/>
+      </w:r>
+      <w:r>
+        <w:br/>
+      </w:r>
+      <w:r>
+        <w:rPr>
+          <w:rStyle w:val="VerbatimChar"/>
+        </w:rPr>
+        <w:t xml:space="preserve">    bwa mem \</w:t>
+      </w:r>
+      <w:r>
+        <w:br/>
+      </w:r>
+      <w:r>
+        <w:rPr>
+          <w:rStyle w:val="VerbatimChar"/>
+        </w:rPr>
+        <w:t xml:space="preserve">      -p -v 3 -t 16 -M \</w:t>
+      </w:r>
+      <w:r>
+        <w:br/>
+      </w:r>
+      <w:r>
+        <w:rPr>
+          <w:rStyle w:val="VerbatimChar"/>
+        </w:rPr>
+        <w:t xml:space="preserve">      ~{ref_fasta} ~{input_fastq} &gt; ~{base_file_name}.sam </w:t>
+      </w:r>
+      <w:r>
+        <w:br/>
+      </w:r>
+      <w:r>
+        <w:rPr>
+          <w:rStyle w:val="VerbatimChar"/>
+        </w:rPr>
+        <w:t xml:space="preserve">    samtools view -1bS -@ 15 -o ~{base_file_name}.aligned.bam ~{base_file_name}.sam</w:t>
+      </w:r>
+      <w:r>
+        <w:br/>
+      </w:r>
+      <w:r>
+        <w:rPr>
+          <w:rStyle w:val="VerbatimChar"/>
+        </w:rPr>
+        <w:t xml:space="preserve">  &gt;&gt;&gt;</w:t>
+      </w:r>
+      <w:r>
+        <w:br/>
+      </w:r>
+      <w:r>
+        <w:rPr>
+          <w:rStyle w:val="VerbatimChar"/>
+        </w:rPr>
+        <w:t xml:space="preserve">  output {</w:t>
+      </w:r>
+      <w:r>
+        <w:br/>
+      </w:r>
+      <w:r>
+        <w:rPr>
+          <w:rStyle w:val="VerbatimChar"/>
+        </w:rPr>
+        <w:t xml:space="preserve">    File analysisReadyBam = "~{base_file_name}.aligned.bam"</w:t>
+      </w:r>
+      <w:r>
+        <w:br/>
+      </w:r>
+      <w:r>
+        <w:rPr>
+          <w:rStyle w:val="VerbatimChar"/>
+        </w:rPr>
+        <w:t xml:space="preserve">    </w:t>
+      </w:r>
+      <w:r>
+        <w:br/>
+      </w:r>
+      <w:r>
+        <w:rPr>
+          <w:rStyle w:val="VerbatimChar"/>
+        </w:rPr>
+        <w:t xml:space="preserve">  }</w:t>
+      </w:r>
+      <w:r>
+        <w:br/>
+      </w:r>
+      <w:r>
+        <w:rPr>
+          <w:rStyle w:val="VerbatimChar"/>
+        </w:rPr>
+        <w:t xml:space="preserve">  runtime {</w:t>
+      </w:r>
+      <w:r>
+        <w:br/>
+      </w:r>
+      <w:r>
+        <w:rPr>
+          <w:rStyle w:val="VerbatimChar"/>
+        </w:rPr>
+        <w:t xml:space="preserve">    memory: "48 GB"</w:t>
+      </w:r>
+      <w:r>
+        <w:br/>
+      </w:r>
+      <w:r>
+        <w:rPr>
+          <w:rStyle w:val="VerbatimChar"/>
+        </w:rPr>
+        <w:t xml:space="preserve">    cpu: 16</w:t>
+      </w:r>
+      <w:r>
+        <w:br/>
+      </w:r>
+      <w:r>
+        <w:rPr>
+          <w:rStyle w:val="VerbatimChar"/>
+        </w:rPr>
+        <w:t xml:space="preserve">    docker: taskDocker</w:t>
+      </w:r>
+      <w:r>
+        <w:br/>
+      </w:r>
+      <w:r>
+        <w:rPr>
+          <w:rStyle w:val="VerbatimChar"/>
+        </w:rPr>
+        <w:t xml:space="preserve">    walltime: "2:00:00"</w:t>
+      </w:r>
+      <w:r>
+        <w:br/>
+      </w:r>
+      <w:r>
+        <w:rPr>
+          <w:rStyle w:val="VerbatimChar"/>
+        </w:rPr>
+        <w:t xml:space="preserve">  }</w:t>
+      </w:r>
+      <w:r>
+        <w:br/>
+      </w:r>
+      <w:r>
+        <w:rPr>
+          <w:rStyle w:val="VerbatimChar"/>
+        </w:rPr>
+        <w:t xml:space="preserve">}</w:t>
+      </w:r>
+    </w:p>
+    <w:bookmarkEnd w:id="47"/>
+    <w:bookmarkEnd w:id="48"/>
+    <w:bookmarkStart w:id="56" w:name="about-the-authors"/>
     <w:p>
       <w:pPr>
         <w:pStyle w:val="Heading1"/>
@@ -266,7 +2808,7 @@
       <w:r>
         <w:t xml:space="preserve"> </w:t>
       </w:r>
-      <w:hyperlink r:id="rId28">
+      <w:hyperlink r:id="rId49">
         <w:r>
           <w:rPr>
             <w:rStyle w:val="Hyperlink"/>
@@ -377,7 +2919,7 @@
               <w:pStyle w:val="Compact"/>
               <w:jc w:val="left"/>
             </w:pPr>
-            <w:hyperlink r:id="rId29">
+            <w:hyperlink r:id="rId50">
               <w:r>
                 <w:rPr>
                   <w:rStyle w:val="Hyperlink"/>
@@ -735,7 +3277,7 @@
               <w:pStyle w:val="Compact"/>
               <w:jc w:val="left"/>
             </w:pPr>
-            <w:hyperlink r:id="rId30">
+            <w:hyperlink r:id="rId51">
               <w:r>
                 <w:rPr>
                   <w:rStyle w:val="Hyperlink"/>
@@ -749,7 +3291,7 @@
             <w:r>
               <w:t xml:space="preserve"> </w:t>
             </w:r>
-            <w:hyperlink r:id="rId31">
+            <w:hyperlink r:id="rId52">
               <w:r>
                 <w:rPr>
                   <w:rStyle w:val="Hyperlink"/>
@@ -763,7 +3305,7 @@
             <w:r>
               <w:t xml:space="preserve"> </w:t>
             </w:r>
-            <w:hyperlink r:id="rId32">
+            <w:hyperlink r:id="rId53">
               <w:r>
                 <w:rPr>
                   <w:rStyle w:val="Hyperlink"/>
@@ -794,7 +3336,7 @@
               <w:pStyle w:val="Compact"/>
               <w:jc w:val="left"/>
             </w:pPr>
-            <w:hyperlink r:id="rId30">
+            <w:hyperlink r:id="rId51">
               <w:r>
                 <w:rPr>
                   <w:rStyle w:val="Hyperlink"/>
@@ -825,7 +3367,7 @@
               <w:pStyle w:val="Compact"/>
               <w:jc w:val="left"/>
             </w:pPr>
-            <w:hyperlink r:id="rId31">
+            <w:hyperlink r:id="rId52">
               <w:r>
                 <w:rPr>
                   <w:rStyle w:val="Hyperlink"/>
@@ -839,7 +3381,7 @@
             <w:r>
               <w:t xml:space="preserve"> </w:t>
             </w:r>
-            <w:hyperlink r:id="rId32">
+            <w:hyperlink r:id="rId53">
               <w:r>
                 <w:rPr>
                   <w:rStyle w:val="Hyperlink"/>
@@ -853,7 +3395,7 @@
             <w:r>
               <w:t xml:space="preserve"> </w:t>
             </w:r>
-            <w:hyperlink r:id="rId30">
+            <w:hyperlink r:id="rId51">
               <w:r>
                 <w:rPr>
                   <w:rStyle w:val="Hyperlink"/>
@@ -875,7 +3417,7 @@
             <w:r>
               <w:t xml:space="preserve">Package Developers (</w:t>
             </w:r>
-            <w:hyperlink r:id="rId33">
+            <w:hyperlink r:id="rId54">
               <w:r>
                 <w:rPr>
                   <w:rStyle w:val="Hyperlink"/>
@@ -889,7 +3431,7 @@
             <w:r>
               <w:t xml:space="preserve"> </w:t>
             </w:r>
-            <w:hyperlink r:id="rId30">
+            <w:hyperlink r:id="rId51">
               <w:r>
                 <w:rPr>
                   <w:rStyle w:val="Hyperlink"/>
@@ -903,7 +3445,7 @@
             <w:r>
               <w:t xml:space="preserve"> </w:t>
             </w:r>
-            <w:hyperlink r:id="rId34">
+            <w:hyperlink r:id="rId55">
               <w:r>
                 <w:rPr>
                   <w:rStyle w:val="Hyperlink"/>
@@ -917,7 +3459,7 @@
             <w:r>
               <w:t xml:space="preserve"> </w:t>
             </w:r>
-            <w:hyperlink r:id="rId31">
+            <w:hyperlink r:id="rId52">
               <w:r>
                 <w:rPr>
                   <w:rStyle w:val="Hyperlink"/>
@@ -1303,7 +3845,7 @@
         <w:rPr>
           <w:rStyle w:val="VerbatimChar"/>
         </w:rPr>
-        <w:t xml:space="preserve">##  date     2023-12-13                  </w:t>
+        <w:t xml:space="preserve">##  date     2023-12-27                  </w:t>
       </w:r>
       <w:r>
         <w:br/>
@@ -1684,8 +4226,8 @@
         <w:t xml:space="preserve">## [2] /usr/local/lib/R/library</w:t>
       </w:r>
     </w:p>
-    <w:bookmarkEnd w:id="35"/>
-    <w:bookmarkStart w:id="36" w:name="references"/>
+    <w:bookmarkEnd w:id="56"/>
+    <w:bookmarkStart w:id="57" w:name="references"/>
     <w:p>
       <w:pPr>
         <w:pStyle w:val="Heading1"/>
@@ -1703,7 +4245,7 @@
         <w:t xml:space="preserve">References</w:t>
       </w:r>
     </w:p>
-    <w:bookmarkEnd w:id="36"/>
+    <w:bookmarkEnd w:id="57"/>
     <w:sectPr/>
   </w:body>
 </w:document>

--- a/docs/WDL-Workflows-Guide.docx
+++ b/docs/WDL-Workflows-Guide.docx
@@ -228,7 +228,7 @@
       </w:r>
     </w:p>
     <w:bookmarkEnd w:id="26"/>
-    <w:bookmarkStart w:id="27" w:name="the-first-task"/>
+    <w:bookmarkStart w:id="33" w:name="the-first-task"/>
     <w:p>
       <w:pPr>
         <w:pStyle w:val="Heading1"/>
@@ -246,14 +246,22 @@
         <w:t xml:space="preserve">The first task</w:t>
       </w:r>
     </w:p>
-    <w:bookmarkEnd w:id="27"/>
-    <w:bookmarkStart w:id="35" w:name="about-the-authors"/>
+    <w:bookmarkStart w:id="28" w:name="runtime-attributes"/>
     <w:p>
       <w:pPr>
-        <w:pStyle w:val="Heading1"/>
-      </w:pPr>
-      <w:r>
-        <w:t xml:space="preserve">About the Authors</w:t>
+        <w:pStyle w:val="Heading2"/>
+      </w:pPr>
+      <w:r>
+        <w:rPr>
+          <w:rStyle w:val="SectionNumber"/>
+        </w:rPr>
+        <w:t xml:space="preserve">3.1</w:t>
+      </w:r>
+      <w:r>
+        <w:tab/>
+      </w:r>
+      <w:r>
+        <w:t xml:space="preserve">Runtime attributes</w:t>
       </w:r>
     </w:p>
     <w:p>
@@ -261,12 +269,908 @@
         <w:pStyle w:val="FirstParagraph"/>
       </w:pPr>
       <w:r>
+        <w:t xml:space="preserve">The runtime attributes of a task tell the WDL executor important information about how to run the task. These attributes are often specific to particular backends, so we won’t go over all of them here, but here are some of the most common ones:</w:t>
+      </w:r>
+    </w:p>
+    <w:tbl>
+      <w:tblPr>
+        <w:tblStyle w:val="Table"/>
+        <w:tblW w:type="pct" w:w="5000"/>
+        <w:tblLook w:firstRow="1" w:lastRow="0" w:firstColumn="0" w:lastColumn="0" w:noHBand="0" w:noVBand="0" w:val="0020"/>
+      </w:tblPr>
+      <w:tblGrid>
+        <w:gridCol w:w="464"/>
+        <w:gridCol w:w="2727"/>
+        <w:gridCol w:w="1015"/>
+        <w:gridCol w:w="1015"/>
+        <w:gridCol w:w="2698"/>
+      </w:tblGrid>
+      <w:tr>
+        <w:trPr>
+          <w:tblHeader w:val="true"/>
+        </w:trPr>
+        <w:tc>
+          <w:tcPr/>
+          <w:p>
+            <w:pPr>
+              <w:pStyle w:val="Compact"/>
+              <w:jc w:val="left"/>
+            </w:pPr>
+            <w:r>
+              <w:t xml:space="preserve">Attribute</w:t>
+            </w:r>
+          </w:p>
+        </w:tc>
+        <w:tc>
+          <w:tcPr/>
+          <w:p>
+            <w:pPr>
+              <w:pStyle w:val="Compact"/>
+              <w:jc w:val="left"/>
+            </w:pPr>
+            <w:r>
+              <w:t xml:space="preserve">Fred Hutch HPC</w:t>
+            </w:r>
+          </w:p>
+        </w:tc>
+        <w:tc>
+          <w:tcPr/>
+          <w:p>
+            <w:pPr>
+              <w:pStyle w:val="Compact"/>
+              <w:jc w:val="left"/>
+            </w:pPr>
+            <w:r>
+              <w:t xml:space="preserve">Local Cromwell</w:t>
+            </w:r>
+          </w:p>
+        </w:tc>
+        <w:tc>
+          <w:tcPr/>
+          <w:p>
+            <w:pPr>
+              <w:pStyle w:val="Compact"/>
+              <w:jc w:val="left"/>
+            </w:pPr>
+            <w:r>
+              <w:t xml:space="preserve">Local miniwdl</w:t>
+            </w:r>
+          </w:p>
+        </w:tc>
+        <w:tc>
+          <w:tcPr/>
+          <w:p>
+            <w:pPr>
+              <w:pStyle w:val="Compact"/>
+              <w:jc w:val="left"/>
+            </w:pPr>
+            <w:r>
+              <w:t xml:space="preserve">Terra</w:t>
+            </w:r>
+          </w:p>
+        </w:tc>
+      </w:tr>
+      <w:tr>
+        <w:tc>
+          <w:tcPr/>
+          <w:p>
+            <w:pPr>
+              <w:pStyle w:val="Compact"/>
+              <w:jc w:val="left"/>
+            </w:pPr>
+            <w:r>
+              <w:t xml:space="preserve">bootDiskSizeGB</w:t>
+            </w:r>
+          </w:p>
+        </w:tc>
+        <w:tc>
+          <w:tcPr/>
+          <w:p>
+            <w:pPr>
+              <w:pStyle w:val="Compact"/>
+            </w:pPr>
+          </w:p>
+        </w:tc>
+        <w:tc>
+          <w:tcPr/>
+          <w:p>
+            <w:pPr>
+              <w:pStyle w:val="Compact"/>
+            </w:pPr>
+          </w:p>
+        </w:tc>
+        <w:tc>
+          <w:tcPr/>
+          <w:p>
+            <w:pPr>
+              <w:pStyle w:val="Compact"/>
+            </w:pPr>
+          </w:p>
+        </w:tc>
+        <w:tc>
+          <w:tcPr/>
+          <w:p>
+            <w:pPr>
+              <w:pStyle w:val="Compact"/>
+            </w:pPr>
+          </w:p>
+        </w:tc>
+      </w:tr>
+      <w:tr>
+        <w:tc>
+          <w:tcPr/>
+          <w:p>
+            <w:pPr>
+              <w:pStyle w:val="Compact"/>
+              <w:jc w:val="left"/>
+            </w:pPr>
+            <w:r>
+              <w:t xml:space="preserve">cpu</w:t>
+            </w:r>
+          </w:p>
+        </w:tc>
+        <w:tc>
+          <w:tcPr/>
+          <w:p>
+            <w:pPr>
+              <w:pStyle w:val="Compact"/>
+              <w:jc w:val="left"/>
+            </w:pPr>
+            <w:r>
+              <w:t xml:space="preserve">Reserve this many cores (acts as a maximum)</w:t>
+            </w:r>
+          </w:p>
+        </w:tc>
+        <w:tc>
+          <w:tcPr/>
+          <w:p>
+            <w:pPr>
+              <w:pStyle w:val="Compact"/>
+              <w:jc w:val="left"/>
+            </w:pPr>
+            <w:r>
+              <w:t xml:space="preserve">n/a</w:t>
+            </w:r>
+          </w:p>
+        </w:tc>
+        <w:tc>
+          <w:tcPr/>
+          <w:p>
+            <w:pPr>
+              <w:pStyle w:val="Compact"/>
+            </w:pPr>
+          </w:p>
+        </w:tc>
+        <w:tc>
+          <w:tcPr/>
+          <w:p>
+            <w:pPr>
+              <w:pStyle w:val="Compact"/>
+              <w:jc w:val="left"/>
+            </w:pPr>
+            <w:r>
+              <w:t xml:space="preserve">Request a minimum of this many cores (scales with memory)</w:t>
+            </w:r>
+          </w:p>
+        </w:tc>
+      </w:tr>
+      <w:tr>
+        <w:tc>
+          <w:tcPr/>
+          <w:p>
+            <w:pPr>
+              <w:pStyle w:val="Compact"/>
+              <w:jc w:val="left"/>
+            </w:pPr>
+            <w:r>
+              <w:t xml:space="preserve">disks</w:t>
+            </w:r>
+          </w:p>
+        </w:tc>
+        <w:tc>
+          <w:tcPr/>
+          <w:p>
+            <w:pPr>
+              <w:pStyle w:val="Compact"/>
+            </w:pPr>
+          </w:p>
+        </w:tc>
+        <w:tc>
+          <w:tcPr/>
+          <w:p>
+            <w:pPr>
+              <w:pStyle w:val="Compact"/>
+            </w:pPr>
+          </w:p>
+        </w:tc>
+        <w:tc>
+          <w:tcPr/>
+          <w:p>
+            <w:pPr>
+              <w:pStyle w:val="Compact"/>
+            </w:pPr>
+          </w:p>
+        </w:tc>
+        <w:tc>
+          <w:tcPr/>
+          <w:p>
+            <w:pPr>
+              <w:pStyle w:val="Compact"/>
+            </w:pPr>
+          </w:p>
+        </w:tc>
+      </w:tr>
+      <w:tr>
+        <w:tc>
+          <w:tcPr/>
+          <w:p>
+            <w:pPr>
+              <w:pStyle w:val="Compact"/>
+              <w:jc w:val="left"/>
+            </w:pPr>
+            <w:r>
+              <w:t xml:space="preserve">docker</w:t>
+            </w:r>
+          </w:p>
+        </w:tc>
+        <w:tc>
+          <w:tcPr/>
+          <w:p>
+            <w:pPr>
+              <w:pStyle w:val="Compact"/>
+              <w:jc w:val="left"/>
+            </w:pPr>
+            <w:r>
+              <w:t xml:space="preserve">Run the task in this Docker image</w:t>
+            </w:r>
+          </w:p>
+        </w:tc>
+        <w:tc>
+          <w:tcPr/>
+          <w:p>
+            <w:pPr>
+              <w:pStyle w:val="Compact"/>
+              <w:jc w:val="left"/>
+            </w:pPr>
+            <w:r>
+              <w:t xml:space="preserve">Run the task in this Docker image</w:t>
+            </w:r>
+          </w:p>
+        </w:tc>
+        <w:tc>
+          <w:tcPr/>
+          <w:p>
+            <w:pPr>
+              <w:pStyle w:val="Compact"/>
+              <w:jc w:val="left"/>
+            </w:pPr>
+            <w:r>
+              <w:t xml:space="preserve">Run the task in this Docker image</w:t>
+            </w:r>
+          </w:p>
+        </w:tc>
+        <w:tc>
+          <w:tcPr/>
+          <w:p>
+            <w:pPr>
+              <w:pStyle w:val="Compact"/>
+              <w:jc w:val="left"/>
+            </w:pPr>
+            <w:r>
+              <w:t xml:space="preserve">Run the task in this Docker image</w:t>
+            </w:r>
+          </w:p>
+        </w:tc>
+      </w:tr>
+      <w:tr>
+        <w:tc>
+          <w:tcPr/>
+          <w:p>
+            <w:pPr>
+              <w:pStyle w:val="Compact"/>
+              <w:jc w:val="left"/>
+            </w:pPr>
+            <w:r>
+              <w:t xml:space="preserve">maxRetries</w:t>
+            </w:r>
+          </w:p>
+        </w:tc>
+        <w:tc>
+          <w:tcPr/>
+          <w:p>
+            <w:pPr>
+              <w:pStyle w:val="Compact"/>
+            </w:pPr>
+          </w:p>
+        </w:tc>
+        <w:tc>
+          <w:tcPr/>
+          <w:p>
+            <w:pPr>
+              <w:pStyle w:val="Compact"/>
+            </w:pPr>
+          </w:p>
+        </w:tc>
+        <w:tc>
+          <w:tcPr/>
+          <w:p>
+            <w:pPr>
+              <w:pStyle w:val="Compact"/>
+            </w:pPr>
+          </w:p>
+        </w:tc>
+        <w:tc>
+          <w:tcPr/>
+          <w:p>
+            <w:pPr>
+              <w:pStyle w:val="Compact"/>
+            </w:pPr>
+          </w:p>
+        </w:tc>
+      </w:tr>
+      <w:tr>
+        <w:tc>
+          <w:tcPr/>
+          <w:p>
+            <w:pPr>
+              <w:pStyle w:val="Compact"/>
+              <w:jc w:val="left"/>
+            </w:pPr>
+            <w:r>
+              <w:t xml:space="preserve">memory</w:t>
+            </w:r>
+          </w:p>
+        </w:tc>
+        <w:tc>
+          <w:tcPr/>
+          <w:p>
+            <w:pPr>
+              <w:pStyle w:val="Compact"/>
+              <w:jc w:val="left"/>
+            </w:pPr>
+            <w:r>
+              <w:t xml:space="preserve">Maximum amount of memory to use</w:t>
+            </w:r>
+          </w:p>
+        </w:tc>
+        <w:tc>
+          <w:tcPr/>
+          <w:p>
+            <w:pPr>
+              <w:pStyle w:val="Compact"/>
+              <w:jc w:val="left"/>
+            </w:pPr>
+            <w:r>
+              <w:t xml:space="preserve">n/a</w:t>
+            </w:r>
+          </w:p>
+        </w:tc>
+        <w:tc>
+          <w:tcPr/>
+          <w:p>
+            <w:pPr>
+              <w:pStyle w:val="Compact"/>
+            </w:pPr>
+          </w:p>
+        </w:tc>
+        <w:tc>
+          <w:tcPr/>
+          <w:p>
+            <w:pPr>
+              <w:pStyle w:val="Compact"/>
+              <w:jc w:val="left"/>
+            </w:pPr>
+            <w:r>
+              <w:t xml:space="preserve">Minimum amount of memory to use (scales with CPU)</w:t>
+            </w:r>
+          </w:p>
+        </w:tc>
+      </w:tr>
+      <w:tr>
+        <w:tc>
+          <w:tcPr/>
+          <w:p>
+            <w:pPr>
+              <w:pStyle w:val="Compact"/>
+              <w:jc w:val="left"/>
+            </w:pPr>
+            <w:r>
+              <w:t xml:space="preserve">preemptible</w:t>
+            </w:r>
+          </w:p>
+        </w:tc>
+        <w:tc>
+          <w:tcPr/>
+          <w:p>
+            <w:pPr>
+              <w:pStyle w:val="Compact"/>
+              <w:jc w:val="left"/>
+            </w:pPr>
+            <w:r>
+              <w:t xml:space="preserve">n/a</w:t>
+            </w:r>
+          </w:p>
+        </w:tc>
+        <w:tc>
+          <w:tcPr/>
+          <w:p>
+            <w:pPr>
+              <w:pStyle w:val="Compact"/>
+              <w:jc w:val="left"/>
+            </w:pPr>
+            <w:r>
+              <w:t xml:space="preserve">n/a</w:t>
+            </w:r>
+          </w:p>
+        </w:tc>
+        <w:tc>
+          <w:tcPr/>
+          <w:p>
+            <w:pPr>
+              <w:pStyle w:val="Compact"/>
+              <w:jc w:val="left"/>
+            </w:pPr>
+            <w:r>
+              <w:t xml:space="preserve">n/a</w:t>
+            </w:r>
+          </w:p>
+        </w:tc>
+        <w:tc>
+          <w:tcPr/>
+          <w:p>
+            <w:pPr>
+              <w:pStyle w:val="Compact"/>
+              <w:jc w:val="left"/>
+            </w:pPr>
+            <w:r>
+              <w:t xml:space="preserve">Attempt running on a preemptible instance this many times, then switch to a non-preemptible</w:t>
+            </w:r>
+          </w:p>
+        </w:tc>
+      </w:tr>
+      <w:tr>
+        <w:tc>
+          <w:tcPr/>
+          <w:p>
+            <w:pPr>
+              <w:pStyle w:val="Compact"/>
+              <w:jc w:val="left"/>
+            </w:pPr>
+            <w:r>
+              <w:t xml:space="preserve">walltime</w:t>
+            </w:r>
+          </w:p>
+        </w:tc>
+        <w:tc>
+          <w:tcPr/>
+          <w:p>
+            <w:pPr>
+              <w:pStyle w:val="Compact"/>
+              <w:jc w:val="left"/>
+            </w:pPr>
+            <w:r>
+              <w:t xml:space="preserve">How much</w:t>
+            </w:r>
+            <w:r>
+              <w:t xml:space="preserve"> </w:t>
+            </w:r>
+            <w:hyperlink r:id="rId27">
+              <w:r>
+                <w:rPr>
+                  <w:rStyle w:val="Hyperlink"/>
+                </w:rPr>
+                <w:t xml:space="preserve">walltime</w:t>
+              </w:r>
+            </w:hyperlink>
+            <w:r>
+              <w:t xml:space="preserve"> </w:t>
+            </w:r>
+            <w:r>
+              <w:t xml:space="preserve">to request for a task</w:t>
+            </w:r>
+          </w:p>
+        </w:tc>
+        <w:tc>
+          <w:tcPr/>
+          <w:p>
+            <w:pPr>
+              <w:pStyle w:val="Compact"/>
+              <w:jc w:val="left"/>
+            </w:pPr>
+            <w:r>
+              <w:t xml:space="preserve">n/a</w:t>
+            </w:r>
+          </w:p>
+        </w:tc>
+        <w:tc>
+          <w:tcPr/>
+          <w:p>
+            <w:pPr>
+              <w:pStyle w:val="Compact"/>
+              <w:jc w:val="left"/>
+            </w:pPr>
+            <w:r>
+              <w:t xml:space="preserve">n/a</w:t>
+            </w:r>
+          </w:p>
+        </w:tc>
+        <w:tc>
+          <w:tcPr/>
+          <w:p>
+            <w:pPr>
+              <w:pStyle w:val="Compact"/>
+              <w:jc w:val="left"/>
+            </w:pPr>
+            <w:r>
+              <w:t xml:space="preserve">n/a</w:t>
+            </w:r>
+          </w:p>
+        </w:tc>
+      </w:tr>
+    </w:tbl>
+    <w:bookmarkEnd w:id="28"/>
+    <w:bookmarkStart w:id="32" w:name="command-section"/>
+    <w:p>
+      <w:pPr>
+        <w:pStyle w:val="Heading2"/>
+      </w:pPr>
+      <w:r>
+        <w:rPr>
+          <w:rStyle w:val="SectionNumber"/>
+        </w:rPr>
+        <w:t xml:space="preserve">3.2</w:t>
+      </w:r>
+      <w:r>
+        <w:tab/>
+      </w:r>
+      <w:r>
+        <w:t xml:space="preserve">Command section</w:t>
+      </w:r>
+    </w:p>
+    <w:p>
+      <w:pPr>
+        <w:pStyle w:val="FirstParagraph"/>
+      </w:pPr>
+      <w:r>
+        <w:t xml:space="preserve">The command section of a WDL task is a bash script that will be run by the WDL executor. If a</w:t>
+      </w:r>
+      <w:r>
+        <w:t xml:space="preserve"> </w:t>
+      </w:r>
+      <w:r>
+        <w:rPr>
+          <w:rStyle w:val="VerbatimChar"/>
+        </w:rPr>
+        <w:t xml:space="preserve">docker</w:t>
+      </w:r>
+      <w:r>
+        <w:t xml:space="preserve"> </w:t>
+      </w:r>
+      <w:r>
+        <w:t xml:space="preserve">runtime attribute is specified, it will execute this bash script in that Docker image, otherwise, it will generally execute the bash script in a generic Ubuntu image.</w:t>
+      </w:r>
+    </w:p>
+    <w:bookmarkStart w:id="29" w:name="X2e4f868b01d58cd5a988fcd1c33864eeed15d21"/>
+    <w:p>
+      <w:pPr>
+        <w:pStyle w:val="Heading3"/>
+      </w:pPr>
+      <w:r>
+        <w:rPr>
+          <w:rStyle w:val="SectionNumber"/>
+        </w:rPr>
+        <w:t xml:space="preserve">3.2.1</w:t>
+      </w:r>
+      <w:r>
+        <w:tab/>
+      </w:r>
+      <w:r>
+        <w:t xml:space="preserve">Heredoc-style syntax versus braces syntax</w:t>
+      </w:r>
+    </w:p>
+    <w:p>
+      <w:pPr>
+        <w:pStyle w:val="FirstParagraph"/>
+      </w:pPr>
+      <w:r>
+        <w:t xml:space="preserve">You may see WDLs that use this notation for the command section in a task:</w:t>
+      </w:r>
+    </w:p>
+    <w:p>
+      <w:pPr>
+        <w:pStyle w:val="BodyText"/>
+      </w:pPr>
+      <w:r>
+        <w:t xml:space="preserve">task do_something {</w:t>
+      </w:r>
+      <w:r>
+        <w:t xml:space="preserve"> </w:t>
+      </w:r>
+      <w:r>
+        <w:t xml:space="preserve">input {</w:t>
+      </w:r>
+      <w:r>
+        <w:t xml:space="preserve"> </w:t>
+      </w:r>
+      <w:r>
+        <w:t xml:space="preserve">String some_string</w:t>
+      </w:r>
+      <w:r>
+        <w:t xml:space="preserve"> </w:t>
+      </w:r>
+      <w:r>
+        <w:t xml:space="preserve">}</w:t>
+      </w:r>
+      <w:r>
+        <w:t xml:space="preserve"> </w:t>
+      </w:r>
+      <w:r>
+        <w:t xml:space="preserve">command {</w:t>
+      </w:r>
+      <w:r>
+        <w:t xml:space="preserve"> </w:t>
+      </w:r>
+      <w:r>
+        <w:t xml:space="preserve">some_other_string=</w:t>
+      </w:r>
+      <w:r>
+        <w:t xml:space="preserve">“</w:t>
+      </w:r>
+      <w:r>
+        <w:t xml:space="preserve">FOO</w:t>
+      </w:r>
+      <w:r>
+        <w:t xml:space="preserve">”</w:t>
+      </w:r>
+      <w:r>
+        <w:t xml:space="preserve"> </w:t>
+      </w:r>
+      <w:r>
+        <w:t xml:space="preserve">echo ${some_string}</w:t>
+      </w:r>
+      <w:r>
+        <w:t xml:space="preserve"> </w:t>
+      </w:r>
+      <w:r>
+        <w:t xml:space="preserve">echo $some_other_string</w:t>
+      </w:r>
+      <w:r>
+        <w:t xml:space="preserve"> </w:t>
+      </w:r>
+      <w:r>
+        <w:t xml:space="preserve">}</w:t>
+      </w:r>
+      <w:r>
+        <w:t xml:space="preserve"> </w:t>
+      </w:r>
+      <w:r>
+        <w:t xml:space="preserve">}</w:t>
+      </w:r>
+    </w:p>
+    <w:p>
+      <w:pPr>
+        <w:pStyle w:val="BodyText"/>
+      </w:pPr>
+      <w:r>
+        <w:t xml:space="preserve">We recommend using heredoc-style syntax instead:</w:t>
+      </w:r>
+      <w:r>
+        <w:t xml:space="preserve"> </w:t>
+      </w:r>
+      <w:r>
+        <w:t xml:space="preserve">task do_something {</w:t>
+      </w:r>
+      <w:r>
+        <w:t xml:space="preserve"> </w:t>
+      </w:r>
+      <w:r>
+        <w:t xml:space="preserve">input {</w:t>
+      </w:r>
+      <w:r>
+        <w:t xml:space="preserve"> </w:t>
+      </w:r>
+      <w:r>
+        <w:t xml:space="preserve">String some_string</w:t>
+      </w:r>
+      <w:r>
+        <w:t xml:space="preserve"> </w:t>
+      </w:r>
+      <w:r>
+        <w:t xml:space="preserve">}</w:t>
+      </w:r>
+      <w:r>
+        <w:t xml:space="preserve"> </w:t>
+      </w:r>
+      <w:r>
+        <w:t xml:space="preserve">command &lt;&lt;&lt;</w:t>
+      </w:r>
+      <w:r>
+        <w:t xml:space="preserve"> </w:t>
+      </w:r>
+      <w:r>
+        <w:t xml:space="preserve">some_other_string=</w:t>
+      </w:r>
+      <w:r>
+        <w:t xml:space="preserve">“</w:t>
+      </w:r>
+      <w:r>
+        <w:t xml:space="preserve">FOO</w:t>
+      </w:r>
+      <w:r>
+        <w:t xml:space="preserve">”</w:t>
+      </w:r>
+      <w:r>
+        <w:t xml:space="preserve"> </w:t>
+      </w:r>
+      <w:r>
+        <w:t xml:space="preserve">echo ~{some_string}</w:t>
+      </w:r>
+      <w:r>
+        <w:t xml:space="preserve"> </w:t>
+      </w:r>
+      <w:r>
+        <w:t xml:space="preserve">echo $some_other_string</w:t>
+      </w:r>
+      <w:r>
+        <w:t xml:space="preserve"> </w:t>
+      </w:r>
+      <w:r>
+        <w:t xml:space="preserve">&gt;&gt;&gt;</w:t>
+      </w:r>
+      <w:r>
+        <w:t xml:space="preserve"> </w:t>
+      </w:r>
+      <w:r>
+        <w:t xml:space="preserve">}</w:t>
+      </w:r>
+    </w:p>
+    <w:p>
+      <w:pPr>
+        <w:pStyle w:val="BodyText"/>
+      </w:pPr>
+      <w:r>
+        <w:t xml:space="preserve">Heredoc-style syntax for command sections can be clearer than the alternative, as it makes a clearer distinction between bash variables and WDL variables. This is especially helpful for complicated bash scripts. Heredoc-style syntax is also what the WDL 1.1 spec recommends using in most cases. However, the older non-heredoc style is still perfectly functional for a lot of use cases.</w:t>
+      </w:r>
+    </w:p>
+    <w:bookmarkEnd w:id="29"/>
+    <w:bookmarkStart w:id="31" w:name="sep-versus-sep"/>
+    <w:p>
+      <w:pPr>
+        <w:pStyle w:val="Heading3"/>
+      </w:pPr>
+      <w:r>
+        <w:rPr>
+          <w:rStyle w:val="SectionNumber"/>
+        </w:rPr>
+        <w:t xml:space="preserve">3.2.2</w:t>
+      </w:r>
+      <w:r>
+        <w:tab/>
+      </w:r>
+      <w:r>
+        <w:rPr>
+          <w:rStyle w:val="VerbatimChar"/>
+        </w:rPr>
+        <w:t xml:space="preserve">sep=</w:t>
+      </w:r>
+      <w:r>
+        <w:t xml:space="preserve"> </w:t>
+      </w:r>
+      <w:r>
+        <w:t xml:space="preserve">versus</w:t>
+      </w:r>
+      <w:r>
+        <w:t xml:space="preserve"> </w:t>
+      </w:r>
+      <w:r>
+        <w:rPr>
+          <w:rStyle w:val="VerbatimChar"/>
+        </w:rPr>
+        <w:t xml:space="preserve">sep()</w:t>
+      </w:r>
+    </w:p>
+    <w:p>
+      <w:pPr>
+        <w:pStyle w:val="FirstParagraph"/>
+      </w:pPr>
+      <w:r>
+        <w:t xml:space="preserve">The WDL 1.1 spec added a new built-in function,</w:t>
+      </w:r>
+      <w:r>
+        <w:t xml:space="preserve"> </w:t>
+      </w:r>
+      <w:r>
+        <w:rPr>
+          <w:rStyle w:val="VerbatimChar"/>
+        </w:rPr>
+        <w:t xml:space="preserve">sep()</w:t>
+      </w:r>
+      <w:r>
+        <w:t xml:space="preserve">, which replaces the</w:t>
+      </w:r>
+      <w:r>
+        <w:t xml:space="preserve"> </w:t>
+      </w:r>
+      <w:r>
+        <w:rPr>
+          <w:rStyle w:val="VerbatimChar"/>
+        </w:rPr>
+        <w:t xml:space="preserve">sep=</w:t>
+      </w:r>
+      <w:r>
+        <w:t xml:space="preserve"> </w:t>
+      </w:r>
+      <w:r>
+        <w:t xml:space="preserve">expression placeholder for arrays. This same version of the spec also notes that the</w:t>
+      </w:r>
+      <w:r>
+        <w:t xml:space="preserve"> </w:t>
+      </w:r>
+      <w:r>
+        <w:rPr>
+          <w:rStyle w:val="VerbatimChar"/>
+        </w:rPr>
+        <w:t xml:space="preserve">sep=</w:t>
+      </w:r>
+      <w:r>
+        <w:t xml:space="preserve"> </w:t>
+      </w:r>
+      <w:r>
+        <w:t xml:space="preserve">expression placeholder</w:t>
+      </w:r>
+      <w:r>
+        <w:t xml:space="preserve"> </w:t>
+      </w:r>
+      <w:hyperlink r:id="rId30">
+        <w:r>
+          <w:rPr>
+            <w:rStyle w:val="Hyperlink"/>
+          </w:rPr>
+          <w:t xml:space="preserve">are deprecated and will be removed from future versions of WDL</w:t>
+        </w:r>
+      </w:hyperlink>
+      <w:r>
+        <w:t xml:space="preserve">. Unfortunately, as of writing, many users are locked into using WDL 1.0 due to one of the most popular WDL executors not yet supporting WDL 1.1. For the time being, we recommend sticking with</w:t>
+      </w:r>
+      <w:r>
+        <w:t xml:space="preserve"> </w:t>
+      </w:r>
+      <w:r>
+        <w:rPr>
+          <w:rStyle w:val="VerbatimChar"/>
+        </w:rPr>
+        <w:t xml:space="preserve">sep=</w:t>
+      </w:r>
+      <w:r>
+        <w:t xml:space="preserve"> </w:t>
+      </w:r>
+      <w:r>
+        <w:t xml:space="preserve">as it is compatiable with both WDL 1.0 and WDL 1.1, even though it is technically deprecated in WDL 1.1.</w:t>
+      </w:r>
+    </w:p>
+    <w:bookmarkEnd w:id="31"/>
+    <w:bookmarkEnd w:id="32"/>
+    <w:bookmarkEnd w:id="33"/>
+    <w:bookmarkStart w:id="41" w:name="about-the-authors"/>
+    <w:p>
+      <w:pPr>
+        <w:pStyle w:val="Heading1"/>
+      </w:pPr>
+      <w:r>
+        <w:t xml:space="preserve">About the Authors</w:t>
+      </w:r>
+    </w:p>
+    <w:p>
+      <w:pPr>
+        <w:pStyle w:val="FirstParagraph"/>
+      </w:pPr>
+      <w:r>
         <w:t xml:space="preserve">These credits are based on our</w:t>
       </w:r>
       <w:r>
         <w:t xml:space="preserve"> </w:t>
       </w:r>
-      <w:hyperlink r:id="rId28">
+      <w:hyperlink r:id="rId34">
         <w:r>
           <w:rPr>
             <w:rStyle w:val="Hyperlink"/>
@@ -377,7 +1281,7 @@
               <w:pStyle w:val="Compact"/>
               <w:jc w:val="left"/>
             </w:pPr>
-            <w:hyperlink r:id="rId29">
+            <w:hyperlink r:id="rId35">
               <w:r>
                 <w:rPr>
                   <w:rStyle w:val="Hyperlink"/>
@@ -735,7 +1639,7 @@
               <w:pStyle w:val="Compact"/>
               <w:jc w:val="left"/>
             </w:pPr>
-            <w:hyperlink r:id="rId30">
+            <w:hyperlink r:id="rId36">
               <w:r>
                 <w:rPr>
                   <w:rStyle w:val="Hyperlink"/>
@@ -749,7 +1653,7 @@
             <w:r>
               <w:t xml:space="preserve"> </w:t>
             </w:r>
-            <w:hyperlink r:id="rId31">
+            <w:hyperlink r:id="rId37">
               <w:r>
                 <w:rPr>
                   <w:rStyle w:val="Hyperlink"/>
@@ -763,7 +1667,7 @@
             <w:r>
               <w:t xml:space="preserve"> </w:t>
             </w:r>
-            <w:hyperlink r:id="rId32">
+            <w:hyperlink r:id="rId38">
               <w:r>
                 <w:rPr>
                   <w:rStyle w:val="Hyperlink"/>
@@ -794,7 +1698,7 @@
               <w:pStyle w:val="Compact"/>
               <w:jc w:val="left"/>
             </w:pPr>
-            <w:hyperlink r:id="rId30">
+            <w:hyperlink r:id="rId36">
               <w:r>
                 <w:rPr>
                   <w:rStyle w:val="Hyperlink"/>
@@ -825,7 +1729,7 @@
               <w:pStyle w:val="Compact"/>
               <w:jc w:val="left"/>
             </w:pPr>
-            <w:hyperlink r:id="rId31">
+            <w:hyperlink r:id="rId37">
               <w:r>
                 <w:rPr>
                   <w:rStyle w:val="Hyperlink"/>
@@ -839,7 +1743,7 @@
             <w:r>
               <w:t xml:space="preserve"> </w:t>
             </w:r>
-            <w:hyperlink r:id="rId32">
+            <w:hyperlink r:id="rId38">
               <w:r>
                 <w:rPr>
                   <w:rStyle w:val="Hyperlink"/>
@@ -853,7 +1757,7 @@
             <w:r>
               <w:t xml:space="preserve"> </w:t>
             </w:r>
-            <w:hyperlink r:id="rId30">
+            <w:hyperlink r:id="rId36">
               <w:r>
                 <w:rPr>
                   <w:rStyle w:val="Hyperlink"/>
@@ -875,7 +1779,7 @@
             <w:r>
               <w:t xml:space="preserve">Package Developers (</w:t>
             </w:r>
-            <w:hyperlink r:id="rId33">
+            <w:hyperlink r:id="rId39">
               <w:r>
                 <w:rPr>
                   <w:rStyle w:val="Hyperlink"/>
@@ -889,7 +1793,7 @@
             <w:r>
               <w:t xml:space="preserve"> </w:t>
             </w:r>
-            <w:hyperlink r:id="rId30">
+            <w:hyperlink r:id="rId36">
               <w:r>
                 <w:rPr>
                   <w:rStyle w:val="Hyperlink"/>
@@ -903,7 +1807,7 @@
             <w:r>
               <w:t xml:space="preserve"> </w:t>
             </w:r>
-            <w:hyperlink r:id="rId34">
+            <w:hyperlink r:id="rId40">
               <w:r>
                 <w:rPr>
                   <w:rStyle w:val="Hyperlink"/>
@@ -917,7 +1821,7 @@
             <w:r>
               <w:t xml:space="preserve"> </w:t>
             </w:r>
-            <w:hyperlink r:id="rId31">
+            <w:hyperlink r:id="rId37">
               <w:r>
                 <w:rPr>
                   <w:rStyle w:val="Hyperlink"/>
@@ -1303,7 +2207,7 @@
         <w:rPr>
           <w:rStyle w:val="VerbatimChar"/>
         </w:rPr>
-        <w:t xml:space="preserve">##  date     2023-12-13                  </w:t>
+        <w:t xml:space="preserve">##  date     2023-12-28                  </w:t>
       </w:r>
       <w:r>
         <w:br/>
@@ -1684,8 +2588,8 @@
         <w:t xml:space="preserve">## [2] /usr/local/lib/R/library</w:t>
       </w:r>
     </w:p>
-    <w:bookmarkEnd w:id="35"/>
-    <w:bookmarkStart w:id="36" w:name="references"/>
+    <w:bookmarkEnd w:id="41"/>
+    <w:bookmarkStart w:id="42" w:name="references"/>
     <w:p>
       <w:pPr>
         <w:pStyle w:val="Heading1"/>
@@ -1703,7 +2607,7 @@
         <w:t xml:space="preserve">References</w:t>
       </w:r>
     </w:p>
-    <w:bookmarkEnd w:id="36"/>
+    <w:bookmarkEnd w:id="42"/>
     <w:sectPr/>
   </w:body>
 </w:document>

--- a/docs/WDL-Workflows-Guide.docx
+++ b/docs/WDL-Workflows-Guide.docx
@@ -24236,7 +24236,7 @@
     </w:p>
     <w:bookmarkEnd w:id="116"/>
     <w:bookmarkEnd w:id="117"/>
-    <w:bookmarkStart w:id="130" w:name="appendix-backends-and-executors"/>
+    <w:bookmarkStart w:id="134" w:name="appendix-backends-and-executors"/>
     <w:p>
       <w:pPr>
         <w:pStyle w:val="Heading1"/>
@@ -24898,7 +24898,7 @@
       </w:r>
     </w:p>
     <w:bookmarkEnd w:id="120"/>
-    <w:bookmarkStart w:id="123" w:name="executor-specific-notes"/>
+    <w:bookmarkStart w:id="127" w:name="executor-specific-notes"/>
     <w:p>
       <w:pPr>
         <w:pStyle w:val="Heading2"/>
@@ -24916,7 +24916,7 @@
         <w:t xml:space="preserve">Executor-specific notes</w:t>
       </w:r>
     </w:p>
-    <w:bookmarkStart w:id="121" w:name="cromwell"/>
+    <w:bookmarkStart w:id="124" w:name="cromwell"/>
     <w:p>
       <w:pPr>
         <w:pStyle w:val="Heading3"/>
@@ -24955,6 +24955,83 @@
       </w:r>
       <w:r>
         <w:t xml:space="preserve">for your backend in the Cromwell configuration file.</w:t>
+      </w:r>
+    </w:p>
+    <w:p>
+      <w:pPr>
+        <w:pStyle w:val="BodyText"/>
+      </w:pPr>
+      <w:r>
+        <w:t xml:space="preserve">The default Cromwell configuration file,,</w:t>
+      </w:r>
+      <w:r>
+        <w:t xml:space="preserve"> </w:t>
+      </w:r>
+      <w:hyperlink r:id="rId121">
+        <w:r>
+          <w:rPr>
+            <w:rStyle w:val="Hyperlink"/>
+          </w:rPr>
+          <w:t xml:space="preserve">can be found on Cromwell’s GitHub repo</w:t>
+        </w:r>
+      </w:hyperlink>
+      <w:r>
+        <w:t xml:space="preserve">. To point Cromwell to a specific configuration file, run Cromwell with the flag</w:t>
+      </w:r>
+      <w:r>
+        <w:t xml:space="preserve"> </w:t>
+      </w:r>
+      <w:r>
+        <w:rPr>
+          <w:rStyle w:val="VerbatimChar"/>
+        </w:rPr>
+        <w:t xml:space="preserve">-Dconfig.file=</w:t>
+      </w:r>
+      <w:r>
+        <w:t xml:space="preserve"> </w:t>
+      </w:r>
+      <w:r>
+        <w:t xml:space="preserve">followed by the address of the config file to use.</w:t>
+      </w:r>
+    </w:p>
+    <w:p>
+      <w:pPr>
+        <w:pStyle w:val="BodyText"/>
+      </w:pPr>
+      <w:r>
+        <w:t xml:space="preserve">If you are using the Dockstore CLI,</w:t>
+      </w:r>
+      <w:r>
+        <w:t xml:space="preserve"> </w:t>
+      </w:r>
+      <w:hyperlink r:id="rId122">
+        <w:r>
+          <w:rPr>
+            <w:rStyle w:val="Hyperlink"/>
+          </w:rPr>
+          <w:t xml:space="preserve">follow these instructions</w:t>
+        </w:r>
+      </w:hyperlink>
+      <w:r>
+        <w:t xml:space="preserve"> </w:t>
+      </w:r>
+      <w:r>
+        <w:t xml:space="preserve">to use a custom configuration file for Dockstore’s version of Cromwell. Because the Docker lockup issue mentioned previously isn’t uncommon, it is recommended to use a custom configuration file that limits</w:t>
+      </w:r>
+      <w:r>
+        <w:t xml:space="preserve"> </w:t>
+      </w:r>
+      <w:r>
+        <w:rPr>
+          <w:rStyle w:val="VerbatimChar"/>
+        </w:rPr>
+        <w:t xml:space="preserve">concurrent-job-limit</w:t>
+      </w:r>
+      <w:r>
+        <w:t xml:space="preserve"> </w:t>
+      </w:r>
+      <w:r>
+        <w:t xml:space="preserve">process on a local backend.</w:t>
       </w:r>
     </w:p>
     <w:p>
@@ -25095,11 +25172,39 @@
         </w:numPr>
       </w:pPr>
       <w:r>
-        <w:t xml:space="preserve">Generally speaking, Cromwell will be able to directly modify input files by default without causing permission errors.</w:t>
-      </w:r>
-    </w:p>
-    <w:bookmarkEnd w:id="121"/>
-    <w:bookmarkStart w:id="122" w:name="miniwdl"/>
+        <w:t xml:space="preserve">Generally speaking, Cromwell will be able to directly modify input files by default without causing permission errors, unlike miniwdl.</w:t>
+      </w:r>
+    </w:p>
+    <w:p>
+      <w:pPr>
+        <w:numPr>
+          <w:ilvl w:val="0"/>
+          <w:numId w:val="1013"/>
+        </w:numPr>
+      </w:pPr>
+      <w:r>
+        <w:t xml:space="preserve">Cromwell uses a system known as</w:t>
+      </w:r>
+      <w:r>
+        <w:t xml:space="preserve"> </w:t>
+      </w:r>
+      <w:hyperlink r:id="rId123">
+        <w:r>
+          <w:rPr>
+            <w:rStyle w:val="Hyperlink"/>
+          </w:rPr>
+          <w:t xml:space="preserve">hog factors</w:t>
+        </w:r>
+      </w:hyperlink>
+      <w:r>
+        <w:t xml:space="preserve"> </w:t>
+      </w:r>
+      <w:r>
+        <w:t xml:space="preserve">to adjust how task order is prioritized.</w:t>
+      </w:r>
+    </w:p>
+    <w:bookmarkEnd w:id="124"/>
+    <w:bookmarkStart w:id="126" w:name="miniwdl"/>
     <w:p>
       <w:pPr>
         <w:pStyle w:val="Heading3"/>
@@ -25141,6 +25246,58 @@
       </w:r>
       <w:r>
         <w:t xml:space="preserve">in terms of using up too many resources than Cromwell. However, if you are sharing a compute with other users, it is still worth looking at the miniwdl configuration file and limiting how many Docker images you spin up at the same time.</w:t>
+      </w:r>
+    </w:p>
+    <w:p>
+      <w:pPr>
+        <w:pStyle w:val="BodyText"/>
+      </w:pPr>
+      <w:r>
+        <w:t xml:space="preserve">The default miniwdl configuration file, which you can use as a template for setting up your own configuration file for miniwdl,</w:t>
+      </w:r>
+      <w:r>
+        <w:t xml:space="preserve"> </w:t>
+      </w:r>
+      <w:hyperlink r:id="rId125">
+        <w:r>
+          <w:rPr>
+            <w:rStyle w:val="Hyperlink"/>
+          </w:rPr>
+          <w:t xml:space="preserve">can be found on miniwdl’s GitHub repo</w:t>
+        </w:r>
+      </w:hyperlink>
+      <w:r>
+        <w:t xml:space="preserve">. To point miniwdl to a specific configuration file, run</w:t>
+      </w:r>
+      <w:r>
+        <w:t xml:space="preserve"> </w:t>
+      </w:r>
+      <w:r>
+        <w:rPr>
+          <w:rStyle w:val="VerbatimChar"/>
+        </w:rPr>
+        <w:t xml:space="preserve">miniwdl run</w:t>
+      </w:r>
+      <w:r>
+        <w:t xml:space="preserve"> </w:t>
+      </w:r>
+      <w:r>
+        <w:t xml:space="preserve">with the</w:t>
+      </w:r>
+      <w:r>
+        <w:t xml:space="preserve"> </w:t>
+      </w:r>
+      <w:r>
+        <w:rPr>
+          <w:rStyle w:val="VerbatimChar"/>
+        </w:rPr>
+        <w:t xml:space="preserve">--cfg</w:t>
+      </w:r>
+      <w:r>
+        <w:t xml:space="preserve"> </w:t>
+      </w:r>
+      <w:r>
+        <w:t xml:space="preserve">flag.</w:t>
       </w:r>
     </w:p>
     <w:p>
@@ -25323,9 +25480,9 @@
         <w:t xml:space="preserve">flag.</w:t>
       </w:r>
     </w:p>
-    <w:bookmarkEnd w:id="122"/>
-    <w:bookmarkEnd w:id="123"/>
-    <w:bookmarkStart w:id="129" w:name="backend-specific-notes"/>
+    <w:bookmarkEnd w:id="126"/>
+    <w:bookmarkEnd w:id="127"/>
+    <w:bookmarkStart w:id="133" w:name="backend-specific-notes"/>
     <w:p>
       <w:pPr>
         <w:pStyle w:val="Heading2"/>
@@ -25343,7 +25500,7 @@
         <w:t xml:space="preserve">Backend-specific notes</w:t>
       </w:r>
     </w:p>
-    <w:bookmarkStart w:id="126" w:name="gcp"/>
+    <w:bookmarkStart w:id="129" w:name="hpcs"/>
     <w:p>
       <w:pPr>
         <w:pStyle w:val="Heading3"/>
@@ -25358,25 +25515,7 @@
         <w:tab/>
       </w:r>
       <w:r>
-        <w:t xml:space="preserve">GCP</w:t>
-      </w:r>
-    </w:p>
-    <w:bookmarkStart w:id="124" w:name="disk-space"/>
-    <w:p>
-      <w:pPr>
-        <w:pStyle w:val="Heading4"/>
-      </w:pPr>
-      <w:r>
-        <w:rPr>
-          <w:rStyle w:val="SectionNumber"/>
-        </w:rPr>
-        <w:t xml:space="preserve">8.4.1.1</w:t>
-      </w:r>
-      <w:r>
-        <w:tab/>
-      </w:r>
-      <w:r>
-        <w:t xml:space="preserve">Disk space</w:t>
+        <w:t xml:space="preserve">HPCs</w:t>
       </w:r>
     </w:p>
     <w:p>
@@ -25384,223 +25523,7 @@
         <w:pStyle w:val="FirstParagraph"/>
       </w:pPr>
       <w:r>
-        <w:t xml:space="preserve">Running Cromwell on GCP is one of the few times that the</w:t>
-      </w:r>
-      <w:r>
-        <w:t xml:space="preserve"> </w:t>
-      </w:r>
-      <w:r>
-        <w:rPr>
-          <w:rStyle w:val="VerbatimChar"/>
-        </w:rPr>
-        <w:t xml:space="preserve">disks</w:t>
-      </w:r>
-      <w:r>
-        <w:t xml:space="preserve"> </w:t>
-      </w:r>
-      <w:r>
-        <w:t xml:space="preserve">runtime attribute is a soft requirement. Due to how Cromwell works, it must request a certain amount of disk space from GCP before running the task’s command section. In other words, you must know roughly how much disk space your task will use before it runs. If not specified in the runtime attribute of a task, Cromwell will request 10 GB of SSD space.</w:t>
-      </w:r>
-    </w:p>
-    <w:p>
-      <w:pPr>
-        <w:pStyle w:val="BodyText"/>
-      </w:pPr>
-      <w:r>
-        <w:t xml:space="preserve">A helpful way to handle disk space in WDLs you anticipate will be run on GCP/Terra is to make disk size a function of the size of your task inputs. The task inputs and any private variable declarations made outside of the command section are all calculated before Cromwell requests a disk from GCP, so you can use this section to define a disk size function. For example:</w:t>
-      </w:r>
-    </w:p>
-    <w:p>
-      <w:pPr>
-        <w:pStyle w:val="SourceCode"/>
-      </w:pPr>
-      <w:r>
-        <w:rPr>
-          <w:rStyle w:val="VerbatimChar"/>
-        </w:rPr>
-        <w:t xml:space="preserve">version 1.0</w:t>
-      </w:r>
-      <w:r>
-        <w:br/>
-      </w:r>
-      <w:r>
-        <w:br/>
-      </w:r>
-      <w:r>
-        <w:rPr>
-          <w:rStyle w:val="VerbatimChar"/>
-        </w:rPr>
-        <w:t xml:space="preserve">task do_something {</w:t>
-      </w:r>
-      <w:r>
-        <w:br/>
-      </w:r>
-      <w:r>
-        <w:rPr>
-          <w:rStyle w:val="VerbatimChar"/>
-        </w:rPr>
-        <w:t xml:space="preserve">    input {</w:t>
-      </w:r>
-      <w:r>
-        <w:br/>
-      </w:r>
-      <w:r>
-        <w:rPr>
-          <w:rStyle w:val="VerbatimChar"/>
-        </w:rPr>
-        <w:t xml:space="preserve">        Array[File] some_array_of_files</w:t>
-      </w:r>
-      <w:r>
-        <w:br/>
-      </w:r>
-      <w:r>
-        <w:rPr>
-          <w:rStyle w:val="VerbatimChar"/>
-        </w:rPr>
-        <w:t xml:space="preserve">        File one_file</w:t>
-      </w:r>
-      <w:r>
-        <w:br/>
-      </w:r>
-      <w:r>
-        <w:rPr>
-          <w:rStyle w:val="VerbatimChar"/>
-        </w:rPr>
-        <w:t xml:space="preserve">    }</w:t>
-      </w:r>
-      <w:r>
-        <w:br/>
-      </w:r>
-      <w:r>
-        <w:rPr>
-          <w:rStyle w:val="VerbatimChar"/>
-        </w:rPr>
-        <w:t xml:space="preserve">    </w:t>
-      </w:r>
-      <w:r>
-        <w:br/>
-      </w:r>
-      <w:r>
-        <w:rPr>
-          <w:rStyle w:val="VerbatimChar"/>
-        </w:rPr>
-        <w:t xml:space="preserve">    Int predicted_disk_space = ceil(size(some_array_of_files), "GB") + ceil(size(one_file), "GB") + 1</w:t>
-      </w:r>
-      <w:r>
-        <w:br/>
-      </w:r>
-      <w:r>
-        <w:rPr>
-          <w:rStyle w:val="VerbatimChar"/>
-        </w:rPr>
-        <w:t xml:space="preserve">    # size(x, "GB") returns a float representing the size of x in gigabytes</w:t>
-      </w:r>
-      <w:r>
-        <w:br/>
-      </w:r>
-      <w:r>
-        <w:rPr>
-          <w:rStyle w:val="VerbatimChar"/>
-        </w:rPr>
-        <w:t xml:space="preserve">    # ceil() is a WDL built-in function that rounds a float up into an integer</w:t>
-      </w:r>
-      <w:r>
-        <w:br/>
-      </w:r>
-      <w:r>
-        <w:rPr>
-          <w:rStyle w:val="VerbatimChar"/>
-        </w:rPr>
-        <w:t xml:space="preserve">    </w:t>
-      </w:r>
-      <w:r>
-        <w:br/>
-      </w:r>
-      <w:r>
-        <w:rPr>
-          <w:rStyle w:val="VerbatimChar"/>
-        </w:rPr>
-        <w:t xml:space="preserve">    command &lt;&lt;&lt;</w:t>
-      </w:r>
-      <w:r>
-        <w:br/>
-      </w:r>
-      <w:r>
-        <w:rPr>
-          <w:rStyle w:val="VerbatimChar"/>
-        </w:rPr>
-        <w:t xml:space="preserve">    pass</w:t>
-      </w:r>
-      <w:r>
-        <w:br/>
-      </w:r>
-      <w:r>
-        <w:rPr>
-          <w:rStyle w:val="VerbatimChar"/>
-        </w:rPr>
-        <w:t xml:space="preserve">    &gt;&gt;&gt;</w:t>
-      </w:r>
-      <w:r>
-        <w:br/>
-      </w:r>
-      <w:r>
-        <w:rPr>
-          <w:rStyle w:val="VerbatimChar"/>
-        </w:rPr>
-        <w:t xml:space="preserve">    </w:t>
-      </w:r>
-      <w:r>
-        <w:br/>
-      </w:r>
-      <w:r>
-        <w:rPr>
-          <w:rStyle w:val="VerbatimChar"/>
-        </w:rPr>
-        <w:t xml:space="preserve">    runtime {</w:t>
-      </w:r>
-      <w:r>
-        <w:br/>
-      </w:r>
-      <w:r>
-        <w:rPr>
-          <w:rStyle w:val="VerbatimChar"/>
-        </w:rPr>
-        <w:t xml:space="preserve">        docker: "ubuntu-latest"</w:t>
-      </w:r>
-      <w:r>
-        <w:br/>
-      </w:r>
-      <w:r>
-        <w:rPr>
-          <w:rStyle w:val="VerbatimChar"/>
-        </w:rPr>
-        <w:t xml:space="preserve">        disks: "local-disk " + predicted_disk_space " HDD"</w:t>
-      </w:r>
-      <w:r>
-        <w:br/>
-      </w:r>
-      <w:r>
-        <w:rPr>
-          <w:rStyle w:val="VerbatimChar"/>
-        </w:rPr>
-        <w:t xml:space="preserve">    }</w:t>
-      </w:r>
-      <w:r>
-        <w:br/>
-      </w:r>
-      <w:r>
-        <w:rPr>
-          <w:rStyle w:val="VerbatimChar"/>
-        </w:rPr>
-        <w:t xml:space="preserve">}</w:t>
-      </w:r>
-    </w:p>
-    <w:p>
-      <w:pPr>
-        <w:pStyle w:val="FirstParagraph"/>
-      </w:pPr>
-      <w:r>
-        <w:t xml:space="preserve">Common pitfalls:</w:t>
+        <w:t xml:space="preserve">It is difficult to provide specific advice on HPCs, as they can vary greatly. Some general notes:</w:t>
       </w:r>
     </w:p>
     <w:p>
@@ -25611,52 +25534,19 @@
         </w:numPr>
       </w:pPr>
       <w:r>
-        <w:t xml:space="preserve">Not wrapping</w:t>
-      </w:r>
-      <w:r>
-        <w:t xml:space="preserve"> </w:t>
-      </w:r>
-      <w:r>
-        <w:rPr>
-          <w:rStyle w:val="VerbatimChar"/>
-        </w:rPr>
-        <w:t xml:space="preserve">size()</w:t>
-      </w:r>
-      <w:r>
-        <w:t xml:space="preserve"> </w:t>
-      </w:r>
-      <w:r>
-        <w:t xml:space="preserve">in</w:t>
-      </w:r>
-      <w:r>
-        <w:t xml:space="preserve"> </w:t>
-      </w:r>
-      <w:r>
-        <w:rPr>
-          <w:rStyle w:val="VerbatimChar"/>
-        </w:rPr>
-        <w:t xml:space="preserve">ceil()</w:t>
-      </w:r>
-      <w:r>
-        <w:t xml:space="preserve"> </w:t>
-      </w:r>
-      <w:r>
-        <w:t xml:space="preserve">– the</w:t>
-      </w:r>
-      <w:r>
-        <w:t xml:space="preserve"> </w:t>
-      </w:r>
-      <w:r>
-        <w:rPr>
-          <w:rStyle w:val="VerbatimChar"/>
-        </w:rPr>
-        <w:t xml:space="preserve">disks:</w:t>
-      </w:r>
-      <w:r>
-        <w:t xml:space="preserve"> </w:t>
-      </w:r>
-      <w:r>
-        <w:t xml:space="preserve">runtime attribute requires an integer, not a float</w:t>
+        <w:t xml:space="preserve">Some HPCs do not support the use of Docker due to security concerns</w:t>
+      </w:r>
+    </w:p>
+    <w:p>
+      <w:pPr>
+        <w:numPr>
+          <w:ilvl w:val="1"/>
+          <w:numId w:val="1016"/>
+        </w:numPr>
+        <w:pStyle w:val="Compact"/>
+      </w:pPr>
+      <w:r>
+        <w:t xml:space="preserve">HPCs that do not allow the use of Docker may be able to run WDLs using alternative container technologies such as podman or rootless Docker</w:t>
       </w:r>
     </w:p>
     <w:p>
@@ -25667,197 +25557,214 @@
         </w:numPr>
       </w:pPr>
       <w:r>
-        <w:t xml:space="preserve">Not using</w:t>
-      </w:r>
-      <w:r>
-        <w:t xml:space="preserve"> </w:t>
-      </w:r>
-      <w:r>
-        <w:rPr>
-          <w:rStyle w:val="VerbatimChar"/>
-        </w:rPr>
-        <w:t xml:space="preserve">"GB"</w:t>
-      </w:r>
-      <w:r>
-        <w:t xml:space="preserve"> </w:t>
-      </w:r>
-      <w:r>
-        <w:t xml:space="preserve">when calling</w:t>
-      </w:r>
-      <w:r>
-        <w:t xml:space="preserve"> </w:t>
-      </w:r>
-      <w:r>
-        <w:rPr>
-          <w:rStyle w:val="VerbatimChar"/>
-        </w:rPr>
-        <w:t xml:space="preserve">size()</w:t>
-      </w:r>
-      <w:r>
-        <w:t xml:space="preserve"> </w:t>
-      </w:r>
-      <w:r>
-        <w:t xml:space="preserve">– if you don’t specify units for</w:t>
-      </w:r>
-      <w:r>
-        <w:t xml:space="preserve"> </w:t>
-      </w:r>
-      <w:r>
-        <w:rPr>
-          <w:rStyle w:val="VerbatimChar"/>
-        </w:rPr>
-        <w:t xml:space="preserve">size()</w:t>
-      </w:r>
-      <w:r>
-        <w:t xml:space="preserve"> </w:t>
-      </w:r>
-      <w:r>
-        <w:t xml:space="preserve">it will return bytes!</w:t>
+        <w:t xml:space="preserve">Some HPCs will use</w:t>
+      </w:r>
+      <w:r>
+        <w:t xml:space="preserve"> </w:t>
+      </w:r>
+      <w:r>
+        <w:rPr>
+          <w:rStyle w:val="VerbatimChar"/>
+        </w:rPr>
+        <w:t xml:space="preserve">disks</w:t>
+      </w:r>
+      <w:r>
+        <w:t xml:space="preserve"> </w:t>
+      </w:r>
+      <w:r>
+        <w:t xml:space="preserve">to determine which disk to run on, which can be useful for managing disk space</w:t>
+      </w:r>
+    </w:p>
+    <w:bookmarkStart w:id="128" w:name="fred-hutch-hpc"/>
+    <w:p>
+      <w:pPr>
+        <w:pStyle w:val="Heading4"/>
+      </w:pPr>
+      <w:r>
+        <w:rPr>
+          <w:rStyle w:val="SectionNumber"/>
+        </w:rPr>
+        <w:t xml:space="preserve">8.4.1.1</w:t>
+      </w:r>
+      <w:r>
+        <w:tab/>
+      </w:r>
+      <w:r>
+        <w:t xml:space="preserve">Fred Hutch HPC</w:t>
       </w:r>
     </w:p>
     <w:p>
       <w:pPr>
         <w:numPr>
           <w:ilvl w:val="0"/>
-          <w:numId w:val="1015"/>
+          <w:numId w:val="1017"/>
         </w:numPr>
       </w:pPr>
       <w:r>
-        <w:t xml:space="preserve">Forgetting the space between</w:t>
-      </w:r>
-      <w:r>
-        <w:t xml:space="preserve"> </w:t>
-      </w:r>
-      <w:r>
-        <w:t xml:space="preserve">“</w:t>
-      </w:r>
-      <w:r>
-        <w:t xml:space="preserve">local-disk</w:t>
-      </w:r>
-      <w:r>
-        <w:t xml:space="preserve">”</w:t>
-      </w:r>
-      <w:r>
-        <w:t xml:space="preserve"> </w:t>
-      </w:r>
-      <w:r>
-        <w:t xml:space="preserve">and the integer (or the integer and</w:t>
-      </w:r>
-      <w:r>
-        <w:t xml:space="preserve"> </w:t>
-      </w:r>
-      <w:r>
-        <w:t xml:space="preserve">“</w:t>
-      </w:r>
-      <w:r>
-        <w:t xml:space="preserve">HDD</w:t>
-      </w:r>
-      <w:r>
-        <w:t xml:space="preserve">”</w:t>
-      </w:r>
-      <w:r>
-        <w:t xml:space="preserve">/</w:t>
-      </w:r>
-      <w:r>
-        <w:t xml:space="preserve">“</w:t>
-      </w:r>
-      <w:r>
-        <w:t xml:space="preserve">SSD</w:t>
-      </w:r>
-      <w:r>
-        <w:t xml:space="preserve">”</w:t>
-      </w:r>
-      <w:r>
-        <w:t xml:space="preserve">)</w:t>
-      </w:r>
-    </w:p>
-    <w:bookmarkEnd w:id="124"/>
-    <w:bookmarkStart w:id="125" w:name="preemptibles"/>
-    <w:p>
-      <w:pPr>
-        <w:pStyle w:val="Heading4"/>
-      </w:pPr>
-      <w:r>
-        <w:rPr>
-          <w:rStyle w:val="SectionNumber"/>
-        </w:rPr>
-        <w:t xml:space="preserve">8.4.1.2</w:t>
-      </w:r>
-      <w:r>
-        <w:tab/>
-      </w:r>
-      <w:r>
-        <w:t xml:space="preserve">Preemptibles</w:t>
-      </w:r>
-    </w:p>
-    <w:p>
-      <w:pPr>
-        <w:pStyle w:val="FirstParagraph"/>
-      </w:pPr>
-      <w:r>
-        <w:t xml:space="preserve">Preemptible machines are an excellent way to save money when running workflows. A preemptible machine is a Google Cloud machine that is significantly cheaper (often less than half the price) than a standard one, at the cost of potentially being stopped suddenly. When running a task on a preemptible machine using Cromwell, if the preemptible is preempted (stopped suddenly), Cromwell will automatically retry the task. This does mean that in a worst case scenario, such a task could take about twice as long to run as normal and end up slightly more expensive, so you will want to weigh the costs and benefits. As a general rule of thumb, if you expect a task to take less than 2 hours, it is usually worth trying to use preemptible machines.</w:t>
-      </w:r>
-    </w:p>
-    <w:bookmarkEnd w:id="125"/>
-    <w:bookmarkEnd w:id="126"/>
-    <w:bookmarkStart w:id="128" w:name="hpcs"/>
-    <w:p>
-      <w:pPr>
-        <w:pStyle w:val="Heading3"/>
-      </w:pPr>
-      <w:r>
-        <w:rPr>
-          <w:rStyle w:val="SectionNumber"/>
-        </w:rPr>
-        <w:t xml:space="preserve">8.4.2</w:t>
-      </w:r>
-      <w:r>
-        <w:tab/>
-      </w:r>
-      <w:r>
-        <w:t xml:space="preserve">HPCs</w:t>
-      </w:r>
-    </w:p>
-    <w:p>
-      <w:pPr>
-        <w:pStyle w:val="FirstParagraph"/>
-      </w:pPr>
-      <w:r>
-        <w:t xml:space="preserve">It is difficult to provide specific advice on HPCs, as they can vary greatly. Some general notes:</w:t>
+        <w:t xml:space="preserve">The Fred Hutch HPC supports the use of Docker, so the</w:t>
+      </w:r>
+      <w:r>
+        <w:t xml:space="preserve"> </w:t>
+      </w:r>
+      <w:r>
+        <w:rPr>
+          <w:rStyle w:val="VerbatimChar"/>
+        </w:rPr>
+        <w:t xml:space="preserve">docker</w:t>
+      </w:r>
+      <w:r>
+        <w:t xml:space="preserve"> </w:t>
+      </w:r>
+      <w:r>
+        <w:t xml:space="preserve">runtime attribute works as expected</w:t>
       </w:r>
     </w:p>
     <w:p>
       <w:pPr>
         <w:numPr>
           <w:ilvl w:val="0"/>
-          <w:numId w:val="1016"/>
-        </w:numPr>
-      </w:pPr>
-      <w:r>
-        <w:t xml:space="preserve">Some HPCs do not support the use of Docker due to security concerns</w:t>
-      </w:r>
-    </w:p>
-    <w:p>
-      <w:pPr>
-        <w:numPr>
-          <w:ilvl w:val="1"/>
           <w:numId w:val="1017"/>
         </w:numPr>
-        <w:pStyle w:val="Compact"/>
-      </w:pPr>
-      <w:r>
-        <w:t xml:space="preserve">HPCs that do not allow the use of Docker may be able to run WDLs using alternative container technologies such as podman or rootless Docker</w:t>
+      </w:pPr>
+      <w:r>
+        <w:t xml:space="preserve">The</w:t>
+      </w:r>
+      <w:r>
+        <w:t xml:space="preserve"> </w:t>
+      </w:r>
+      <w:r>
+        <w:rPr>
+          <w:rStyle w:val="VerbatimChar"/>
+        </w:rPr>
+        <w:t xml:space="preserve">memory</w:t>
+      </w:r>
+      <w:r>
+        <w:t xml:space="preserve"> </w:t>
+      </w:r>
+      <w:r>
+        <w:t xml:space="preserve">and</w:t>
+      </w:r>
+      <w:r>
+        <w:t xml:space="preserve"> </w:t>
+      </w:r>
+      <w:r>
+        <w:rPr>
+          <w:rStyle w:val="VerbatimChar"/>
+        </w:rPr>
+        <w:t xml:space="preserve">gpu</w:t>
+      </w:r>
+      <w:r>
+        <w:t xml:space="preserve"> </w:t>
+      </w:r>
+      <w:r>
+        <w:t xml:space="preserve">runtime attributes are ignored, but</w:t>
+      </w:r>
+      <w:r>
+        <w:t xml:space="preserve"> </w:t>
+      </w:r>
+      <w:r>
+        <w:rPr>
+          <w:rStyle w:val="VerbatimChar"/>
+        </w:rPr>
+        <w:t xml:space="preserve">cpu</w:t>
+      </w:r>
+      <w:r>
+        <w:t xml:space="preserve"> </w:t>
+      </w:r>
+      <w:r>
+        <w:t xml:space="preserve">works as expected</w:t>
       </w:r>
     </w:p>
     <w:p>
       <w:pPr>
         <w:numPr>
           <w:ilvl w:val="0"/>
-          <w:numId w:val="1016"/>
+          <w:numId w:val="1017"/>
         </w:numPr>
       </w:pPr>
       <w:r>
-        <w:t xml:space="preserve">Some HPCs will use</w:t>
+        <w:t xml:space="preserve">The Fred Hutch HPC supports the use of multiple JSON files going into the same workflow</w:t>
+      </w:r>
+    </w:p>
+    <w:bookmarkEnd w:id="128"/>
+    <w:bookmarkEnd w:id="129"/>
+    <w:bookmarkStart w:id="132" w:name="gcpterra"/>
+    <w:p>
+      <w:pPr>
+        <w:pStyle w:val="Heading3"/>
+      </w:pPr>
+      <w:r>
+        <w:rPr>
+          <w:rStyle w:val="SectionNumber"/>
+        </w:rPr>
+        <w:t xml:space="preserve">8.4.2</w:t>
+      </w:r>
+      <w:r>
+        <w:tab/>
+      </w:r>
+      <w:r>
+        <w:t xml:space="preserve">GCP/Terra</w:t>
+      </w:r>
+    </w:p>
+    <w:p>
+      <w:pPr>
+        <w:pStyle w:val="FirstParagraph"/>
+      </w:pPr>
+      <w:r>
+        <w:t xml:space="preserve">GCP powers Terra, which is a Cromwell-based platform that is commonly used for running WDL workflows, but it can also be used on its own. Some special considerations need to be taken into account when designing workflows for compatiability on this backend.</w:t>
+      </w:r>
+    </w:p>
+    <w:bookmarkStart w:id="130" w:name="preemptibles"/>
+    <w:p>
+      <w:pPr>
+        <w:pStyle w:val="Heading4"/>
+      </w:pPr>
+      <w:r>
+        <w:rPr>
+          <w:rStyle w:val="SectionNumber"/>
+        </w:rPr>
+        <w:t xml:space="preserve">8.4.2.1</w:t>
+      </w:r>
+      <w:r>
+        <w:tab/>
+      </w:r>
+      <w:r>
+        <w:t xml:space="preserve">Preemptibles</w:t>
+      </w:r>
+    </w:p>
+    <w:p>
+      <w:pPr>
+        <w:pStyle w:val="FirstParagraph"/>
+      </w:pPr>
+      <w:r>
+        <w:t xml:space="preserve">Preemptible machines are an excellent way to save money when running workflows. A preemptible machine is a Google Cloud machine that is significantly cheaper (often less than half the price) than a standard one, at the cost of potentially being stopped suddenly. When running a task on a preemptible machine using Cromwell, if the preemptible is preempted (stopped suddenly), Cromwell will automatically retry the task. This does mean that in a worst case scenario, such a task could take about twice as long to run as normal and end up slightly more expensive, so you will want to weigh the costs and benefits. As a general rule of thumb, if you expect a task to take less than 2 hours, it is usually worth trying to use preemptible machines.</w:t>
+      </w:r>
+    </w:p>
+    <w:bookmarkEnd w:id="130"/>
+    <w:bookmarkStart w:id="131" w:name="disk-space"/>
+    <w:p>
+      <w:pPr>
+        <w:pStyle w:val="Heading4"/>
+      </w:pPr>
+      <w:r>
+        <w:rPr>
+          <w:rStyle w:val="SectionNumber"/>
+        </w:rPr>
+        <w:t xml:space="preserve">8.4.2.2</w:t>
+      </w:r>
+      <w:r>
+        <w:tab/>
+      </w:r>
+      <w:r>
+        <w:t xml:space="preserve">Disk space</w:t>
+      </w:r>
+    </w:p>
+    <w:p>
+      <w:pPr>
+        <w:pStyle w:val="FirstParagraph"/>
+      </w:pPr>
+      <w:r>
+        <w:t xml:space="preserve">Running Cromwell on GCP is one of the few times that the</w:t>
       </w:r>
       <w:r>
         <w:t xml:space="preserve"> </w:t>
@@ -25872,25 +25779,208 @@
         <w:t xml:space="preserve"> </w:t>
       </w:r>
       <w:r>
-        <w:t xml:space="preserve">to determine which disk to run on, which can be useful for managing disk space</w:t>
-      </w:r>
-    </w:p>
-    <w:bookmarkStart w:id="127" w:name="fred-hutch-hpc"/>
-    <w:p>
-      <w:pPr>
-        <w:pStyle w:val="Heading4"/>
-      </w:pPr>
-      <w:r>
-        <w:rPr>
-          <w:rStyle w:val="SectionNumber"/>
-        </w:rPr>
-        <w:t xml:space="preserve">8.4.2.1</w:t>
-      </w:r>
-      <w:r>
-        <w:tab/>
-      </w:r>
-      <w:r>
-        <w:t xml:space="preserve">Fred Hutch HPC</w:t>
+        <w:t xml:space="preserve">runtime attribute is a soft requirement. Due to how Cromwell works, it must request a certain amount of disk space from GCP before running the task’s command section. In other words, you must know roughly how much disk space your task will use before it runs. If not specified in the runtime attribute of a task, Cromwell will request 10 GB of SSD space.</w:t>
+      </w:r>
+    </w:p>
+    <w:p>
+      <w:pPr>
+        <w:pStyle w:val="BodyText"/>
+      </w:pPr>
+      <w:r>
+        <w:t xml:space="preserve">A helpful way to handle disk space in WDLs you anticipate will be run on GCP/Terra is to make disk size a function of the size of your task inputs. The task inputs and any private variable declarations made outside of the command section are all calculated before Cromwell requests a disk from GCP, so you can use this section to define a disk size function. For example:</w:t>
+      </w:r>
+    </w:p>
+    <w:p>
+      <w:pPr>
+        <w:pStyle w:val="SourceCode"/>
+      </w:pPr>
+      <w:r>
+        <w:rPr>
+          <w:rStyle w:val="VerbatimChar"/>
+        </w:rPr>
+        <w:t xml:space="preserve">version 1.0</w:t>
+      </w:r>
+      <w:r>
+        <w:br/>
+      </w:r>
+      <w:r>
+        <w:br/>
+      </w:r>
+      <w:r>
+        <w:rPr>
+          <w:rStyle w:val="VerbatimChar"/>
+        </w:rPr>
+        <w:t xml:space="preserve">task do_something {</w:t>
+      </w:r>
+      <w:r>
+        <w:br/>
+      </w:r>
+      <w:r>
+        <w:rPr>
+          <w:rStyle w:val="VerbatimChar"/>
+        </w:rPr>
+        <w:t xml:space="preserve">    input {</w:t>
+      </w:r>
+      <w:r>
+        <w:br/>
+      </w:r>
+      <w:r>
+        <w:rPr>
+          <w:rStyle w:val="VerbatimChar"/>
+        </w:rPr>
+        <w:t xml:space="preserve">        Array[File] some_array_of_files</w:t>
+      </w:r>
+      <w:r>
+        <w:br/>
+      </w:r>
+      <w:r>
+        <w:rPr>
+          <w:rStyle w:val="VerbatimChar"/>
+        </w:rPr>
+        <w:t xml:space="preserve">        File one_file</w:t>
+      </w:r>
+      <w:r>
+        <w:br/>
+      </w:r>
+      <w:r>
+        <w:rPr>
+          <w:rStyle w:val="VerbatimChar"/>
+        </w:rPr>
+        <w:t xml:space="preserve">    }</w:t>
+      </w:r>
+      <w:r>
+        <w:br/>
+      </w:r>
+      <w:r>
+        <w:rPr>
+          <w:rStyle w:val="VerbatimChar"/>
+        </w:rPr>
+        <w:t xml:space="preserve">    </w:t>
+      </w:r>
+      <w:r>
+        <w:br/>
+      </w:r>
+      <w:r>
+        <w:rPr>
+          <w:rStyle w:val="VerbatimChar"/>
+        </w:rPr>
+        <w:t xml:space="preserve">    Int predicted_disk_space = ceil(size(some_array_of_files, "GB")) + ceil(size(one_file, "GB")) + 1</w:t>
+      </w:r>
+      <w:r>
+        <w:br/>
+      </w:r>
+      <w:r>
+        <w:rPr>
+          <w:rStyle w:val="VerbatimChar"/>
+        </w:rPr>
+        <w:t xml:space="preserve">    # size(x, "GB") returns a float representing the size of x in gigabytes</w:t>
+      </w:r>
+      <w:r>
+        <w:br/>
+      </w:r>
+      <w:r>
+        <w:rPr>
+          <w:rStyle w:val="VerbatimChar"/>
+        </w:rPr>
+        <w:t xml:space="preserve">    # ceil() is a WDL built-in function that rounds a float up into an integer</w:t>
+      </w:r>
+      <w:r>
+        <w:br/>
+      </w:r>
+      <w:r>
+        <w:rPr>
+          <w:rStyle w:val="VerbatimChar"/>
+        </w:rPr>
+        <w:t xml:space="preserve">    </w:t>
+      </w:r>
+      <w:r>
+        <w:br/>
+      </w:r>
+      <w:r>
+        <w:rPr>
+          <w:rStyle w:val="VerbatimChar"/>
+        </w:rPr>
+        <w:t xml:space="preserve">    command &lt;&lt;&lt;</w:t>
+      </w:r>
+      <w:r>
+        <w:br/>
+      </w:r>
+      <w:r>
+        <w:rPr>
+          <w:rStyle w:val="VerbatimChar"/>
+        </w:rPr>
+        <w:t xml:space="preserve">    pass</w:t>
+      </w:r>
+      <w:r>
+        <w:br/>
+      </w:r>
+      <w:r>
+        <w:rPr>
+          <w:rStyle w:val="VerbatimChar"/>
+        </w:rPr>
+        <w:t xml:space="preserve">    &gt;&gt;&gt;</w:t>
+      </w:r>
+      <w:r>
+        <w:br/>
+      </w:r>
+      <w:r>
+        <w:rPr>
+          <w:rStyle w:val="VerbatimChar"/>
+        </w:rPr>
+        <w:t xml:space="preserve">    </w:t>
+      </w:r>
+      <w:r>
+        <w:br/>
+      </w:r>
+      <w:r>
+        <w:rPr>
+          <w:rStyle w:val="VerbatimChar"/>
+        </w:rPr>
+        <w:t xml:space="preserve">    runtime {</w:t>
+      </w:r>
+      <w:r>
+        <w:br/>
+      </w:r>
+      <w:r>
+        <w:rPr>
+          <w:rStyle w:val="VerbatimChar"/>
+        </w:rPr>
+        <w:t xml:space="preserve">        docker: "ubuntu-latest"</w:t>
+      </w:r>
+      <w:r>
+        <w:br/>
+      </w:r>
+      <w:r>
+        <w:rPr>
+          <w:rStyle w:val="VerbatimChar"/>
+        </w:rPr>
+        <w:t xml:space="preserve">        disks: "local-disk " + predicted_disk_space + " HDD"</w:t>
+      </w:r>
+      <w:r>
+        <w:br/>
+      </w:r>
+      <w:r>
+        <w:rPr>
+          <w:rStyle w:val="VerbatimChar"/>
+        </w:rPr>
+        <w:t xml:space="preserve">    }</w:t>
+      </w:r>
+      <w:r>
+        <w:br/>
+      </w:r>
+      <w:r>
+        <w:rPr>
+          <w:rStyle w:val="VerbatimChar"/>
+        </w:rPr>
+        <w:t xml:space="preserve">}</w:t>
+      </w:r>
+    </w:p>
+    <w:p>
+      <w:pPr>
+        <w:pStyle w:val="FirstParagraph"/>
+      </w:pPr>
+      <w:r>
+        <w:t xml:space="preserve">Common pitfalls:</w:t>
       </w:r>
     </w:p>
     <w:p>
@@ -25901,22 +25991,52 @@
         </w:numPr>
       </w:pPr>
       <w:r>
-        <w:t xml:space="preserve">The Fred Hutch HPC supports the use of Docker, so the</w:t>
-      </w:r>
-      <w:r>
-        <w:t xml:space="preserve"> </w:t>
-      </w:r>
-      <w:r>
-        <w:rPr>
-          <w:rStyle w:val="VerbatimChar"/>
-        </w:rPr>
-        <w:t xml:space="preserve">docker</w:t>
-      </w:r>
-      <w:r>
-        <w:t xml:space="preserve"> </w:t>
-      </w:r>
-      <w:r>
-        <w:t xml:space="preserve">runtime attribute works as expected</w:t>
+        <w:t xml:space="preserve">Not wrapping</w:t>
+      </w:r>
+      <w:r>
+        <w:t xml:space="preserve"> </w:t>
+      </w:r>
+      <w:r>
+        <w:rPr>
+          <w:rStyle w:val="VerbatimChar"/>
+        </w:rPr>
+        <w:t xml:space="preserve">size()</w:t>
+      </w:r>
+      <w:r>
+        <w:t xml:space="preserve"> </w:t>
+      </w:r>
+      <w:r>
+        <w:t xml:space="preserve">in</w:t>
+      </w:r>
+      <w:r>
+        <w:t xml:space="preserve"> </w:t>
+      </w:r>
+      <w:r>
+        <w:rPr>
+          <w:rStyle w:val="VerbatimChar"/>
+        </w:rPr>
+        <w:t xml:space="preserve">ceil()</w:t>
+      </w:r>
+      <w:r>
+        <w:t xml:space="preserve"> </w:t>
+      </w:r>
+      <w:r>
+        <w:t xml:space="preserve">– the</w:t>
+      </w:r>
+      <w:r>
+        <w:t xml:space="preserve"> </w:t>
+      </w:r>
+      <w:r>
+        <w:rPr>
+          <w:rStyle w:val="VerbatimChar"/>
+        </w:rPr>
+        <w:t xml:space="preserve">disks:</w:t>
+      </w:r>
+      <w:r>
+        <w:t xml:space="preserve"> </w:t>
+      </w:r>
+      <w:r>
+        <w:t xml:space="preserve">runtime attribute requires an integer, not a float</w:t>
       </w:r>
     </w:p>
     <w:p>
@@ -25927,52 +26047,52 @@
         </w:numPr>
       </w:pPr>
       <w:r>
-        <w:t xml:space="preserve">The</w:t>
-      </w:r>
-      <w:r>
-        <w:t xml:space="preserve"> </w:t>
-      </w:r>
-      <w:r>
-        <w:rPr>
-          <w:rStyle w:val="VerbatimChar"/>
-        </w:rPr>
-        <w:t xml:space="preserve">memory</w:t>
-      </w:r>
-      <w:r>
-        <w:t xml:space="preserve"> </w:t>
-      </w:r>
-      <w:r>
-        <w:t xml:space="preserve">and</w:t>
-      </w:r>
-      <w:r>
-        <w:t xml:space="preserve"> </w:t>
-      </w:r>
-      <w:r>
-        <w:rPr>
-          <w:rStyle w:val="VerbatimChar"/>
-        </w:rPr>
-        <w:t xml:space="preserve">gpu</w:t>
-      </w:r>
-      <w:r>
-        <w:t xml:space="preserve"> </w:t>
-      </w:r>
-      <w:r>
-        <w:t xml:space="preserve">runtime attributes are ignored, but</w:t>
-      </w:r>
-      <w:r>
-        <w:t xml:space="preserve"> </w:t>
-      </w:r>
-      <w:r>
-        <w:rPr>
-          <w:rStyle w:val="VerbatimChar"/>
-        </w:rPr>
-        <w:t xml:space="preserve">cpu</w:t>
-      </w:r>
-      <w:r>
-        <w:t xml:space="preserve"> </w:t>
-      </w:r>
-      <w:r>
-        <w:t xml:space="preserve">works as expected</w:t>
+        <w:t xml:space="preserve">Not using</w:t>
+      </w:r>
+      <w:r>
+        <w:t xml:space="preserve"> </w:t>
+      </w:r>
+      <w:r>
+        <w:rPr>
+          <w:rStyle w:val="VerbatimChar"/>
+        </w:rPr>
+        <w:t xml:space="preserve">"GB"</w:t>
+      </w:r>
+      <w:r>
+        <w:t xml:space="preserve"> </w:t>
+      </w:r>
+      <w:r>
+        <w:t xml:space="preserve">when calling</w:t>
+      </w:r>
+      <w:r>
+        <w:t xml:space="preserve"> </w:t>
+      </w:r>
+      <w:r>
+        <w:rPr>
+          <w:rStyle w:val="VerbatimChar"/>
+        </w:rPr>
+        <w:t xml:space="preserve">size()</w:t>
+      </w:r>
+      <w:r>
+        <w:t xml:space="preserve"> </w:t>
+      </w:r>
+      <w:r>
+        <w:t xml:space="preserve">– if you don’t specify units for</w:t>
+      </w:r>
+      <w:r>
+        <w:t xml:space="preserve"> </w:t>
+      </w:r>
+      <w:r>
+        <w:rPr>
+          <w:rStyle w:val="VerbatimChar"/>
+        </w:rPr>
+        <w:t xml:space="preserve">size()</w:t>
+      </w:r>
+      <w:r>
+        <w:t xml:space="preserve"> </w:t>
+      </w:r>
+      <w:r>
+        <w:t xml:space="preserve">it will return bytes!</w:t>
       </w:r>
     </w:p>
     <w:p>
@@ -25983,14 +26103,690 @@
         </w:numPr>
       </w:pPr>
       <w:r>
-        <w:t xml:space="preserve">The Fred Hutch HPC supports the use of multiple JSON files going into the same workflow</w:t>
-      </w:r>
-    </w:p>
-    <w:bookmarkEnd w:id="127"/>
-    <w:bookmarkEnd w:id="128"/>
-    <w:bookmarkEnd w:id="129"/>
-    <w:bookmarkEnd w:id="130"/>
-    <w:bookmarkStart w:id="137" w:name="about-the-authors"/>
+        <w:t xml:space="preserve">Forgetting the space between</w:t>
+      </w:r>
+      <w:r>
+        <w:t xml:space="preserve"> </w:t>
+      </w:r>
+      <w:r>
+        <w:t xml:space="preserve">“</w:t>
+      </w:r>
+      <w:r>
+        <w:t xml:space="preserve">local-disk</w:t>
+      </w:r>
+      <w:r>
+        <w:t xml:space="preserve">”</w:t>
+      </w:r>
+      <w:r>
+        <w:t xml:space="preserve"> </w:t>
+      </w:r>
+      <w:r>
+        <w:t xml:space="preserve">and the integer (or the integer and</w:t>
+      </w:r>
+      <w:r>
+        <w:t xml:space="preserve"> </w:t>
+      </w:r>
+      <w:r>
+        <w:t xml:space="preserve">“</w:t>
+      </w:r>
+      <w:r>
+        <w:t xml:space="preserve">HDD</w:t>
+      </w:r>
+      <w:r>
+        <w:t xml:space="preserve">”</w:t>
+      </w:r>
+      <w:r>
+        <w:t xml:space="preserve">/</w:t>
+      </w:r>
+      <w:r>
+        <w:t xml:space="preserve">“</w:t>
+      </w:r>
+      <w:r>
+        <w:t xml:space="preserve">SSD</w:t>
+      </w:r>
+      <w:r>
+        <w:t xml:space="preserve">”</w:t>
+      </w:r>
+      <w:r>
+        <w:t xml:space="preserve">)</w:t>
+      </w:r>
+    </w:p>
+    <w:p>
+      <w:pPr>
+        <w:pStyle w:val="FirstParagraph"/>
+      </w:pPr>
+      <w:r>
+        <w:t xml:space="preserve">As a more in-depth example of how to use disk space, see the following WDL:</w:t>
+      </w:r>
+    </w:p>
+    <w:p>
+      <w:pPr>
+        <w:pStyle w:val="SourceCode"/>
+      </w:pPr>
+      <w:r>
+        <w:rPr>
+          <w:rStyle w:val="VerbatimChar"/>
+        </w:rPr>
+        <w:t xml:space="preserve">version 1.0</w:t>
+      </w:r>
+      <w:r>
+        <w:br/>
+      </w:r>
+      <w:r>
+        <w:br/>
+      </w:r>
+      <w:r>
+        <w:rPr>
+          <w:rStyle w:val="VerbatimChar"/>
+        </w:rPr>
+        <w:t xml:space="preserve">task autoscale_disk_size_for_basically_anything {</w:t>
+      </w:r>
+      <w:r>
+        <w:br/>
+      </w:r>
+      <w:r>
+        <w:rPr>
+          <w:rStyle w:val="VerbatimChar"/>
+        </w:rPr>
+        <w:t xml:space="preserve">    input {</w:t>
+      </w:r>
+      <w:r>
+        <w:br/>
+      </w:r>
+      <w:r>
+        <w:rPr>
+          <w:rStyle w:val="VerbatimChar"/>
+        </w:rPr>
+        <w:t xml:space="preserve">        File ref_genome       # required file</w:t>
+      </w:r>
+      <w:r>
+        <w:br/>
+      </w:r>
+      <w:r>
+        <w:rPr>
+          <w:rStyle w:val="VerbatimChar"/>
+        </w:rPr>
+        <w:t xml:space="preserve">        File? ref_alt         # optional file</w:t>
+      </w:r>
+      <w:r>
+        <w:br/>
+      </w:r>
+      <w:r>
+        <w:rPr>
+          <w:rStyle w:val="VerbatimChar"/>
+        </w:rPr>
+        <w:t xml:space="preserve">        Array[File] fastqs    # required array of files</w:t>
+      </w:r>
+      <w:r>
+        <w:br/>
+      </w:r>
+      <w:r>
+        <w:rPr>
+          <w:rStyle w:val="VerbatimChar"/>
+        </w:rPr>
+        <w:t xml:space="preserve">        File tarball_bams     # uncompressed tarball of bam files</w:t>
+      </w:r>
+      <w:r>
+        <w:br/>
+      </w:r>
+      <w:r>
+        <w:rPr>
+          <w:rStyle w:val="VerbatimChar"/>
+        </w:rPr>
+        <w:t xml:space="preserve">        File compressed_vcfs  # compressed (tar.gz) tarball of VCFs</w:t>
+      </w:r>
+      <w:r>
+        <w:br/>
+      </w:r>
+      <w:r>
+        <w:rPr>
+          <w:rStyle w:val="VerbatimChar"/>
+        </w:rPr>
+        <w:t xml:space="preserve">        Int? addl_disk_gb     # user-defined integer </w:t>
+      </w:r>
+      <w:r>
+        <w:br/>
+      </w:r>
+      <w:r>
+        <w:rPr>
+          <w:rStyle w:val="VerbatimChar"/>
+        </w:rPr>
+        <w:t xml:space="preserve">    }</w:t>
+      </w:r>
+      <w:r>
+        <w:br/>
+      </w:r>
+      <w:r>
+        <w:br/>
+      </w:r>
+      <w:r>
+        <w:rPr>
+          <w:rStyle w:val="VerbatimChar"/>
+        </w:rPr>
+        <w:t xml:space="preserve">    # ref_genome always exists, so we can size() on it safely. size() returns a float,</w:t>
+      </w:r>
+      <w:r>
+        <w:br/>
+      </w:r>
+      <w:r>
+        <w:rPr>
+          <w:rStyle w:val="VerbatimChar"/>
+        </w:rPr>
+        <w:t xml:space="preserve">    # but some backends require disk size is an integer, so we use ceil() to turn</w:t>
+      </w:r>
+      <w:r>
+        <w:br/>
+      </w:r>
+      <w:r>
+        <w:rPr>
+          <w:rStyle w:val="VerbatimChar"/>
+        </w:rPr>
+        <w:t xml:space="preserve">    # that float into an integer. ceil() always rounds up.</w:t>
+      </w:r>
+      <w:r>
+        <w:br/>
+      </w:r>
+      <w:r>
+        <w:rPr>
+          <w:rStyle w:val="VerbatimChar"/>
+        </w:rPr>
+        <w:t xml:space="preserve">    # You should ALWAYS explictly defining which unit you are using with size(). I </w:t>
+      </w:r>
+      <w:r>
+        <w:br/>
+      </w:r>
+      <w:r>
+        <w:rPr>
+          <w:rStyle w:val="VerbatimChar"/>
+        </w:rPr>
+        <w:t xml:space="preserve">    # recommend sticking with GB. If you do not define a unit, it is easy to accidentally</w:t>
+      </w:r>
+      <w:r>
+        <w:br/>
+      </w:r>
+      <w:r>
+        <w:rPr>
+          <w:rStyle w:val="VerbatimChar"/>
+        </w:rPr>
+        <w:t xml:space="preserve">    # request ludricious amounts of disk space, eg:</w:t>
+      </w:r>
+      <w:r>
+        <w:br/>
+      </w:r>
+      <w:r>
+        <w:rPr>
+          <w:rStyle w:val="VerbatimChar"/>
+        </w:rPr>
+        <w:t xml:space="preserve">    # 1 GB --&gt; 1073741824 bytes --&gt; 1073741824 GB --&gt; 1.07 exabytes</w:t>
+      </w:r>
+      <w:r>
+        <w:br/>
+      </w:r>
+      <w:r>
+        <w:rPr>
+          <w:rStyle w:val="VerbatimChar"/>
+        </w:rPr>
+        <w:t xml:space="preserve">    Int disk_ref = ceil(size(ref_genome, "GB"))</w:t>
+      </w:r>
+      <w:r>
+        <w:br/>
+      </w:r>
+      <w:r>
+        <w:br/>
+      </w:r>
+      <w:r>
+        <w:rPr>
+          <w:rStyle w:val="VerbatimChar"/>
+        </w:rPr>
+        <w:t xml:space="preserve">    # ref_alt does not always exist, and size() will break if you try to use it on an</w:t>
+      </w:r>
+      <w:r>
+        <w:br/>
+      </w:r>
+      <w:r>
+        <w:rPr>
+          <w:rStyle w:val="VerbatimChar"/>
+        </w:rPr>
+        <w:t xml:space="preserve">    # undefined file. To prevent this, we use select_first to fall back on the always-</w:t>
+      </w:r>
+      <w:r>
+        <w:br/>
+      </w:r>
+      <w:r>
+        <w:rPr>
+          <w:rStyle w:val="VerbatimChar"/>
+        </w:rPr>
+        <w:t xml:space="preserve">    # defined ref_genome file if ref_alt is undefined.</w:t>
+      </w:r>
+      <w:r>
+        <w:br/>
+      </w:r>
+      <w:r>
+        <w:rPr>
+          <w:rStyle w:val="VerbatimChar"/>
+        </w:rPr>
+        <w:t xml:space="preserve">    Int disk_alt = ceil(size(select_first([ref_alt, ref_genome]), "GB"))</w:t>
+      </w:r>
+      <w:r>
+        <w:br/>
+      </w:r>
+      <w:r>
+        <w:br/>
+      </w:r>
+      <w:r>
+        <w:rPr>
+          <w:rStyle w:val="VerbatimChar"/>
+        </w:rPr>
+        <w:t xml:space="preserve">    # Of course, this means that if ref_alt is undefined, then we don't really need </w:t>
+      </w:r>
+      <w:r>
+        <w:br/>
+      </w:r>
+      <w:r>
+        <w:rPr>
+          <w:rStyle w:val="VerbatimChar"/>
+        </w:rPr>
+        <w:t xml:space="preserve">    # disk_alt, because the size of ref_genome is already covered by disk_ref.</w:t>
+      </w:r>
+      <w:r>
+        <w:br/>
+      </w:r>
+      <w:r>
+        <w:rPr>
+          <w:rStyle w:val="VerbatimChar"/>
+        </w:rPr>
+        <w:t xml:space="preserve">    Int disk_both_refs = if defined(ref_alt) then disk_alt + disk_ref else disk_ref</w:t>
+      </w:r>
+      <w:r>
+        <w:br/>
+      </w:r>
+      <w:r>
+        <w:br/>
+      </w:r>
+      <w:r>
+        <w:rPr>
+          <w:rStyle w:val="VerbatimChar"/>
+        </w:rPr>
+        <w:t xml:space="preserve">    # You might be wondering why we don't just do this:</w:t>
+      </w:r>
+      <w:r>
+        <w:br/>
+      </w:r>
+      <w:r>
+        <w:rPr>
+          <w:rStyle w:val="VerbatimChar"/>
+        </w:rPr>
+        <w:t xml:space="preserve">    #     Int disk_alt = if defined(ref_alt) then ceil(size(ref_alt, "GB")) else 0</w:t>
+      </w:r>
+      <w:r>
+        <w:br/>
+      </w:r>
+      <w:r>
+        <w:rPr>
+          <w:rStyle w:val="VerbatimChar"/>
+        </w:rPr>
+        <w:t xml:space="preserve">    # This is synatically valid, but generally speaking it is best to avoid running</w:t>
+      </w:r>
+      <w:r>
+        <w:br/>
+      </w:r>
+      <w:r>
+        <w:rPr>
+          <w:rStyle w:val="VerbatimChar"/>
+        </w:rPr>
+        <w:t xml:space="preserve">    # WDL built-in functions (except select_all, select_first, and defined) on optional</w:t>
+      </w:r>
+      <w:r>
+        <w:br/>
+      </w:r>
+      <w:r>
+        <w:rPr>
+          <w:rStyle w:val="VerbatimChar"/>
+        </w:rPr>
+        <w:t xml:space="preserve">    # variables as much as possible. </w:t>
+      </w:r>
+      <w:r>
+        <w:br/>
+      </w:r>
+      <w:r>
+        <w:br/>
+      </w:r>
+      <w:r>
+        <w:rPr>
+          <w:rStyle w:val="VerbatimChar"/>
+        </w:rPr>
+        <w:t xml:space="preserve">    # When dealing with arrays, size() will return the sum of all Files in the array.</w:t>
+      </w:r>
+      <w:r>
+        <w:br/>
+      </w:r>
+      <w:r>
+        <w:rPr>
+          <w:rStyle w:val="VerbatimChar"/>
+        </w:rPr>
+        <w:t xml:space="preserve">    Int disk_fastqs = ceil(size(fastqs, "GB"))</w:t>
+      </w:r>
+      <w:r>
+        <w:br/>
+      </w:r>
+      <w:r>
+        <w:br/>
+      </w:r>
+      <w:r>
+        <w:rPr>
+          <w:rStyle w:val="VerbatimChar"/>
+        </w:rPr>
+        <w:t xml:space="preserve">    # If you are passing in a tarball, you will likely be expanding it. If so, consider</w:t>
+      </w:r>
+      <w:r>
+        <w:br/>
+      </w:r>
+      <w:r>
+        <w:rPr>
+          <w:rStyle w:val="VerbatimChar"/>
+        </w:rPr>
+        <w:t xml:space="preserve">    # doubling the disk size to account for it in both states.</w:t>
+      </w:r>
+      <w:r>
+        <w:br/>
+      </w:r>
+      <w:r>
+        <w:rPr>
+          <w:rStyle w:val="VerbatimChar"/>
+        </w:rPr>
+        <w:t xml:space="preserve">    Int disk_tarball = 2*ceil(size(tarball_bams, "GB"))</w:t>
+      </w:r>
+      <w:r>
+        <w:br/>
+      </w:r>
+      <w:r>
+        <w:br/>
+      </w:r>
+      <w:r>
+        <w:rPr>
+          <w:rStyle w:val="VerbatimChar"/>
+        </w:rPr>
+        <w:t xml:space="preserve">    # A compressed tar.gz is harder to predict. As a very rough rule of thumb, 10x should</w:t>
+      </w:r>
+      <w:r>
+        <w:br/>
+      </w:r>
+      <w:r>
+        <w:rPr>
+          <w:rStyle w:val="VerbatimChar"/>
+        </w:rPr>
+        <w:t xml:space="preserve">    # be enough. If you are passing in a tar.gz made from an upstream task, you may want</w:t>
+      </w:r>
+      <w:r>
+        <w:br/>
+      </w:r>
+      <w:r>
+        <w:rPr>
+          <w:rStyle w:val="VerbatimChar"/>
+        </w:rPr>
+        <w:t xml:space="preserve">    # to decrease this number based on the compression ratio you used.</w:t>
+      </w:r>
+      <w:r>
+        <w:br/>
+      </w:r>
+      <w:r>
+        <w:rPr>
+          <w:rStyle w:val="VerbatimChar"/>
+        </w:rPr>
+        <w:t xml:space="preserve">    Int disk_compressed = 10*ceil(size(compressed_vcfs))</w:t>
+      </w:r>
+      <w:r>
+        <w:br/>
+      </w:r>
+      <w:r>
+        <w:br/>
+      </w:r>
+      <w:r>
+        <w:rPr>
+          <w:rStyle w:val="VerbatimChar"/>
+        </w:rPr>
+        <w:t xml:space="preserve">    # Because addl_disk_gb is an optional integer with no fallback, you cannot add it to </w:t>
+      </w:r>
+      <w:r>
+        <w:br/>
+      </w:r>
+      <w:r>
+        <w:rPr>
+          <w:rStyle w:val="VerbatimChar"/>
+        </w:rPr>
+        <w:t xml:space="preserve">    # another integer, eg, this will error as "Non-numeric operand to + operator":</w:t>
+      </w:r>
+      <w:r>
+        <w:br/>
+      </w:r>
+      <w:r>
+        <w:rPr>
+          <w:rStyle w:val="VerbatimChar"/>
+        </w:rPr>
+        <w:t xml:space="preserve">    #    Int final_disk_size = disk_both_refs + disk_fastqs + disk_tarball + disk_compressed + addl_disk_gb</w:t>
+      </w:r>
+      <w:r>
+        <w:br/>
+      </w:r>
+      <w:r>
+        <w:rPr>
+          <w:rStyle w:val="VerbatimChar"/>
+        </w:rPr>
+        <w:t xml:space="preserve">    # We have to use select_first() to coerce it into a not-optional integer first.</w:t>
+      </w:r>
+      <w:r>
+        <w:br/>
+      </w:r>
+      <w:r>
+        <w:rPr>
+          <w:rStyle w:val="VerbatimChar"/>
+        </w:rPr>
+        <w:t xml:space="preserve">    Int disk_addl = select_first([addl_disk_gb, 0])</w:t>
+      </w:r>
+      <w:r>
+        <w:br/>
+      </w:r>
+      <w:r>
+        <w:br/>
+      </w:r>
+      <w:r>
+        <w:rPr>
+          <w:rStyle w:val="VerbatimChar"/>
+        </w:rPr>
+        <w:t xml:space="preserve">    # Finally, let's add everything up. (Recall that disk_both_refs accounts for ref_genome and</w:t>
+      </w:r>
+      <w:r>
+        <w:br/>
+      </w:r>
+      <w:r>
+        <w:rPr>
+          <w:rStyle w:val="VerbatimChar"/>
+        </w:rPr>
+        <w:t xml:space="preserve">    # also ref_alt.)</w:t>
+      </w:r>
+      <w:r>
+        <w:br/>
+      </w:r>
+      <w:r>
+        <w:rPr>
+          <w:rStyle w:val="VerbatimChar"/>
+        </w:rPr>
+        <w:t xml:space="preserve">    Int final_disk_size = disk_both_refs + disk_fastqs + disk_tarball + disk_compressed + disk_addl</w:t>
+      </w:r>
+      <w:r>
+        <w:br/>
+      </w:r>
+      <w:r>
+        <w:br/>
+      </w:r>
+      <w:r>
+        <w:rPr>
+          <w:rStyle w:val="VerbatimChar"/>
+        </w:rPr>
+        <w:t xml:space="preserve">    command &lt;&lt;&lt;</w:t>
+      </w:r>
+      <w:r>
+        <w:br/>
+      </w:r>
+      <w:r>
+        <w:rPr>
+          <w:rStyle w:val="VerbatimChar"/>
+        </w:rPr>
+        <w:t xml:space="preserve">    echo disk_ref: ~{disk_ref}</w:t>
+      </w:r>
+      <w:r>
+        <w:br/>
+      </w:r>
+      <w:r>
+        <w:rPr>
+          <w:rStyle w:val="VerbatimChar"/>
+        </w:rPr>
+        <w:t xml:space="preserve">    echo disk_alt: ~{disk_alt}</w:t>
+      </w:r>
+      <w:r>
+        <w:br/>
+      </w:r>
+      <w:r>
+        <w:rPr>
+          <w:rStyle w:val="VerbatimChar"/>
+        </w:rPr>
+        <w:t xml:space="preserve">    echo disk_both_refs: ~{disk_both_refs}</w:t>
+      </w:r>
+      <w:r>
+        <w:br/>
+      </w:r>
+      <w:r>
+        <w:rPr>
+          <w:rStyle w:val="VerbatimChar"/>
+        </w:rPr>
+        <w:t xml:space="preserve">    echo disk_fastqs: ~{disk_fastqs}</w:t>
+      </w:r>
+      <w:r>
+        <w:br/>
+      </w:r>
+      <w:r>
+        <w:rPr>
+          <w:rStyle w:val="VerbatimChar"/>
+        </w:rPr>
+        <w:t xml:space="preserve">    echo disk_tarball: ~{disk_tarball}</w:t>
+      </w:r>
+      <w:r>
+        <w:br/>
+      </w:r>
+      <w:r>
+        <w:rPr>
+          <w:rStyle w:val="VerbatimChar"/>
+        </w:rPr>
+        <w:t xml:space="preserve">    echo disk_compressed: ~{disk_compressed}</w:t>
+      </w:r>
+      <w:r>
+        <w:br/>
+      </w:r>
+      <w:r>
+        <w:rPr>
+          <w:rStyle w:val="VerbatimChar"/>
+        </w:rPr>
+        <w:t xml:space="preserve">    echo addl_disk_gb: ~{addl_disk_gb}</w:t>
+      </w:r>
+      <w:r>
+        <w:br/>
+      </w:r>
+      <w:r>
+        <w:rPr>
+          <w:rStyle w:val="VerbatimChar"/>
+        </w:rPr>
+        <w:t xml:space="preserve">    echo final_disk_size: ~{final_disk_size}</w:t>
+      </w:r>
+      <w:r>
+        <w:br/>
+      </w:r>
+      <w:r>
+        <w:rPr>
+          <w:rStyle w:val="VerbatimChar"/>
+        </w:rPr>
+        <w:t xml:space="preserve">    &gt;&gt;&gt;</w:t>
+      </w:r>
+      <w:r>
+        <w:br/>
+      </w:r>
+      <w:r>
+        <w:br/>
+      </w:r>
+      <w:r>
+        <w:rPr>
+          <w:rStyle w:val="VerbatimChar"/>
+        </w:rPr>
+        <w:t xml:space="preserve">    runtime {</w:t>
+      </w:r>
+      <w:r>
+        <w:br/>
+      </w:r>
+      <w:r>
+        <w:rPr>
+          <w:rStyle w:val="VerbatimChar"/>
+        </w:rPr>
+        <w:t xml:space="preserve">        # On GCP!Cromwell, if you do not define the units in the runtime attribute, this</w:t>
+      </w:r>
+      <w:r>
+        <w:br/>
+      </w:r>
+      <w:r>
+        <w:rPr>
+          <w:rStyle w:val="VerbatimChar"/>
+        </w:rPr>
+        <w:t xml:space="preserve">        # will be interpreted as the size in GB. This is why it's so easy to accidentally</w:t>
+      </w:r>
+      <w:r>
+        <w:br/>
+      </w:r>
+      <w:r>
+        <w:rPr>
+          <w:rStyle w:val="VerbatimChar"/>
+        </w:rPr>
+        <w:t xml:space="preserve">        # request the wrong amount of disk space if you do not define the units for size();</w:t>
+      </w:r>
+      <w:r>
+        <w:br/>
+      </w:r>
+      <w:r>
+        <w:rPr>
+          <w:rStyle w:val="VerbatimChar"/>
+        </w:rPr>
+        <w:t xml:space="preserve">        # In one place WDL defaults to bytes but in the other it defaults to GB.</w:t>
+      </w:r>
+      <w:r>
+        <w:br/>
+      </w:r>
+      <w:r>
+        <w:rPr>
+          <w:rStyle w:val="VerbatimChar"/>
+        </w:rPr>
+        <w:t xml:space="preserve">        disks: "local-disk " + final_disk_size + " HDD"</w:t>
+      </w:r>
+      <w:r>
+        <w:br/>
+      </w:r>
+      <w:r>
+        <w:rPr>
+          <w:rStyle w:val="VerbatimChar"/>
+        </w:rPr>
+        <w:t xml:space="preserve">    }</w:t>
+      </w:r>
+      <w:r>
+        <w:br/>
+      </w:r>
+      <w:r>
+        <w:rPr>
+          <w:rStyle w:val="VerbatimChar"/>
+        </w:rPr>
+        <w:t xml:space="preserve">}</w:t>
+      </w:r>
+    </w:p>
+    <w:bookmarkEnd w:id="131"/>
+    <w:bookmarkEnd w:id="132"/>
+    <w:bookmarkEnd w:id="133"/>
+    <w:bookmarkEnd w:id="134"/>
+    <w:bookmarkStart w:id="141" w:name="about-the-authors"/>
     <w:p>
       <w:pPr>
         <w:pStyle w:val="Heading1"/>
@@ -26009,7 +26805,7 @@
       <w:r>
         <w:t xml:space="preserve"> </w:t>
       </w:r>
-      <w:hyperlink r:id="rId131">
+      <w:hyperlink r:id="rId135">
         <w:r>
           <w:rPr>
             <w:rStyle w:val="Hyperlink"/>
@@ -26270,7 +27066,7 @@
               <w:pStyle w:val="Compact"/>
               <w:jc w:val="left"/>
             </w:pPr>
-            <w:hyperlink r:id="rId132">
+            <w:hyperlink r:id="rId136">
               <w:r>
                 <w:rPr>
                   <w:rStyle w:val="Hyperlink"/>
@@ -26284,7 +27080,7 @@
             <w:r>
               <w:t xml:space="preserve"> </w:t>
             </w:r>
-            <w:hyperlink r:id="rId133">
+            <w:hyperlink r:id="rId137">
               <w:r>
                 <w:rPr>
                   <w:rStyle w:val="Hyperlink"/>
@@ -26298,7 +27094,7 @@
             <w:r>
               <w:t xml:space="preserve"> </w:t>
             </w:r>
-            <w:hyperlink r:id="rId134">
+            <w:hyperlink r:id="rId138">
               <w:r>
                 <w:rPr>
                   <w:rStyle w:val="Hyperlink"/>
@@ -26329,7 +27125,7 @@
               <w:pStyle w:val="Compact"/>
               <w:jc w:val="left"/>
             </w:pPr>
-            <w:hyperlink r:id="rId132">
+            <w:hyperlink r:id="rId136">
               <w:r>
                 <w:rPr>
                   <w:rStyle w:val="Hyperlink"/>
@@ -26360,7 +27156,7 @@
               <w:pStyle w:val="Compact"/>
               <w:jc w:val="left"/>
             </w:pPr>
-            <w:hyperlink r:id="rId133">
+            <w:hyperlink r:id="rId137">
               <w:r>
                 <w:rPr>
                   <w:rStyle w:val="Hyperlink"/>
@@ -26374,7 +27170,7 @@
             <w:r>
               <w:t xml:space="preserve"> </w:t>
             </w:r>
-            <w:hyperlink r:id="rId134">
+            <w:hyperlink r:id="rId138">
               <w:r>
                 <w:rPr>
                   <w:rStyle w:val="Hyperlink"/>
@@ -26388,7 +27184,7 @@
             <w:r>
               <w:t xml:space="preserve"> </w:t>
             </w:r>
-            <w:hyperlink r:id="rId132">
+            <w:hyperlink r:id="rId136">
               <w:r>
                 <w:rPr>
                   <w:rStyle w:val="Hyperlink"/>
@@ -26410,7 +27206,7 @@
             <w:r>
               <w:t xml:space="preserve">Package Developers (</w:t>
             </w:r>
-            <w:hyperlink r:id="rId135">
+            <w:hyperlink r:id="rId139">
               <w:r>
                 <w:rPr>
                   <w:rStyle w:val="Hyperlink"/>
@@ -26424,7 +27220,7 @@
             <w:r>
               <w:t xml:space="preserve"> </w:t>
             </w:r>
-            <w:hyperlink r:id="rId132">
+            <w:hyperlink r:id="rId136">
               <w:r>
                 <w:rPr>
                   <w:rStyle w:val="Hyperlink"/>
@@ -26438,7 +27234,7 @@
             <w:r>
               <w:t xml:space="preserve"> </w:t>
             </w:r>
-            <w:hyperlink r:id="rId136">
+            <w:hyperlink r:id="rId140">
               <w:r>
                 <w:rPr>
                   <w:rStyle w:val="Hyperlink"/>
@@ -26452,7 +27248,7 @@
             <w:r>
               <w:t xml:space="preserve"> </w:t>
             </w:r>
-            <w:hyperlink r:id="rId133">
+            <w:hyperlink r:id="rId137">
               <w:r>
                 <w:rPr>
                   <w:rStyle w:val="Hyperlink"/>
@@ -26578,7 +27374,7 @@
         <w:rPr>
           <w:rStyle w:val="VerbatimChar"/>
         </w:rPr>
-        <w:t xml:space="preserve">##  date     2024-03-14                  </w:t>
+        <w:t xml:space="preserve">##  date     2024-03-20                  </w:t>
       </w:r>
       <w:r>
         <w:br/>
@@ -26959,8 +27755,8 @@
         <w:t xml:space="preserve">## [2] /usr/local/lib/R/library</w:t>
       </w:r>
     </w:p>
-    <w:bookmarkEnd w:id="137"/>
-    <w:bookmarkStart w:id="138" w:name="references"/>
+    <w:bookmarkEnd w:id="141"/>
+    <w:bookmarkStart w:id="142" w:name="references"/>
     <w:p>
       <w:pPr>
         <w:pStyle w:val="Heading1"/>
@@ -26978,7 +27774,7 @@
         <w:t xml:space="preserve">References</w:t>
       </w:r>
     </w:p>
-    <w:bookmarkEnd w:id="138"/>
+    <w:bookmarkEnd w:id="142"/>
     <w:sectPr/>
   </w:body>
 </w:document>

--- a/docs/WDL-Workflows-Guide.docx
+++ b/docs/WDL-Workflows-Guide.docx
@@ -3664,15 +3664,6 @@
         <w:rPr>
           <w:rStyle w:val="VerbatimChar"/>
         </w:rPr>
-        <w:t xml:space="preserve">    Int threads</w:t>
-      </w:r>
-      <w:r>
-        <w:br/>
-      </w:r>
-      <w:r>
-        <w:rPr>
-          <w:rStyle w:val="VerbatimChar"/>
-        </w:rPr>
         <w:t xml:space="preserve">  }</w:t>
       </w:r>
       <w:r>
@@ -3704,41 +3695,6 @@
     </w:p>
     <w:p>
       <w:pPr>
-        <w:pStyle w:val="BodyText"/>
-      </w:pPr>
-      <w:r>
-        <w:t xml:space="preserve">We also want to define a default value for</w:t>
-      </w:r>
-      <w:r>
-        <w:t xml:space="preserve"> </w:t>
-      </w:r>
-      <w:r>
-        <w:rPr>
-          <w:rStyle w:val="VerbatimChar"/>
-        </w:rPr>
-        <w:t xml:space="preserve">threads</w:t>
-      </w:r>
-      <w:r>
-        <w:t xml:space="preserve"> </w:t>
-      </w:r>
-      <w:r>
-        <w:t xml:space="preserve">so that someone who does not know much about threading can still use the workflow. We want to use this workflow on human data, so we’ll go a little high for the default number of threads and set it to sixteen. In WDL, we do this by declaring</w:t>
-      </w:r>
-      <w:r>
-        <w:t xml:space="preserve"> </w:t>
-      </w:r>
-      <w:r>
-        <w:rPr>
-          <w:rStyle w:val="VerbatimChar"/>
-        </w:rPr>
-        <w:t xml:space="preserve">Int threads = 16</w:t>
-      </w:r>
-      <w:r>
-        <w:t xml:space="preserve">. Make sure to put this in the task (or workflow) inputs section – if you put it elsewhere, that variable cannot be changed from its default value, so it will always be 16.</w:t>
-      </w:r>
-    </w:p>
-    <w:p>
-      <w:pPr>
         <w:pStyle w:val="SourceCode"/>
       </w:pPr>
       <w:r>
@@ -3773,27 +3729,6 @@
           <w:rStyle w:val="VerbatimChar"/>
         </w:rPr>
         <w:t xml:space="preserve">    File input_fastq</w:t>
-      </w:r>
-      <w:r>
-        <w:br/>
-      </w:r>
-      <w:r>
-        <w:br/>
-      </w:r>
-      <w:r>
-        <w:rPr>
-          <w:rStyle w:val="VerbatimChar"/>
-        </w:rPr>
-        <w:t xml:space="preserve">    # options</w:t>
-      </w:r>
-      <w:r>
-        <w:br/>
-      </w:r>
-      <w:r>
-        <w:rPr>
-          <w:rStyle w:val="VerbatimChar"/>
-        </w:rPr>
-        <w:t xml:space="preserve">    Int threads = 16</w:t>
       </w:r>
       <w:r>
         <w:br/>
@@ -3955,64 +3890,7 @@
         <w:pStyle w:val="BodyText"/>
       </w:pPr>
       <w:r>
-        <w:t xml:space="preserve">Within the command section, we refer to those variables using</w:t>
-      </w:r>
-      <w:r>
-        <w:t xml:space="preserve"> </w:t>
-      </w:r>
-      <w:r>
-        <w:rPr>
-          <w:rStyle w:val="VerbatimChar"/>
-        </w:rPr>
-        <w:t xml:space="preserve">~{this}</w:t>
-      </w:r>
-      <w:r>
-        <w:t xml:space="preserve"> </w:t>
-      </w:r>
-      <w:r>
-        <w:t xml:space="preserve">syntax. For instance, if the user sets</w:t>
-      </w:r>
-      <w:r>
-        <w:t xml:space="preserve"> </w:t>
-      </w:r>
-      <w:r>
-        <w:rPr>
-          <w:rStyle w:val="VerbatimChar"/>
-        </w:rPr>
-        <w:t xml:space="preserve">threads</w:t>
-      </w:r>
-      <w:r>
-        <w:t xml:space="preserve"> </w:t>
-      </w:r>
-      <w:r>
-        <w:t xml:space="preserve">to 8, then the</w:t>
-      </w:r>
-      <w:r>
-        <w:t xml:space="preserve"> </w:t>
-      </w:r>
-      <w:r>
-        <w:rPr>
-          <w:rStyle w:val="VerbatimChar"/>
-        </w:rPr>
-        <w:t xml:space="preserve">-t ~{threads}</w:t>
-      </w:r>
-      <w:r>
-        <w:t xml:space="preserve"> </w:t>
-      </w:r>
-      <w:r>
-        <w:t xml:space="preserve">part of the command section below will be interpreted as</w:t>
-      </w:r>
-      <w:r>
-        <w:t xml:space="preserve"> </w:t>
-      </w:r>
-      <w:r>
-        <w:rPr>
-          <w:rStyle w:val="VerbatimChar"/>
-        </w:rPr>
-        <w:t xml:space="preserve">-t 8</w:t>
-      </w:r>
-      <w:r>
-        <w:t xml:space="preserve">.</w:t>
+        <w:t xml:space="preserve">A WDL task’s input variables are generally referred to in the command section using a tilde (~) and curly braces, using heredoc syntax.</w:t>
       </w:r>
     </w:p>
     <w:p>
@@ -4020,7 +3898,7 @@
         <w:pStyle w:val="BodyText"/>
       </w:pPr>
       <w:r>
-        <w:t xml:space="preserve">A WDL task’s input variables are generally referred to in the command section using a tilde (~) and curly braces, using heredoc syntax.</w:t>
+        <w:t xml:space="preserve">Why use heredox syntax?</w:t>
       </w:r>
     </w:p>
     <w:p>
@@ -4028,7 +3906,207 @@
         <w:pStyle w:val="BodyText"/>
       </w:pPr>
       <w:r>
-        <w:t xml:space="preserve">Why we use heredox syntax.</w:t>
+        <w:t xml:space="preserve">You may see WDLs that use this notation for the command section in a task:</w:t>
+      </w:r>
+    </w:p>
+    <w:p>
+      <w:pPr>
+        <w:pStyle w:val="SourceCode"/>
+      </w:pPr>
+      <w:r>
+        <w:rPr>
+          <w:rStyle w:val="VerbatimChar"/>
+        </w:rPr>
+        <w:t xml:space="preserve">task do_something_curly_braces {</w:t>
+      </w:r>
+      <w:r>
+        <w:br/>
+      </w:r>
+      <w:r>
+        <w:rPr>
+          <w:rStyle w:val="VerbatimChar"/>
+        </w:rPr>
+        <w:t xml:space="preserve">  input {</w:t>
+      </w:r>
+      <w:r>
+        <w:br/>
+      </w:r>
+      <w:r>
+        <w:rPr>
+          <w:rStyle w:val="VerbatimChar"/>
+        </w:rPr>
+        <w:t xml:space="preserve">    String some_string</w:t>
+      </w:r>
+      <w:r>
+        <w:br/>
+      </w:r>
+      <w:r>
+        <w:rPr>
+          <w:rStyle w:val="VerbatimChar"/>
+        </w:rPr>
+        <w:t xml:space="preserve">  }</w:t>
+      </w:r>
+      <w:r>
+        <w:br/>
+      </w:r>
+      <w:r>
+        <w:rPr>
+          <w:rStyle w:val="VerbatimChar"/>
+        </w:rPr>
+        <w:t xml:space="preserve">  command {</w:t>
+      </w:r>
+      <w:r>
+        <w:br/>
+      </w:r>
+      <w:r>
+        <w:rPr>
+          <w:rStyle w:val="VerbatimChar"/>
+        </w:rPr>
+        <w:t xml:space="preserve">    some_other_string="FOO"</w:t>
+      </w:r>
+      <w:r>
+        <w:br/>
+      </w:r>
+      <w:r>
+        <w:rPr>
+          <w:rStyle w:val="VerbatimChar"/>
+        </w:rPr>
+        <w:t xml:space="preserve">    echo ${some_string}</w:t>
+      </w:r>
+      <w:r>
+        <w:br/>
+      </w:r>
+      <w:r>
+        <w:rPr>
+          <w:rStyle w:val="VerbatimChar"/>
+        </w:rPr>
+        <w:t xml:space="preserve">    echo $some_other_string</w:t>
+      </w:r>
+      <w:r>
+        <w:br/>
+      </w:r>
+      <w:r>
+        <w:rPr>
+          <w:rStyle w:val="VerbatimChar"/>
+        </w:rPr>
+        <w:t xml:space="preserve">  }</w:t>
+      </w:r>
+      <w:r>
+        <w:br/>
+      </w:r>
+      <w:r>
+        <w:rPr>
+          <w:rStyle w:val="VerbatimChar"/>
+        </w:rPr>
+        <w:t xml:space="preserve">}</w:t>
+      </w:r>
+    </w:p>
+    <w:p>
+      <w:pPr>
+        <w:pStyle w:val="FirstParagraph"/>
+      </w:pPr>
+      <w:r>
+        <w:t xml:space="preserve">We recommend using heredoc-style syntax instead:</w:t>
+      </w:r>
+    </w:p>
+    <w:p>
+      <w:pPr>
+        <w:pStyle w:val="SourceCode"/>
+      </w:pPr>
+      <w:r>
+        <w:rPr>
+          <w:rStyle w:val="VerbatimChar"/>
+        </w:rPr>
+        <w:t xml:space="preserve">task do_something_carrots {</w:t>
+      </w:r>
+      <w:r>
+        <w:br/>
+      </w:r>
+      <w:r>
+        <w:rPr>
+          <w:rStyle w:val="VerbatimChar"/>
+        </w:rPr>
+        <w:t xml:space="preserve">  input {</w:t>
+      </w:r>
+      <w:r>
+        <w:br/>
+      </w:r>
+      <w:r>
+        <w:rPr>
+          <w:rStyle w:val="VerbatimChar"/>
+        </w:rPr>
+        <w:t xml:space="preserve">    String some_string</w:t>
+      </w:r>
+      <w:r>
+        <w:br/>
+      </w:r>
+      <w:r>
+        <w:rPr>
+          <w:rStyle w:val="VerbatimChar"/>
+        </w:rPr>
+        <w:t xml:space="preserve">  }</w:t>
+      </w:r>
+      <w:r>
+        <w:br/>
+      </w:r>
+      <w:r>
+        <w:rPr>
+          <w:rStyle w:val="VerbatimChar"/>
+        </w:rPr>
+        <w:t xml:space="preserve">  command &lt;&lt;&lt;</w:t>
+      </w:r>
+      <w:r>
+        <w:br/>
+      </w:r>
+      <w:r>
+        <w:rPr>
+          <w:rStyle w:val="VerbatimChar"/>
+        </w:rPr>
+        <w:t xml:space="preserve">    some_other_string="FOO"</w:t>
+      </w:r>
+      <w:r>
+        <w:br/>
+      </w:r>
+      <w:r>
+        <w:rPr>
+          <w:rStyle w:val="VerbatimChar"/>
+        </w:rPr>
+        <w:t xml:space="preserve">    echo ~{some_string}</w:t>
+      </w:r>
+      <w:r>
+        <w:br/>
+      </w:r>
+      <w:r>
+        <w:rPr>
+          <w:rStyle w:val="VerbatimChar"/>
+        </w:rPr>
+        <w:t xml:space="preserve">    echo $some_other_string</w:t>
+      </w:r>
+      <w:r>
+        <w:br/>
+      </w:r>
+      <w:r>
+        <w:rPr>
+          <w:rStyle w:val="VerbatimChar"/>
+        </w:rPr>
+        <w:t xml:space="preserve">  &gt;&gt;&gt;</w:t>
+      </w:r>
+      <w:r>
+        <w:br/>
+      </w:r>
+      <w:r>
+        <w:rPr>
+          <w:rStyle w:val="VerbatimChar"/>
+        </w:rPr>
+        <w:t xml:space="preserve">}</w:t>
+      </w:r>
+    </w:p>
+    <w:p>
+      <w:pPr>
+        <w:pStyle w:val="FirstParagraph"/>
+      </w:pPr>
+      <w:r>
+        <w:t xml:space="preserve">Heredoc-style syntax for command sections can be clearer than the alternative, as it makes a clearer distinction between bash variables and WDL variables. This is especially helpful for complicated bash scripts. Heredoc-style syntax is also what the WDL 1.1 spec recommends using in most cases. However, the older non-heredoc style is still perfectly functional for a lot of use cases.</w:t>
       </w:r>
     </w:p>
     <w:p>
@@ -4036,7 +4114,7 @@
         <w:pStyle w:val="BodyText"/>
       </w:pPr>
       <w:r>
-        <w:t xml:space="preserve">You may see WDLs that use this notation for the command section in a task:</w:t>
+        <w:t xml:space="preserve">To prevent issues with spaces in String and File types, it is often a good idea to put quotation marks around a String or File variabls, like so:</w:t>
       </w:r>
     </w:p>
     <w:p>
@@ -4047,7 +4125,7 @@
         <w:rPr>
           <w:rStyle w:val="VerbatimChar"/>
         </w:rPr>
-        <w:t xml:space="preserve">task do_something_curly_braces {</w:t>
+        <w:t xml:space="preserve">task cowsay {</w:t>
       </w:r>
       <w:r>
         <w:br/>
@@ -4083,34 +4161,343 @@
         <w:rPr>
           <w:rStyle w:val="VerbatimChar"/>
         </w:rPr>
-        <w:t xml:space="preserve">  command {</w:t>
-      </w:r>
-      <w:r>
-        <w:br/>
-      </w:r>
-      <w:r>
-        <w:rPr>
-          <w:rStyle w:val="VerbatimChar"/>
-        </w:rPr>
-        <w:t xml:space="preserve">    some_other_string="FOO"</w:t>
-      </w:r>
-      <w:r>
-        <w:br/>
-      </w:r>
-      <w:r>
-        <w:rPr>
-          <w:rStyle w:val="VerbatimChar"/>
-        </w:rPr>
-        <w:t xml:space="preserve">    echo ${some_string}</w:t>
-      </w:r>
-      <w:r>
-        <w:br/>
-      </w:r>
-      <w:r>
-        <w:rPr>
-          <w:rStyle w:val="VerbatimChar"/>
-        </w:rPr>
-        <w:t xml:space="preserve">    echo $some_other_string</w:t>
+        <w:t xml:space="preserve">  command &lt;&lt;&lt;</w:t>
+      </w:r>
+      <w:r>
+        <w:br/>
+      </w:r>
+      <w:r>
+        <w:rPr>
+          <w:rStyle w:val="VerbatimChar"/>
+        </w:rPr>
+        <w:t xml:space="preserve">    cowsay -t "~{some_string}"</w:t>
+      </w:r>
+      <w:r>
+        <w:br/>
+      </w:r>
+      <w:r>
+        <w:rPr>
+          <w:rStyle w:val="VerbatimChar"/>
+        </w:rPr>
+        <w:t xml:space="preserve">  &gt;&gt;&gt;</w:t>
+      </w:r>
+      <w:r>
+        <w:br/>
+      </w:r>
+      <w:r>
+        <w:rPr>
+          <w:rStyle w:val="VerbatimChar"/>
+        </w:rPr>
+        <w:t xml:space="preserve">}</w:t>
+      </w:r>
+    </w:p>
+    <w:p>
+      <w:pPr>
+        <w:pStyle w:val="FirstParagraph"/>
+      </w:pPr>
+      <w:r>
+        <w:t xml:space="preserve">What can happen if we don’t use quotation marks around String or File variables?</w:t>
+      </w:r>
+    </w:p>
+    <w:p>
+      <w:pPr>
+        <w:pStyle w:val="BodyText"/>
+      </w:pPr>
+      <w:r>
+        <w:t xml:space="preserve">If</w:t>
+      </w:r>
+      <w:r>
+        <w:t xml:space="preserve"> </w:t>
+      </w:r>
+      <w:r>
+        <w:rPr>
+          <w:rStyle w:val="VerbatimChar"/>
+        </w:rPr>
+        <w:t xml:space="preserve">some_string</w:t>
+      </w:r>
+      <w:r>
+        <w:t xml:space="preserve"> </w:t>
+      </w:r>
+      <w:r>
+        <w:t xml:space="preserve">is</w:t>
+      </w:r>
+      <w:r>
+        <w:t xml:space="preserve"> </w:t>
+      </w:r>
+      <w:r>
+        <w:t xml:space="preserve">“</w:t>
+      </w:r>
+      <w:r>
+        <w:t xml:space="preserve">hello world</w:t>
+      </w:r>
+      <w:r>
+        <w:t xml:space="preserve">”</w:t>
+      </w:r>
+      <w:r>
+        <w:t xml:space="preserve"> </w:t>
+      </w:r>
+      <w:r>
+        <w:t xml:space="preserve">then the command section of this task is interpreted as the following:</w:t>
+      </w:r>
+    </w:p>
+    <w:p>
+      <w:pPr>
+        <w:pStyle w:val="SourceCode"/>
+      </w:pPr>
+      <w:r>
+        <w:rPr>
+          <w:rStyle w:val="VerbatimChar"/>
+        </w:rPr>
+        <w:t xml:space="preserve">cowsay -t "hello world"</w:t>
+      </w:r>
+    </w:p>
+    <w:p>
+      <w:pPr>
+        <w:pStyle w:val="FirstParagraph"/>
+      </w:pPr>
+      <w:r>
+        <w:t xml:space="preserve">What happens if we had not wrapped</w:t>
+      </w:r>
+      <w:r>
+        <w:t xml:space="preserve"> </w:t>
+      </w:r>
+      <w:r>
+        <w:rPr>
+          <w:rStyle w:val="VerbatimChar"/>
+        </w:rPr>
+        <w:t xml:space="preserve">~{some_string}</w:t>
+      </w:r>
+      <w:r>
+        <w:t xml:space="preserve"> </w:t>
+      </w:r>
+      <w:r>
+        <w:t xml:space="preserve">in quotation marks? If</w:t>
+      </w:r>
+      <w:r>
+        <w:t xml:space="preserve"> </w:t>
+      </w:r>
+      <w:r>
+        <w:rPr>
+          <w:rStyle w:val="VerbatimChar"/>
+        </w:rPr>
+        <w:t xml:space="preserve">some_string</w:t>
+      </w:r>
+      <w:r>
+        <w:t xml:space="preserve"> </w:t>
+      </w:r>
+      <w:r>
+        <w:t xml:space="preserve">was just</w:t>
+      </w:r>
+      <w:r>
+        <w:t xml:space="preserve"> </w:t>
+      </w:r>
+      <w:r>
+        <w:t xml:space="preserve">“</w:t>
+      </w:r>
+      <w:r>
+        <w:t xml:space="preserve">hello</w:t>
+      </w:r>
+      <w:r>
+        <w:t xml:space="preserve">”</w:t>
+      </w:r>
+      <w:r>
+        <w:t xml:space="preserve">, it wouldn’t matter. But because</w:t>
+      </w:r>
+      <w:r>
+        <w:t xml:space="preserve"> </w:t>
+      </w:r>
+      <w:r>
+        <w:rPr>
+          <w:rStyle w:val="VerbatimChar"/>
+        </w:rPr>
+        <w:t xml:space="preserve">some_string</w:t>
+      </w:r>
+      <w:r>
+        <w:t xml:space="preserve"> </w:t>
+      </w:r>
+      <w:r>
+        <w:t xml:space="preserve">is two words with a space in between, then the script would be interpreted as</w:t>
+      </w:r>
+      <w:r>
+        <w:t xml:space="preserve"> </w:t>
+      </w:r>
+      <w:r>
+        <w:rPr>
+          <w:rStyle w:val="VerbatimChar"/>
+        </w:rPr>
+        <w:t xml:space="preserve">cowsay -t hello world</w:t>
+      </w:r>
+      <w:r>
+        <w:t xml:space="preserve"> </w:t>
+      </w:r>
+      <w:r>
+        <w:t xml:space="preserve">and cause an error, because the cowsay program thinks</w:t>
+      </w:r>
+      <w:r>
+        <w:t xml:space="preserve"> </w:t>
+      </w:r>
+      <w:r>
+        <w:rPr>
+          <w:rStyle w:val="VerbatimChar"/>
+        </w:rPr>
+        <w:t xml:space="preserve">world</w:t>
+      </w:r>
+      <w:r>
+        <w:t xml:space="preserve"> </w:t>
+      </w:r>
+      <w:r>
+        <w:t xml:space="preserve">is another argument. By including quotation marks,</w:t>
+      </w:r>
+      <w:r>
+        <w:t xml:space="preserve"> </w:t>
+      </w:r>
+      <w:r>
+        <w:rPr>
+          <w:rStyle w:val="VerbatimChar"/>
+        </w:rPr>
+        <w:t xml:space="preserve">cowsay -t "~{some_string}"</w:t>
+      </w:r>
+      <w:r>
+        <w:t xml:space="preserve"> </w:t>
+      </w:r>
+      <w:r>
+        <w:t xml:space="preserve">can be interpreted as</w:t>
+      </w:r>
+      <w:r>
+        <w:t xml:space="preserve"> </w:t>
+      </w:r>
+      <w:r>
+        <w:rPr>
+          <w:rStyle w:val="VerbatimChar"/>
+        </w:rPr>
+        <w:t xml:space="preserve">cowsay -t "hello world"</w:t>
+      </w:r>
+      <w:r>
+        <w:t xml:space="preserve"> </w:t>
+      </w:r>
+      <w:r>
+        <w:t xml:space="preserve">and you will correctly get a cow’s greeting instead of an error.</w:t>
+      </w:r>
+    </w:p>
+    <w:p>
+      <w:pPr>
+        <w:pStyle w:val="BodyText"/>
+      </w:pPr>
+      <w:r>
+        <w:t xml:space="preserve">Let’s see how we can reference our inputs in the command section of our task.</w:t>
+      </w:r>
+    </w:p>
+    <w:p>
+      <w:pPr>
+        <w:pStyle w:val="SourceCode"/>
+      </w:pPr>
+      <w:r>
+        <w:rPr>
+          <w:rStyle w:val="VerbatimChar"/>
+        </w:rPr>
+        <w:t xml:space="preserve">task BwaMem {</w:t>
+      </w:r>
+      <w:r>
+        <w:br/>
+      </w:r>
+      <w:r>
+        <w:rPr>
+          <w:rStyle w:val="VerbatimChar"/>
+        </w:rPr>
+        <w:t xml:space="preserve">  input {</w:t>
+      </w:r>
+      <w:r>
+        <w:br/>
+      </w:r>
+      <w:r>
+        <w:rPr>
+          <w:rStyle w:val="VerbatimChar"/>
+        </w:rPr>
+        <w:t xml:space="preserve">    File input_fastq</w:t>
+      </w:r>
+      <w:r>
+        <w:br/>
+      </w:r>
+      <w:r>
+        <w:rPr>
+          <w:rStyle w:val="VerbatimChar"/>
+        </w:rPr>
+        <w:t xml:space="preserve">    File ref_fasta</w:t>
+      </w:r>
+      <w:r>
+        <w:br/>
+      </w:r>
+      <w:r>
+        <w:br/>
+      </w:r>
+      <w:r>
+        <w:rPr>
+          <w:rStyle w:val="VerbatimChar"/>
+        </w:rPr>
+        <w:t xml:space="preserve">    # these variables may look as though they are unused... but bwa mem needs them!</w:t>
+      </w:r>
+      <w:r>
+        <w:br/>
+      </w:r>
+      <w:r>
+        <w:rPr>
+          <w:rStyle w:val="VerbatimChar"/>
+        </w:rPr>
+        <w:t xml:space="preserve">    File ref_fasta_index</w:t>
+      </w:r>
+      <w:r>
+        <w:br/>
+      </w:r>
+      <w:r>
+        <w:rPr>
+          <w:rStyle w:val="VerbatimChar"/>
+        </w:rPr>
+        <w:t xml:space="preserve">    File ref_dict</w:t>
+      </w:r>
+      <w:r>
+        <w:br/>
+      </w:r>
+      <w:r>
+        <w:rPr>
+          <w:rStyle w:val="VerbatimChar"/>
+        </w:rPr>
+        <w:t xml:space="preserve">    File ref_amb</w:t>
+      </w:r>
+      <w:r>
+        <w:br/>
+      </w:r>
+      <w:r>
+        <w:rPr>
+          <w:rStyle w:val="VerbatimChar"/>
+        </w:rPr>
+        <w:t xml:space="preserve">    File ref_ann</w:t>
+      </w:r>
+      <w:r>
+        <w:br/>
+      </w:r>
+      <w:r>
+        <w:rPr>
+          <w:rStyle w:val="VerbatimChar"/>
+        </w:rPr>
+        <w:t xml:space="preserve">    File ref_bwt</w:t>
+      </w:r>
+      <w:r>
+        <w:br/>
+      </w:r>
+      <w:r>
+        <w:rPr>
+          <w:rStyle w:val="VerbatimChar"/>
+        </w:rPr>
+        <w:t xml:space="preserve">    File ref_pac</w:t>
+      </w:r>
+      <w:r>
+        <w:br/>
+      </w:r>
+      <w:r>
+        <w:rPr>
+          <w:rStyle w:val="VerbatimChar"/>
+        </w:rPr>
+        <w:t xml:space="preserve">    File ref_sa</w:t>
       </w:r>
       <w:r>
         <w:br/>
@@ -4128,6 +4515,60 @@
         <w:rPr>
           <w:rStyle w:val="VerbatimChar"/>
         </w:rPr>
+        <w:t xml:space="preserve">  command &lt;&lt;&lt;</w:t>
+      </w:r>
+      <w:r>
+        <w:br/>
+      </w:r>
+      <w:r>
+        <w:rPr>
+          <w:rStyle w:val="VerbatimChar"/>
+        </w:rPr>
+        <w:t xml:space="preserve">  # warning: this will not run on all backends! see below for an explanation!</w:t>
+      </w:r>
+      <w:r>
+        <w:br/>
+      </w:r>
+      <w:r>
+        <w:rPr>
+          <w:rStyle w:val="VerbatimChar"/>
+        </w:rPr>
+        <w:t xml:space="preserve">  bwa mem \</w:t>
+      </w:r>
+      <w:r>
+        <w:br/>
+      </w:r>
+      <w:r>
+        <w:rPr>
+          <w:rStyle w:val="VerbatimChar"/>
+        </w:rPr>
+        <w:t xml:space="preserve">      -p -v 3 -t 16 -M -R '@RG\tID:foo\tSM:foo2' \</w:t>
+      </w:r>
+      <w:r>
+        <w:br/>
+      </w:r>
+      <w:r>
+        <w:rPr>
+          <w:rStyle w:val="VerbatimChar"/>
+        </w:rPr>
+        <w:t xml:space="preserve">      "~{ref_fasta}" "~{input_fastq}" &gt; my_nifty_output.sam </w:t>
+      </w:r>
+      <w:r>
+        <w:br/>
+      </w:r>
+      <w:r>
+        <w:rPr>
+          <w:rStyle w:val="VerbatimChar"/>
+        </w:rPr>
+        <w:t xml:space="preserve">  &gt;&gt;&gt;</w:t>
+      </w:r>
+      <w:r>
+        <w:br/>
+      </w:r>
+      <w:r>
+        <w:rPr>
+          <w:rStyle w:val="VerbatimChar"/>
+        </w:rPr>
         <w:t xml:space="preserve">}</w:t>
       </w:r>
     </w:p>
@@ -4136,107 +4577,22 @@
         <w:pStyle w:val="FirstParagraph"/>
       </w:pPr>
       <w:r>
-        <w:t xml:space="preserve">We recommend using heredoc-style syntax instead:</w:t>
-      </w:r>
-    </w:p>
-    <w:p>
-      <w:pPr>
-        <w:pStyle w:val="SourceCode"/>
-      </w:pPr>
-      <w:r>
-        <w:rPr>
-          <w:rStyle w:val="VerbatimChar"/>
-        </w:rPr>
-        <w:t xml:space="preserve">task do_something_carrots {</w:t>
-      </w:r>
-      <w:r>
-        <w:br/>
-      </w:r>
-      <w:r>
-        <w:rPr>
-          <w:rStyle w:val="VerbatimChar"/>
-        </w:rPr>
-        <w:t xml:space="preserve">  input {</w:t>
-      </w:r>
-      <w:r>
-        <w:br/>
-      </w:r>
-      <w:r>
-        <w:rPr>
-          <w:rStyle w:val="VerbatimChar"/>
-        </w:rPr>
-        <w:t xml:space="preserve">    String some_string</w:t>
-      </w:r>
-      <w:r>
-        <w:br/>
-      </w:r>
-      <w:r>
-        <w:rPr>
-          <w:rStyle w:val="VerbatimChar"/>
-        </w:rPr>
-        <w:t xml:space="preserve">  }</w:t>
-      </w:r>
-      <w:r>
-        <w:br/>
-      </w:r>
-      <w:r>
-        <w:rPr>
-          <w:rStyle w:val="VerbatimChar"/>
-        </w:rPr>
-        <w:t xml:space="preserve">  command &lt;&lt;&lt;</w:t>
-      </w:r>
-      <w:r>
-        <w:br/>
-      </w:r>
-      <w:r>
-        <w:rPr>
-          <w:rStyle w:val="VerbatimChar"/>
-        </w:rPr>
-        <w:t xml:space="preserve">    some_other_string="FOO"</w:t>
-      </w:r>
-      <w:r>
-        <w:br/>
-      </w:r>
-      <w:r>
-        <w:rPr>
-          <w:rStyle w:val="VerbatimChar"/>
-        </w:rPr>
-        <w:t xml:space="preserve">    echo ~{some_string}</w:t>
-      </w:r>
-      <w:r>
-        <w:br/>
-      </w:r>
-      <w:r>
-        <w:rPr>
-          <w:rStyle w:val="VerbatimChar"/>
-        </w:rPr>
-        <w:t xml:space="preserve">    echo $some_other_string</w:t>
-      </w:r>
-      <w:r>
-        <w:br/>
-      </w:r>
-      <w:r>
-        <w:rPr>
-          <w:rStyle w:val="VerbatimChar"/>
-        </w:rPr>
-        <w:t xml:space="preserve">  &gt;&gt;&gt;</w:t>
-      </w:r>
-      <w:r>
-        <w:br/>
-      </w:r>
-      <w:r>
-        <w:rPr>
-          <w:rStyle w:val="VerbatimChar"/>
-        </w:rPr>
-        <w:t xml:space="preserve">}</w:t>
-      </w:r>
-    </w:p>
-    <w:p>
-      <w:pPr>
-        <w:pStyle w:val="FirstParagraph"/>
-      </w:pPr>
-      <w:r>
-        <w:t xml:space="preserve">Heredoc-style syntax for command sections can be clearer than the alternative, as it makes a clearer distinction between bash variables and WDL variables. This is especially helpful for complicated bash scripts. Heredoc-style syntax is also what the WDL 1.1 spec recommends using in most cases. However, the older non-heredoc style is still perfectly functional for a lot of use cases.</w:t>
+        <w:t xml:space="preserve">If we were to run this task in a workflow as-is, we might expect it to run on any backend that can handle the hardware requirements. Those hardware requirements are a bit steep – the</w:t>
+      </w:r>
+      <w:r>
+        <w:t xml:space="preserve"> </w:t>
+      </w:r>
+      <w:r>
+        <w:rPr>
+          <w:rStyle w:val="VerbatimChar"/>
+        </w:rPr>
+        <w:t xml:space="preserve">-t 16</w:t>
+      </w:r>
+      <w:r>
+        <w:t xml:space="preserve"> </w:t>
+      </w:r>
+      <w:r>
+        <w:t xml:space="preserve">part specifically requests 16 threads, for example – but besides that, it may look like a perfectly functional task.</w:t>
       </w:r>
     </w:p>
     <w:p>
@@ -4244,89 +4600,37 @@
         <w:pStyle w:val="BodyText"/>
       </w:pPr>
       <w:r>
-        <w:t xml:space="preserve">To prevent issues with spaces in String and File types, it is often a good idea to put quotation marks around a String or File variabls, like so:</w:t>
-      </w:r>
-    </w:p>
-    <w:p>
-      <w:pPr>
-        <w:pStyle w:val="SourceCode"/>
-      </w:pPr>
-      <w:r>
-        <w:rPr>
-          <w:rStyle w:val="VerbatimChar"/>
-        </w:rPr>
-        <w:t xml:space="preserve">task cowsay {</w:t>
-      </w:r>
-      <w:r>
-        <w:br/>
-      </w:r>
-      <w:r>
-        <w:rPr>
-          <w:rStyle w:val="VerbatimChar"/>
-        </w:rPr>
-        <w:t xml:space="preserve">  input {</w:t>
-      </w:r>
-      <w:r>
-        <w:br/>
-      </w:r>
-      <w:r>
-        <w:rPr>
-          <w:rStyle w:val="VerbatimChar"/>
-        </w:rPr>
-        <w:t xml:space="preserve">    String some_string</w:t>
-      </w:r>
-      <w:r>
-        <w:br/>
-      </w:r>
-      <w:r>
-        <w:rPr>
-          <w:rStyle w:val="VerbatimChar"/>
-        </w:rPr>
-        <w:t xml:space="preserve">  }</w:t>
-      </w:r>
-      <w:r>
-        <w:br/>
-      </w:r>
-      <w:r>
-        <w:rPr>
-          <w:rStyle w:val="VerbatimChar"/>
-        </w:rPr>
-        <w:t xml:space="preserve">  command &lt;&lt;&lt;</w:t>
-      </w:r>
-      <w:r>
-        <w:br/>
-      </w:r>
-      <w:r>
-        <w:rPr>
-          <w:rStyle w:val="VerbatimChar"/>
-        </w:rPr>
-        <w:t xml:space="preserve">    cowsay -t "~{some_string}"</w:t>
-      </w:r>
-      <w:r>
-        <w:br/>
-      </w:r>
-      <w:r>
-        <w:rPr>
-          <w:rStyle w:val="VerbatimChar"/>
-        </w:rPr>
-        <w:t xml:space="preserve">  &gt;&gt;&gt;</w:t>
-      </w:r>
-      <w:r>
-        <w:br/>
-      </w:r>
-      <w:r>
-        <w:rPr>
-          <w:rStyle w:val="VerbatimChar"/>
-        </w:rPr>
-        <w:t xml:space="preserve">}</w:t>
-      </w:r>
-    </w:p>
-    <w:p>
-      <w:pPr>
-        <w:pStyle w:val="FirstParagraph"/>
-      </w:pPr>
-      <w:r>
-        <w:t xml:space="preserve">Why we put quotation marks around a String or File variables in Commands.</w:t>
+        <w:t xml:space="preserve">We have written this task to use 16 threads, as noted by</w:t>
+      </w:r>
+      <w:r>
+        <w:t xml:space="preserve"> </w:t>
+      </w:r>
+      <w:r>
+        <w:rPr>
+          <w:rStyle w:val="VerbatimChar"/>
+        </w:rPr>
+        <w:t xml:space="preserve">-t 16</w:t>
+      </w:r>
+      <w:r>
+        <w:t xml:space="preserve"> </w:t>
+      </w:r>
+      <w:r>
+        <w:t xml:space="preserve">in the</w:t>
+      </w:r>
+      <w:r>
+        <w:t xml:space="preserve"> </w:t>
+      </w:r>
+      <w:r>
+        <w:rPr>
+          <w:rStyle w:val="VerbatimChar"/>
+        </w:rPr>
+        <w:t xml:space="preserve">bwa mem</w:t>
+      </w:r>
+      <w:r>
+        <w:t xml:space="preserve"> </w:t>
+      </w:r>
+      <w:r>
+        <w:t xml:space="preserve">call. If you are running on a backend that cannot provide 16 threads, you may need to adjust set the number of threads to a lower number. Later on in this course, we will discuss how to account for lots of different backends using common workarounds and optional variables.</w:t>
       </w:r>
     </w:p>
     <w:p>
@@ -4334,404 +4638,7 @@
         <w:pStyle w:val="BodyText"/>
       </w:pPr>
       <w:r>
-        <w:t xml:space="preserve">If</w:t>
-      </w:r>
-      <w:r>
-        <w:t xml:space="preserve"> </w:t>
-      </w:r>
-      <w:r>
-        <w:rPr>
-          <w:rStyle w:val="VerbatimChar"/>
-        </w:rPr>
-        <w:t xml:space="preserve">some_string</w:t>
-      </w:r>
-      <w:r>
-        <w:t xml:space="preserve"> </w:t>
-      </w:r>
-      <w:r>
-        <w:t xml:space="preserve">is</w:t>
-      </w:r>
-      <w:r>
-        <w:t xml:space="preserve"> </w:t>
-      </w:r>
-      <w:r>
-        <w:t xml:space="preserve">“</w:t>
-      </w:r>
-      <w:r>
-        <w:t xml:space="preserve">hello world</w:t>
-      </w:r>
-      <w:r>
-        <w:t xml:space="preserve">”</w:t>
-      </w:r>
-      <w:r>
-        <w:t xml:space="preserve"> </w:t>
-      </w:r>
-      <w:r>
-        <w:t xml:space="preserve">then the command section of this task is interpreted as the following:</w:t>
-      </w:r>
-    </w:p>
-    <w:p>
-      <w:pPr>
-        <w:pStyle w:val="SourceCode"/>
-      </w:pPr>
-      <w:r>
-        <w:rPr>
-          <w:rStyle w:val="VerbatimChar"/>
-        </w:rPr>
-        <w:t xml:space="preserve">cowsay -t "hello world"</w:t>
-      </w:r>
-    </w:p>
-    <w:p>
-      <w:pPr>
-        <w:pStyle w:val="FirstParagraph"/>
-      </w:pPr>
-      <w:r>
-        <w:t xml:space="preserve">What happens if we had not wrapped</w:t>
-      </w:r>
-      <w:r>
-        <w:t xml:space="preserve"> </w:t>
-      </w:r>
-      <w:r>
-        <w:rPr>
-          <w:rStyle w:val="VerbatimChar"/>
-        </w:rPr>
-        <w:t xml:space="preserve">~{some_string}</w:t>
-      </w:r>
-      <w:r>
-        <w:t xml:space="preserve"> </w:t>
-      </w:r>
-      <w:r>
-        <w:t xml:space="preserve">in quotation marks? If</w:t>
-      </w:r>
-      <w:r>
-        <w:t xml:space="preserve"> </w:t>
-      </w:r>
-      <w:r>
-        <w:rPr>
-          <w:rStyle w:val="VerbatimChar"/>
-        </w:rPr>
-        <w:t xml:space="preserve">some_string</w:t>
-      </w:r>
-      <w:r>
-        <w:t xml:space="preserve"> </w:t>
-      </w:r>
-      <w:r>
-        <w:t xml:space="preserve">was just</w:t>
-      </w:r>
-      <w:r>
-        <w:t xml:space="preserve"> </w:t>
-      </w:r>
-      <w:r>
-        <w:t xml:space="preserve">“</w:t>
-      </w:r>
-      <w:r>
-        <w:t xml:space="preserve">hello</w:t>
-      </w:r>
-      <w:r>
-        <w:t xml:space="preserve">”</w:t>
-      </w:r>
-      <w:r>
-        <w:t xml:space="preserve">, it wouldn’t matter. But because</w:t>
-      </w:r>
-      <w:r>
-        <w:t xml:space="preserve"> </w:t>
-      </w:r>
-      <w:r>
-        <w:rPr>
-          <w:rStyle w:val="VerbatimChar"/>
-        </w:rPr>
-        <w:t xml:space="preserve">some_string</w:t>
-      </w:r>
-      <w:r>
-        <w:t xml:space="preserve"> </w:t>
-      </w:r>
-      <w:r>
-        <w:t xml:space="preserve">is two words with a space in between, then the script would be interpreted as</w:t>
-      </w:r>
-      <w:r>
-        <w:t xml:space="preserve"> </w:t>
-      </w:r>
-      <w:r>
-        <w:rPr>
-          <w:rStyle w:val="VerbatimChar"/>
-        </w:rPr>
-        <w:t xml:space="preserve">cowsay -t hello world</w:t>
-      </w:r>
-      <w:r>
-        <w:t xml:space="preserve"> </w:t>
-      </w:r>
-      <w:r>
-        <w:t xml:space="preserve">and cause an error, because the cowsay program thinks</w:t>
-      </w:r>
-      <w:r>
-        <w:t xml:space="preserve"> </w:t>
-      </w:r>
-      <w:r>
-        <w:rPr>
-          <w:rStyle w:val="VerbatimChar"/>
-        </w:rPr>
-        <w:t xml:space="preserve">world</w:t>
-      </w:r>
-      <w:r>
-        <w:t xml:space="preserve"> </w:t>
-      </w:r>
-      <w:r>
-        <w:t xml:space="preserve">is another argument. By including quotation marks,</w:t>
-      </w:r>
-      <w:r>
-        <w:t xml:space="preserve"> </w:t>
-      </w:r>
-      <w:r>
-        <w:rPr>
-          <w:rStyle w:val="VerbatimChar"/>
-        </w:rPr>
-        <w:t xml:space="preserve">cowsay -t "~{some_string}"</w:t>
-      </w:r>
-      <w:r>
-        <w:t xml:space="preserve"> </w:t>
-      </w:r>
-      <w:r>
-        <w:t xml:space="preserve">can be interpreted as</w:t>
-      </w:r>
-      <w:r>
-        <w:t xml:space="preserve"> </w:t>
-      </w:r>
-      <w:r>
-        <w:rPr>
-          <w:rStyle w:val="VerbatimChar"/>
-        </w:rPr>
-        <w:t xml:space="preserve">cowsay -t "hello world"</w:t>
-      </w:r>
-      <w:r>
-        <w:t xml:space="preserve"> </w:t>
-      </w:r>
-      <w:r>
-        <w:t xml:space="preserve">and you will correctly get a cow’s greeting instead of an error.</w:t>
-      </w:r>
-    </w:p>
-    <w:p>
-      <w:pPr>
-        <w:pStyle w:val="BodyText"/>
-      </w:pPr>
-      <w:r>
-        <w:t xml:space="preserve">Let’s see how we can reference our inputs in the command section of our task.</w:t>
-      </w:r>
-    </w:p>
-    <w:p>
-      <w:pPr>
-        <w:pStyle w:val="SourceCode"/>
-      </w:pPr>
-      <w:r>
-        <w:rPr>
-          <w:rStyle w:val="VerbatimChar"/>
-        </w:rPr>
-        <w:t xml:space="preserve">task BwaMem {</w:t>
-      </w:r>
-      <w:r>
-        <w:br/>
-      </w:r>
-      <w:r>
-        <w:rPr>
-          <w:rStyle w:val="VerbatimChar"/>
-        </w:rPr>
-        <w:t xml:space="preserve">  input {</w:t>
-      </w:r>
-      <w:r>
-        <w:br/>
-      </w:r>
-      <w:r>
-        <w:rPr>
-          <w:rStyle w:val="VerbatimChar"/>
-        </w:rPr>
-        <w:t xml:space="preserve">    File input_fastq</w:t>
-      </w:r>
-      <w:r>
-        <w:br/>
-      </w:r>
-      <w:r>
-        <w:rPr>
-          <w:rStyle w:val="VerbatimChar"/>
-        </w:rPr>
-        <w:t xml:space="preserve">    File ref_fasta</w:t>
-      </w:r>
-      <w:r>
-        <w:br/>
-      </w:r>
-      <w:r>
-        <w:rPr>
-          <w:rStyle w:val="VerbatimChar"/>
-        </w:rPr>
-        <w:t xml:space="preserve">    Int threads = 16</w:t>
-      </w:r>
-      <w:r>
-        <w:br/>
-      </w:r>
-      <w:r>
-        <w:br/>
-      </w:r>
-      <w:r>
-        <w:rPr>
-          <w:rStyle w:val="VerbatimChar"/>
-        </w:rPr>
-        <w:t xml:space="preserve">    # these variables may look as though they are unused... but bwa mem needs them!</w:t>
-      </w:r>
-      <w:r>
-        <w:br/>
-      </w:r>
-      <w:r>
-        <w:rPr>
-          <w:rStyle w:val="VerbatimChar"/>
-        </w:rPr>
-        <w:t xml:space="preserve">    File ref_fasta_index</w:t>
-      </w:r>
-      <w:r>
-        <w:br/>
-      </w:r>
-      <w:r>
-        <w:rPr>
-          <w:rStyle w:val="VerbatimChar"/>
-        </w:rPr>
-        <w:t xml:space="preserve">    File ref_dict</w:t>
-      </w:r>
-      <w:r>
-        <w:br/>
-      </w:r>
-      <w:r>
-        <w:rPr>
-          <w:rStyle w:val="VerbatimChar"/>
-        </w:rPr>
-        <w:t xml:space="preserve">    File ref_amb</w:t>
-      </w:r>
-      <w:r>
-        <w:br/>
-      </w:r>
-      <w:r>
-        <w:rPr>
-          <w:rStyle w:val="VerbatimChar"/>
-        </w:rPr>
-        <w:t xml:space="preserve">    File ref_ann</w:t>
-      </w:r>
-      <w:r>
-        <w:br/>
-      </w:r>
-      <w:r>
-        <w:rPr>
-          <w:rStyle w:val="VerbatimChar"/>
-        </w:rPr>
-        <w:t xml:space="preserve">    File ref_bwt</w:t>
-      </w:r>
-      <w:r>
-        <w:br/>
-      </w:r>
-      <w:r>
-        <w:rPr>
-          <w:rStyle w:val="VerbatimChar"/>
-        </w:rPr>
-        <w:t xml:space="preserve">    File ref_pac</w:t>
-      </w:r>
-      <w:r>
-        <w:br/>
-      </w:r>
-      <w:r>
-        <w:rPr>
-          <w:rStyle w:val="VerbatimChar"/>
-        </w:rPr>
-        <w:t xml:space="preserve">    File ref_sa</w:t>
-      </w:r>
-      <w:r>
-        <w:br/>
-      </w:r>
-      <w:r>
-        <w:rPr>
-          <w:rStyle w:val="VerbatimChar"/>
-        </w:rPr>
-        <w:t xml:space="preserve">  }</w:t>
-      </w:r>
-      <w:r>
-        <w:br/>
-      </w:r>
-      <w:r>
-        <w:rPr>
-          <w:rStyle w:val="VerbatimChar"/>
-        </w:rPr>
-        <w:t xml:space="preserve">  command &lt;&lt;&lt;</w:t>
-      </w:r>
-      <w:r>
-        <w:br/>
-      </w:r>
-      <w:r>
-        <w:rPr>
-          <w:rStyle w:val="VerbatimChar"/>
-        </w:rPr>
-        <w:t xml:space="preserve">  # warning: this will not run on all backends! see below for an explanation!</w:t>
-      </w:r>
-      <w:r>
-        <w:br/>
-      </w:r>
-      <w:r>
-        <w:rPr>
-          <w:rStyle w:val="VerbatimChar"/>
-        </w:rPr>
-        <w:t xml:space="preserve">  bwa mem \</w:t>
-      </w:r>
-      <w:r>
-        <w:br/>
-      </w:r>
-      <w:r>
-        <w:rPr>
-          <w:rStyle w:val="VerbatimChar"/>
-        </w:rPr>
-        <w:t xml:space="preserve">      -p -v 3 -t ~{threads} -M -R '@RG\tID:foo\tSM:foo2' \</w:t>
-      </w:r>
-      <w:r>
-        <w:br/>
-      </w:r>
-      <w:r>
-        <w:rPr>
-          <w:rStyle w:val="VerbatimChar"/>
-        </w:rPr>
-        <w:t xml:space="preserve">      "~{ref_fasta}" "~{input_fastq}" &gt; my_nifty_output.sam </w:t>
-      </w:r>
-      <w:r>
-        <w:br/>
-      </w:r>
-      <w:r>
-        <w:rPr>
-          <w:rStyle w:val="VerbatimChar"/>
-        </w:rPr>
-        <w:t xml:space="preserve">  &gt;&gt;&gt;</w:t>
-      </w:r>
-      <w:r>
-        <w:br/>
-      </w:r>
-      <w:r>
-        <w:rPr>
-          <w:rStyle w:val="VerbatimChar"/>
-        </w:rPr>
-        <w:t xml:space="preserve">}</w:t>
-      </w:r>
-    </w:p>
-    <w:p>
-      <w:pPr>
-        <w:pStyle w:val="FirstParagraph"/>
-      </w:pPr>
-      <w:r>
-        <w:t xml:space="preserve">If we were to run this task in a workflow as-is, we might expect it to run on any backend that can handle the hardware requirements. Those hardware requirements are a bit steep – the</w:t>
-      </w:r>
-      <w:r>
-        <w:t xml:space="preserve"> </w:t>
-      </w:r>
-      <w:r>
-        <w:rPr>
-          <w:rStyle w:val="VerbatimChar"/>
-        </w:rPr>
-        <w:t xml:space="preserve">-t 16</w:t>
-      </w:r>
-      <w:r>
-        <w:t xml:space="preserve"> </w:t>
-      </w:r>
-      <w:r>
-        <w:t xml:space="preserve">part specifically requests 16 threads, for example – but besides that, it may look like a perfectly functional task. Unfortunately, even on backends that can provide the necessary computing power, it is quite likely this task will not run as expected. This is because of how inputs work in WDL – or, more specifically, how input files get localized when working with WDL.</w:t>
+        <w:t xml:space="preserve">Unfortunately, even on backends that can provide the necessary computing power, it is quite likely this task will not run as expected. This is because of how inputs work in WDL – or, more specifically, how input files get localized when working with WDL.</w:t>
       </w:r>
     </w:p>
     <w:bookmarkEnd w:id="64"/>
@@ -4986,7 +4893,7 @@
         <w:pStyle w:val="BodyText"/>
       </w:pPr>
       <w:r>
-        <w:t xml:space="preserve">Another example of file localization issue.</w:t>
+        <w:t xml:space="preserve">Another example of file localization issue</w:t>
       </w:r>
     </w:p>
     <w:p>
@@ -5185,15 +5092,6 @@
         <w:rPr>
           <w:rStyle w:val="VerbatimChar"/>
         </w:rPr>
-        <w:t xml:space="preserve">    Int threads = 16</w:t>
-      </w:r>
-      <w:r>
-        <w:br/>
-      </w:r>
-      <w:r>
-        <w:rPr>
-          <w:rStyle w:val="VerbatimChar"/>
-        </w:rPr>
         <w:t xml:space="preserve">  }</w:t>
       </w:r>
       <w:r>
@@ -5634,7 +5532,58 @@
         <w:t xml:space="preserve">"~{base_file_name}.sorted_query_aligned.bam"</w:t>
       </w:r>
       <w:r>
-        <w:t xml:space="preserve">.</w:t>
+        <w:t xml:space="preserve">. The variables</w:t>
+      </w:r>
+      <w:r>
+        <w:t xml:space="preserve"> </w:t>
+      </w:r>
+      <w:r>
+        <w:rPr>
+          <w:rStyle w:val="VerbatimChar"/>
+        </w:rPr>
+        <w:t xml:space="preserve">read_group_id</w:t>
+      </w:r>
+      <w:r>
+        <w:t xml:space="preserve">,</w:t>
+      </w:r>
+      <w:r>
+        <w:t xml:space="preserve"> </w:t>
+      </w:r>
+      <w:r>
+        <w:rPr>
+          <w:rStyle w:val="VerbatimChar"/>
+        </w:rPr>
+        <w:t xml:space="preserve">sample_name</w:t>
+      </w:r>
+      <w:r>
+        <w:t xml:space="preserve">,</w:t>
+      </w:r>
+      <w:r>
+        <w:t xml:space="preserve"> </w:t>
+      </w:r>
+      <w:r>
+        <w:rPr>
+          <w:rStyle w:val="VerbatimChar"/>
+        </w:rPr>
+        <w:t xml:space="preserve">platform</w:t>
+      </w:r>
+      <w:r>
+        <w:t xml:space="preserve">,</w:t>
+      </w:r>
+      <w:r>
+        <w:t xml:space="preserve"> </w:t>
+      </w:r>
+      <w:r>
+        <w:rPr>
+          <w:rStyle w:val="VerbatimChar"/>
+        </w:rPr>
+        <w:t xml:space="preserve">platform_info</w:t>
+      </w:r>
+      <w:r>
+        <w:t xml:space="preserve"> </w:t>
+      </w:r>
+      <w:r>
+        <w:t xml:space="preserve">are created similarly.</w:t>
       </w:r>
     </w:p>
     <w:p>
@@ -5744,15 +5693,6 @@
         <w:rPr>
           <w:rStyle w:val="VerbatimChar"/>
         </w:rPr>
-        <w:t xml:space="preserve">    Int threads = 16</w:t>
-      </w:r>
-      <w:r>
-        <w:br/>
-      </w:r>
-      <w:r>
-        <w:rPr>
-          <w:rStyle w:val="VerbatimChar"/>
-        </w:rPr>
         <w:t xml:space="preserve">  }</w:t>
       </w:r>
       <w:r>
@@ -5945,7 +5885,7 @@
         <w:rPr>
           <w:rStyle w:val="VerbatimChar"/>
         </w:rPr>
-        <w:t xml:space="preserve">      -p -v 3 -t ~{threads} -M -R '@RG\t~{read_group_id}\t~{sample_name}\t~{platform_info}' \</w:t>
+        <w:t xml:space="preserve">      -p -v 3 -t 16 -M -R '@RG\t~{read_group_id}\t~{sample_name}\t~{platform_info}' \</w:t>
       </w:r>
       <w:r>
         <w:br/>
@@ -6308,7 +6248,7 @@
         <w:pStyle w:val="BodyText"/>
       </w:pPr>
       <w:r>
-        <w:t xml:space="preserve">Some differences between WDL 1.0 and 1.1 on Runtime attributes.</w:t>
+        <w:t xml:space="preserve">Some differences between WDL 1.0 and 1.1 on Runtime attributes</w:t>
       </w:r>
     </w:p>
     <w:p>
@@ -6465,10 +6405,7 @@
         <w:pStyle w:val="BodyText"/>
       </w:pPr>
       <w:r>
-        <w:t xml:space="preserve">More information on finding and developing Docker images.</w:t>
-      </w:r>
-      <w:r>
-        <w:t xml:space="preserve"> </w:t>
+        <w:t xml:space="preserve">More information on finding and developing Docker images</w:t>
       </w:r>
     </w:p>
     <w:p>
@@ -6711,7 +6648,7 @@
         <w:pStyle w:val="BodyText"/>
       </w:pPr>
       <w:r>
-        <w:t xml:space="preserve">Ouputs as functions of other outputs in the same task.</w:t>
+        <w:t xml:space="preserve">Ouputs as functions of other outputs in the same task</w:t>
       </w:r>
     </w:p>
     <w:p>
@@ -7085,7 +7022,7 @@
         <w:pStyle w:val="FirstParagraph"/>
       </w:pPr>
       <w:r>
-        <w:t xml:space="preserve">We’ve now designed a bwa mem task that can run on essentially any backend that supports WDL and can handle the hardware requirements. Issues involving bwa mem expecting reference files to be in the same folder and/or putting output files into input folders have been sidestepped thanks to careful design and consideration. The runtime section clearly defines the expected hardware requirements, and the outputs section defines what we expect the task to give us when all is said and done. We’re now ready to continue with the rest of our workflow.</w:t>
+        <w:t xml:space="preserve">We’ve now designed a bwa mem task that can run on almost any backend that supports WDL and can handle the hardware requirements. Issues involving bwa mem expecting reference files to be in the same folder and/or putting output files into input folders have been sidestepped thanks to careful design and consideration. The runtime section clearly defines the expected hardware requirements, and the outputs section defines what we expect the task to give us when all is said and done. We’re now ready to continue with the rest of our workflow.</w:t>
       </w:r>
     </w:p>
     <w:p>
@@ -7132,15 +7069,6 @@
         <w:rPr>
           <w:rStyle w:val="VerbatimChar"/>
         </w:rPr>
-        <w:t xml:space="preserve">    Int threads = 16</w:t>
-      </w:r>
-      <w:r>
-        <w:br/>
-      </w:r>
-      <w:r>
-        <w:rPr>
-          <w:rStyle w:val="VerbatimChar"/>
-        </w:rPr>
         <w:t xml:space="preserve">  }</w:t>
       </w:r>
       <w:r>
@@ -7243,15 +7171,6 @@
         <w:rPr>
           <w:rStyle w:val="VerbatimChar"/>
         </w:rPr>
-        <w:t xml:space="preserve">    #can we iterate through a struct??</w:t>
-      </w:r>
-      <w:r>
-        <w:br/>
-      </w:r>
-      <w:r>
-        <w:rPr>
-          <w:rStyle w:val="VerbatimChar"/>
-        </w:rPr>
         <w:t xml:space="preserve">    mv ~{refGenome.ref_fasta} .</w:t>
       </w:r>
       <w:r>
@@ -7336,7 +7255,7 @@
         <w:rPr>
           <w:rStyle w:val="VerbatimChar"/>
         </w:rPr>
-        <w:t xml:space="preserve">      -p -v 3 -t ~{threads} -M -R '@RG\t~{read_group_id}\t~{sample_name}\t~{platform_info}' \</w:t>
+        <w:t xml:space="preserve">      -p -v 3 -t 16 -M -R '@RG\t~{read_group_id}\t~{sample_name}\t~{platform_info}' \</w:t>
       </w:r>
       <w:r>
         <w:br/>
@@ -7628,7 +7547,7 @@
         <w:rPr>
           <w:rStyle w:val="VerbatimChar"/>
         </w:rPr>
-        <w:t xml:space="preserve">    File tumorFastq</w:t>
+        <w:t xml:space="preserve">    File sampleFastq</w:t>
       </w:r>
       <w:r>
         <w:br/>
@@ -7718,24 +7637,6 @@
         <w:rPr>
           <w:rStyle w:val="VerbatimChar"/>
         </w:rPr>
-        <w:t xml:space="preserve">    #Optional BwaMem threading variable</w:t>
-      </w:r>
-      <w:r>
-        <w:br/>
-      </w:r>
-      <w:r>
-        <w:rPr>
-          <w:rStyle w:val="VerbatimChar"/>
-        </w:rPr>
-        <w:t xml:space="preserve">    Int? bwa_mem_threads</w:t>
-      </w:r>
-      <w:r>
-        <w:br/>
-      </w:r>
-      <w:r>
-        <w:rPr>
-          <w:rStyle w:val="VerbatimChar"/>
-        </w:rPr>
         <w:t xml:space="preserve">  }</w:t>
       </w:r>
       <w:r>
@@ -7775,7 +7676,7 @@
         <w:rPr>
           <w:rStyle w:val="VerbatimChar"/>
         </w:rPr>
-        <w:t xml:space="preserve">      input_fastq = input_fastq,</w:t>
+        <w:t xml:space="preserve">      input_fastq = sampleFastq,</w:t>
       </w:r>
       <w:r>
         <w:br/>
@@ -7847,16 +7748,7 @@
         <w:rPr>
           <w:rStyle w:val="VerbatimChar"/>
         </w:rPr>
-        <w:t xml:space="preserve">      ref_sa = ref_sa,</w:t>
-      </w:r>
-      <w:r>
-        <w:br/>
-      </w:r>
-      <w:r>
-        <w:rPr>
-          <w:rStyle w:val="VerbatimChar"/>
-        </w:rPr>
-        <w:t xml:space="preserve">      threads = bwa_mem_threads</w:t>
+        <w:t xml:space="preserve">      ref_sa = ref_sa</w:t>
       </w:r>
       <w:r>
         <w:br/>
@@ -7952,7 +7844,7 @@
         <w:rPr>
           <w:rStyle w:val="VerbatimChar"/>
         </w:rPr>
-        <w:t xml:space="preserve">    ref_fasta_index: "Reference genome index file (created by bwa index)</w:t>
+        <w:t xml:space="preserve">    ref_fasta_index: "Reference genome index file (created by bwa index)"</w:t>
       </w:r>
       <w:r>
         <w:br/>
@@ -8144,15 +8036,6 @@
         <w:rPr>
           <w:rStyle w:val="VerbatimChar"/>
         </w:rPr>
-        <w:t xml:space="preserve">    Int threads = 16</w:t>
-      </w:r>
-      <w:r>
-        <w:br/>
-      </w:r>
-      <w:r>
-        <w:rPr>
-          <w:rStyle w:val="VerbatimChar"/>
-        </w:rPr>
         <w:t xml:space="preserve">  }</w:t>
       </w:r>
       <w:r>
@@ -8171,6 +8054,27 @@
         <w:rPr>
           <w:rStyle w:val="VerbatimChar"/>
         </w:rPr>
+        <w:t xml:space="preserve">  String base_file_name = basename(input_fastq, ".fastq")</w:t>
+      </w:r>
+      <w:r>
+        <w:br/>
+      </w:r>
+      <w:r>
+        <w:rPr>
+          <w:rStyle w:val="VerbatimChar"/>
+        </w:rPr>
+        <w:t xml:space="preserve">  String ref_fasta_local = basename(ref_fasta)</w:t>
+      </w:r>
+      <w:r>
+        <w:br/>
+      </w:r>
+      <w:r>
+        <w:br/>
+      </w:r>
+      <w:r>
+        <w:rPr>
+          <w:rStyle w:val="VerbatimChar"/>
+        </w:rPr>
         <w:t xml:space="preserve">  String read_group_id = "ID:" + base_file_name</w:t>
       </w:r>
       <w:r>
@@ -8315,7 +8219,7 @@
         <w:rPr>
           <w:rStyle w:val="VerbatimChar"/>
         </w:rPr>
-        <w:t xml:space="preserve">      -p -v 3 -t ~{threads} -M -R '@RG\t~{read_group_id}\t~{sample_name}\t~{platform_info}' \</w:t>
+        <w:t xml:space="preserve">      -p -v 3 -t 16 -M -R '@RG\t~{read_group_id}\t~{sample_name}\t~{platform_info}' \</w:t>
       </w:r>
       <w:r>
         <w:br/>
@@ -8372,15 +8276,6 @@
         <w:rPr>
           <w:rStyle w:val="VerbatimChar"/>
         </w:rPr>
-        <w:t xml:space="preserve">    File analysisReadyBam = "~{base_file_name}.aligned.bam"</w:t>
-      </w:r>
-      <w:r>
-        <w:br/>
-      </w:r>
-      <w:r>
-        <w:rPr>
-          <w:rStyle w:val="VerbatimChar"/>
-        </w:rPr>
         <w:t xml:space="preserve">    File analysisReadySorted = "~{base_file_name}.sorted_query_aligned.bam"</w:t>
       </w:r>
       <w:r>
@@ -8427,15 +8322,6 @@
           <w:rStyle w:val="VerbatimChar"/>
         </w:rPr>
         <w:t xml:space="preserve">    docker: "ghcr.io/getwilds/bwa:0.7.17"</w:t>
-      </w:r>
-      <w:r>
-        <w:br/>
-      </w:r>
-      <w:r>
-        <w:rPr>
-          <w:rStyle w:val="VerbatimChar"/>
-        </w:rPr>
-        <w:t xml:space="preserve">    disks: "local-disk 100 SSD"</w:t>
       </w:r>
       <w:r>
         <w:br/>
@@ -8565,7 +8451,7 @@
         <w:rPr>
           <w:rStyle w:val="VerbatimChar"/>
         </w:rPr>
-        <w:t xml:space="preserve">  "mutation_calling.tumorFastq": "/fh/fast/paguirigan_a/pub/ReferenceDataSets/workflow_testing_data/WDL/wdl_101/HCC4006_final.fastq",</w:t>
+        <w:t xml:space="preserve">  "mutation_calling.sampleFastq": "/fh/fast/paguirigan_a/pub/ReferenceDataSets/workflow_testing_data/WDL/wdl_101/HCC4006_final.fastq",</w:t>
       </w:r>
       <w:r>
         <w:br/>
@@ -8637,16 +8523,7 @@
         <w:rPr>
           <w:rStyle w:val="VerbatimChar"/>
         </w:rPr>
-        <w:t xml:space="preserve">  "mutation_calling.ref_bwt": "/fh/fast/paguirigan_a/pub/ReferenceDataSets/genome_data/human/hg19/Homo_sapiens_assembly19.fasta.bwt",</w:t>
-      </w:r>
-      <w:r>
-        <w:br/>
-      </w:r>
-      <w:r>
-        <w:rPr>
-          <w:rStyle w:val="VerbatimChar"/>
-        </w:rPr>
-        <w:t xml:space="preserve">  "mutation_calling.ref_name": "hg19"</w:t>
+        <w:t xml:space="preserve">  "mutation_calling.ref_bwt": "/fh/fast/paguirigan_a/pub/ReferenceDataSets/genome_data/human/hg19/Homo_sapiens_assembly19.fasta.bwt"</w:t>
       </w:r>
       <w:r>
         <w:br/>
@@ -9108,7 +8985,7 @@
         <w:rPr>
           <w:rStyle w:val="VerbatimChar"/>
         </w:rPr>
-        <w:t xml:space="preserve">workflow minidata_mutation_calling_v1 {</w:t>
+        <w:t xml:space="preserve">workflow mutation_calling {</w:t>
       </w:r>
       <w:r>
         <w:br/>
@@ -9240,10 +9117,13 @@
         <w:br/>
       </w:r>
       <w:r>
-        <w:rPr>
-          <w:rStyle w:val="VerbatimChar"/>
-        </w:rPr>
-        <w:t xml:space="preserve">  # Map reads to reference</w:t>
+        <w:br/>
+      </w:r>
+      <w:r>
+        <w:rPr>
+          <w:rStyle w:val="VerbatimChar"/>
+        </w:rPr>
+        <w:t xml:space="preserve">  #  Map reads to reference</w:t>
       </w:r>
       <w:r>
         <w:br/>
@@ -9360,7 +9240,7 @@
         <w:rPr>
           <w:rStyle w:val="VerbatimChar"/>
         </w:rPr>
-        <w:t xml:space="preserve">  </w:t>
+        <w:t xml:space="preserve">   </w:t>
       </w:r>
       <w:r>
         <w:br/>
@@ -10374,7 +10254,7 @@
         <w:rPr>
           <w:rStyle w:val="VerbatimChar"/>
         </w:rPr>
-        <w:t xml:space="preserve">workflow minidata_mutation_calling_v1 {</w:t>
+        <w:t xml:space="preserve">workflow mutation_calling {</w:t>
       </w:r>
       <w:r>
         <w:br/>
@@ -10491,6 +10371,18 @@
         <w:rPr>
           <w:rStyle w:val="VerbatimChar"/>
         </w:rPr>
+        <w:t xml:space="preserve">    String ref_name</w:t>
+      </w:r>
+      <w:r>
+        <w:br/>
+      </w:r>
+      <w:r>
+        <w:br/>
+      </w:r>
+      <w:r>
+        <w:rPr>
+          <w:rStyle w:val="VerbatimChar"/>
+        </w:rPr>
         <w:t xml:space="preserve">    File dbSNP_vcf</w:t>
       </w:r>
       <w:r>
@@ -10524,6 +10416,9 @@
         <w:br/>
       </w:r>
       <w:r>
+        <w:br/>
+      </w:r>
+      <w:r>
         <w:rPr>
           <w:rStyle w:val="VerbatimChar"/>
         </w:rPr>
@@ -10542,12 +10437,6 @@
         <w:br/>
       </w:r>
       <w:r>
-        <w:rPr>
-          <w:rStyle w:val="VerbatimChar"/>
-        </w:rPr>
-        <w:t xml:space="preserve">    File annovarTAR</w:t>
-      </w:r>
-      <w:r>
         <w:br/>
       </w:r>
       <w:r>
@@ -10572,15 +10461,6 @@
         <w:rPr>
           <w:rStyle w:val="VerbatimChar"/>
         </w:rPr>
-        <w:t xml:space="preserve">    String ref_name</w:t>
-      </w:r>
-      <w:r>
-        <w:br/>
-      </w:r>
-      <w:r>
-        <w:rPr>
-          <w:rStyle w:val="VerbatimChar"/>
-        </w:rPr>
         <w:t xml:space="preserve">  }</w:t>
       </w:r>
       <w:r>
@@ -11010,15 +10890,6 @@
         <w:rPr>
           <w:rStyle w:val="VerbatimChar"/>
         </w:rPr>
-        <w:t xml:space="preserve">        annovarTAR = annovarTAR,</w:t>
-      </w:r>
-      <w:r>
-        <w:br/>
-      </w:r>
-      <w:r>
-        <w:rPr>
-          <w:rStyle w:val="VerbatimChar"/>
-        </w:rPr>
         <w:t xml:space="preserve">        annovar_operation = annovar_operation,</w:t>
       </w:r>
       <w:r>
@@ -11160,6 +11031,198 @@
         <w:br/>
       </w:r>
       <w:r>
+        <w:br/>
+      </w:r>
+      <w:r>
+        <w:rPr>
+          <w:rStyle w:val="VerbatimChar"/>
+        </w:rPr>
+        <w:t xml:space="preserve">  parameter_meta {</w:t>
+      </w:r>
+      <w:r>
+        <w:br/>
+      </w:r>
+      <w:r>
+        <w:rPr>
+          <w:rStyle w:val="VerbatimChar"/>
+        </w:rPr>
+        <w:t xml:space="preserve">    sampleFastq: "Sample tumor .fastq (expects Illumina)"</w:t>
+      </w:r>
+      <w:r>
+        <w:br/>
+      </w:r>
+      <w:r>
+        <w:br/>
+      </w:r>
+      <w:r>
+        <w:rPr>
+          <w:rStyle w:val="VerbatimChar"/>
+        </w:rPr>
+        <w:t xml:space="preserve">    ref_fasta: "Reference genome to align reads to"</w:t>
+      </w:r>
+      <w:r>
+        <w:br/>
+      </w:r>
+      <w:r>
+        <w:rPr>
+          <w:rStyle w:val="VerbatimChar"/>
+        </w:rPr>
+        <w:t xml:space="preserve">    ref_fasta_index: "Reference genome index file (created by bwa index)"</w:t>
+      </w:r>
+      <w:r>
+        <w:br/>
+      </w:r>
+      <w:r>
+        <w:rPr>
+          <w:rStyle w:val="VerbatimChar"/>
+        </w:rPr>
+        <w:t xml:space="preserve">    ref_dict: "Reference genome dictionary file (created by bwa index)"</w:t>
+      </w:r>
+      <w:r>
+        <w:br/>
+      </w:r>
+      <w:r>
+        <w:rPr>
+          <w:rStyle w:val="VerbatimChar"/>
+        </w:rPr>
+        <w:t xml:space="preserve">    ref_amb: "Reference genome non-ATCG file (created by bwa index)"</w:t>
+      </w:r>
+      <w:r>
+        <w:br/>
+      </w:r>
+      <w:r>
+        <w:rPr>
+          <w:rStyle w:val="VerbatimChar"/>
+        </w:rPr>
+        <w:t xml:space="preserve">    ref_ann: "Reference genome ref seq annotation file (created by bwa index)"</w:t>
+      </w:r>
+      <w:r>
+        <w:br/>
+      </w:r>
+      <w:r>
+        <w:rPr>
+          <w:rStyle w:val="VerbatimChar"/>
+        </w:rPr>
+        <w:t xml:space="preserve">    ref_bwt: "Reference genome binary file (created by bwa index)"</w:t>
+      </w:r>
+      <w:r>
+        <w:br/>
+      </w:r>
+      <w:r>
+        <w:rPr>
+          <w:rStyle w:val="VerbatimChar"/>
+        </w:rPr>
+        <w:t xml:space="preserve">    ref_pac: "Reference genome binary file (created by bwa index)"</w:t>
+      </w:r>
+      <w:r>
+        <w:br/>
+      </w:r>
+      <w:r>
+        <w:rPr>
+          <w:rStyle w:val="VerbatimChar"/>
+        </w:rPr>
+        <w:t xml:space="preserve">    ref_sa: "Reference genome binary file (created by bwa index)"</w:t>
+      </w:r>
+      <w:r>
+        <w:br/>
+      </w:r>
+      <w:r>
+        <w:rPr>
+          <w:rStyle w:val="VerbatimChar"/>
+        </w:rPr>
+        <w:t xml:space="preserve">    ref_name: "Reference genome name (hg19, hg37, etc.)"</w:t>
+      </w:r>
+      <w:r>
+        <w:br/>
+      </w:r>
+      <w:r>
+        <w:br/>
+      </w:r>
+      <w:r>
+        <w:rPr>
+          <w:rStyle w:val="VerbatimChar"/>
+        </w:rPr>
+        <w:t xml:space="preserve">    dbSNP_vcf: "dbSNP VCF for mutation calling"</w:t>
+      </w:r>
+      <w:r>
+        <w:br/>
+      </w:r>
+      <w:r>
+        <w:rPr>
+          <w:rStyle w:val="VerbatimChar"/>
+        </w:rPr>
+        <w:t xml:space="preserve">    dbSNP_vcf_index: "dbSNP VCF index"</w:t>
+      </w:r>
+      <w:r>
+        <w:br/>
+      </w:r>
+      <w:r>
+        <w:rPr>
+          <w:rStyle w:val="VerbatimChar"/>
+        </w:rPr>
+        <w:t xml:space="preserve">    known_indels_sites_VCFs: "Known indel site VCF for mutation calling"</w:t>
+      </w:r>
+      <w:r>
+        <w:br/>
+      </w:r>
+      <w:r>
+        <w:rPr>
+          <w:rStyle w:val="VerbatimChar"/>
+        </w:rPr>
+        <w:t xml:space="preserve">    known_indels_sites_indices: "Known indel site VCF indicies"</w:t>
+      </w:r>
+      <w:r>
+        <w:br/>
+      </w:r>
+      <w:r>
+        <w:rPr>
+          <w:rStyle w:val="VerbatimChar"/>
+        </w:rPr>
+        <w:t xml:space="preserve">    af_only_gnomad: "gnomAD population allele fraction for mutation calling"</w:t>
+      </w:r>
+      <w:r>
+        <w:br/>
+      </w:r>
+      <w:r>
+        <w:rPr>
+          <w:rStyle w:val="VerbatimChar"/>
+        </w:rPr>
+        <w:t xml:space="preserve">    af_only_gnomad_index: "gnomAD population allele fraction index"</w:t>
+      </w:r>
+      <w:r>
+        <w:br/>
+      </w:r>
+      <w:r>
+        <w:br/>
+      </w:r>
+      <w:r>
+        <w:rPr>
+          <w:rStyle w:val="VerbatimChar"/>
+        </w:rPr>
+        <w:t xml:space="preserve">    annovar_protocols: "annovar protocols: see https://annovar.openbioinformatics.org/en/latest/user-guide/startup"</w:t>
+      </w:r>
+      <w:r>
+        <w:br/>
+      </w:r>
+      <w:r>
+        <w:rPr>
+          <w:rStyle w:val="VerbatimChar"/>
+        </w:rPr>
+        <w:t xml:space="preserve">    annovar_operation: "annovar operation: see https://annovar.openbioinformatics.org/en/latest/user-guide/startup"</w:t>
+      </w:r>
+      <w:r>
+        <w:br/>
+      </w:r>
+      <w:r>
+        <w:rPr>
+          <w:rStyle w:val="VerbatimChar"/>
+        </w:rPr>
+        <w:t xml:space="preserve">  }</w:t>
+      </w:r>
+      <w:r>
+        <w:br/>
+      </w:r>
+      <w:r>
         <w:rPr>
           <w:rStyle w:val="VerbatimChar"/>
         </w:rPr>
@@ -11178,6 +11241,12 @@
         <w:br/>
       </w:r>
       <w:r>
+        <w:br/>
+      </w:r>
+      <w:r>
+        <w:br/>
+      </w:r>
+      <w:r>
         <w:rPr>
           <w:rStyle w:val="VerbatimChar"/>
         </w:rPr>
@@ -11595,7 +11664,7 @@
         <w:rPr>
           <w:rStyle w:val="VerbatimChar"/>
         </w:rPr>
-        <w:t xml:space="preserve">    docker: "fredhutch/bwa:0.7.17"</w:t>
+        <w:t xml:space="preserve">    docker: "ghcr.io/getwilds/bwa:0.7.17"</w:t>
       </w:r>
       <w:r>
         <w:br/>
@@ -11778,7 +11847,7 @@
         <w:rPr>
           <w:rStyle w:val="VerbatimChar"/>
         </w:rPr>
-        <w:t xml:space="preserve">    docker: "broadinstitute/gatk:4.1.4.0"</w:t>
+        <w:t xml:space="preserve">    docker: "ghcr.io/getwilds/gatk:4.3.0.0"</w:t>
       </w:r>
       <w:r>
         <w:br/>
@@ -12399,7 +12468,7 @@
         <w:rPr>
           <w:rStyle w:val="VerbatimChar"/>
         </w:rPr>
-        <w:t xml:space="preserve">    docker: "broadinstitute/gatk:4.1.4.0"</w:t>
+        <w:t xml:space="preserve">    docker: "ghcr.io/getwilds/gatk:4.3.0.0"</w:t>
       </w:r>
       <w:r>
         <w:br/>
@@ -12768,7 +12837,7 @@
         <w:rPr>
           <w:rStyle w:val="VerbatimChar"/>
         </w:rPr>
-        <w:t xml:space="preserve">    docker: "broadinstitute/gatk:4.1.4.0"</w:t>
+        <w:t xml:space="preserve">    docker: "ghcr.io/getwilds/gatk:4.3.0.0"</w:t>
       </w:r>
       <w:r>
         <w:br/>
@@ -12912,15 +12981,6 @@
         <w:rPr>
           <w:rStyle w:val="VerbatimChar"/>
         </w:rPr>
-        <w:t xml:space="preserve">  File annovarTAR</w:t>
-      </w:r>
-      <w:r>
-        <w:br/>
-      </w:r>
-      <w:r>
-        <w:rPr>
-          <w:rStyle w:val="VerbatimChar"/>
-        </w:rPr>
         <w:t xml:space="preserve">  String annovar_protocols</w:t>
       </w:r>
       <w:r>
@@ -12993,15 +13053,6 @@
         <w:rPr>
           <w:rStyle w:val="VerbatimChar"/>
         </w:rPr>
-        <w:t xml:space="preserve">  tar -xzvf ~{annovarTAR}</w:t>
-      </w:r>
-      <w:r>
-        <w:br/>
-      </w:r>
-      <w:r>
-        <w:rPr>
-          <w:rStyle w:val="VerbatimChar"/>
-        </w:rPr>
         <w:t xml:space="preserve">  </w:t>
       </w:r>
       <w:r>
@@ -13092,7 +13143,7 @@
         <w:rPr>
           <w:rStyle w:val="VerbatimChar"/>
         </w:rPr>
-        <w:t xml:space="preserve">    docker : "perl:5.28.0"</w:t>
+        <w:t xml:space="preserve">    docker : "ghcr.io/getwilds/annovar:${ref_name}"</w:t>
       </w:r>
       <w:r>
         <w:br/>
@@ -13378,7 +13429,7 @@
         <w:rPr>
           <w:rStyle w:val="VerbatimChar"/>
         </w:rPr>
-        <w:t xml:space="preserve">workflow minidata_mutation_calling_v1 {</w:t>
+        <w:t xml:space="preserve">workflow mutation_calling {</w:t>
       </w:r>
       <w:r>
         <w:br/>
@@ -13432,6 +13483,15 @@
         <w:rPr>
           <w:rStyle w:val="VerbatimChar"/>
         </w:rPr>
+        <w:t xml:space="preserve">    </w:t>
+      </w:r>
+      <w:r>
+        <w:br/>
+      </w:r>
+      <w:r>
+        <w:rPr>
+          <w:rStyle w:val="VerbatimChar"/>
+        </w:rPr>
         <w:t xml:space="preserve">  # Map reads to reference</w:t>
       </w:r>
       <w:r>
@@ -13487,6 +13547,15 @@
           <w:rStyle w:val="VerbatimChar"/>
         </w:rPr>
         <w:t xml:space="preserve">}</w:t>
+      </w:r>
+      <w:r>
+        <w:br/>
+      </w:r>
+      <w:r>
+        <w:rPr>
+          <w:rStyle w:val="VerbatimChar"/>
+        </w:rPr>
+        <w:t xml:space="preserve">  </w:t>
       </w:r>
     </w:p>
     <w:p>
@@ -13697,7 +13766,7 @@
         <w:rPr>
           <w:rStyle w:val="VerbatimChar"/>
         </w:rPr>
-        <w:t xml:space="preserve">  "minidata_mutation_calling_v1.refGenome": {</w:t>
+        <w:t xml:space="preserve">  "mutation_calling.refGenome": {</w:t>
       </w:r>
       <w:r>
         <w:br/>
@@ -13796,7 +13865,7 @@
         <w:rPr>
           <w:rStyle w:val="VerbatimChar"/>
         </w:rPr>
-        <w:t xml:space="preserve">  "minidata_mutation_calling_v1.dbSNP_vcf_index": "/fh/fast/paguirigan_a/pub/ReferenceDataSets/genome_data/human/hg19/dbsnp_138.b37.vcf.gz.tbi",</w:t>
+        <w:t xml:space="preserve">  "mutation_calling.dbSNP_vcf_index": "/fh/fast/paguirigan_a/pub/ReferenceDataSets/genome_data/human/hg19/dbsnp_138.b37.vcf.gz.tbi",</w:t>
       </w:r>
       <w:r>
         <w:br/>
@@ -13939,6 +14008,18 @@
         <w:pStyle w:val="SourceCode"/>
       </w:pPr>
       <w:r>
+        <w:br/>
+      </w:r>
+      <w:r>
+        <w:rPr>
+          <w:rStyle w:val="VerbatimChar"/>
+        </w:rPr>
+        <w:t xml:space="preserve"># Align fastq file to the reference genome</w:t>
+      </w:r>
+      <w:r>
+        <w:br/>
+      </w:r>
+      <w:r>
         <w:rPr>
           <w:rStyle w:val="VerbatimChar"/>
         </w:rPr>
@@ -14080,15 +14161,6 @@
         <w:rPr>
           <w:rStyle w:val="VerbatimChar"/>
         </w:rPr>
-        <w:t xml:space="preserve">    #can we iterate through a struct??</w:t>
-      </w:r>
-      <w:r>
-        <w:br/>
-      </w:r>
-      <w:r>
-        <w:rPr>
-          <w:rStyle w:val="VerbatimChar"/>
-        </w:rPr>
         <w:t xml:space="preserve">    mv ~{refGenome.ref_fasta} .</w:t>
       </w:r>
       <w:r>
@@ -14284,7 +14356,7 @@
         <w:rPr>
           <w:rStyle w:val="VerbatimChar"/>
         </w:rPr>
-        <w:t xml:space="preserve">    docker: "fredhutch/bwa:0.7.17"</w:t>
+        <w:t xml:space="preserve">    docker: "ghcr.io/getwilds/bwa:0.7.17"</w:t>
       </w:r>
       <w:r>
         <w:br/>
@@ -14492,15 +14564,6 @@
         <w:rPr>
           <w:rStyle w:val="VerbatimChar"/>
         </w:rPr>
-        <w:t xml:space="preserve">      annovarTAR = annovarTAR,</w:t>
-      </w:r>
-      <w:r>
-        <w:br/>
-      </w:r>
-      <w:r>
-        <w:rPr>
-          <w:rStyle w:val="VerbatimChar"/>
-        </w:rPr>
         <w:t xml:space="preserve">      annovar_operation = annovar_operation,</w:t>
       </w:r>
       <w:r>
@@ -14538,6 +14601,18 @@
         <w:rPr>
           <w:rStyle w:val="VerbatimChar"/>
         </w:rPr>
+        <w:t xml:space="preserve">version 1.0</w:t>
+      </w:r>
+      <w:r>
+        <w:br/>
+      </w:r>
+      <w:r>
+        <w:br/>
+      </w:r>
+      <w:r>
+        <w:rPr>
+          <w:rStyle w:val="VerbatimChar"/>
+        </w:rPr>
         <w:t xml:space="preserve">struct referenceGenome {</w:t>
       </w:r>
       <w:r>
@@ -14640,7 +14715,7 @@
         <w:rPr>
           <w:rStyle w:val="VerbatimChar"/>
         </w:rPr>
-        <w:t xml:space="preserve">workflow minidata_mutation_calling_v1 {</w:t>
+        <w:t xml:space="preserve">workflow mutation_calling {</w:t>
       </w:r>
       <w:r>
         <w:br/>
@@ -14760,15 +14835,6 @@
         <w:rPr>
           <w:rStyle w:val="VerbatimChar"/>
         </w:rPr>
-        <w:t xml:space="preserve">    File annovarTAR</w:t>
-      </w:r>
-      <w:r>
-        <w:br/>
-      </w:r>
-      <w:r>
-        <w:rPr>
-          <w:rStyle w:val="VerbatimChar"/>
-        </w:rPr>
         <w:t xml:space="preserve">    String annovar_protocols</w:t>
       </w:r>
       <w:r>
@@ -15117,15 +15183,6 @@
         <w:rPr>
           <w:rStyle w:val="VerbatimChar"/>
         </w:rPr>
-        <w:t xml:space="preserve">        annovarTAR = annovarTAR,</w:t>
-      </w:r>
-      <w:r>
-        <w:br/>
-      </w:r>
-      <w:r>
-        <w:rPr>
-          <w:rStyle w:val="VerbatimChar"/>
-        </w:rPr>
         <w:t xml:space="preserve">        annovar_operation = annovar_operation,</w:t>
       </w:r>
       <w:r>
@@ -15267,6 +15324,117 @@
         <w:br/>
       </w:r>
       <w:r>
+        <w:br/>
+      </w:r>
+      <w:r>
+        <w:rPr>
+          <w:rStyle w:val="VerbatimChar"/>
+        </w:rPr>
+        <w:t xml:space="preserve">  parameter_meta {</w:t>
+      </w:r>
+      <w:r>
+        <w:br/>
+      </w:r>
+      <w:r>
+        <w:rPr>
+          <w:rStyle w:val="VerbatimChar"/>
+        </w:rPr>
+        <w:t xml:space="preserve">    sampleFastq: "Sample tumor .fastq (expects Illumina)"</w:t>
+      </w:r>
+      <w:r>
+        <w:br/>
+      </w:r>
+      <w:r>
+        <w:br/>
+      </w:r>
+      <w:r>
+        <w:rPr>
+          <w:rStyle w:val="VerbatimChar"/>
+        </w:rPr>
+        <w:t xml:space="preserve">    dbSNP_vcf: "dbSNP VCF for mutation calling"</w:t>
+      </w:r>
+      <w:r>
+        <w:br/>
+      </w:r>
+      <w:r>
+        <w:rPr>
+          <w:rStyle w:val="VerbatimChar"/>
+        </w:rPr>
+        <w:t xml:space="preserve">    dbSNP_vcf_index: "dbSNP VCF index"</w:t>
+      </w:r>
+      <w:r>
+        <w:br/>
+      </w:r>
+      <w:r>
+        <w:rPr>
+          <w:rStyle w:val="VerbatimChar"/>
+        </w:rPr>
+        <w:t xml:space="preserve">    known_indels_sites_VCFs: "Known indel site VCF for mutation calling"</w:t>
+      </w:r>
+      <w:r>
+        <w:br/>
+      </w:r>
+      <w:r>
+        <w:rPr>
+          <w:rStyle w:val="VerbatimChar"/>
+        </w:rPr>
+        <w:t xml:space="preserve">    known_indels_sites_indices: "Known indel site VCF indicies"</w:t>
+      </w:r>
+      <w:r>
+        <w:br/>
+      </w:r>
+      <w:r>
+        <w:rPr>
+          <w:rStyle w:val="VerbatimChar"/>
+        </w:rPr>
+        <w:t xml:space="preserve">    af_only_gnomad: "gnomAD population allele fraction for mutation calling"</w:t>
+      </w:r>
+      <w:r>
+        <w:br/>
+      </w:r>
+      <w:r>
+        <w:rPr>
+          <w:rStyle w:val="VerbatimChar"/>
+        </w:rPr>
+        <w:t xml:space="preserve">    af_only_gnomad_index: "gnomAD population allele fraction index"</w:t>
+      </w:r>
+      <w:r>
+        <w:br/>
+      </w:r>
+      <w:r>
+        <w:br/>
+      </w:r>
+      <w:r>
+        <w:rPr>
+          <w:rStyle w:val="VerbatimChar"/>
+        </w:rPr>
+        <w:t xml:space="preserve">    annovar_protocols: "annovar protocols: see https://annovar.openbioinformatics.org/en/latest/user-guide/startup"</w:t>
+      </w:r>
+      <w:r>
+        <w:br/>
+      </w:r>
+      <w:r>
+        <w:rPr>
+          <w:rStyle w:val="VerbatimChar"/>
+        </w:rPr>
+        <w:t xml:space="preserve">    annovar_operation: "annovar operation: see https://annovar.openbioinformatics.org/en/latest/user-guide/startup"</w:t>
+      </w:r>
+      <w:r>
+        <w:br/>
+      </w:r>
+      <w:r>
+        <w:rPr>
+          <w:rStyle w:val="VerbatimChar"/>
+        </w:rPr>
+        <w:t xml:space="preserve">  }</w:t>
+      </w:r>
+      <w:r>
+        <w:br/>
+      </w:r>
+      <w:r>
+        <w:br/>
+      </w:r>
+      <w:r>
         <w:rPr>
           <w:rStyle w:val="VerbatimChar"/>
         </w:rPr>
@@ -15291,9 +15459,6 @@
         <w:br/>
       </w:r>
       <w:r>
-        <w:br/>
-      </w:r>
-      <w:r>
         <w:rPr>
           <w:rStyle w:val="VerbatimChar"/>
         </w:rPr>
@@ -15456,15 +15621,6 @@
         <w:rPr>
           <w:rStyle w:val="VerbatimChar"/>
         </w:rPr>
-        <w:t xml:space="preserve">    #can we iterate through a struct??</w:t>
-      </w:r>
-      <w:r>
-        <w:br/>
-      </w:r>
-      <w:r>
-        <w:rPr>
-          <w:rStyle w:val="VerbatimChar"/>
-        </w:rPr>
         <w:t xml:space="preserve">    mv ~{refGenome.ref_fasta} .</w:t>
       </w:r>
       <w:r>
@@ -15660,7 +15816,7 @@
         <w:rPr>
           <w:rStyle w:val="VerbatimChar"/>
         </w:rPr>
-        <w:t xml:space="preserve">    docker: "fredhutch/bwa:0.7.17"</w:t>
+        <w:t xml:space="preserve">    docker: "ghcr.io/getwilds/bwa:0.7.17"</w:t>
       </w:r>
       <w:r>
         <w:br/>
@@ -15690,7 +15846,7 @@
         <w:rPr>
           <w:rStyle w:val="VerbatimChar"/>
         </w:rPr>
-        <w:t xml:space="preserve"># Mark duplicates (not SPARK, for some reason that does something weird)</w:t>
+        <w:t xml:space="preserve"># Mark duplicates</w:t>
       </w:r>
       <w:r>
         <w:br/>
@@ -15744,33 +15900,6 @@
         <w:br/>
       </w:r>
       <w:r>
-        <w:rPr>
-          <w:rStyle w:val="VerbatimChar"/>
-        </w:rPr>
-        <w:t xml:space="preserve">  String output_bam = "~{base_file_name}.duplicates_marked.bam"</w:t>
-      </w:r>
-      <w:r>
-        <w:br/>
-      </w:r>
-      <w:r>
-        <w:rPr>
-          <w:rStyle w:val="VerbatimChar"/>
-        </w:rPr>
-        <w:t xml:space="preserve">  String output_bai = "~{base_file_name}.duplicates_marked.bai"</w:t>
-      </w:r>
-      <w:r>
-        <w:br/>
-      </w:r>
-      <w:r>
-        <w:rPr>
-          <w:rStyle w:val="VerbatimChar"/>
-        </w:rPr>
-        <w:t xml:space="preserve">  String metrics_file = "~{base_file_name}.duplicate_metrics"</w:t>
-      </w:r>
-      <w:r>
-        <w:br/>
-      </w:r>
-      <w:r>
         <w:br/>
       </w:r>
       <w:r>
@@ -15804,16 +15933,16 @@
         <w:rPr>
           <w:rStyle w:val="VerbatimChar"/>
         </w:rPr>
-        <w:t xml:space="preserve">      --OUTPUT ~{output_bam} \</w:t>
-      </w:r>
-      <w:r>
-        <w:br/>
-      </w:r>
-      <w:r>
-        <w:rPr>
-          <w:rStyle w:val="VerbatimChar"/>
-        </w:rPr>
-        <w:t xml:space="preserve">      --METRICS_FILE ~{metrics_file} \</w:t>
+        <w:t xml:space="preserve">      --OUTPUT ~{base_file_name}.duplicates_marked.bam \</w:t>
+      </w:r>
+      <w:r>
+        <w:br/>
+      </w:r>
+      <w:r>
+        <w:rPr>
+          <w:rStyle w:val="VerbatimChar"/>
+        </w:rPr>
+        <w:t xml:space="preserve">      --METRICS_FILE ~{base_file_name}.duplicate_metrics \</w:t>
       </w:r>
       <w:r>
         <w:br/>
@@ -15870,7 +15999,7 @@
         <w:rPr>
           <w:rStyle w:val="VerbatimChar"/>
         </w:rPr>
-        <w:t xml:space="preserve">    docker: "broadinstitute/gatk:4.1.4.0"</w:t>
+        <w:t xml:space="preserve">    docker: "ghcr.io/getwilds/gatk:4.3.0.0"</w:t>
       </w:r>
       <w:r>
         <w:br/>
@@ -15918,25 +16047,25 @@
         <w:rPr>
           <w:rStyle w:val="VerbatimChar"/>
         </w:rPr>
-        <w:t xml:space="preserve">    File markDuplicates_bam = "~{output_bam}"</w:t>
-      </w:r>
-      <w:r>
-        <w:br/>
-      </w:r>
-      <w:r>
-        <w:rPr>
-          <w:rStyle w:val="VerbatimChar"/>
-        </w:rPr>
-        <w:t xml:space="preserve">    File markDuplicates_bai = "~{output_bai}"</w:t>
-      </w:r>
-      <w:r>
-        <w:br/>
-      </w:r>
-      <w:r>
-        <w:rPr>
-          <w:rStyle w:val="VerbatimChar"/>
-        </w:rPr>
-        <w:t xml:space="preserve">    File duplicate_metrics = "~{metrics_file}"</w:t>
+        <w:t xml:space="preserve">    File markDuplicates_bam = "~{base_file_name}.duplicates_marked.bam"</w:t>
+      </w:r>
+      <w:r>
+        <w:br/>
+      </w:r>
+      <w:r>
+        <w:rPr>
+          <w:rStyle w:val="VerbatimChar"/>
+        </w:rPr>
+        <w:t xml:space="preserve">    File markDuplicates_bai = "~{base_file_name}.duplicates_marked.bai"</w:t>
+      </w:r>
+      <w:r>
+        <w:br/>
+      </w:r>
+      <w:r>
+        <w:rPr>
+          <w:rStyle w:val="VerbatimChar"/>
+        </w:rPr>
+        <w:t xml:space="preserve">    File duplicate_metrics = "~{base_file_name}.duplicates_marked.bai"</w:t>
       </w:r>
       <w:r>
         <w:br/>
@@ -16218,7 +16347,7 @@
         <w:rPr>
           <w:rStyle w:val="VerbatimChar"/>
         </w:rPr>
-        <w:t xml:space="preserve">  samtools index ~{input_bam} #redundant? markduplicates already does this?</w:t>
+        <w:t xml:space="preserve">  samtools index ~{input_bam}</w:t>
       </w:r>
       <w:r>
         <w:br/>
@@ -16473,7 +16602,7 @@
         <w:rPr>
           <w:rStyle w:val="VerbatimChar"/>
         </w:rPr>
-        <w:t xml:space="preserve">    docker: "broadinstitute/gatk:4.1.4.0"</w:t>
+        <w:t xml:space="preserve">    docker: "ghcr.io/getwilds/gatk:4.3.0.0"</w:t>
       </w:r>
       <w:r>
         <w:br/>
@@ -16827,7 +16956,7 @@
         <w:rPr>
           <w:rStyle w:val="VerbatimChar"/>
         </w:rPr>
-        <w:t xml:space="preserve">    docker: "broadinstitute/gatk:4.1.4.0"</w:t>
+        <w:t xml:space="preserve">    docker: "ghcr.io/getwilds/gatk:4.3.0.0"</w:t>
       </w:r>
       <w:r>
         <w:br/>
@@ -16971,15 +17100,6 @@
         <w:rPr>
           <w:rStyle w:val="VerbatimChar"/>
         </w:rPr>
-        <w:t xml:space="preserve">  File annovarTAR</w:t>
-      </w:r>
-      <w:r>
-        <w:br/>
-      </w:r>
-      <w:r>
-        <w:rPr>
-          <w:rStyle w:val="VerbatimChar"/>
-        </w:rPr>
         <w:t xml:space="preserve">  String annovar_protocols</w:t>
       </w:r>
       <w:r>
@@ -17043,25 +17163,7 @@
         <w:rPr>
           <w:rStyle w:val="VerbatimChar"/>
         </w:rPr>
-        <w:t xml:space="preserve">  </w:t>
-      </w:r>
-      <w:r>
-        <w:br/>
-      </w:r>
-      <w:r>
-        <w:rPr>
-          <w:rStyle w:val="VerbatimChar"/>
-        </w:rPr>
-        <w:t xml:space="preserve">  tar -xzvf ~{annovarTAR}</w:t>
-      </w:r>
-      <w:r>
-        <w:br/>
-      </w:r>
-      <w:r>
-        <w:rPr>
-          <w:rStyle w:val="VerbatimChar"/>
-        </w:rPr>
-        <w:t xml:space="preserve">  </w:t>
+        <w:t xml:space="preserve">    </w:t>
       </w:r>
       <w:r>
         <w:br/>
@@ -17151,7 +17253,7 @@
         <w:rPr>
           <w:rStyle w:val="VerbatimChar"/>
         </w:rPr>
-        <w:t xml:space="preserve">    docker : "perl:5.28.0"</w:t>
+        <w:t xml:space="preserve">    docker: "ghcr.io/getwilds/annovar:${ref_name}"</w:t>
       </w:r>
       <w:r>
         <w:br/>
@@ -17845,7 +17947,7 @@
         <w:rPr>
           <w:rStyle w:val="VerbatimChar"/>
         </w:rPr>
-        <w:t xml:space="preserve">workflow minidata_mutation_calling_chapter6 {</w:t>
+        <w:t xml:space="preserve">workflow mutation_calling {</w:t>
       </w:r>
       <w:r>
         <w:br/>
@@ -17926,6 +18028,12 @@
         <w:br/>
       </w:r>
       <w:r>
+        <w:rPr>
+          <w:rStyle w:val="VerbatimChar"/>
+        </w:rPr>
+        <w:t xml:space="preserve">    ...</w:t>
+      </w:r>
+      <w:r>
         <w:br/>
       </w:r>
       <w:r>
@@ -17934,6 +18042,24 @@
         </w:rPr>
         <w:t xml:space="preserve">  }</w:t>
       </w:r>
+      <w:r>
+        <w:br/>
+      </w:r>
+      <w:r>
+        <w:rPr>
+          <w:rStyle w:val="VerbatimChar"/>
+        </w:rPr>
+        <w:t xml:space="preserve">  ...</w:t>
+      </w:r>
+      <w:r>
+        <w:br/>
+      </w:r>
+      <w:r>
+        <w:rPr>
+          <w:rStyle w:val="VerbatimChar"/>
+        </w:rPr>
+        <w:t xml:space="preserve">}</w:t>
+      </w:r>
     </w:p>
     <w:p>
       <w:pPr>
@@ -17960,6 +18086,9 @@
         <w:pStyle w:val="SourceCode"/>
       </w:pPr>
       <w:r>
+        <w:br/>
+      </w:r>
+      <w:r>
         <w:rPr>
           <w:rStyle w:val="VerbatimChar"/>
         </w:rPr>
@@ -18009,15 +18138,6 @@
           <w:rStyle w:val="VerbatimChar"/>
         </w:rPr>
         <w:t xml:space="preserve">    }</w:t>
-      </w:r>
-      <w:r>
-        <w:br/>
-      </w:r>
-      <w:r>
-        <w:rPr>
-          <w:rStyle w:val="VerbatimChar"/>
-        </w:rPr>
-        <w:t xml:space="preserve">    </w:t>
       </w:r>
       <w:r>
         <w:br/>
@@ -18712,27 +18832,6 @@
         <w:rPr>
           <w:rStyle w:val="VerbatimChar"/>
         </w:rPr>
-        <w:t xml:space="preserve">## Workflow developed by Sitapriya Moorthi @ Fred Hutch LMD: 01/10/24 for use by DaSL @ Fred Hutch.</w:t>
-      </w:r>
-      <w:r>
-        <w:br/>
-      </w:r>
-      <w:r>
-        <w:rPr>
-          <w:rStyle w:val="VerbatimChar"/>
-        </w:rPr>
-        <w:t xml:space="preserve">## Workflow updated on: 02/28/24 by Ash O'Farrell (UCSC)</w:t>
-      </w:r>
-      <w:r>
-        <w:br/>
-      </w:r>
-      <w:r>
-        <w:br/>
-      </w:r>
-      <w:r>
-        <w:rPr>
-          <w:rStyle w:val="VerbatimChar"/>
-        </w:rPr>
         <w:t xml:space="preserve">struct referenceGenome {</w:t>
       </w:r>
       <w:r>
@@ -18838,7 +18937,7 @@
         <w:rPr>
           <w:rStyle w:val="VerbatimChar"/>
         </w:rPr>
-        <w:t xml:space="preserve">workflow minidata_mutation_calling_chapter6 {</w:t>
+        <w:t xml:space="preserve">workflow mutation_calling {</w:t>
       </w:r>
       <w:r>
         <w:br/>
@@ -18919,9 +19018,6 @@
         <w:br/>
       </w:r>
       <w:r>
-        <w:br/>
-      </w:r>
-      <w:r>
         <w:rPr>
           <w:rStyle w:val="VerbatimChar"/>
         </w:rPr>
@@ -19015,7 +19111,7 @@
         <w:rPr>
           <w:rStyle w:val="VerbatimChar"/>
         </w:rPr>
-        <w:t xml:space="preserve">    call MarkDuplicates as tumorMarkDuplicates {</w:t>
+        <w:t xml:space="preserve">    call MarkDuplicates {</w:t>
       </w:r>
       <w:r>
         <w:br/>
@@ -19054,7 +19150,7 @@
         <w:rPr>
           <w:rStyle w:val="VerbatimChar"/>
         </w:rPr>
-        <w:t xml:space="preserve">    call ApplyBaseRecalibrator as tumorApplyBaseRecalibrator{</w:t>
+        <w:t xml:space="preserve">    call ApplyBaseRecalibrator{</w:t>
       </w:r>
       <w:r>
         <w:br/>
@@ -19072,16 +19168,16 @@
         <w:rPr>
           <w:rStyle w:val="VerbatimChar"/>
         </w:rPr>
-        <w:t xml:space="preserve">        input_bam = tumorMarkDuplicates.markDuplicates_bam,</w:t>
-      </w:r>
-      <w:r>
-        <w:br/>
-      </w:r>
-      <w:r>
-        <w:rPr>
-          <w:rStyle w:val="VerbatimChar"/>
-        </w:rPr>
-        <w:t xml:space="preserve">        input_bam_index = tumorMarkDuplicates.markDuplicates_bai,</w:t>
+        <w:t xml:space="preserve">        input_bam = MarkDuplicates.markDuplicates_bam,</w:t>
+      </w:r>
+      <w:r>
+        <w:br/>
+      </w:r>
+      <w:r>
+        <w:rPr>
+          <w:rStyle w:val="VerbatimChar"/>
+        </w:rPr>
+        <w:t xml:space="preserve">        input_bam_index = MarkDuplicates.markDuplicates_bai,</w:t>
       </w:r>
       <w:r>
         <w:br/>
@@ -19174,34 +19270,34 @@
         <w:rPr>
           <w:rStyle w:val="VerbatimChar"/>
         </w:rPr>
-        <w:t xml:space="preserve">    Array[File] tumorMarkDuplicates_bam = tumorMarkDuplicates.markDuplicates_bam</w:t>
-      </w:r>
-      <w:r>
-        <w:br/>
-      </w:r>
-      <w:r>
-        <w:rPr>
-          <w:rStyle w:val="VerbatimChar"/>
-        </w:rPr>
-        <w:t xml:space="preserve">    Array[File] tumorMarkDuplicates_bai = tumorMarkDuplicates.markDuplicates_bai</w:t>
-      </w:r>
-      <w:r>
-        <w:br/>
-      </w:r>
-      <w:r>
-        <w:rPr>
-          <w:rStyle w:val="VerbatimChar"/>
-        </w:rPr>
-        <w:t xml:space="preserve">    Array[File] tumoranalysisReadyBam = tumorApplyBaseRecalibrator.recalibrated_bam </w:t>
-      </w:r>
-      <w:r>
-        <w:br/>
-      </w:r>
-      <w:r>
-        <w:rPr>
-          <w:rStyle w:val="VerbatimChar"/>
-        </w:rPr>
-        <w:t xml:space="preserve">    Array[File] tumoranalysisReadyIndex = tumorApplyBaseRecalibrator.recalibrated_bai</w:t>
+        <w:t xml:space="preserve">    Array[File] tumorMarkDuplicates_bam = MarkDuplicates.markDuplicates_bam</w:t>
+      </w:r>
+      <w:r>
+        <w:br/>
+      </w:r>
+      <w:r>
+        <w:rPr>
+          <w:rStyle w:val="VerbatimChar"/>
+        </w:rPr>
+        <w:t xml:space="preserve">    Array[File] tumorMarkDuplicates_bai = MarkDuplicates.markDuplicates_bai</w:t>
+      </w:r>
+      <w:r>
+        <w:br/>
+      </w:r>
+      <w:r>
+        <w:rPr>
+          <w:rStyle w:val="VerbatimChar"/>
+        </w:rPr>
+        <w:t xml:space="preserve">    Array[File] tumoranalysisReadyBam = ApplyBaseRecalibrator.recalibrated_bam </w:t>
+      </w:r>
+      <w:r>
+        <w:br/>
+      </w:r>
+      <w:r>
+        <w:rPr>
+          <w:rStyle w:val="VerbatimChar"/>
+        </w:rPr>
+        <w:t xml:space="preserve">    Array[File] tumoranalysisReadyIndex = ApplyBaseRecalibrator.recalibrated_bai</w:t>
       </w:r>
       <w:r>
         <w:br/>
@@ -19216,6 +19312,36 @@
         <w:br/>
       </w:r>
       <w:r>
+        <w:br/>
+      </w:r>
+      <w:r>
+        <w:rPr>
+          <w:rStyle w:val="VerbatimChar"/>
+        </w:rPr>
+        <w:t xml:space="preserve">  parameter_meta {</w:t>
+      </w:r>
+      <w:r>
+        <w:br/>
+      </w:r>
+      <w:r>
+        <w:rPr>
+          <w:rStyle w:val="VerbatimChar"/>
+        </w:rPr>
+        <w:t xml:space="preserve">    tumorSamples: "Sample tumor .fastq (expects Illumina) in array"</w:t>
+      </w:r>
+      <w:r>
+        <w:br/>
+      </w:r>
+      <w:r>
+        <w:rPr>
+          <w:rStyle w:val="VerbatimChar"/>
+        </w:rPr>
+        <w:t xml:space="preserve">  }</w:t>
+      </w:r>
+      <w:r>
+        <w:br/>
+      </w:r>
+      <w:r>
         <w:rPr>
           <w:rStyle w:val="VerbatimChar"/>
         </w:rPr>
@@ -19225,6 +19351,15 @@
         <w:br/>
       </w:r>
       <w:r>
+        <w:br/>
+      </w:r>
+      <w:r>
+        <w:br/>
+      </w:r>
+      <w:r>
+        <w:br/>
+      </w:r>
+      <w:r>
         <w:rPr>
           <w:rStyle w:val="VerbatimChar"/>
         </w:rPr>
@@ -19285,15 +19420,6 @@
         <w:rPr>
           <w:rStyle w:val="VerbatimChar"/>
         </w:rPr>
-        <w:t xml:space="preserve">    Int threads = 16</w:t>
-      </w:r>
-      <w:r>
-        <w:br/>
-      </w:r>
-      <w:r>
-        <w:rPr>
-          <w:rStyle w:val="VerbatimChar"/>
-        </w:rPr>
         <w:t xml:space="preserve">  }</w:t>
       </w:r>
       <w:r>
@@ -19480,7 +19606,7 @@
         <w:rPr>
           <w:rStyle w:val="VerbatimChar"/>
         </w:rPr>
-        <w:t xml:space="preserve">      -p -v 3 -t ~{threads} -M -R '@RG\t~{read_group_id}\t~{sample_name}\t~{platform_info}' \</w:t>
+        <w:t xml:space="preserve">      -p -v 3 -t 16 -M -R '@RG\t~{read_group_id}\t~{sample_name}\t~{platform_info}' \</w:t>
       </w:r>
       <w:r>
         <w:br/>
@@ -19675,33 +19801,6 @@
         <w:br/>
       </w:r>
       <w:r>
-        <w:rPr>
-          <w:rStyle w:val="VerbatimChar"/>
-        </w:rPr>
-        <w:t xml:space="preserve">  String output_bam = "~{base_file_name}.duplicates_marked.bam"</w:t>
-      </w:r>
-      <w:r>
-        <w:br/>
-      </w:r>
-      <w:r>
-        <w:rPr>
-          <w:rStyle w:val="VerbatimChar"/>
-        </w:rPr>
-        <w:t xml:space="preserve">  String output_bai = "~{base_file_name}.duplicates_marked.bai"</w:t>
-      </w:r>
-      <w:r>
-        <w:br/>
-      </w:r>
-      <w:r>
-        <w:rPr>
-          <w:rStyle w:val="VerbatimChar"/>
-        </w:rPr>
-        <w:t xml:space="preserve">  String metrics_file = "~{base_file_name}.duplicate_metrics"</w:t>
-      </w:r>
-      <w:r>
-        <w:br/>
-      </w:r>
-      <w:r>
         <w:br/>
       </w:r>
       <w:r>
@@ -19735,16 +19834,16 @@
         <w:rPr>
           <w:rStyle w:val="VerbatimChar"/>
         </w:rPr>
-        <w:t xml:space="preserve">      --OUTPUT ~{output_bam} \</w:t>
-      </w:r>
-      <w:r>
-        <w:br/>
-      </w:r>
-      <w:r>
-        <w:rPr>
-          <w:rStyle w:val="VerbatimChar"/>
-        </w:rPr>
-        <w:t xml:space="preserve">      --METRICS_FILE ~{metrics_file} \</w:t>
+        <w:t xml:space="preserve">      --OUTPUT ~{base_file_name}.duplicates_marked.bam \</w:t>
+      </w:r>
+      <w:r>
+        <w:br/>
+      </w:r>
+      <w:r>
+        <w:rPr>
+          <w:rStyle w:val="VerbatimChar"/>
+        </w:rPr>
+        <w:t xml:space="preserve">      --METRICS_FILE ~{base_file_name}.duplicate_metrics \</w:t>
       </w:r>
       <w:r>
         <w:br/>
@@ -19849,25 +19948,25 @@
         <w:rPr>
           <w:rStyle w:val="VerbatimChar"/>
         </w:rPr>
-        <w:t xml:space="preserve">    File markDuplicates_bam = "~{output_bam}"</w:t>
-      </w:r>
-      <w:r>
-        <w:br/>
-      </w:r>
-      <w:r>
-        <w:rPr>
-          <w:rStyle w:val="VerbatimChar"/>
-        </w:rPr>
-        <w:t xml:space="preserve">    File markDuplicates_bai = "~{output_bai}"</w:t>
-      </w:r>
-      <w:r>
-        <w:br/>
-      </w:r>
-      <w:r>
-        <w:rPr>
-          <w:rStyle w:val="VerbatimChar"/>
-        </w:rPr>
-        <w:t xml:space="preserve">    File duplicate_metrics = "~{metrics_file}"</w:t>
+        <w:t xml:space="preserve">    File markDuplicates_bam = "~{base_file_name}.duplicates_marked.bam"</w:t>
+      </w:r>
+      <w:r>
+        <w:br/>
+      </w:r>
+      <w:r>
+        <w:rPr>
+          <w:rStyle w:val="VerbatimChar"/>
+        </w:rPr>
+        <w:t xml:space="preserve">    File markDuplicates_bai = "~{base_file_name}.duplicates_marked.bai"</w:t>
+      </w:r>
+      <w:r>
+        <w:br/>
+      </w:r>
+      <w:r>
+        <w:rPr>
+          <w:rStyle w:val="VerbatimChar"/>
+        </w:rPr>
+        <w:t xml:space="preserve">    File duplicate_metrics = "~{base_file_name}.duplicates_marked.bai"</w:t>
       </w:r>
       <w:r>
         <w:br/>
@@ -19894,6 +19993,9 @@
         <w:br/>
       </w:r>
       <w:r>
+        <w:br/>
+      </w:r>
+      <w:r>
         <w:rPr>
           <w:rStyle w:val="VerbatimChar"/>
         </w:rPr>
@@ -20149,7 +20251,7 @@
         <w:rPr>
           <w:rStyle w:val="VerbatimChar"/>
         </w:rPr>
-        <w:t xml:space="preserve">  samtools index ~{input_bam} #redundant? markduplicates already does this?</w:t>
+        <w:t xml:space="preserve">  samtools index ~{input_bam}</w:t>
       </w:r>
       <w:r>
         <w:br/>
@@ -20320,7 +20422,7 @@
         <w:rPr>
           <w:rStyle w:val="VerbatimChar"/>
         </w:rPr>
-        <w:t xml:space="preserve">&gt;&gt;&gt;</w:t>
+        <w:t xml:space="preserve">  &gt;&gt;&gt;</w:t>
       </w:r>
       <w:r>
         <w:br/>
@@ -21126,21 +21228,6 @@
         <w:pStyle w:val="SourceCode"/>
       </w:pPr>
       <w:r>
-        <w:br/>
-      </w:r>
-      <w:r>
-        <w:rPr>
-          <w:rStyle w:val="VerbatimChar"/>
-        </w:rPr>
-        <w:t xml:space="preserve"># The full workflow with task alias</w:t>
-      </w:r>
-      <w:r>
-        <w:br/>
-      </w:r>
-      <w:r>
-        <w:br/>
-      </w:r>
-      <w:r>
         <w:rPr>
           <w:rStyle w:val="VerbatimChar"/>
         </w:rPr>
@@ -21441,16 +21528,16 @@
         <w:rPr>
           <w:rStyle w:val="VerbatimChar"/>
         </w:rPr>
-        <w:t xml:space="preserve">    Array[File] tumorSamples</w:t>
-      </w:r>
-      <w:r>
-        <w:br/>
-      </w:r>
-      <w:r>
-        <w:rPr>
-          <w:rStyle w:val="VerbatimChar"/>
-        </w:rPr>
-        <w:t xml:space="preserve">    File normalSamples</w:t>
+        <w:t xml:space="preserve">    Array[File] tumorFastq</w:t>
+      </w:r>
+      <w:r>
+        <w:br/>
+      </w:r>
+      <w:r>
+        <w:rPr>
+          <w:rStyle w:val="VerbatimChar"/>
+        </w:rPr>
+        <w:t xml:space="preserve">    File normalFastq</w:t>
       </w:r>
       <w:r>
         <w:br/>
@@ -21597,7 +21684,7 @@
         <w:rPr>
           <w:rStyle w:val="VerbatimChar"/>
         </w:rPr>
-        <w:t xml:space="preserve">  scatter (tumorFastq in tumorSamples) {</w:t>
+        <w:t xml:space="preserve">  scatter (tumorSamples in tumorFastq) {</w:t>
       </w:r>
       <w:r>
         <w:br/>
@@ -21624,7 +21711,7 @@
         <w:rPr>
           <w:rStyle w:val="VerbatimChar"/>
         </w:rPr>
-        <w:t xml:space="preserve">        input_fastq = tumorFastq,</w:t>
+        <w:t xml:space="preserve">        input_fastq = tumorSamples,</w:t>
       </w:r>
       <w:r>
         <w:br/>
@@ -21993,7 +22080,7 @@
         <w:rPr>
           <w:rStyle w:val="VerbatimChar"/>
         </w:rPr>
-        <w:t xml:space="preserve">      input_fastq = normalSamples,</w:t>
+        <w:t xml:space="preserve">      input_fastq = normalFastq,</w:t>
       </w:r>
       <w:r>
         <w:br/>
@@ -22305,6 +22392,123 @@
         <w:br/>
       </w:r>
       <w:r>
+        <w:br/>
+      </w:r>
+      <w:r>
+        <w:rPr>
+          <w:rStyle w:val="VerbatimChar"/>
+        </w:rPr>
+        <w:t xml:space="preserve">  parameter_meta {</w:t>
+      </w:r>
+      <w:r>
+        <w:br/>
+      </w:r>
+      <w:r>
+        <w:rPr>
+          <w:rStyle w:val="VerbatimChar"/>
+        </w:rPr>
+        <w:t xml:space="preserve">    tumorFastq: "Sample tumor .fastq (expects Illumina) in array"</w:t>
+      </w:r>
+      <w:r>
+        <w:br/>
+      </w:r>
+      <w:r>
+        <w:rPr>
+          <w:rStyle w:val="VerbatimChar"/>
+        </w:rPr>
+        <w:t xml:space="preserve">    normalFastq: "Sample normal .fastq (expects Illumina)"</w:t>
+      </w:r>
+      <w:r>
+        <w:br/>
+      </w:r>
+      <w:r>
+        <w:br/>
+      </w:r>
+      <w:r>
+        <w:rPr>
+          <w:rStyle w:val="VerbatimChar"/>
+        </w:rPr>
+        <w:t xml:space="preserve">    dbSNP_vcf: "dbSNP VCF for mutation calling"</w:t>
+      </w:r>
+      <w:r>
+        <w:br/>
+      </w:r>
+      <w:r>
+        <w:rPr>
+          <w:rStyle w:val="VerbatimChar"/>
+        </w:rPr>
+        <w:t xml:space="preserve">    dbSNP_vcf_index: "dbSNP VCF index"</w:t>
+      </w:r>
+      <w:r>
+        <w:br/>
+      </w:r>
+      <w:r>
+        <w:rPr>
+          <w:rStyle w:val="VerbatimChar"/>
+        </w:rPr>
+        <w:t xml:space="preserve">    known_indels_sites_VCFs: "Known indel site VCF for mutation calling"</w:t>
+      </w:r>
+      <w:r>
+        <w:br/>
+      </w:r>
+      <w:r>
+        <w:rPr>
+          <w:rStyle w:val="VerbatimChar"/>
+        </w:rPr>
+        <w:t xml:space="preserve">    known_indels_sites_indices: "Known indel site VCF indicies"</w:t>
+      </w:r>
+      <w:r>
+        <w:br/>
+      </w:r>
+      <w:r>
+        <w:rPr>
+          <w:rStyle w:val="VerbatimChar"/>
+        </w:rPr>
+        <w:t xml:space="preserve">    af_only_gnomad: "gnomAD population allele fraction for mutation calling"</w:t>
+      </w:r>
+      <w:r>
+        <w:br/>
+      </w:r>
+      <w:r>
+        <w:rPr>
+          <w:rStyle w:val="VerbatimChar"/>
+        </w:rPr>
+        <w:t xml:space="preserve">    af_only_gnomad_index: "gnomAD population allele fraction index"</w:t>
+      </w:r>
+      <w:r>
+        <w:br/>
+      </w:r>
+      <w:r>
+        <w:br/>
+      </w:r>
+      <w:r>
+        <w:rPr>
+          <w:rStyle w:val="VerbatimChar"/>
+        </w:rPr>
+        <w:t xml:space="preserve">    annovar_protocols: "annovar protocols: see https://annovar.openbioinformatics.org/en/latest/user-guide/startup"</w:t>
+      </w:r>
+      <w:r>
+        <w:br/>
+      </w:r>
+      <w:r>
+        <w:rPr>
+          <w:rStyle w:val="VerbatimChar"/>
+        </w:rPr>
+        <w:t xml:space="preserve">    annovar_operation: "annovar operation: see https://annovar.openbioinformatics.org/en/latest/user-guide/startup"</w:t>
+      </w:r>
+      <w:r>
+        <w:br/>
+      </w:r>
+      <w:r>
+        <w:rPr>
+          <w:rStyle w:val="VerbatimChar"/>
+        </w:rPr>
+        <w:t xml:space="preserve">  }</w:t>
+      </w:r>
+      <w:r>
+        <w:br/>
+      </w:r>
+      <w:r>
         <w:rPr>
           <w:rStyle w:val="VerbatimChar"/>
         </w:rPr>
@@ -22314,6 +22518,15 @@
         <w:br/>
       </w:r>
       <w:r>
+        <w:br/>
+      </w:r>
+      <w:r>
+        <w:br/>
+      </w:r>
+      <w:r>
+        <w:br/>
+      </w:r>
+      <w:r>
         <w:rPr>
           <w:rStyle w:val="VerbatimChar"/>
         </w:rPr>
@@ -22374,15 +22587,6 @@
         <w:rPr>
           <w:rStyle w:val="VerbatimChar"/>
         </w:rPr>
-        <w:t xml:space="preserve">    Int threads = 16</w:t>
-      </w:r>
-      <w:r>
-        <w:br/>
-      </w:r>
-      <w:r>
-        <w:rPr>
-          <w:rStyle w:val="VerbatimChar"/>
-        </w:rPr>
         <w:t xml:space="preserve">  }</w:t>
       </w:r>
       <w:r>
@@ -22485,15 +22689,6 @@
         <w:rPr>
           <w:rStyle w:val="VerbatimChar"/>
         </w:rPr>
-        <w:t xml:space="preserve">    #can we iterate through a struct??</w:t>
-      </w:r>
-      <w:r>
-        <w:br/>
-      </w:r>
-      <w:r>
-        <w:rPr>
-          <w:rStyle w:val="VerbatimChar"/>
-        </w:rPr>
         <w:t xml:space="preserve">    mv ~{refGenome.ref_fasta} .</w:t>
       </w:r>
       <w:r>
@@ -22578,7 +22773,7 @@
         <w:rPr>
           <w:rStyle w:val="VerbatimChar"/>
         </w:rPr>
-        <w:t xml:space="preserve">      -p -v 3 -t ~{threads} -M -R '@RG\t~{read_group_id}\t~{sample_name}\t~{platform_info}' \</w:t>
+        <w:t xml:space="preserve">      -p -v 3 -t 16 -M -R '@RG\t~{read_group_id}\t~{sample_name}\t~{platform_info}' \</w:t>
       </w:r>
       <w:r>
         <w:br/>
@@ -22719,7 +22914,7 @@
         <w:rPr>
           <w:rStyle w:val="VerbatimChar"/>
         </w:rPr>
-        <w:t xml:space="preserve"># Mark duplicates (not SPARK, for some reason that does something weird)</w:t>
+        <w:t xml:space="preserve"># Mark duplicates </w:t>
       </w:r>
       <w:r>
         <w:br/>
@@ -22773,33 +22968,6 @@
         <w:br/>
       </w:r>
       <w:r>
-        <w:rPr>
-          <w:rStyle w:val="VerbatimChar"/>
-        </w:rPr>
-        <w:t xml:space="preserve">  String output_bam = "~{base_file_name}.duplicates_marked.bam"</w:t>
-      </w:r>
-      <w:r>
-        <w:br/>
-      </w:r>
-      <w:r>
-        <w:rPr>
-          <w:rStyle w:val="VerbatimChar"/>
-        </w:rPr>
-        <w:t xml:space="preserve">  String output_bai = "~{base_file_name}.duplicates_marked.bai"</w:t>
-      </w:r>
-      <w:r>
-        <w:br/>
-      </w:r>
-      <w:r>
-        <w:rPr>
-          <w:rStyle w:val="VerbatimChar"/>
-        </w:rPr>
-        <w:t xml:space="preserve">  String metrics_file = "~{base_file_name}.duplicate_metrics"</w:t>
-      </w:r>
-      <w:r>
-        <w:br/>
-      </w:r>
-      <w:r>
         <w:br/>
       </w:r>
       <w:r>
@@ -22833,16 +23001,16 @@
         <w:rPr>
           <w:rStyle w:val="VerbatimChar"/>
         </w:rPr>
-        <w:t xml:space="preserve">      --OUTPUT ~{output_bam} \</w:t>
-      </w:r>
-      <w:r>
-        <w:br/>
-      </w:r>
-      <w:r>
-        <w:rPr>
-          <w:rStyle w:val="VerbatimChar"/>
-        </w:rPr>
-        <w:t xml:space="preserve">      --METRICS_FILE ~{metrics_file} \</w:t>
+        <w:t xml:space="preserve">      --OUTPUT ~{base_file_name}.duplicates_marked.bam \</w:t>
+      </w:r>
+      <w:r>
+        <w:br/>
+      </w:r>
+      <w:r>
+        <w:rPr>
+          <w:rStyle w:val="VerbatimChar"/>
+        </w:rPr>
+        <w:t xml:space="preserve">      --METRICS_FILE ~{base_file_name}.duplicate_metrics \</w:t>
       </w:r>
       <w:r>
         <w:br/>
@@ -22947,25 +23115,25 @@
         <w:rPr>
           <w:rStyle w:val="VerbatimChar"/>
         </w:rPr>
-        <w:t xml:space="preserve">    File markDuplicates_bam = "~{output_bam}"</w:t>
-      </w:r>
-      <w:r>
-        <w:br/>
-      </w:r>
-      <w:r>
-        <w:rPr>
-          <w:rStyle w:val="VerbatimChar"/>
-        </w:rPr>
-        <w:t xml:space="preserve">    File markDuplicates_bai = "~{output_bai}"</w:t>
-      </w:r>
-      <w:r>
-        <w:br/>
-      </w:r>
-      <w:r>
-        <w:rPr>
-          <w:rStyle w:val="VerbatimChar"/>
-        </w:rPr>
-        <w:t xml:space="preserve">    File duplicate_metrics = "~{metrics_file}"</w:t>
+        <w:t xml:space="preserve">    File markDuplicates_bam = "~{base_file_name}.duplicates_marked.bam"</w:t>
+      </w:r>
+      <w:r>
+        <w:br/>
+      </w:r>
+      <w:r>
+        <w:rPr>
+          <w:rStyle w:val="VerbatimChar"/>
+        </w:rPr>
+        <w:t xml:space="preserve">    File markDuplicates_bai = "~{base_file_name}.duplicates_marked.bai"</w:t>
+      </w:r>
+      <w:r>
+        <w:br/>
+      </w:r>
+      <w:r>
+        <w:rPr>
+          <w:rStyle w:val="VerbatimChar"/>
+        </w:rPr>
+        <w:t xml:space="preserve">    File duplicate_metrics = "~{base_file_name}.duplicates_marked.bai"</w:t>
       </w:r>
       <w:r>
         <w:br/>
@@ -23247,7 +23415,7 @@
         <w:rPr>
           <w:rStyle w:val="VerbatimChar"/>
         </w:rPr>
-        <w:t xml:space="preserve">  samtools index ~{input_bam} #redundant? markduplicates already does this?</w:t>
+        <w:t xml:space="preserve">  samtools index ~{input_bam} </w:t>
       </w:r>
       <w:r>
         <w:br/>
@@ -26578,7 +26746,7 @@
         <w:rPr>
           <w:rStyle w:val="VerbatimChar"/>
         </w:rPr>
-        <w:t xml:space="preserve">##  date     2024-03-14                  </w:t>
+        <w:t xml:space="preserve">##  date     2024-03-27                  </w:t>
       </w:r>
       <w:r>
         <w:br/>

--- a/docs/WDL-Workflows-Guide.docx
+++ b/docs/WDL-Workflows-Guide.docx
@@ -4244,7 +4244,7 @@
         <w:pStyle w:val="BodyText"/>
       </w:pPr>
       <w:r>
-        <w:t xml:space="preserve">To prevent issues with spaces in String and File types, it is often a good idea to put quotation marks around a String or File variabls, like so:</w:t>
+        <w:t xml:space="preserve">To prevent issues with spaces in String and File types, it is often a good idea to put quotation marks around a String or File variables, like so:</w:t>
       </w:r>
     </w:p>
     <w:p>
@@ -8833,7 +8833,7 @@
         <w:t xml:space="preserve"> </w:t>
       </w:r>
       <w:r>
-        <w:t xml:space="preserve">which only uses the tumor sample.</w:t>
+        <w:t xml:space="preserve">which only uses the tumor sample. Later on, we will switch to a version of mutect that will allow for comparing tumor samples against a non-tumor normal sample.</w:t>
       </w:r>
     </w:p>
     <w:p>
@@ -17404,7 +17404,7 @@
         <w:pStyle w:val="BodyText"/>
       </w:pPr>
       <w:r>
-        <w:t xml:space="preserve">In chapter 4, we went over the struct data type and used it to handle a myriad of reference genome files. Arrays differ from structs in that arrays are numerically indexed, which means that a member of the array can be accessed by its position in the array. On the other hand, each variable within a struct has its own name, and you use that name to reference it rather than a numerical index.</w:t>
+        <w:t xml:space="preserve">In chapter 5, we went over the struct data type and used it to handle a myriad of reference genome files. Arrays differ from structs in that arrays are numerically indexed, which means that a member of the array can be accessed by its position in the array. On the other hand, each variable within a struct has its own name, and you use that name to reference it rather than a numerical index.</w:t>
       </w:r>
     </w:p>
     <w:p>
@@ -17539,7 +17539,7 @@
         <w:rPr>
           <w:rStyle w:val="VerbatimChar"/>
         </w:rPr>
-        <w:t xml:space="preserve">String foo = foobarbizz[0] # will always be "foo"</w:t>
+        <w:t xml:space="preserve">String foo = foobarbizz[0]  # will always be "foo"</w:t>
       </w:r>
     </w:p>
     <w:p>
@@ -17547,21 +17547,75 @@
         <w:pStyle w:val="FirstParagraph"/>
       </w:pPr>
       <w:r>
-        <w:t xml:space="preserve">Because arrays are</w:t>
-      </w:r>
-      <w:r>
-        <w:t xml:space="preserve"> </w:t>
-      </w:r>
-      <w:hyperlink r:id="rId102">
-        <w:r>
-          <w:rPr>
-            <w:rStyle w:val="Hyperlink"/>
-          </w:rPr>
-          <w:t xml:space="preserve">immutable</w:t>
-        </w:r>
-      </w:hyperlink>
-      <w:r>
-        <w:t xml:space="preserve">, if you wish to add values to an array, you will need to define a new array.</w:t>
+        <w:t xml:space="preserve">Because arrays are immutable in WDL, if you wish to add values to an array, you will need to define a new array. You can combine an existing array and new values using</w:t>
+      </w:r>
+      <w:r>
+        <w:t xml:space="preserve"> </w:t>
+      </w:r>
+      <w:r>
+        <w:rPr>
+          <w:rStyle w:val="VerbatimChar"/>
+        </w:rPr>
+        <w:t xml:space="preserve">flatten()</w:t>
+      </w:r>
+      <w:r>
+        <w:t xml:space="preserve">, a WDL built-in function that will turned a nested array into a</w:t>
+      </w:r>
+      <w:r>
+        <w:t xml:space="preserve"> </w:t>
+      </w:r>
+      <w:r>
+        <w:t xml:space="preserve">“</w:t>
+      </w:r>
+      <w:r>
+        <w:t xml:space="preserve">flat</w:t>
+      </w:r>
+      <w:r>
+        <w:t xml:space="preserve">”</w:t>
+      </w:r>
+      <w:r>
+        <w:t xml:space="preserve"> </w:t>
+      </w:r>
+      <w:r>
+        <w:t xml:space="preserve">array, like so:</w:t>
+      </w:r>
+    </w:p>
+    <w:p>
+      <w:pPr>
+        <w:pStyle w:val="SourceCode"/>
+      </w:pPr>
+      <w:r>
+        <w:rPr>
+          <w:rStyle w:val="VerbatimChar"/>
+        </w:rPr>
+        <w:t xml:space="preserve">Array[String] foobarbizz = ["foo", "bar", "bizz"]</w:t>
+      </w:r>
+      <w:r>
+        <w:br/>
+      </w:r>
+      <w:r>
+        <w:rPr>
+          <w:rStyle w:val="VerbatimChar"/>
+        </w:rPr>
+        <w:t xml:space="preserve">String foo = foobarbizz[0]  # will always be "foo"</w:t>
+      </w:r>
+      <w:r>
+        <w:br/>
+      </w:r>
+      <w:r>
+        <w:rPr>
+          <w:rStyle w:val="VerbatimChar"/>
+        </w:rPr>
+        <w:t xml:space="preserve">Array[Array[String]] foobarbizz_but_with_bonus_foo = [foobarbizz, foo, foo, foo]  # [["foo", "bar", "bizz"], "foo", "foo", "foo"]</w:t>
+      </w:r>
+      <w:r>
+        <w:br/>
+      </w:r>
+      <w:r>
+        <w:rPr>
+          <w:rStyle w:val="VerbatimChar"/>
+        </w:rPr>
+        <w:t xml:space="preserve">Array[String] foobarbizzfoofoofoo = flatten(foobarbizz_but_with_bonus_foo)        # ["foo", "bar", "bizz", "foo", "foo", "foo"]</w:t>
       </w:r>
     </w:p>
     <w:bookmarkEnd w:id="103"/>
@@ -18177,7 +18231,7 @@
         </w:r>
       </w:hyperlink>
       <w:r>
-        <w:t xml:space="preserve">. Every task within that loop will have access to a single File within the Array[File] that it is looping through. Within the scatter, downstream tasks can access outputs of upstream tasks like normal. They can only</w:t>
+        <w:t xml:space="preserve">. Every task within that loop will have access to a single File within the Array[File] that it is looping through. Within the scatter, downstream tasks can access outputs of upstream tasks like normal. So, the first tumor fastq file will go through BwaMem, then the resulting bam will go through MarkDuplicates, and the marked bam will undergo base recalibration. Since all three of these tasks are within the same scatter, each task only</w:t>
       </w:r>
       <w:r>
         <w:t xml:space="preserve"> </w:t>
@@ -18186,7 +18240,7 @@
         <w:t xml:space="preserve">“</w:t>
       </w:r>
       <w:r>
-        <w:t xml:space="preserve">see</w:t>
+        <w:t xml:space="preserve">sees</w:t>
       </w:r>
       <w:r>
         <w:t xml:space="preserve">”</w:t>
@@ -18195,7 +18249,15 @@
         <w:t xml:space="preserve"> </w:t>
       </w:r>
       <w:r>
-        <w:t xml:space="preserve">one file at a time. However, outside the scatter, every task is considered in the context of every sample, so every output of those scattered tasks become arrays. As a result, our outputs are now Array[File] instead of just File.</w:t>
+        <w:t xml:space="preserve">one sample at a time.</w:t>
+      </w:r>
+    </w:p>
+    <w:p>
+      <w:pPr>
+        <w:pStyle w:val="BodyText"/>
+      </w:pPr>
+      <w:r>
+        <w:t xml:space="preserve">However, outside the scatter, every task is considered in the context of all samples, so every output of those scattered tasks becomes arrays. As a result, our workflow-level outputs are now Array[File] instead of just File.</w:t>
       </w:r>
     </w:p>
     <w:p>
@@ -18295,7 +18357,7 @@
         <w:pStyle w:val="FirstParagraph"/>
       </w:pPr>
       <w:r>
-        <w:t xml:space="preserve">Because each task only takes in one sample, we are not directly inputting arrays into a file. However, it’s important to know how to do this. If a task’s input variable is an array, we must include an array separator. In WDL 1.0, this is done using the</w:t>
+        <w:t xml:space="preserve">In our example, each task only takes in one sample, so we are not directly inputting arrays into a file. However, it’s important to know how to input arrays in a task’s command section. If a task’s input variable is an array, we must include an array separator. In WDL 1.0, this is done using the</w:t>
       </w:r>
       <w:r>
         <w:t xml:space="preserve"> </w:t>
@@ -18694,6 +18756,14 @@
     </w:p>
     <w:p>
       <w:pPr>
+        <w:pStyle w:val="FirstParagraph"/>
+      </w:pPr>
+      <w:r>
+        <w:t xml:space="preserve">Let’s take another look at our workflow.</w:t>
+      </w:r>
+    </w:p>
+    <w:p>
+      <w:pPr>
         <w:pStyle w:val="SourceCode"/>
       </w:pPr>
       <w:r>
@@ -20685,7 +20755,7 @@
         <w:t xml:space="preserve"> </w:t>
       </w:r>
       <w:r>
-        <w:t xml:space="preserve">samples and store them seperately.</w:t>
+        <w:t xml:space="preserve">samples and store them separately.</w:t>
       </w:r>
     </w:p>
     <w:p>
@@ -26578,7 +26648,7 @@
         <w:rPr>
           <w:rStyle w:val="VerbatimChar"/>
         </w:rPr>
-        <w:t xml:space="preserve">##  date     2024-03-14                  </w:t>
+        <w:t xml:space="preserve">##  date     2024-03-27                  </w:t>
       </w:r>
       <w:r>
         <w:br/>

--- a/docs/WDL-Workflows-Guide.docx
+++ b/docs/WDL-Workflows-Guide.docx
@@ -24236,7 +24236,7 @@
     </w:p>
     <w:bookmarkEnd w:id="116"/>
     <w:bookmarkEnd w:id="117"/>
-    <w:bookmarkStart w:id="130" w:name="appendix-backends-and-executors"/>
+    <w:bookmarkStart w:id="125" w:name="optional-types"/>
     <w:p>
       <w:pPr>
         <w:pStyle w:val="Heading1"/>
@@ -24251,6 +24251,3569 @@
         <w:tab/>
       </w:r>
       <w:r>
+        <w:t xml:space="preserve">Optional types</w:t>
+      </w:r>
+    </w:p>
+    <w:p>
+      <w:pPr>
+        <w:pStyle w:val="FirstParagraph"/>
+      </w:pPr>
+      <w:r>
+        <w:t xml:space="preserve">WDL supports defining optional variables, which are denoted with a question mark next to the type declaration. These variables may or may not defined. Optional types are powerful, but they can quickly cause problems in complicated workflows. This is especially the case when working with scattered tasks. In this section, we’ll go over how optional variables can be used, and where they can cause problems.</w:t>
+      </w:r>
+    </w:p>
+    <w:bookmarkStart w:id="118" w:name="optional-inputs"/>
+    <w:p>
+      <w:pPr>
+        <w:pStyle w:val="Heading2"/>
+      </w:pPr>
+      <w:r>
+        <w:rPr>
+          <w:rStyle w:val="SectionNumber"/>
+        </w:rPr>
+        <w:t xml:space="preserve">8.1</w:t>
+      </w:r>
+      <w:r>
+        <w:tab/>
+      </w:r>
+      <w:r>
+        <w:t xml:space="preserve">Optional inputs</w:t>
+      </w:r>
+    </w:p>
+    <w:p>
+      <w:pPr>
+        <w:pStyle w:val="FirstParagraph"/>
+      </w:pPr>
+      <w:r>
+        <w:t xml:space="preserve">The most common use case for optional variables are optional inputs for the user to provide some sort of file, for example, a reference genome or a metadata file. Sometimes, you will want optional inputs to fall back on a known file or value.</w:t>
+      </w:r>
+    </w:p>
+    <w:p>
+      <w:pPr>
+        <w:pStyle w:val="BodyText"/>
+      </w:pPr>
+      <w:r>
+        <w:t xml:space="preserve">A good place to use optional types in our workflow would be in the</w:t>
+      </w:r>
+      <w:r>
+        <w:t xml:space="preserve"> </w:t>
+      </w:r>
+      <w:r>
+        <w:rPr>
+          <w:rStyle w:val="VerbatimChar"/>
+        </w:rPr>
+        <w:t xml:space="preserve">bwa mem</w:t>
+      </w:r>
+      <w:r>
+        <w:t xml:space="preserve"> </w:t>
+      </w:r>
+      <w:r>
+        <w:t xml:space="preserve">task.</w:t>
+      </w:r>
+      <w:r>
+        <w:t xml:space="preserve"> </w:t>
+      </w:r>
+      <w:r>
+        <w:rPr>
+          <w:rStyle w:val="VerbatimChar"/>
+        </w:rPr>
+        <w:t xml:space="preserve">bwa mem</w:t>
+      </w:r>
+      <w:r>
+        <w:t xml:space="preserve"> </w:t>
+      </w:r>
+      <w:r>
+        <w:t xml:space="preserve">on default settings may attempt to use too many threads, which could cause this task to fail if it ran on weaker hardware such as a laptop. In order to allow the user to adjust how many threads</w:t>
+      </w:r>
+      <w:r>
+        <w:t xml:space="preserve"> </w:t>
+      </w:r>
+      <w:r>
+        <w:rPr>
+          <w:rStyle w:val="VerbatimChar"/>
+        </w:rPr>
+        <w:t xml:space="preserve">bwa mem</w:t>
+      </w:r>
+      <w:r>
+        <w:t xml:space="preserve"> </w:t>
+      </w:r>
+      <w:r>
+        <w:t xml:space="preserve">uses, and by extension make our WDL run on a wider variety of machines, we can edit the task to add a new variable. This new variable will replace</w:t>
+      </w:r>
+      <w:r>
+        <w:t xml:space="preserve"> </w:t>
+      </w:r>
+      <w:r>
+        <w:rPr>
+          <w:rStyle w:val="VerbatimChar"/>
+        </w:rPr>
+        <w:t xml:space="preserve">-t 16</w:t>
+      </w:r>
+      <w:r>
+        <w:t xml:space="preserve"> </w:t>
+      </w:r>
+      <w:r>
+        <w:t xml:space="preserve">in our call to</w:t>
+      </w:r>
+      <w:r>
+        <w:t xml:space="preserve"> </w:t>
+      </w:r>
+      <w:r>
+        <w:rPr>
+          <w:rStyle w:val="VerbatimChar"/>
+        </w:rPr>
+        <w:t xml:space="preserve">bwa mem</w:t>
+      </w:r>
+      <w:r>
+        <w:t xml:space="preserve">.</w:t>
+      </w:r>
+    </w:p>
+    <w:p>
+      <w:pPr>
+        <w:pStyle w:val="SourceCode"/>
+      </w:pPr>
+      <w:r>
+        <w:rPr>
+          <w:rStyle w:val="VerbatimChar"/>
+        </w:rPr>
+        <w:t xml:space="preserve">task BwaMem {</w:t>
+      </w:r>
+      <w:r>
+        <w:br/>
+      </w:r>
+      <w:r>
+        <w:rPr>
+          <w:rStyle w:val="VerbatimChar"/>
+        </w:rPr>
+        <w:t xml:space="preserve">  input {</w:t>
+      </w:r>
+      <w:r>
+        <w:br/>
+      </w:r>
+      <w:r>
+        <w:rPr>
+          <w:rStyle w:val="VerbatimChar"/>
+        </w:rPr>
+        <w:t xml:space="preserve">    File input_fastq</w:t>
+      </w:r>
+      <w:r>
+        <w:br/>
+      </w:r>
+      <w:r>
+        <w:rPr>
+          <w:rStyle w:val="VerbatimChar"/>
+        </w:rPr>
+        <w:t xml:space="preserve">    referenceGenome refGenome</w:t>
+      </w:r>
+      <w:r>
+        <w:br/>
+      </w:r>
+      <w:r>
+        <w:br/>
+      </w:r>
+      <w:r>
+        <w:rPr>
+          <w:rStyle w:val="VerbatimChar"/>
+        </w:rPr>
+        <w:t xml:space="preserve">    # Number of threads to use - must be defined</w:t>
+      </w:r>
+      <w:r>
+        <w:br/>
+      </w:r>
+      <w:r>
+        <w:rPr>
+          <w:rStyle w:val="VerbatimChar"/>
+        </w:rPr>
+        <w:t xml:space="preserve">    Int threads</w:t>
+      </w:r>
+      <w:r>
+        <w:br/>
+      </w:r>
+      <w:r>
+        <w:rPr>
+          <w:rStyle w:val="VerbatimChar"/>
+        </w:rPr>
+        <w:t xml:space="preserve">  }</w:t>
+      </w:r>
+      <w:r>
+        <w:br/>
+      </w:r>
+      <w:r>
+        <w:rPr>
+          <w:rStyle w:val="VerbatimChar"/>
+        </w:rPr>
+        <w:t xml:space="preserve">  command &lt;&lt;&lt;</w:t>
+      </w:r>
+      <w:r>
+        <w:br/>
+      </w:r>
+      <w:r>
+        <w:rPr>
+          <w:rStyle w:val="VerbatimChar"/>
+        </w:rPr>
+        <w:t xml:space="preserve">    set -eo pipefail</w:t>
+      </w:r>
+      <w:r>
+        <w:br/>
+      </w:r>
+      <w:r>
+        <w:br/>
+      </w:r>
+      <w:r>
+        <w:rPr>
+          <w:rStyle w:val="VerbatimChar"/>
+        </w:rPr>
+        <w:t xml:space="preserve">    mv ~{refGenome.ref_fasta} .</w:t>
+      </w:r>
+      <w:r>
+        <w:br/>
+      </w:r>
+      <w:r>
+        <w:rPr>
+          <w:rStyle w:val="VerbatimChar"/>
+        </w:rPr>
+        <w:t xml:space="preserve">    mv ~{refGenome.ref_fasta_index} .</w:t>
+      </w:r>
+      <w:r>
+        <w:br/>
+      </w:r>
+      <w:r>
+        <w:rPr>
+          <w:rStyle w:val="VerbatimChar"/>
+        </w:rPr>
+        <w:t xml:space="preserve">    mv ~{refGenome.ref_dict} .</w:t>
+      </w:r>
+      <w:r>
+        <w:br/>
+      </w:r>
+      <w:r>
+        <w:rPr>
+          <w:rStyle w:val="VerbatimChar"/>
+        </w:rPr>
+        <w:t xml:space="preserve">    mv ~{refGenome.ref_amb} .</w:t>
+      </w:r>
+      <w:r>
+        <w:br/>
+      </w:r>
+      <w:r>
+        <w:rPr>
+          <w:rStyle w:val="VerbatimChar"/>
+        </w:rPr>
+        <w:t xml:space="preserve">    mv ~{refGenome.ref_ann} .</w:t>
+      </w:r>
+      <w:r>
+        <w:br/>
+      </w:r>
+      <w:r>
+        <w:rPr>
+          <w:rStyle w:val="VerbatimChar"/>
+        </w:rPr>
+        <w:t xml:space="preserve">    mv ~{refGenome.ref_bwt} .</w:t>
+      </w:r>
+      <w:r>
+        <w:br/>
+      </w:r>
+      <w:r>
+        <w:rPr>
+          <w:rStyle w:val="VerbatimChar"/>
+        </w:rPr>
+        <w:t xml:space="preserve">    mv ~{refGenome.ref_pac} .</w:t>
+      </w:r>
+      <w:r>
+        <w:br/>
+      </w:r>
+      <w:r>
+        <w:rPr>
+          <w:rStyle w:val="VerbatimChar"/>
+        </w:rPr>
+        <w:t xml:space="preserve">    mv ~{refGenome.ref_sa} .</w:t>
+      </w:r>
+      <w:r>
+        <w:br/>
+      </w:r>
+      <w:r>
+        <w:br/>
+      </w:r>
+      <w:r>
+        <w:rPr>
+          <w:rStyle w:val="VerbatimChar"/>
+        </w:rPr>
+        <w:t xml:space="preserve">    bwa mem \</w:t>
+      </w:r>
+      <w:r>
+        <w:br/>
+      </w:r>
+      <w:r>
+        <w:rPr>
+          <w:rStyle w:val="VerbatimChar"/>
+        </w:rPr>
+        <w:t xml:space="preserve">      -p -v 3 -t ~{threads} -M -R '@RG\t~{read_group_id}\t~{sample_name}\t~{platform_info}' \</w:t>
+      </w:r>
+      <w:r>
+        <w:br/>
+      </w:r>
+      <w:r>
+        <w:rPr>
+          <w:rStyle w:val="VerbatimChar"/>
+        </w:rPr>
+        <w:t xml:space="preserve">      ~{ref_fasta_local} ~{input_fastq} &gt; ~{base_file_name}.sam </w:t>
+      </w:r>
+      <w:r>
+        <w:br/>
+      </w:r>
+      <w:r>
+        <w:rPr>
+          <w:rStyle w:val="VerbatimChar"/>
+        </w:rPr>
+        <w:t xml:space="preserve">[...]</w:t>
+      </w:r>
+      <w:r>
+        <w:br/>
+      </w:r>
+      <w:r>
+        <w:rPr>
+          <w:rStyle w:val="VerbatimChar"/>
+        </w:rPr>
+        <w:t xml:space="preserve">}</w:t>
+      </w:r>
+    </w:p>
+    <w:p>
+      <w:pPr>
+        <w:pStyle w:val="FirstParagraph"/>
+      </w:pPr>
+      <w:r>
+        <w:t xml:space="preserve">Now we can set</w:t>
+      </w:r>
+      <w:r>
+        <w:t xml:space="preserve"> </w:t>
+      </w:r>
+      <w:r>
+        <w:rPr>
+          <w:rStyle w:val="VerbatimChar"/>
+        </w:rPr>
+        <w:t xml:space="preserve">Int? bwa_mem_threads</w:t>
+      </w:r>
+      <w:r>
+        <w:t xml:space="preserve"> </w:t>
+      </w:r>
+      <w:r>
+        <w:t xml:space="preserve">as a workflow-level optional input. Making it optional means that users who do not want to think about threads – perhaps they’re using an HPC or other powerful backend – do not have to worry about filling in that value. In the workflow body, when we call</w:t>
+      </w:r>
+      <w:r>
+        <w:t xml:space="preserve"> </w:t>
+      </w:r>
+      <w:r>
+        <w:rPr>
+          <w:rStyle w:val="VerbatimChar"/>
+        </w:rPr>
+        <w:t xml:space="preserve">bwa mem</w:t>
+      </w:r>
+      <w:r>
+        <w:t xml:space="preserve">, the value of</w:t>
+      </w:r>
+      <w:r>
+        <w:t xml:space="preserve"> </w:t>
+      </w:r>
+      <w:r>
+        <w:rPr>
+          <w:rStyle w:val="VerbatimChar"/>
+        </w:rPr>
+        <w:t xml:space="preserve">bwa_mem_threads</w:t>
+      </w:r>
+      <w:r>
+        <w:t xml:space="preserve"> </w:t>
+      </w:r>
+      <w:r>
+        <w:t xml:space="preserve">is passed to the</w:t>
+      </w:r>
+      <w:r>
+        <w:t xml:space="preserve"> </w:t>
+      </w:r>
+      <w:r>
+        <w:rPr>
+          <w:rStyle w:val="VerbatimChar"/>
+        </w:rPr>
+        <w:t xml:space="preserve">BwaMem</w:t>
+      </w:r>
+      <w:r>
+        <w:t xml:space="preserve"> </w:t>
+      </w:r>
+      <w:r>
+        <w:t xml:space="preserve">task.</w:t>
+      </w:r>
+    </w:p>
+    <w:p>
+      <w:pPr>
+        <w:pStyle w:val="SourceCode"/>
+      </w:pPr>
+      <w:r>
+        <w:rPr>
+          <w:rStyle w:val="VerbatimChar"/>
+        </w:rPr>
+        <w:t xml:space="preserve">workflow mutation_calling {</w:t>
+      </w:r>
+      <w:r>
+        <w:br/>
+      </w:r>
+      <w:r>
+        <w:rPr>
+          <w:rStyle w:val="VerbatimChar"/>
+        </w:rPr>
+        <w:t xml:space="preserve">  input {</w:t>
+      </w:r>
+      <w:r>
+        <w:br/>
+      </w:r>
+      <w:r>
+        <w:rPr>
+          <w:rStyle w:val="VerbatimChar"/>
+        </w:rPr>
+        <w:t xml:space="preserve">    Array[File] tumorSamples</w:t>
+      </w:r>
+      <w:r>
+        <w:br/>
+      </w:r>
+      <w:r>
+        <w:rPr>
+          <w:rStyle w:val="VerbatimChar"/>
+        </w:rPr>
+        <w:t xml:space="preserve">    File normalSamples</w:t>
+      </w:r>
+      <w:r>
+        <w:br/>
+      </w:r>
+      <w:r>
+        <w:br/>
+      </w:r>
+      <w:r>
+        <w:rPr>
+          <w:rStyle w:val="VerbatimChar"/>
+        </w:rPr>
+        <w:t xml:space="preserve">    referenceGenome refGenome</w:t>
+      </w:r>
+      <w:r>
+        <w:br/>
+      </w:r>
+      <w:r>
+        <w:br/>
+      </w:r>
+      <w:r>
+        <w:rPr>
+          <w:rStyle w:val="VerbatimChar"/>
+        </w:rPr>
+        <w:t xml:space="preserve">    # Optional variable for bwa mem</w:t>
+      </w:r>
+      <w:r>
+        <w:br/>
+      </w:r>
+      <w:r>
+        <w:rPr>
+          <w:rStyle w:val="VerbatimChar"/>
+        </w:rPr>
+        <w:t xml:space="preserve">    Int? bwa_mem_threads</w:t>
+      </w:r>
+      <w:r>
+        <w:br/>
+      </w:r>
+      <w:r>
+        <w:rPr>
+          <w:rStyle w:val="VerbatimChar"/>
+        </w:rPr>
+        <w:t xml:space="preserve">    </w:t>
+      </w:r>
+      <w:r>
+        <w:br/>
+      </w:r>
+      <w:r>
+        <w:rPr>
+          <w:rStyle w:val="VerbatimChar"/>
+        </w:rPr>
+        <w:t xml:space="preserve">    # Files for specific tools</w:t>
+      </w:r>
+      <w:r>
+        <w:br/>
+      </w:r>
+      <w:r>
+        <w:rPr>
+          <w:rStyle w:val="VerbatimChar"/>
+        </w:rPr>
+        <w:t xml:space="preserve">    File dbSNP_vcf</w:t>
+      </w:r>
+      <w:r>
+        <w:br/>
+      </w:r>
+      <w:r>
+        <w:rPr>
+          <w:rStyle w:val="VerbatimChar"/>
+        </w:rPr>
+        <w:t xml:space="preserve">    File dbSNP_vcf_index</w:t>
+      </w:r>
+      <w:r>
+        <w:br/>
+      </w:r>
+      <w:r>
+        <w:rPr>
+          <w:rStyle w:val="VerbatimChar"/>
+        </w:rPr>
+        <w:t xml:space="preserve">    File known_indels_sites_VCFs</w:t>
+      </w:r>
+      <w:r>
+        <w:br/>
+      </w:r>
+      <w:r>
+        <w:rPr>
+          <w:rStyle w:val="VerbatimChar"/>
+        </w:rPr>
+        <w:t xml:space="preserve">    File known_indels_sites_indices</w:t>
+      </w:r>
+      <w:r>
+        <w:br/>
+      </w:r>
+      <w:r>
+        <w:rPr>
+          <w:rStyle w:val="VerbatimChar"/>
+        </w:rPr>
+        <w:t xml:space="preserve">    File af_only_gnomad</w:t>
+      </w:r>
+      <w:r>
+        <w:br/>
+      </w:r>
+      <w:r>
+        <w:rPr>
+          <w:rStyle w:val="VerbatimChar"/>
+        </w:rPr>
+        <w:t xml:space="preserve">    File af_only_gnomad_index</w:t>
+      </w:r>
+      <w:r>
+        <w:br/>
+      </w:r>
+      <w:r>
+        <w:br/>
+      </w:r>
+      <w:r>
+        <w:rPr>
+          <w:rStyle w:val="VerbatimChar"/>
+        </w:rPr>
+        <w:t xml:space="preserve">    # Annovar options</w:t>
+      </w:r>
+      <w:r>
+        <w:br/>
+      </w:r>
+      <w:r>
+        <w:rPr>
+          <w:rStyle w:val="VerbatimChar"/>
+        </w:rPr>
+        <w:t xml:space="preserve">    String annovar_protocols</w:t>
+      </w:r>
+      <w:r>
+        <w:br/>
+      </w:r>
+      <w:r>
+        <w:rPr>
+          <w:rStyle w:val="VerbatimChar"/>
+        </w:rPr>
+        <w:t xml:space="preserve">    String annovar_operation</w:t>
+      </w:r>
+      <w:r>
+        <w:br/>
+      </w:r>
+      <w:r>
+        <w:rPr>
+          <w:rStyle w:val="VerbatimChar"/>
+        </w:rPr>
+        <w:t xml:space="preserve">  }</w:t>
+      </w:r>
+      <w:r>
+        <w:br/>
+      </w:r>
+      <w:r>
+        <w:rPr>
+          <w:rStyle w:val="VerbatimChar"/>
+        </w:rPr>
+        <w:t xml:space="preserve">  call BwaMem {</w:t>
+      </w:r>
+      <w:r>
+        <w:br/>
+      </w:r>
+      <w:r>
+        <w:rPr>
+          <w:rStyle w:val="VerbatimChar"/>
+        </w:rPr>
+        <w:t xml:space="preserve">    input:</w:t>
+      </w:r>
+      <w:r>
+        <w:br/>
+      </w:r>
+      <w:r>
+        <w:rPr>
+          <w:rStyle w:val="VerbatimChar"/>
+        </w:rPr>
+        <w:t xml:space="preserve">      input_fastq = sampleFastq,</w:t>
+      </w:r>
+      <w:r>
+        <w:br/>
+      </w:r>
+      <w:r>
+        <w:rPr>
+          <w:rStyle w:val="VerbatimChar"/>
+        </w:rPr>
+        <w:t xml:space="preserve">      ref_fasta = ref_fasta,</w:t>
+      </w:r>
+      <w:r>
+        <w:br/>
+      </w:r>
+      <w:r>
+        <w:rPr>
+          <w:rStyle w:val="VerbatimChar"/>
+        </w:rPr>
+        <w:t xml:space="preserve">      ref_fasta_index = ref_fasta_index,</w:t>
+      </w:r>
+      <w:r>
+        <w:br/>
+      </w:r>
+      <w:r>
+        <w:rPr>
+          <w:rStyle w:val="VerbatimChar"/>
+        </w:rPr>
+        <w:t xml:space="preserve">      ref_dict = ref_dict,</w:t>
+      </w:r>
+      <w:r>
+        <w:br/>
+      </w:r>
+      <w:r>
+        <w:rPr>
+          <w:rStyle w:val="VerbatimChar"/>
+        </w:rPr>
+        <w:t xml:space="preserve">      ref_amb = ref_amb,</w:t>
+      </w:r>
+      <w:r>
+        <w:br/>
+      </w:r>
+      <w:r>
+        <w:rPr>
+          <w:rStyle w:val="VerbatimChar"/>
+        </w:rPr>
+        <w:t xml:space="preserve">      ref_ann = ref_ann,</w:t>
+      </w:r>
+      <w:r>
+        <w:br/>
+      </w:r>
+      <w:r>
+        <w:rPr>
+          <w:rStyle w:val="VerbatimChar"/>
+        </w:rPr>
+        <w:t xml:space="preserve">      ref_bwt = ref_bwt,</w:t>
+      </w:r>
+      <w:r>
+        <w:br/>
+      </w:r>
+      <w:r>
+        <w:rPr>
+          <w:rStyle w:val="VerbatimChar"/>
+        </w:rPr>
+        <w:t xml:space="preserve">      ref_pac = ref_pac,</w:t>
+      </w:r>
+      <w:r>
+        <w:br/>
+      </w:r>
+      <w:r>
+        <w:rPr>
+          <w:rStyle w:val="VerbatimChar"/>
+        </w:rPr>
+        <w:t xml:space="preserve">      ref_sa = ref_sa</w:t>
+      </w:r>
+      <w:r>
+        <w:br/>
+      </w:r>
+      <w:r>
+        <w:rPr>
+          <w:rStyle w:val="VerbatimChar"/>
+        </w:rPr>
+        <w:t xml:space="preserve">      ref_sa = ref_sa,</w:t>
+      </w:r>
+      <w:r>
+        <w:br/>
+      </w:r>
+      <w:r>
+        <w:rPr>
+          <w:rStyle w:val="VerbatimChar"/>
+        </w:rPr>
+        <w:t xml:space="preserve">      threads = bwa_mem_threads  # our new variable!</w:t>
+      </w:r>
+      <w:r>
+        <w:br/>
+      </w:r>
+      <w:r>
+        <w:rPr>
+          <w:rStyle w:val="VerbatimChar"/>
+        </w:rPr>
+        <w:t xml:space="preserve">  }</w:t>
+      </w:r>
+      <w:r>
+        <w:br/>
+      </w:r>
+      <w:r>
+        <w:rPr>
+          <w:rStyle w:val="VerbatimChar"/>
+        </w:rPr>
+        <w:t xml:space="preserve">[...]</w:t>
+      </w:r>
+    </w:p>
+    <w:p>
+      <w:pPr>
+        <w:pStyle w:val="FirstParagraph"/>
+      </w:pPr>
+      <w:r>
+        <w:t xml:space="preserve">But what happens if the workflow-level variable</w:t>
+      </w:r>
+      <w:r>
+        <w:t xml:space="preserve"> </w:t>
+      </w:r>
+      <w:r>
+        <w:rPr>
+          <w:rStyle w:val="VerbatimChar"/>
+        </w:rPr>
+        <w:t xml:space="preserve">bwa_mem_threads</w:t>
+      </w:r>
+      <w:r>
+        <w:t xml:space="preserve"> </w:t>
+      </w:r>
+      <w:r>
+        <w:t xml:space="preserve">isn’t defined? The task</w:t>
+      </w:r>
+      <w:r>
+        <w:t xml:space="preserve"> </w:t>
+      </w:r>
+      <w:r>
+        <w:rPr>
+          <w:rStyle w:val="VerbatimChar"/>
+        </w:rPr>
+        <w:t xml:space="preserve">BwaMem</w:t>
+      </w:r>
+      <w:r>
+        <w:t xml:space="preserve"> </w:t>
+      </w:r>
+      <w:r>
+        <w:t xml:space="preserve">will then get no value for the task-level variable</w:t>
+      </w:r>
+      <w:r>
+        <w:t xml:space="preserve"> </w:t>
+      </w:r>
+      <w:r>
+        <w:rPr>
+          <w:rStyle w:val="VerbatimChar"/>
+        </w:rPr>
+        <w:t xml:space="preserve">threads</w:t>
+      </w:r>
+      <w:r>
+        <w:t xml:space="preserve">. This will cause an error at runtime. We can’t solve this merely by making the task level variable optional too – otherwise, if</w:t>
+      </w:r>
+      <w:r>
+        <w:t xml:space="preserve"> </w:t>
+      </w:r>
+      <w:r>
+        <w:rPr>
+          <w:rStyle w:val="VerbatimChar"/>
+        </w:rPr>
+        <w:t xml:space="preserve">threads</w:t>
+      </w:r>
+      <w:r>
+        <w:t xml:space="preserve"> </w:t>
+      </w:r>
+      <w:r>
+        <w:t xml:space="preserve">isn’t defined, our</w:t>
+      </w:r>
+      <w:r>
+        <w:t xml:space="preserve"> </w:t>
+      </w:r>
+      <w:r>
+        <w:rPr>
+          <w:rStyle w:val="VerbatimChar"/>
+        </w:rPr>
+        <w:t xml:space="preserve">bwa mem</w:t>
+      </w:r>
+      <w:r>
+        <w:t xml:space="preserve"> </w:t>
+      </w:r>
+      <w:r>
+        <w:t xml:space="preserve">call will provide</w:t>
+      </w:r>
+      <w:r>
+        <w:t xml:space="preserve"> </w:t>
+      </w:r>
+      <w:r>
+        <w:rPr>
+          <w:rStyle w:val="VerbatimChar"/>
+        </w:rPr>
+        <w:t xml:space="preserve">-t</w:t>
+      </w:r>
+      <w:r>
+        <w:t xml:space="preserve"> </w:t>
+      </w:r>
+      <w:r>
+        <w:t xml:space="preserve">without a number after it, which is invalid.</w:t>
+      </w:r>
+    </w:p>
+    <w:p>
+      <w:pPr>
+        <w:pStyle w:val="BodyText"/>
+      </w:pPr>
+      <w:r>
+        <w:t xml:space="preserve">One way to address this is with the WDL built-in function</w:t>
+      </w:r>
+      <w:r>
+        <w:t xml:space="preserve"> </w:t>
+      </w:r>
+      <w:r>
+        <w:rPr>
+          <w:rStyle w:val="VerbatimChar"/>
+        </w:rPr>
+        <w:t xml:space="preserve">select_first()</w:t>
+      </w:r>
+      <w:r>
+        <w:t xml:space="preserve">, which takes in an array of values. In the workflow body, we can use this plus a fallback value (or another variable) to ensure that the</w:t>
+      </w:r>
+      <w:r>
+        <w:t xml:space="preserve"> </w:t>
+      </w:r>
+      <w:r>
+        <w:rPr>
+          <w:rStyle w:val="VerbatimChar"/>
+        </w:rPr>
+        <w:t xml:space="preserve">BwaMem</w:t>
+      </w:r>
+      <w:r>
+        <w:t xml:space="preserve"> </w:t>
+      </w:r>
+      <w:r>
+        <w:t xml:space="preserve">task always gets a valid integer for the</w:t>
+      </w:r>
+      <w:r>
+        <w:t xml:space="preserve"> </w:t>
+      </w:r>
+      <w:r>
+        <w:rPr>
+          <w:rStyle w:val="VerbatimChar"/>
+        </w:rPr>
+        <w:t xml:space="preserve">threads</w:t>
+      </w:r>
+      <w:r>
+        <w:t xml:space="preserve"> </w:t>
+      </w:r>
+      <w:r>
+        <w:t xml:space="preserve">argument.</w:t>
+      </w:r>
+    </w:p>
+    <w:p>
+      <w:pPr>
+        <w:pStyle w:val="SourceCode"/>
+      </w:pPr>
+      <w:r>
+        <w:rPr>
+          <w:rStyle w:val="VerbatimChar"/>
+        </w:rPr>
+        <w:t xml:space="preserve">  call BwaMem {</w:t>
+      </w:r>
+      <w:r>
+        <w:br/>
+      </w:r>
+      <w:r>
+        <w:rPr>
+          <w:rStyle w:val="VerbatimChar"/>
+        </w:rPr>
+        <w:t xml:space="preserve">    input:</w:t>
+      </w:r>
+      <w:r>
+        <w:br/>
+      </w:r>
+      <w:r>
+        <w:rPr>
+          <w:rStyle w:val="VerbatimChar"/>
+        </w:rPr>
+        <w:t xml:space="preserve">      input_fastq = sampleFastq,</w:t>
+      </w:r>
+      <w:r>
+        <w:br/>
+      </w:r>
+      <w:r>
+        <w:rPr>
+          <w:rStyle w:val="VerbatimChar"/>
+        </w:rPr>
+        <w:t xml:space="preserve">      ref_fasta = ref_fasta,</w:t>
+      </w:r>
+      <w:r>
+        <w:br/>
+      </w:r>
+      <w:r>
+        <w:rPr>
+          <w:rStyle w:val="VerbatimChar"/>
+        </w:rPr>
+        <w:t xml:space="preserve">      ref_fasta_index = ref_fasta_index,</w:t>
+      </w:r>
+      <w:r>
+        <w:br/>
+      </w:r>
+      <w:r>
+        <w:rPr>
+          <w:rStyle w:val="VerbatimChar"/>
+        </w:rPr>
+        <w:t xml:space="preserve">      ref_dict = ref_dict,</w:t>
+      </w:r>
+      <w:r>
+        <w:br/>
+      </w:r>
+      <w:r>
+        <w:rPr>
+          <w:rStyle w:val="VerbatimChar"/>
+        </w:rPr>
+        <w:t xml:space="preserve">      ref_amb = ref_amb,</w:t>
+      </w:r>
+      <w:r>
+        <w:br/>
+      </w:r>
+      <w:r>
+        <w:rPr>
+          <w:rStyle w:val="VerbatimChar"/>
+        </w:rPr>
+        <w:t xml:space="preserve">      ref_ann = ref_ann,</w:t>
+      </w:r>
+      <w:r>
+        <w:br/>
+      </w:r>
+      <w:r>
+        <w:rPr>
+          <w:rStyle w:val="VerbatimChar"/>
+        </w:rPr>
+        <w:t xml:space="preserve">      ref_bwt = ref_bwt,</w:t>
+      </w:r>
+      <w:r>
+        <w:br/>
+      </w:r>
+      <w:r>
+        <w:rPr>
+          <w:rStyle w:val="VerbatimChar"/>
+        </w:rPr>
+        <w:t xml:space="preserve">      ref_pac = ref_pac,</w:t>
+      </w:r>
+      <w:r>
+        <w:br/>
+      </w:r>
+      <w:r>
+        <w:rPr>
+          <w:rStyle w:val="VerbatimChar"/>
+        </w:rPr>
+        <w:t xml:space="preserve">      ref_sa = ref_sa</w:t>
+      </w:r>
+      <w:r>
+        <w:br/>
+      </w:r>
+      <w:r>
+        <w:rPr>
+          <w:rStyle w:val="VerbatimChar"/>
+        </w:rPr>
+        <w:t xml:space="preserve">      ref_sa = ref_sa,</w:t>
+      </w:r>
+      <w:r>
+        <w:br/>
+      </w:r>
+      <w:r>
+        <w:rPr>
+          <w:rStyle w:val="VerbatimChar"/>
+        </w:rPr>
+        <w:t xml:space="preserve">      threads = select_first([bwa_mem_threads, 16])</w:t>
+      </w:r>
+      <w:r>
+        <w:br/>
+      </w:r>
+      <w:r>
+        <w:rPr>
+          <w:rStyle w:val="VerbatimChar"/>
+        </w:rPr>
+        <w:t xml:space="preserve">  }</w:t>
+      </w:r>
+    </w:p>
+    <w:p>
+      <w:pPr>
+        <w:pStyle w:val="FirstParagraph"/>
+      </w:pPr>
+      <w:r>
+        <w:t xml:space="preserve">This is a perfectly valid way of doing things, but the task itself still relies on that variable being defined. In the context of our workflow, that doesn’t matter. However, keep in mind it is a common practice to reuse code for multiple scripts – whether that is directly importing other WDL tasks using WDL’s importing feature, or simply copy-pasting boilerplate code. With that in mind, it’s a good idea to make tasks as</w:t>
+      </w:r>
+      <w:r>
+        <w:t xml:space="preserve"> </w:t>
+      </w:r>
+      <w:r>
+        <w:t xml:space="preserve">“</w:t>
+      </w:r>
+      <w:r>
+        <w:t xml:space="preserve">stand-alone</w:t>
+      </w:r>
+      <w:r>
+        <w:t xml:space="preserve">”</w:t>
+      </w:r>
+      <w:r>
+        <w:t xml:space="preserve"> </w:t>
+      </w:r>
+      <w:r>
+        <w:t xml:space="preserve">as possible, and not reliant on the workflow calling them to use</w:t>
+      </w:r>
+      <w:r>
+        <w:t xml:space="preserve"> </w:t>
+      </w:r>
+      <w:r>
+        <w:rPr>
+          <w:rStyle w:val="VerbatimChar"/>
+        </w:rPr>
+        <w:t xml:space="preserve">select_first()</w:t>
+      </w:r>
+      <w:r>
+        <w:t xml:space="preserve">.</w:t>
+      </w:r>
+    </w:p>
+    <w:p>
+      <w:pPr>
+        <w:pStyle w:val="BodyText"/>
+      </w:pPr>
+      <w:r>
+        <w:t xml:space="preserve">As such, it’s more common to make the task itself handle this by providing a fallback value, like so:</w:t>
+      </w:r>
+    </w:p>
+    <w:p>
+      <w:pPr>
+        <w:pStyle w:val="SourceCode"/>
+      </w:pPr>
+      <w:r>
+        <w:rPr>
+          <w:rStyle w:val="VerbatimChar"/>
+        </w:rPr>
+        <w:t xml:space="preserve">task BwaMem {</w:t>
+      </w:r>
+      <w:r>
+        <w:br/>
+      </w:r>
+      <w:r>
+        <w:rPr>
+          <w:rStyle w:val="VerbatimChar"/>
+        </w:rPr>
+        <w:t xml:space="preserve">  input {</w:t>
+      </w:r>
+      <w:r>
+        <w:br/>
+      </w:r>
+      <w:r>
+        <w:rPr>
+          <w:rStyle w:val="VerbatimChar"/>
+        </w:rPr>
+        <w:t xml:space="preserve">    File input_fastq</w:t>
+      </w:r>
+      <w:r>
+        <w:br/>
+      </w:r>
+      <w:r>
+        <w:rPr>
+          <w:rStyle w:val="VerbatimChar"/>
+        </w:rPr>
+        <w:t xml:space="preserve">    File ref_fasta</w:t>
+      </w:r>
+      <w:r>
+        <w:br/>
+      </w:r>
+      <w:r>
+        <w:rPr>
+          <w:rStyle w:val="VerbatimChar"/>
+        </w:rPr>
+        <w:t xml:space="preserve">    File ref_fasta_index</w:t>
+      </w:r>
+      <w:r>
+        <w:br/>
+      </w:r>
+      <w:r>
+        <w:rPr>
+          <w:rStyle w:val="VerbatimChar"/>
+        </w:rPr>
+        <w:t xml:space="preserve">    File ref_dict</w:t>
+      </w:r>
+      <w:r>
+        <w:br/>
+      </w:r>
+      <w:r>
+        <w:rPr>
+          <w:rStyle w:val="VerbatimChar"/>
+        </w:rPr>
+        <w:t xml:space="preserve">    File ref_amb</w:t>
+      </w:r>
+      <w:r>
+        <w:br/>
+      </w:r>
+      <w:r>
+        <w:rPr>
+          <w:rStyle w:val="VerbatimChar"/>
+        </w:rPr>
+        <w:t xml:space="preserve">    File ref_ann</w:t>
+      </w:r>
+      <w:r>
+        <w:br/>
+      </w:r>
+      <w:r>
+        <w:rPr>
+          <w:rStyle w:val="VerbatimChar"/>
+        </w:rPr>
+        <w:t xml:space="preserve">    File ref_bwt</w:t>
+      </w:r>
+      <w:r>
+        <w:br/>
+      </w:r>
+      <w:r>
+        <w:rPr>
+          <w:rStyle w:val="VerbatimChar"/>
+        </w:rPr>
+        <w:t xml:space="preserve">    File ref_pac</w:t>
+      </w:r>
+      <w:r>
+        <w:br/>
+      </w:r>
+      <w:r>
+        <w:rPr>
+          <w:rStyle w:val="VerbatimChar"/>
+        </w:rPr>
+        <w:t xml:space="preserve">    File ref_sa</w:t>
+      </w:r>
+      <w:r>
+        <w:br/>
+      </w:r>
+      <w:r>
+        <w:rPr>
+          <w:rStyle w:val="VerbatimChar"/>
+        </w:rPr>
+        <w:t xml:space="preserve">    Int threads = 16  # if a workflow passes an optional variable with no value, fall back to 16</w:t>
+      </w:r>
+      <w:r>
+        <w:br/>
+      </w:r>
+      <w:r>
+        <w:rPr>
+          <w:rStyle w:val="VerbatimChar"/>
+        </w:rPr>
+        <w:t xml:space="preserve">  }</w:t>
+      </w:r>
+      <w:r>
+        <w:br/>
+      </w:r>
+      <w:r>
+        <w:rPr>
+          <w:rStyle w:val="VerbatimChar"/>
+        </w:rPr>
+        <w:t xml:space="preserve">  [...]</w:t>
+      </w:r>
+      <w:r>
+        <w:br/>
+      </w:r>
+      <w:r>
+        <w:rPr>
+          <w:rStyle w:val="VerbatimChar"/>
+        </w:rPr>
+        <w:t xml:space="preserve">}</w:t>
+      </w:r>
+    </w:p>
+    <w:p>
+      <w:pPr>
+        <w:pStyle w:val="FirstParagraph"/>
+      </w:pPr>
+      <w:r>
+        <w:t xml:space="preserve">There are times you would not want optional inputs to have a fallback value, especially when working with optional File? inputs. In the following task, the phylogenetic tree program UShER expects a reference genome, an input phylogenetic tree, samples in the form of diff files, and an output file name. However, the Docker image we’re using (</w:t>
+      </w:r>
+      <w:r>
+        <w:rPr>
+          <w:rStyle w:val="VerbatimChar"/>
+        </w:rPr>
+        <w:t xml:space="preserve">ashedpotatoes/usher-plus:0.0.2</w:t>
+      </w:r>
+      <w:r>
+        <w:t xml:space="preserve">) already contains the H37Rv reference genome, which is the standard reference genome for</w:t>
+      </w:r>
+      <w:r>
+        <w:t xml:space="preserve"> </w:t>
+      </w:r>
+      <w:r>
+        <w:rPr>
+          <w:iCs/>
+          <w:i/>
+        </w:rPr>
+        <w:t xml:space="preserve">Mycobacterium tuberculosis</w:t>
+      </w:r>
+      <w:r>
+        <w:t xml:space="preserve">. If we are working with tuberuclosis samples, there is no reason to provide a reference genome – we might as well use the one that’s already in the Docker image.</w:t>
+      </w:r>
+    </w:p>
+    <w:p>
+      <w:pPr>
+        <w:pStyle w:val="SourceCode"/>
+      </w:pPr>
+      <w:r>
+        <w:rPr>
+          <w:rStyle w:val="VerbatimChar"/>
+        </w:rPr>
+        <w:t xml:space="preserve">task usher_sampled_diff {</w:t>
+      </w:r>
+      <w:r>
+        <w:br/>
+      </w:r>
+      <w:r>
+        <w:rPr>
+          <w:rStyle w:val="VerbatimChar"/>
+        </w:rPr>
+        <w:t xml:space="preserve">    input {</w:t>
+      </w:r>
+      <w:r>
+        <w:br/>
+      </w:r>
+      <w:r>
+        <w:rPr>
+          <w:rStyle w:val="VerbatimChar"/>
+        </w:rPr>
+        <w:t xml:space="preserve">        File diff</w:t>
+      </w:r>
+      <w:r>
+        <w:br/>
+      </w:r>
+      <w:r>
+        <w:rPr>
+          <w:rStyle w:val="VerbatimChar"/>
+        </w:rPr>
+        <w:t xml:space="preserve">        File input_tree  # in MAT format, extension should be .pb</w:t>
+      </w:r>
+      <w:r>
+        <w:br/>
+      </w:r>
+      <w:r>
+        <w:rPr>
+          <w:rStyle w:val="VerbatimChar"/>
+        </w:rPr>
+        <w:t xml:space="preserve">        String output_file_name</w:t>
+      </w:r>
+      <w:r>
+        <w:br/>
+      </w:r>
+      <w:r>
+        <w:rPr>
+          <w:rStyle w:val="VerbatimChar"/>
+        </w:rPr>
+        <w:t xml:space="preserve">        File? ref_genome</w:t>
+      </w:r>
+      <w:r>
+        <w:br/>
+      </w:r>
+      <w:r>
+        <w:rPr>
+          <w:rStyle w:val="VerbatimChar"/>
+        </w:rPr>
+        <w:t xml:space="preserve">    }</w:t>
+      </w:r>
+      <w:r>
+        <w:br/>
+      </w:r>
+      <w:r>
+        <w:br/>
+      </w:r>
+      <w:r>
+        <w:rPr>
+          <w:rStyle w:val="VerbatimChar"/>
+        </w:rPr>
+        <w:t xml:space="preserve">    command &lt;&lt;&lt;</w:t>
+      </w:r>
+      <w:r>
+        <w:br/>
+      </w:r>
+      <w:r>
+        <w:rPr>
+          <w:rStyle w:val="VerbatimChar"/>
+        </w:rPr>
+        <w:t xml:space="preserve">        if [[ "~{ref_genome}" = "" ]]</w:t>
+      </w:r>
+      <w:r>
+        <w:br/>
+      </w:r>
+      <w:r>
+        <w:rPr>
+          <w:rStyle w:val="VerbatimChar"/>
+        </w:rPr>
+        <w:t xml:space="preserve">        then</w:t>
+      </w:r>
+      <w:r>
+        <w:br/>
+      </w:r>
+      <w:r>
+        <w:rPr>
+          <w:rStyle w:val="VerbatimChar"/>
+        </w:rPr>
+        <w:t xml:space="preserve">            # if not defined, fall back to H37Rv in the Docker image</w:t>
+      </w:r>
+      <w:r>
+        <w:br/>
+      </w:r>
+      <w:r>
+        <w:rPr>
+          <w:rStyle w:val="VerbatimChar"/>
+        </w:rPr>
+        <w:t xml:space="preserve">            ref="/HOME/usher/ref/Ref.H37Rv/ref.fa"</w:t>
+      </w:r>
+      <w:r>
+        <w:br/>
+      </w:r>
+      <w:r>
+        <w:rPr>
+          <w:rStyle w:val="VerbatimChar"/>
+        </w:rPr>
+        <w:t xml:space="preserve">        else</w:t>
+      </w:r>
+      <w:r>
+        <w:br/>
+      </w:r>
+      <w:r>
+        <w:rPr>
+          <w:rStyle w:val="VerbatimChar"/>
+        </w:rPr>
+        <w:t xml:space="preserve">            ref="~{ref_genome}"</w:t>
+      </w:r>
+      <w:r>
+        <w:br/>
+      </w:r>
+      <w:r>
+        <w:rPr>
+          <w:rStyle w:val="VerbatimChar"/>
+        </w:rPr>
+        <w:t xml:space="preserve">        fi</w:t>
+      </w:r>
+      <w:r>
+        <w:br/>
+      </w:r>
+      <w:r>
+        <w:br/>
+      </w:r>
+      <w:r>
+        <w:rPr>
+          <w:rStyle w:val="VerbatimChar"/>
+        </w:rPr>
+        <w:t xml:space="preserve">        usher-sampled --diff "~{diff}" \</w:t>
+      </w:r>
+      <w:r>
+        <w:br/>
+      </w:r>
+      <w:r>
+        <w:rPr>
+          <w:rStyle w:val="VerbatimChar"/>
+        </w:rPr>
+        <w:t xml:space="preserve">            -i "${input_tree}" \</w:t>
+      </w:r>
+      <w:r>
+        <w:br/>
+      </w:r>
+      <w:r>
+        <w:rPr>
+          <w:rStyle w:val="VerbatimChar"/>
+        </w:rPr>
+        <w:t xml:space="preserve">            --ref "$ref" \</w:t>
+      </w:r>
+      <w:r>
+        <w:br/>
+      </w:r>
+      <w:r>
+        <w:rPr>
+          <w:rStyle w:val="VerbatimChar"/>
+        </w:rPr>
+        <w:t xml:space="preserve">            -o "~{output_file_name}"</w:t>
+      </w:r>
+      <w:r>
+        <w:br/>
+      </w:r>
+      <w:r>
+        <w:rPr>
+          <w:rStyle w:val="VerbatimChar"/>
+        </w:rPr>
+        <w:t xml:space="preserve">    &gt;&gt;&gt;</w:t>
+      </w:r>
+      <w:r>
+        <w:br/>
+      </w:r>
+      <w:r>
+        <w:br/>
+      </w:r>
+      <w:r>
+        <w:rPr>
+          <w:rStyle w:val="VerbatimChar"/>
+        </w:rPr>
+        <w:t xml:space="preserve">    runtime {</w:t>
+      </w:r>
+      <w:r>
+        <w:br/>
+      </w:r>
+      <w:r>
+        <w:rPr>
+          <w:rStyle w:val="VerbatimChar"/>
+        </w:rPr>
+        <w:t xml:space="preserve">        docker: "ashedpotatoes/usher-plus:0.0.2"</w:t>
+      </w:r>
+      <w:r>
+        <w:br/>
+      </w:r>
+      <w:r>
+        <w:rPr>
+          <w:rStyle w:val="VerbatimChar"/>
+        </w:rPr>
+        <w:t xml:space="preserve">    }</w:t>
+      </w:r>
+      <w:r>
+        <w:br/>
+      </w:r>
+      <w:r>
+        <w:br/>
+      </w:r>
+      <w:r>
+        <w:rPr>
+          <w:rStyle w:val="VerbatimChar"/>
+        </w:rPr>
+        <w:t xml:space="preserve">    output {</w:t>
+      </w:r>
+      <w:r>
+        <w:br/>
+      </w:r>
+      <w:r>
+        <w:rPr>
+          <w:rStyle w:val="VerbatimChar"/>
+        </w:rPr>
+        <w:t xml:space="preserve">        File usher_tree = output_file_name</w:t>
+      </w:r>
+      <w:r>
+        <w:br/>
+      </w:r>
+      <w:r>
+        <w:rPr>
+          <w:rStyle w:val="VerbatimChar"/>
+        </w:rPr>
+        <w:t xml:space="preserve">    }</w:t>
+      </w:r>
+      <w:r>
+        <w:br/>
+      </w:r>
+      <w:r>
+        <w:rPr>
+          <w:rStyle w:val="VerbatimChar"/>
+        </w:rPr>
+        <w:t xml:space="preserve">}</w:t>
+      </w:r>
+    </w:p>
+    <w:bookmarkEnd w:id="118"/>
+    <w:bookmarkStart w:id="121" w:name="optional-outputs"/>
+    <w:p>
+      <w:pPr>
+        <w:pStyle w:val="Heading2"/>
+      </w:pPr>
+      <w:r>
+        <w:rPr>
+          <w:rStyle w:val="SectionNumber"/>
+        </w:rPr>
+        <w:t xml:space="preserve">8.2</w:t>
+      </w:r>
+      <w:r>
+        <w:tab/>
+      </w:r>
+      <w:r>
+        <w:t xml:space="preserve">Optional outputs</w:t>
+      </w:r>
+    </w:p>
+    <w:p>
+      <w:pPr>
+        <w:pStyle w:val="FirstParagraph"/>
+      </w:pPr>
+      <w:r>
+        <w:t xml:space="preserve">Optional outputs are usually created by explictly declaring a task or workflow’s output variable to be optional. They can also be created by enclosing a task within an if-block, which will cause all outputs of that task to be considered optional.</w:t>
+      </w:r>
+    </w:p>
+    <w:bookmarkStart w:id="119" w:name="declaring-a-tasks-output-to-be-optional"/>
+    <w:p>
+      <w:pPr>
+        <w:pStyle w:val="Heading3"/>
+      </w:pPr>
+      <w:r>
+        <w:rPr>
+          <w:rStyle w:val="SectionNumber"/>
+        </w:rPr>
+        <w:t xml:space="preserve">8.2.1</w:t>
+      </w:r>
+      <w:r>
+        <w:tab/>
+      </w:r>
+      <w:r>
+        <w:t xml:space="preserve">Declaring a task’s output to be optional</w:t>
+      </w:r>
+    </w:p>
+    <w:p>
+      <w:pPr>
+        <w:pStyle w:val="FirstParagraph"/>
+      </w:pPr>
+      <w:r>
+        <w:t xml:space="preserve">Most backends will save the task-level outputs of a task, even if those outputs are not workflow-level outputs. This can be very useful if you want to be able to check intermediate files, or perhaps log files for certain bioinformatic tools. However, if you’re not actively debugging, those files may take up a lot of space on your backend if you’re running on many samples over time.</w:t>
+      </w:r>
+    </w:p>
+    <w:p>
+      <w:pPr>
+        <w:pStyle w:val="BodyText"/>
+      </w:pPr>
+      <w:r>
+        <w:t xml:space="preserve">You could change the workflow every time you wish to keep those intermediate inputs, but it would be easier to make the output optional.</w:t>
+      </w:r>
+    </w:p>
+    <w:p>
+      <w:pPr>
+        <w:pStyle w:val="SourceCode"/>
+      </w:pPr>
+      <w:r>
+        <w:rPr>
+          <w:rStyle w:val="VerbatimChar"/>
+        </w:rPr>
+        <w:t xml:space="preserve">task usher_sampled_diff {</w:t>
+      </w:r>
+      <w:r>
+        <w:br/>
+      </w:r>
+      <w:r>
+        <w:rPr>
+          <w:rStyle w:val="VerbatimChar"/>
+        </w:rPr>
+        <w:t xml:space="preserve">    input {</w:t>
+      </w:r>
+      <w:r>
+        <w:br/>
+      </w:r>
+      <w:r>
+        <w:rPr>
+          <w:rStyle w:val="VerbatimChar"/>
+        </w:rPr>
+        <w:t xml:space="preserve">        File diff</w:t>
+      </w:r>
+      <w:r>
+        <w:br/>
+      </w:r>
+      <w:r>
+        <w:rPr>
+          <w:rStyle w:val="VerbatimChar"/>
+        </w:rPr>
+        <w:t xml:space="preserve">        File input_tree  # in MAT format, extension should be .pb</w:t>
+      </w:r>
+      <w:r>
+        <w:br/>
+      </w:r>
+      <w:r>
+        <w:rPr>
+          <w:rStyle w:val="VerbatimChar"/>
+        </w:rPr>
+        <w:t xml:space="preserve">        String output_file_name</w:t>
+      </w:r>
+      <w:r>
+        <w:br/>
+      </w:r>
+      <w:r>
+        <w:rPr>
+          <w:rStyle w:val="VerbatimChar"/>
+        </w:rPr>
+        <w:t xml:space="preserve">        File? ref_genome</w:t>
+      </w:r>
+      <w:r>
+        <w:br/>
+      </w:r>
+      <w:r>
+        <w:rPr>
+          <w:rStyle w:val="VerbatimChar"/>
+        </w:rPr>
+        <w:t xml:space="preserve">        Boolean detailed_clades</w:t>
+      </w:r>
+      <w:r>
+        <w:br/>
+      </w:r>
+      <w:r>
+        <w:rPr>
+          <w:rStyle w:val="VerbatimChar"/>
+        </w:rPr>
+        <w:t xml:space="preserve">    }</w:t>
+      </w:r>
+      <w:r>
+        <w:br/>
+      </w:r>
+      <w:r>
+        <w:rPr>
+          <w:rStyle w:val="VerbatimChar"/>
+        </w:rPr>
+        <w:t xml:space="preserve">    # UShER will output clade information if you pass the -D flag to it, but</w:t>
+      </w:r>
+      <w:r>
+        <w:br/>
+      </w:r>
+      <w:r>
+        <w:rPr>
+          <w:rStyle w:val="VerbatimChar"/>
+        </w:rPr>
+        <w:t xml:space="preserve">    # we don't want users to have to type in flags as a String variable. Instead,</w:t>
+      </w:r>
+      <w:r>
+        <w:br/>
+      </w:r>
+      <w:r>
+        <w:rPr>
+          <w:rStyle w:val="VerbatimChar"/>
+        </w:rPr>
+        <w:t xml:space="preserve">    # we just make a Boolean variable called detailed_clades, and outside the inputs</w:t>
+      </w:r>
+      <w:r>
+        <w:br/>
+      </w:r>
+      <w:r>
+        <w:rPr>
+          <w:rStyle w:val="VerbatimChar"/>
+        </w:rPr>
+        <w:t xml:space="preserve">    # section, we write the string "-D" if detailed_clades is true, or an empty string</w:t>
+      </w:r>
+      <w:r>
+        <w:br/>
+      </w:r>
+      <w:r>
+        <w:rPr>
+          <w:rStyle w:val="VerbatimChar"/>
+        </w:rPr>
+        <w:t xml:space="preserve">    # if detailed_clades is false.</w:t>
+      </w:r>
+      <w:r>
+        <w:br/>
+      </w:r>
+      <w:r>
+        <w:rPr>
+          <w:rStyle w:val="VerbatimChar"/>
+        </w:rPr>
+        <w:t xml:space="preserve">    String detailed_clades_flag = if !(detailed_clades) then "" else "-D "</w:t>
+      </w:r>
+      <w:r>
+        <w:br/>
+      </w:r>
+      <w:r>
+        <w:br/>
+      </w:r>
+      <w:r>
+        <w:rPr>
+          <w:rStyle w:val="VerbatimChar"/>
+        </w:rPr>
+        <w:t xml:space="preserve">    command &lt;&lt;&lt;</w:t>
+      </w:r>
+      <w:r>
+        <w:br/>
+      </w:r>
+      <w:r>
+        <w:rPr>
+          <w:rStyle w:val="VerbatimChar"/>
+        </w:rPr>
+        <w:t xml:space="preserve">        if [[ "~{ref_genome}" = "" ]]</w:t>
+      </w:r>
+      <w:r>
+        <w:br/>
+      </w:r>
+      <w:r>
+        <w:rPr>
+          <w:rStyle w:val="VerbatimChar"/>
+        </w:rPr>
+        <w:t xml:space="preserve">        then</w:t>
+      </w:r>
+      <w:r>
+        <w:br/>
+      </w:r>
+      <w:r>
+        <w:rPr>
+          <w:rStyle w:val="VerbatimChar"/>
+        </w:rPr>
+        <w:t xml:space="preserve">            ref="/HOME/usher/ref/Ref.H37Rv/ref.fa"</w:t>
+      </w:r>
+      <w:r>
+        <w:br/>
+      </w:r>
+      <w:r>
+        <w:rPr>
+          <w:rStyle w:val="VerbatimChar"/>
+        </w:rPr>
+        <w:t xml:space="preserve">        else</w:t>
+      </w:r>
+      <w:r>
+        <w:br/>
+      </w:r>
+      <w:r>
+        <w:rPr>
+          <w:rStyle w:val="VerbatimChar"/>
+        </w:rPr>
+        <w:t xml:space="preserve">            ref="~{ref_genome}"</w:t>
+      </w:r>
+      <w:r>
+        <w:br/>
+      </w:r>
+      <w:r>
+        <w:rPr>
+          <w:rStyle w:val="VerbatimChar"/>
+        </w:rPr>
+        <w:t xml:space="preserve">        fi</w:t>
+      </w:r>
+      <w:r>
+        <w:br/>
+      </w:r>
+      <w:r>
+        <w:br/>
+      </w:r>
+      <w:r>
+        <w:rPr>
+          <w:rStyle w:val="VerbatimChar"/>
+        </w:rPr>
+        <w:t xml:space="preserve">        usher-sampled ~{detailed_clades_flag} \ </w:t>
+      </w:r>
+      <w:r>
+        <w:br/>
+      </w:r>
+      <w:r>
+        <w:rPr>
+          <w:rStyle w:val="VerbatimChar"/>
+        </w:rPr>
+        <w:t xml:space="preserve">            --diff "~{diff}" \</w:t>
+      </w:r>
+      <w:r>
+        <w:br/>
+      </w:r>
+      <w:r>
+        <w:rPr>
+          <w:rStyle w:val="VerbatimChar"/>
+        </w:rPr>
+        <w:t xml:space="preserve">            -i "${input_tree}" \</w:t>
+      </w:r>
+      <w:r>
+        <w:br/>
+      </w:r>
+      <w:r>
+        <w:rPr>
+          <w:rStyle w:val="VerbatimChar"/>
+        </w:rPr>
+        <w:t xml:space="preserve">            --ref "$ref" \</w:t>
+      </w:r>
+      <w:r>
+        <w:br/>
+      </w:r>
+      <w:r>
+        <w:rPr>
+          <w:rStyle w:val="VerbatimChar"/>
+        </w:rPr>
+        <w:t xml:space="preserve">            -o "~{output_file_name}"</w:t>
+      </w:r>
+      <w:r>
+        <w:br/>
+      </w:r>
+      <w:r>
+        <w:rPr>
+          <w:rStyle w:val="VerbatimChar"/>
+        </w:rPr>
+        <w:t xml:space="preserve">    &gt;&gt;&gt;</w:t>
+      </w:r>
+      <w:r>
+        <w:br/>
+      </w:r>
+      <w:r>
+        <w:br/>
+      </w:r>
+      <w:r>
+        <w:rPr>
+          <w:rStyle w:val="VerbatimChar"/>
+        </w:rPr>
+        <w:t xml:space="preserve">    runtime {</w:t>
+      </w:r>
+      <w:r>
+        <w:br/>
+      </w:r>
+      <w:r>
+        <w:rPr>
+          <w:rStyle w:val="VerbatimChar"/>
+        </w:rPr>
+        <w:t xml:space="preserve">        docker: "ashedpotatoes/usher-plus:0.0.2"</w:t>
+      </w:r>
+      <w:r>
+        <w:br/>
+      </w:r>
+      <w:r>
+        <w:rPr>
+          <w:rStyle w:val="VerbatimChar"/>
+        </w:rPr>
+        <w:t xml:space="preserve">    }</w:t>
+      </w:r>
+      <w:r>
+        <w:br/>
+      </w:r>
+      <w:r>
+        <w:br/>
+      </w:r>
+      <w:r>
+        <w:rPr>
+          <w:rStyle w:val="VerbatimChar"/>
+        </w:rPr>
+        <w:t xml:space="preserve">    output {</w:t>
+      </w:r>
+      <w:r>
+        <w:br/>
+      </w:r>
+      <w:r>
+        <w:rPr>
+          <w:rStyle w:val="VerbatimChar"/>
+        </w:rPr>
+        <w:t xml:space="preserve">        File usher_tree = output_file_name</w:t>
+      </w:r>
+      <w:r>
+        <w:br/>
+      </w:r>
+      <w:r>
+        <w:rPr>
+          <w:rStyle w:val="VerbatimChar"/>
+        </w:rPr>
+        <w:t xml:space="preserve">        File? clades = "clades.txt" # only if detailed_clades = true</w:t>
+      </w:r>
+      <w:r>
+        <w:br/>
+      </w:r>
+      <w:r>
+        <w:rPr>
+          <w:rStyle w:val="VerbatimChar"/>
+        </w:rPr>
+        <w:t xml:space="preserve">    }</w:t>
+      </w:r>
+      <w:r>
+        <w:br/>
+      </w:r>
+      <w:r>
+        <w:rPr>
+          <w:rStyle w:val="VerbatimChar"/>
+        </w:rPr>
+        <w:t xml:space="preserve">}</w:t>
+      </w:r>
+    </w:p>
+    <w:p>
+      <w:pPr>
+        <w:pStyle w:val="FirstParagraph"/>
+      </w:pPr>
+      <w:r>
+        <w:t xml:space="preserve">If we want, we can make this task-level output a workflow-level output – perhaps we use a backend that does not save task-level outputs, or it is simply easier to access workflow-level outputs on this particular backend. Provided that the task is not scattered, this is very easy to do. (We’ll talk about scattered tasks later, as they complicate matters.) In the workflow output sections, we simply define the output as optional like we did in the task itself.</w:t>
+      </w:r>
+    </w:p>
+    <w:bookmarkEnd w:id="119"/>
+    <w:bookmarkStart w:id="120" w:name="making-an-entire-task-optional"/>
+    <w:p>
+      <w:pPr>
+        <w:pStyle w:val="Heading3"/>
+      </w:pPr>
+      <w:r>
+        <w:rPr>
+          <w:rStyle w:val="SectionNumber"/>
+        </w:rPr>
+        <w:t xml:space="preserve">8.2.2</w:t>
+      </w:r>
+      <w:r>
+        <w:tab/>
+      </w:r>
+      <w:r>
+        <w:t xml:space="preserve">Making an entire task optional</w:t>
+      </w:r>
+    </w:p>
+    <w:p>
+      <w:pPr>
+        <w:pStyle w:val="FirstParagraph"/>
+      </w:pPr>
+      <w:r>
+        <w:t xml:space="preserve">Let’s say we want to make an entire task optional. Perhaps it provides additional QC information, or isn’t relevent to certain data types.</w:t>
+      </w:r>
+    </w:p>
+    <w:p>
+      <w:pPr>
+        <w:pStyle w:val="BodyText"/>
+      </w:pPr>
+      <w:r>
+        <w:t xml:space="preserve">Although WDL has a concept of</w:t>
+      </w:r>
+      <w:r>
+        <w:t xml:space="preserve"> </w:t>
+      </w:r>
+      <w:r>
+        <w:rPr>
+          <w:rStyle w:val="VerbatimChar"/>
+        </w:rPr>
+        <w:t xml:space="preserve">if</w:t>
+      </w:r>
+      <w:r>
+        <w:t xml:space="preserve">, it does not have any concept of</w:t>
+      </w:r>
+      <w:r>
+        <w:t xml:space="preserve"> </w:t>
+      </w:r>
+      <w:r>
+        <w:rPr>
+          <w:rStyle w:val="VerbatimChar"/>
+        </w:rPr>
+        <w:t xml:space="preserve">else</w:t>
+      </w:r>
+      <w:r>
+        <w:t xml:space="preserve">, so to make mutually exclusive tasks, you essentially need use two mutually exclusive if-statements. In the example below, we use two mutually exclusive if-statements to decide whether to run task_x or task_y. This is a valid way of doing things, and will work as expected:</w:t>
+      </w:r>
+    </w:p>
+    <w:p>
+      <w:pPr>
+        <w:pStyle w:val="SourceCode"/>
+      </w:pPr>
+      <w:r>
+        <w:rPr>
+          <w:rStyle w:val="VerbatimChar"/>
+        </w:rPr>
+        <w:t xml:space="preserve">workflow do_x_or_y {</w:t>
+      </w:r>
+      <w:r>
+        <w:br/>
+      </w:r>
+      <w:r>
+        <w:rPr>
+          <w:rStyle w:val="VerbatimChar"/>
+        </w:rPr>
+        <w:t xml:space="preserve">    input {</w:t>
+      </w:r>
+      <w:r>
+        <w:br/>
+      </w:r>
+      <w:r>
+        <w:rPr>
+          <w:rStyle w:val="VerbatimChar"/>
+        </w:rPr>
+        <w:t xml:space="preserve">        Boolean do_x = true # if true do task_x, if false do task_y</w:t>
+      </w:r>
+      <w:r>
+        <w:br/>
+      </w:r>
+      <w:r>
+        <w:rPr>
+          <w:rStyle w:val="VerbatimChar"/>
+        </w:rPr>
+        <w:t xml:space="preserve">        File some_input</w:t>
+      </w:r>
+      <w:r>
+        <w:br/>
+      </w:r>
+      <w:r>
+        <w:rPr>
+          <w:rStyle w:val="VerbatimChar"/>
+        </w:rPr>
+        <w:t xml:space="preserve">    }</w:t>
+      </w:r>
+      <w:r>
+        <w:br/>
+      </w:r>
+      <w:r>
+        <w:rPr>
+          <w:rStyle w:val="VerbatimChar"/>
+        </w:rPr>
+        <w:t xml:space="preserve">    if (do_x = true) {</w:t>
+      </w:r>
+      <w:r>
+        <w:br/>
+      </w:r>
+      <w:r>
+        <w:rPr>
+          <w:rStyle w:val="VerbatimChar"/>
+        </w:rPr>
+        <w:t xml:space="preserve">        call task_x {</w:t>
+      </w:r>
+      <w:r>
+        <w:br/>
+      </w:r>
+      <w:r>
+        <w:rPr>
+          <w:rStyle w:val="VerbatimChar"/>
+        </w:rPr>
+        <w:t xml:space="preserve">            input:</w:t>
+      </w:r>
+      <w:r>
+        <w:br/>
+      </w:r>
+      <w:r>
+        <w:rPr>
+          <w:rStyle w:val="VerbatimChar"/>
+        </w:rPr>
+        <w:t xml:space="preserve">                some_input = some_input</w:t>
+      </w:r>
+      <w:r>
+        <w:br/>
+      </w:r>
+      <w:r>
+        <w:rPr>
+          <w:rStyle w:val="VerbatimChar"/>
+        </w:rPr>
+        <w:t xml:space="preserve">        }</w:t>
+      </w:r>
+      <w:r>
+        <w:br/>
+      </w:r>
+      <w:r>
+        <w:rPr>
+          <w:rStyle w:val="VerbatimChar"/>
+        </w:rPr>
+        <w:t xml:space="preserve">    }</w:t>
+      </w:r>
+      <w:r>
+        <w:br/>
+      </w:r>
+      <w:r>
+        <w:rPr>
+          <w:rStyle w:val="VerbatimChar"/>
+        </w:rPr>
+        <w:t xml:space="preserve">    if (do_x = false) {</w:t>
+      </w:r>
+      <w:r>
+        <w:br/>
+      </w:r>
+      <w:r>
+        <w:rPr>
+          <w:rStyle w:val="VerbatimChar"/>
+        </w:rPr>
+        <w:t xml:space="preserve">        call task_y {</w:t>
+      </w:r>
+      <w:r>
+        <w:br/>
+      </w:r>
+      <w:r>
+        <w:rPr>
+          <w:rStyle w:val="VerbatimChar"/>
+        </w:rPr>
+        <w:t xml:space="preserve">         input:</w:t>
+      </w:r>
+      <w:r>
+        <w:br/>
+      </w:r>
+      <w:r>
+        <w:rPr>
+          <w:rStyle w:val="VerbatimChar"/>
+        </w:rPr>
+        <w:t xml:space="preserve">                some_input = some_input</w:t>
+      </w:r>
+      <w:r>
+        <w:br/>
+      </w:r>
+      <w:r>
+        <w:rPr>
+          <w:rStyle w:val="VerbatimChar"/>
+        </w:rPr>
+        <w:t xml:space="preserve">        }</w:t>
+      </w:r>
+      <w:r>
+        <w:br/>
+      </w:r>
+      <w:r>
+        <w:rPr>
+          <w:rStyle w:val="VerbatimChar"/>
+        </w:rPr>
+        <w:t xml:space="preserve">    }</w:t>
+      </w:r>
+      <w:r>
+        <w:br/>
+      </w:r>
+      <w:r>
+        <w:rPr>
+          <w:rStyle w:val="VerbatimChar"/>
+        </w:rPr>
+        <w:t xml:space="preserve">}</w:t>
+      </w:r>
+    </w:p>
+    <w:p>
+      <w:pPr>
+        <w:pStyle w:val="FirstParagraph"/>
+      </w:pPr>
+      <w:r>
+        <w:t xml:space="preserve">However, we need to keep in mind that WDL is not</w:t>
+      </w:r>
+      <w:r>
+        <w:t xml:space="preserve"> </w:t>
+      </w:r>
+      <w:r>
+        <w:t xml:space="preserve">“</w:t>
+      </w:r>
+      <w:r>
+        <w:t xml:space="preserve">aware</w:t>
+      </w:r>
+      <w:r>
+        <w:t xml:space="preserve">”</w:t>
+      </w:r>
+      <w:r>
+        <w:t xml:space="preserve"> </w:t>
+      </w:r>
+      <w:r>
+        <w:t xml:space="preserve">that these two tasks are mutually exclusive. You and I both know that if task_x has run, then task_y must not have run, but your WDL executor does not know this. So, as a consequence, you cannot use mutually exclusive if-blocks to set a variable to a particular value.</w:t>
+      </w:r>
+    </w:p>
+    <w:p>
+      <w:pPr>
+        <w:pStyle w:val="SourceCode"/>
+      </w:pPr>
+      <w:r>
+        <w:rPr>
+          <w:rStyle w:val="VerbatimChar"/>
+        </w:rPr>
+        <w:t xml:space="preserve"># this workflow will fail miniwdl check or womtool</w:t>
+      </w:r>
+      <w:r>
+        <w:br/>
+      </w:r>
+      <w:r>
+        <w:rPr>
+          <w:rStyle w:val="VerbatimChar"/>
+        </w:rPr>
+        <w:t xml:space="preserve">workflow do_x_or_y {</w:t>
+      </w:r>
+      <w:r>
+        <w:br/>
+      </w:r>
+      <w:r>
+        <w:rPr>
+          <w:rStyle w:val="VerbatimChar"/>
+        </w:rPr>
+        <w:t xml:space="preserve">    input {</w:t>
+      </w:r>
+      <w:r>
+        <w:br/>
+      </w:r>
+      <w:r>
+        <w:rPr>
+          <w:rStyle w:val="VerbatimChar"/>
+        </w:rPr>
+        <w:t xml:space="preserve">        Boolean do_x = true # if true do task_x, if false do task_y</w:t>
+      </w:r>
+      <w:r>
+        <w:br/>
+      </w:r>
+      <w:r>
+        <w:rPr>
+          <w:rStyle w:val="VerbatimChar"/>
+        </w:rPr>
+        <w:t xml:space="preserve">        File some_input</w:t>
+      </w:r>
+      <w:r>
+        <w:br/>
+      </w:r>
+      <w:r>
+        <w:rPr>
+          <w:rStyle w:val="VerbatimChar"/>
+        </w:rPr>
+        <w:t xml:space="preserve">    }</w:t>
+      </w:r>
+      <w:r>
+        <w:br/>
+      </w:r>
+      <w:r>
+        <w:rPr>
+          <w:rStyle w:val="VerbatimChar"/>
+        </w:rPr>
+        <w:t xml:space="preserve">    if (do_x = true) {</w:t>
+      </w:r>
+      <w:r>
+        <w:br/>
+      </w:r>
+      <w:r>
+        <w:rPr>
+          <w:rStyle w:val="VerbatimChar"/>
+        </w:rPr>
+        <w:t xml:space="preserve">        Int some_variable = 10  # this is problematic, even though only one of these if blocks will execute!</w:t>
+      </w:r>
+      <w:r>
+        <w:br/>
+      </w:r>
+      <w:r>
+        <w:rPr>
+          <w:rStyle w:val="VerbatimChar"/>
+        </w:rPr>
+        <w:t xml:space="preserve">        call task_x {</w:t>
+      </w:r>
+      <w:r>
+        <w:br/>
+      </w:r>
+      <w:r>
+        <w:rPr>
+          <w:rStyle w:val="VerbatimChar"/>
+        </w:rPr>
+        <w:t xml:space="preserve">            input:</w:t>
+      </w:r>
+      <w:r>
+        <w:br/>
+      </w:r>
+      <w:r>
+        <w:rPr>
+          <w:rStyle w:val="VerbatimChar"/>
+        </w:rPr>
+        <w:t xml:space="preserve">                some_input = some_input</w:t>
+      </w:r>
+      <w:r>
+        <w:br/>
+      </w:r>
+      <w:r>
+        <w:rPr>
+          <w:rStyle w:val="VerbatimChar"/>
+        </w:rPr>
+        <w:t xml:space="preserve">        }</w:t>
+      </w:r>
+      <w:r>
+        <w:br/>
+      </w:r>
+      <w:r>
+        <w:rPr>
+          <w:rStyle w:val="VerbatimChar"/>
+        </w:rPr>
+        <w:t xml:space="preserve">    }</w:t>
+      </w:r>
+      <w:r>
+        <w:br/>
+      </w:r>
+      <w:r>
+        <w:rPr>
+          <w:rStyle w:val="VerbatimChar"/>
+        </w:rPr>
+        <w:t xml:space="preserve">    if (do_x = false) {</w:t>
+      </w:r>
+      <w:r>
+        <w:br/>
+      </w:r>
+      <w:r>
+        <w:rPr>
+          <w:rStyle w:val="VerbatimChar"/>
+        </w:rPr>
+        <w:t xml:space="preserve">        Int some_variable = 5  # this is problematic, even though only one of these if blocks will execute!</w:t>
+      </w:r>
+      <w:r>
+        <w:br/>
+      </w:r>
+      <w:r>
+        <w:rPr>
+          <w:rStyle w:val="VerbatimChar"/>
+        </w:rPr>
+        <w:t xml:space="preserve">        call task_y {</w:t>
+      </w:r>
+      <w:r>
+        <w:br/>
+      </w:r>
+      <w:r>
+        <w:rPr>
+          <w:rStyle w:val="VerbatimChar"/>
+        </w:rPr>
+        <w:t xml:space="preserve">         input:</w:t>
+      </w:r>
+      <w:r>
+        <w:br/>
+      </w:r>
+      <w:r>
+        <w:rPr>
+          <w:rStyle w:val="VerbatimChar"/>
+        </w:rPr>
+        <w:t xml:space="preserve">                some_input = some_input</w:t>
+      </w:r>
+      <w:r>
+        <w:br/>
+      </w:r>
+      <w:r>
+        <w:rPr>
+          <w:rStyle w:val="VerbatimChar"/>
+        </w:rPr>
+        <w:t xml:space="preserve">        }</w:t>
+      </w:r>
+      <w:r>
+        <w:br/>
+      </w:r>
+      <w:r>
+        <w:rPr>
+          <w:rStyle w:val="VerbatimChar"/>
+        </w:rPr>
+        <w:t xml:space="preserve">    }</w:t>
+      </w:r>
+      <w:r>
+        <w:br/>
+      </w:r>
+      <w:r>
+        <w:rPr>
+          <w:rStyle w:val="VerbatimChar"/>
+        </w:rPr>
+        <w:t xml:space="preserve">}</w:t>
+      </w:r>
+    </w:p>
+    <w:p>
+      <w:pPr>
+        <w:pStyle w:val="FirstParagraph"/>
+      </w:pPr>
+      <w:r>
+        <w:t xml:space="preserve">Another consequence is that both of your mutually exclusive tasks’ outputs will be considered optional types, even though you can be certain that set of outputs absolutely do exist and one set of outputs absolutely do not exist.</w:t>
+      </w:r>
+    </w:p>
+    <w:p>
+      <w:pPr>
+        <w:pStyle w:val="SourceCode"/>
+      </w:pPr>
+      <w:r>
+        <w:rPr>
+          <w:rStyle w:val="VerbatimChar"/>
+        </w:rPr>
+        <w:t xml:space="preserve">workflow do_x_or_y {</w:t>
+      </w:r>
+      <w:r>
+        <w:br/>
+      </w:r>
+      <w:r>
+        <w:rPr>
+          <w:rStyle w:val="VerbatimChar"/>
+        </w:rPr>
+        <w:t xml:space="preserve">    input {</w:t>
+      </w:r>
+      <w:r>
+        <w:br/>
+      </w:r>
+      <w:r>
+        <w:rPr>
+          <w:rStyle w:val="VerbatimChar"/>
+        </w:rPr>
+        <w:t xml:space="preserve">        Boolean do_x = true # if true do task_x, if false do task_y</w:t>
+      </w:r>
+      <w:r>
+        <w:br/>
+      </w:r>
+      <w:r>
+        <w:rPr>
+          <w:rStyle w:val="VerbatimChar"/>
+        </w:rPr>
+        <w:t xml:space="preserve">        File some_input</w:t>
+      </w:r>
+      <w:r>
+        <w:br/>
+      </w:r>
+      <w:r>
+        <w:rPr>
+          <w:rStyle w:val="VerbatimChar"/>
+        </w:rPr>
+        <w:t xml:space="preserve">    }</w:t>
+      </w:r>
+      <w:r>
+        <w:br/>
+      </w:r>
+      <w:r>
+        <w:rPr>
+          <w:rStyle w:val="VerbatimChar"/>
+        </w:rPr>
+        <w:t xml:space="preserve">    if (do_x = true) {</w:t>
+      </w:r>
+      <w:r>
+        <w:br/>
+      </w:r>
+      <w:r>
+        <w:rPr>
+          <w:rStyle w:val="VerbatimChar"/>
+        </w:rPr>
+        <w:t xml:space="preserve">        call task_x {</w:t>
+      </w:r>
+      <w:r>
+        <w:br/>
+      </w:r>
+      <w:r>
+        <w:rPr>
+          <w:rStyle w:val="VerbatimChar"/>
+        </w:rPr>
+        <w:t xml:space="preserve">            input:</w:t>
+      </w:r>
+      <w:r>
+        <w:br/>
+      </w:r>
+      <w:r>
+        <w:rPr>
+          <w:rStyle w:val="VerbatimChar"/>
+        </w:rPr>
+        <w:t xml:space="preserve">                some_input = some_input</w:t>
+      </w:r>
+      <w:r>
+        <w:br/>
+      </w:r>
+      <w:r>
+        <w:rPr>
+          <w:rStyle w:val="VerbatimChar"/>
+        </w:rPr>
+        <w:t xml:space="preserve">        }</w:t>
+      </w:r>
+      <w:r>
+        <w:br/>
+      </w:r>
+      <w:r>
+        <w:rPr>
+          <w:rStyle w:val="VerbatimChar"/>
+        </w:rPr>
+        <w:t xml:space="preserve">    }</w:t>
+      </w:r>
+      <w:r>
+        <w:br/>
+      </w:r>
+      <w:r>
+        <w:rPr>
+          <w:rStyle w:val="VerbatimChar"/>
+        </w:rPr>
+        <w:t xml:space="preserve">    if (do_x = false) {</w:t>
+      </w:r>
+      <w:r>
+        <w:br/>
+      </w:r>
+      <w:r>
+        <w:rPr>
+          <w:rStyle w:val="VerbatimChar"/>
+        </w:rPr>
+        <w:t xml:space="preserve">        call task_y {</w:t>
+      </w:r>
+      <w:r>
+        <w:br/>
+      </w:r>
+      <w:r>
+        <w:rPr>
+          <w:rStyle w:val="VerbatimChar"/>
+        </w:rPr>
+        <w:t xml:space="preserve">         input:</w:t>
+      </w:r>
+      <w:r>
+        <w:br/>
+      </w:r>
+      <w:r>
+        <w:rPr>
+          <w:rStyle w:val="VerbatimChar"/>
+        </w:rPr>
+        <w:t xml:space="preserve">                some_input = some_input</w:t>
+      </w:r>
+      <w:r>
+        <w:br/>
+      </w:r>
+      <w:r>
+        <w:rPr>
+          <w:rStyle w:val="VerbatimChar"/>
+        </w:rPr>
+        <w:t xml:space="preserve">        }</w:t>
+      </w:r>
+      <w:r>
+        <w:br/>
+      </w:r>
+      <w:r>
+        <w:rPr>
+          <w:rStyle w:val="VerbatimChar"/>
+        </w:rPr>
+        <w:t xml:space="preserve">    }</w:t>
+      </w:r>
+      <w:r>
+        <w:br/>
+      </w:r>
+      <w:r>
+        <w:br/>
+      </w:r>
+      <w:r>
+        <w:rPr>
+          <w:rStyle w:val="VerbatimChar"/>
+        </w:rPr>
+        <w:t xml:space="preserve">    outputs {</w:t>
+      </w:r>
+      <w:r>
+        <w:br/>
+      </w:r>
+      <w:r>
+        <w:rPr>
+          <w:rStyle w:val="VerbatimChar"/>
+        </w:rPr>
+        <w:t xml:space="preserve">        # these both MUST be optional</w:t>
+      </w:r>
+      <w:r>
+        <w:br/>
+      </w:r>
+      <w:r>
+        <w:rPr>
+          <w:rStyle w:val="VerbatimChar"/>
+        </w:rPr>
+        <w:t xml:space="preserve">        File? task_x_output = task_x.something</w:t>
+      </w:r>
+      <w:r>
+        <w:br/>
+      </w:r>
+      <w:r>
+        <w:rPr>
+          <w:rStyle w:val="VerbatimChar"/>
+        </w:rPr>
+        <w:t xml:space="preserve">        File? task_y_output = task_y.something</w:t>
+      </w:r>
+      <w:r>
+        <w:br/>
+      </w:r>
+      <w:r>
+        <w:rPr>
+          <w:rStyle w:val="VerbatimChar"/>
+        </w:rPr>
+        <w:t xml:space="preserve">    }</w:t>
+      </w:r>
+      <w:r>
+        <w:br/>
+      </w:r>
+      <w:r>
+        <w:rPr>
+          <w:rStyle w:val="VerbatimChar"/>
+        </w:rPr>
+        <w:t xml:space="preserve">}</w:t>
+      </w:r>
+    </w:p>
+    <w:bookmarkEnd w:id="120"/>
+    <w:bookmarkEnd w:id="121"/>
+    <w:bookmarkStart w:id="122" w:name="checking-if-a-variable-is-defined"/>
+    <w:p>
+      <w:pPr>
+        <w:pStyle w:val="Heading2"/>
+      </w:pPr>
+      <w:r>
+        <w:rPr>
+          <w:rStyle w:val="SectionNumber"/>
+        </w:rPr>
+        <w:t xml:space="preserve">8.3</w:t>
+      </w:r>
+      <w:r>
+        <w:tab/>
+      </w:r>
+      <w:r>
+        <w:t xml:space="preserve">Checking if a variable is defined</w:t>
+      </w:r>
+    </w:p>
+    <w:p>
+      <w:pPr>
+        <w:pStyle w:val="FirstParagraph"/>
+      </w:pPr>
+      <w:r>
+        <w:t xml:space="preserve">You can check if a variable is defined at runtime using the WDL built-in</w:t>
+      </w:r>
+      <w:r>
+        <w:t xml:space="preserve"> </w:t>
+      </w:r>
+      <w:r>
+        <w:rPr>
+          <w:rStyle w:val="VerbatimChar"/>
+        </w:rPr>
+        <w:t xml:space="preserve">defined()</w:t>
+      </w:r>
+      <w:r>
+        <w:t xml:space="preserve">, which returns a Boolean value. However,</w:t>
+      </w:r>
+      <w:r>
+        <w:t xml:space="preserve"> </w:t>
+      </w:r>
+      <w:r>
+        <w:rPr>
+          <w:rStyle w:val="VerbatimChar"/>
+        </w:rPr>
+        <w:t xml:space="preserve">defined()</w:t>
+      </w:r>
+      <w:r>
+        <w:t xml:space="preserve"> </w:t>
+      </w:r>
+      <w:r>
+        <w:t xml:space="preserve">can give unexpected output, as we will go over later. For the time being, let’s use a simple example where we set a Boolean variable via</w:t>
+      </w:r>
+      <w:r>
+        <w:t xml:space="preserve"> </w:t>
+      </w:r>
+      <w:r>
+        <w:rPr>
+          <w:rStyle w:val="VerbatimChar"/>
+        </w:rPr>
+        <w:t xml:space="preserve">defined()</w:t>
+      </w:r>
+      <w:r>
+        <w:t xml:space="preserve">. This will work as expected – if task_x ran and created the output</w:t>
+      </w:r>
+      <w:r>
+        <w:t xml:space="preserve"> </w:t>
+      </w:r>
+      <w:r>
+        <w:rPr>
+          <w:rStyle w:val="VerbatimChar"/>
+        </w:rPr>
+        <w:t xml:space="preserve">task_x.something</w:t>
+      </w:r>
+      <w:r>
+        <w:t xml:space="preserve">, then</w:t>
+      </w:r>
+      <w:r>
+        <w:t xml:space="preserve"> </w:t>
+      </w:r>
+      <w:r>
+        <w:rPr>
+          <w:rStyle w:val="VerbatimChar"/>
+        </w:rPr>
+        <w:t xml:space="preserve">did_x_run</w:t>
+      </w:r>
+      <w:r>
+        <w:t xml:space="preserve"> </w:t>
+      </w:r>
+      <w:r>
+        <w:t xml:space="preserve">will be true, and so on.</w:t>
+      </w:r>
+    </w:p>
+    <w:p>
+      <w:pPr>
+        <w:pStyle w:val="SourceCode"/>
+      </w:pPr>
+      <w:r>
+        <w:rPr>
+          <w:rStyle w:val="VerbatimChar"/>
+        </w:rPr>
+        <w:t xml:space="preserve">workflow do_x_or_y {</w:t>
+      </w:r>
+      <w:r>
+        <w:br/>
+      </w:r>
+      <w:r>
+        <w:rPr>
+          <w:rStyle w:val="VerbatimChar"/>
+        </w:rPr>
+        <w:t xml:space="preserve">    input {</w:t>
+      </w:r>
+      <w:r>
+        <w:br/>
+      </w:r>
+      <w:r>
+        <w:rPr>
+          <w:rStyle w:val="VerbatimChar"/>
+        </w:rPr>
+        <w:t xml:space="preserve">        Boolean do_x = true # if true do task_x, if false do task_y</w:t>
+      </w:r>
+      <w:r>
+        <w:br/>
+      </w:r>
+      <w:r>
+        <w:rPr>
+          <w:rStyle w:val="VerbatimChar"/>
+        </w:rPr>
+        <w:t xml:space="preserve">        File some_input</w:t>
+      </w:r>
+      <w:r>
+        <w:br/>
+      </w:r>
+      <w:r>
+        <w:rPr>
+          <w:rStyle w:val="VerbatimChar"/>
+        </w:rPr>
+        <w:t xml:space="preserve">    }</w:t>
+      </w:r>
+      <w:r>
+        <w:br/>
+      </w:r>
+      <w:r>
+        <w:rPr>
+          <w:rStyle w:val="VerbatimChar"/>
+        </w:rPr>
+        <w:t xml:space="preserve">    if (do_x = true) {</w:t>
+      </w:r>
+      <w:r>
+        <w:br/>
+      </w:r>
+      <w:r>
+        <w:rPr>
+          <w:rStyle w:val="VerbatimChar"/>
+        </w:rPr>
+        <w:t xml:space="preserve">        call task_x {</w:t>
+      </w:r>
+      <w:r>
+        <w:br/>
+      </w:r>
+      <w:r>
+        <w:rPr>
+          <w:rStyle w:val="VerbatimChar"/>
+        </w:rPr>
+        <w:t xml:space="preserve">            input:</w:t>
+      </w:r>
+      <w:r>
+        <w:br/>
+      </w:r>
+      <w:r>
+        <w:rPr>
+          <w:rStyle w:val="VerbatimChar"/>
+        </w:rPr>
+        <w:t xml:space="preserve">                some_input = some_input</w:t>
+      </w:r>
+      <w:r>
+        <w:br/>
+      </w:r>
+      <w:r>
+        <w:rPr>
+          <w:rStyle w:val="VerbatimChar"/>
+        </w:rPr>
+        <w:t xml:space="preserve">        }</w:t>
+      </w:r>
+      <w:r>
+        <w:br/>
+      </w:r>
+      <w:r>
+        <w:rPr>
+          <w:rStyle w:val="VerbatimChar"/>
+        </w:rPr>
+        <w:t xml:space="preserve">    }</w:t>
+      </w:r>
+      <w:r>
+        <w:br/>
+      </w:r>
+      <w:r>
+        <w:rPr>
+          <w:rStyle w:val="VerbatimChar"/>
+        </w:rPr>
+        <w:t xml:space="preserve">    if (do_x = false) {</w:t>
+      </w:r>
+      <w:r>
+        <w:br/>
+      </w:r>
+      <w:r>
+        <w:rPr>
+          <w:rStyle w:val="VerbatimChar"/>
+        </w:rPr>
+        <w:t xml:space="preserve">        call task_y {</w:t>
+      </w:r>
+      <w:r>
+        <w:br/>
+      </w:r>
+      <w:r>
+        <w:rPr>
+          <w:rStyle w:val="VerbatimChar"/>
+        </w:rPr>
+        <w:t xml:space="preserve">         input:</w:t>
+      </w:r>
+      <w:r>
+        <w:br/>
+      </w:r>
+      <w:r>
+        <w:rPr>
+          <w:rStyle w:val="VerbatimChar"/>
+        </w:rPr>
+        <w:t xml:space="preserve">                some_input = some_input</w:t>
+      </w:r>
+      <w:r>
+        <w:br/>
+      </w:r>
+      <w:r>
+        <w:rPr>
+          <w:rStyle w:val="VerbatimChar"/>
+        </w:rPr>
+        <w:t xml:space="preserve">        }</w:t>
+      </w:r>
+      <w:r>
+        <w:br/>
+      </w:r>
+      <w:r>
+        <w:rPr>
+          <w:rStyle w:val="VerbatimChar"/>
+        </w:rPr>
+        <w:t xml:space="preserve">    }</w:t>
+      </w:r>
+      <w:r>
+        <w:br/>
+      </w:r>
+      <w:r>
+        <w:br/>
+      </w:r>
+      <w:r>
+        <w:rPr>
+          <w:rStyle w:val="VerbatimChar"/>
+        </w:rPr>
+        <w:t xml:space="preserve">    # these work as you would expect</w:t>
+      </w:r>
+      <w:r>
+        <w:br/>
+      </w:r>
+      <w:r>
+        <w:rPr>
+          <w:rStyle w:val="VerbatimChar"/>
+        </w:rPr>
+        <w:t xml:space="preserve">    Boolean did_x_run = defined(task_x.something)</w:t>
+      </w:r>
+      <w:r>
+        <w:br/>
+      </w:r>
+      <w:r>
+        <w:rPr>
+          <w:rStyle w:val="VerbatimChar"/>
+        </w:rPr>
+        <w:t xml:space="preserve">    Boolean did_y_run = defined(task_y.something)</w:t>
+      </w:r>
+      <w:r>
+        <w:br/>
+      </w:r>
+      <w:r>
+        <w:br/>
+      </w:r>
+      <w:r>
+        <w:rPr>
+          <w:rStyle w:val="VerbatimChar"/>
+        </w:rPr>
+        <w:t xml:space="preserve">    outputs {</w:t>
+      </w:r>
+      <w:r>
+        <w:br/>
+      </w:r>
+      <w:r>
+        <w:rPr>
+          <w:rStyle w:val="VerbatimChar"/>
+        </w:rPr>
+        <w:t xml:space="preserve">        File? task_x_output = task_x.something</w:t>
+      </w:r>
+      <w:r>
+        <w:br/>
+      </w:r>
+      <w:r>
+        <w:rPr>
+          <w:rStyle w:val="VerbatimChar"/>
+        </w:rPr>
+        <w:t xml:space="preserve">        File? task_y_output = task_y.something</w:t>
+      </w:r>
+      <w:r>
+        <w:br/>
+      </w:r>
+      <w:r>
+        <w:rPr>
+          <w:rStyle w:val="VerbatimChar"/>
+        </w:rPr>
+        <w:t xml:space="preserve">        Boolean did_x_run = did_x_run</w:t>
+      </w:r>
+      <w:r>
+        <w:br/>
+      </w:r>
+      <w:r>
+        <w:rPr>
+          <w:rStyle w:val="VerbatimChar"/>
+        </w:rPr>
+        <w:t xml:space="preserve">        Boolean did_y_run = did_y_run</w:t>
+      </w:r>
+      <w:r>
+        <w:br/>
+      </w:r>
+      <w:r>
+        <w:rPr>
+          <w:rStyle w:val="VerbatimChar"/>
+        </w:rPr>
+        <w:t xml:space="preserve">    }</w:t>
+      </w:r>
+      <w:r>
+        <w:br/>
+      </w:r>
+      <w:r>
+        <w:rPr>
+          <w:rStyle w:val="VerbatimChar"/>
+        </w:rPr>
+        <w:t xml:space="preserve">}</w:t>
+      </w:r>
+    </w:p>
+    <w:p>
+      <w:pPr>
+        <w:pStyle w:val="FirstParagraph"/>
+      </w:pPr>
+      <w:r>
+        <w:t xml:space="preserve">Note that although you could decide whether or not to execute a task by wrapping that task in a</w:t>
+      </w:r>
+      <w:r>
+        <w:t xml:space="preserve"> </w:t>
+      </w:r>
+      <w:r>
+        <w:rPr>
+          <w:rStyle w:val="VerbatimChar"/>
+        </w:rPr>
+        <w:t xml:space="preserve">defined()</w:t>
+      </w:r>
+      <w:r>
+        <w:t xml:space="preserve"> </w:t>
+      </w:r>
+      <w:r>
+        <w:t xml:space="preserve">if-block, you cannot use</w:t>
+      </w:r>
+      <w:r>
+        <w:t xml:space="preserve"> </w:t>
+      </w:r>
+      <w:r>
+        <w:rPr>
+          <w:rStyle w:val="VerbatimChar"/>
+        </w:rPr>
+        <w:t xml:space="preserve">defined()</w:t>
+      </w:r>
+      <w:r>
+        <w:t xml:space="preserve"> </w:t>
+      </w:r>
+      <w:r>
+        <w:t xml:space="preserve">to coerce a variable. It’s generally best to use</w:t>
+      </w:r>
+      <w:r>
+        <w:t xml:space="preserve"> </w:t>
+      </w:r>
+      <w:r>
+        <w:rPr>
+          <w:rStyle w:val="VerbatimChar"/>
+        </w:rPr>
+        <w:t xml:space="preserve">select_first()</w:t>
+      </w:r>
+      <w:r>
+        <w:t xml:space="preserve"> </w:t>
+      </w:r>
+      <w:r>
+        <w:t xml:space="preserve">for type coercion, although we will mention some exceptions when it comes to arrays.</w:t>
+      </w:r>
+    </w:p>
+    <w:p>
+      <w:pPr>
+        <w:pStyle w:val="SourceCode"/>
+      </w:pPr>
+      <w:r>
+        <w:rPr>
+          <w:rStyle w:val="VerbatimChar"/>
+        </w:rPr>
+        <w:t xml:space="preserve">  # if some_integer has type Int?, we cannot coerce it like this:</w:t>
+      </w:r>
+      <w:r>
+        <w:br/>
+      </w:r>
+      <w:r>
+        <w:rPr>
+          <w:rStyle w:val="VerbatimChar"/>
+        </w:rPr>
+        <w:t xml:space="preserve">  if defined(some_integer) {</w:t>
+      </w:r>
+      <w:r>
+        <w:br/>
+      </w:r>
+      <w:r>
+        <w:rPr>
+          <w:rStyle w:val="VerbatimChar"/>
+        </w:rPr>
+        <w:t xml:space="preserve">      Int real_some_integer = some_integer</w:t>
+      </w:r>
+      <w:r>
+        <w:br/>
+      </w:r>
+      <w:r>
+        <w:rPr>
+          <w:rStyle w:val="VerbatimChar"/>
+        </w:rPr>
+        <w:t xml:space="preserve">  }</w:t>
+      </w:r>
+      <w:r>
+        <w:br/>
+      </w:r>
+      <w:r>
+        <w:rPr>
+          <w:rStyle w:val="VerbatimChar"/>
+        </w:rPr>
+        <w:t xml:space="preserve">  # because outside of the if-block, real_some_integer is considered optional</w:t>
+      </w:r>
+    </w:p>
+    <w:p>
+      <w:pPr>
+        <w:pStyle w:val="FirstParagraph"/>
+      </w:pPr>
+      <w:r>
+        <w:t xml:space="preserve">You should not use</w:t>
+      </w:r>
+      <w:r>
+        <w:t xml:space="preserve"> </w:t>
+      </w:r>
+      <w:r>
+        <w:rPr>
+          <w:rStyle w:val="VerbatimChar"/>
+        </w:rPr>
+        <w:t xml:space="preserve">defined()</w:t>
+      </w:r>
+      <w:r>
+        <w:t xml:space="preserve"> </w:t>
+      </w:r>
+      <w:r>
+        <w:t xml:space="preserve">with optional arrays, as it often acts in unexpected ways. It is very easy to accidentally create a</w:t>
+      </w:r>
+      <w:r>
+        <w:t xml:space="preserve"> </w:t>
+      </w:r>
+      <w:r>
+        <w:rPr>
+          <w:rStyle w:val="VerbatimChar"/>
+        </w:rPr>
+        <w:t xml:space="preserve">defined()</w:t>
+      </w:r>
+      <w:r>
+        <w:t xml:space="preserve"> </w:t>
+      </w:r>
+      <w:r>
+        <w:t xml:space="preserve">check that always returns true, as WDL executors may define</w:t>
+      </w:r>
+      <w:r>
+        <w:t xml:space="preserve"> </w:t>
+      </w:r>
+      <w:r>
+        <w:t xml:space="preserve">“</w:t>
+      </w:r>
+      <w:r>
+        <w:t xml:space="preserve">optional</w:t>
+      </w:r>
+      <w:r>
+        <w:t xml:space="preserve">”</w:t>
+      </w:r>
+      <w:r>
+        <w:t xml:space="preserve"> </w:t>
+      </w:r>
+      <w:r>
+        <w:t xml:space="preserve">arrays even if they have no values. For example, let’s consider task_x and task_y again. To recap, these are mutually exclusive tasks which each output a single File. If these tasks are scattered from outside their respective if-blocks, the their outputs are no longer File?, instead, they are arrays. But are they arrays of optional File?s, or are the arrays themselves optional? Let’s try to find out:</w:t>
+      </w:r>
+    </w:p>
+    <w:p>
+      <w:pPr>
+        <w:pStyle w:val="SourceCode"/>
+      </w:pPr>
+      <w:r>
+        <w:rPr>
+          <w:rStyle w:val="VerbatimChar"/>
+        </w:rPr>
+        <w:t xml:space="preserve">workflow do_x_or_y {</w:t>
+      </w:r>
+      <w:r>
+        <w:br/>
+      </w:r>
+      <w:r>
+        <w:rPr>
+          <w:rStyle w:val="VerbatimChar"/>
+        </w:rPr>
+        <w:t xml:space="preserve">    input {</w:t>
+      </w:r>
+      <w:r>
+        <w:br/>
+      </w:r>
+      <w:r>
+        <w:rPr>
+          <w:rStyle w:val="VerbatimChar"/>
+        </w:rPr>
+        <w:t xml:space="preserve">        Boolean do_x = true # if true do task_x, if false do task_y</w:t>
+      </w:r>
+      <w:r>
+        <w:br/>
+      </w:r>
+      <w:r>
+        <w:rPr>
+          <w:rStyle w:val="VerbatimChar"/>
+        </w:rPr>
+        <w:t xml:space="preserve">        Array[File] some_inputs</w:t>
+      </w:r>
+      <w:r>
+        <w:br/>
+      </w:r>
+      <w:r>
+        <w:rPr>
+          <w:rStyle w:val="VerbatimChar"/>
+        </w:rPr>
+        <w:t xml:space="preserve">    }</w:t>
+      </w:r>
+      <w:r>
+        <w:br/>
+      </w:r>
+      <w:r>
+        <w:rPr>
+          <w:rStyle w:val="VerbatimChar"/>
+        </w:rPr>
+        <w:t xml:space="preserve">    scatter(some_input in some_inputs) {</w:t>
+      </w:r>
+      <w:r>
+        <w:br/>
+      </w:r>
+      <w:r>
+        <w:rPr>
+          <w:rStyle w:val="VerbatimChar"/>
+        </w:rPr>
+        <w:t xml:space="preserve">        if (do_x = true) {</w:t>
+      </w:r>
+      <w:r>
+        <w:br/>
+      </w:r>
+      <w:r>
+        <w:rPr>
+          <w:rStyle w:val="VerbatimChar"/>
+        </w:rPr>
+        <w:t xml:space="preserve">            call task_x {</w:t>
+      </w:r>
+      <w:r>
+        <w:br/>
+      </w:r>
+      <w:r>
+        <w:rPr>
+          <w:rStyle w:val="VerbatimChar"/>
+        </w:rPr>
+        <w:t xml:space="preserve">                input:</w:t>
+      </w:r>
+      <w:r>
+        <w:br/>
+      </w:r>
+      <w:r>
+        <w:rPr>
+          <w:rStyle w:val="VerbatimChar"/>
+        </w:rPr>
+        <w:t xml:space="preserve">                    some_input = some_input</w:t>
+      </w:r>
+      <w:r>
+        <w:br/>
+      </w:r>
+      <w:r>
+        <w:rPr>
+          <w:rStyle w:val="VerbatimChar"/>
+        </w:rPr>
+        <w:t xml:space="preserve">            }</w:t>
+      </w:r>
+      <w:r>
+        <w:br/>
+      </w:r>
+      <w:r>
+        <w:rPr>
+          <w:rStyle w:val="VerbatimChar"/>
+        </w:rPr>
+        <w:t xml:space="preserve">        }</w:t>
+      </w:r>
+      <w:r>
+        <w:br/>
+      </w:r>
+      <w:r>
+        <w:rPr>
+          <w:rStyle w:val="VerbatimChar"/>
+        </w:rPr>
+        <w:t xml:space="preserve">        if (do_x = false) {</w:t>
+      </w:r>
+      <w:r>
+        <w:br/>
+      </w:r>
+      <w:r>
+        <w:rPr>
+          <w:rStyle w:val="VerbatimChar"/>
+        </w:rPr>
+        <w:t xml:space="preserve">            call task_y {</w:t>
+      </w:r>
+      <w:r>
+        <w:br/>
+      </w:r>
+      <w:r>
+        <w:rPr>
+          <w:rStyle w:val="VerbatimChar"/>
+        </w:rPr>
+        <w:t xml:space="preserve">            input:</w:t>
+      </w:r>
+      <w:r>
+        <w:br/>
+      </w:r>
+      <w:r>
+        <w:rPr>
+          <w:rStyle w:val="VerbatimChar"/>
+        </w:rPr>
+        <w:t xml:space="preserve">                    some_input = some_input</w:t>
+      </w:r>
+      <w:r>
+        <w:br/>
+      </w:r>
+      <w:r>
+        <w:rPr>
+          <w:rStyle w:val="VerbatimChar"/>
+        </w:rPr>
+        <w:t xml:space="preserve">            }</w:t>
+      </w:r>
+      <w:r>
+        <w:br/>
+      </w:r>
+      <w:r>
+        <w:rPr>
+          <w:rStyle w:val="VerbatimChar"/>
+        </w:rPr>
+        <w:t xml:space="preserve">        }</w:t>
+      </w:r>
+      <w:r>
+        <w:br/>
+      </w:r>
+      <w:r>
+        <w:rPr>
+          <w:rStyle w:val="VerbatimChar"/>
+        </w:rPr>
+        <w:t xml:space="preserve">    }</w:t>
+      </w:r>
+      <w:r>
+        <w:br/>
+      </w:r>
+      <w:r>
+        <w:br/>
+      </w:r>
+      <w:r>
+        <w:rPr>
+          <w:rStyle w:val="VerbatimChar"/>
+        </w:rPr>
+        <w:t xml:space="preserve">    # these both always return true!</w:t>
+      </w:r>
+      <w:r>
+        <w:br/>
+      </w:r>
+      <w:r>
+        <w:rPr>
+          <w:rStyle w:val="VerbatimChar"/>
+        </w:rPr>
+        <w:t xml:space="preserve">    Boolean did_x_run = defined(task_x.something)</w:t>
+      </w:r>
+      <w:r>
+        <w:br/>
+      </w:r>
+      <w:r>
+        <w:rPr>
+          <w:rStyle w:val="VerbatimChar"/>
+        </w:rPr>
+        <w:t xml:space="preserve">    Boolean did_y_run = defined(task_y.something)</w:t>
+      </w:r>
+      <w:r>
+        <w:br/>
+      </w:r>
+      <w:r>
+        <w:br/>
+      </w:r>
+      <w:r>
+        <w:rPr>
+          <w:rStyle w:val="VerbatimChar"/>
+        </w:rPr>
+        <w:t xml:space="preserve">    outputs {</w:t>
+      </w:r>
+      <w:r>
+        <w:br/>
+      </w:r>
+      <w:r>
+        <w:rPr>
+          <w:rStyle w:val="VerbatimChar"/>
+        </w:rPr>
+        <w:t xml:space="preserve">        File? task_x_output = task_x.something</w:t>
+      </w:r>
+      <w:r>
+        <w:br/>
+      </w:r>
+      <w:r>
+        <w:rPr>
+          <w:rStyle w:val="VerbatimChar"/>
+        </w:rPr>
+        <w:t xml:space="preserve">        File? task_y_output = task_y.something</w:t>
+      </w:r>
+      <w:r>
+        <w:br/>
+      </w:r>
+      <w:r>
+        <w:rPr>
+          <w:rStyle w:val="VerbatimChar"/>
+        </w:rPr>
+        <w:t xml:space="preserve">        Boolean did_x_run = did_x_run</w:t>
+      </w:r>
+      <w:r>
+        <w:br/>
+      </w:r>
+      <w:r>
+        <w:rPr>
+          <w:rStyle w:val="VerbatimChar"/>
+        </w:rPr>
+        <w:t xml:space="preserve">        Boolean did_y_run = did_y_run</w:t>
+      </w:r>
+      <w:r>
+        <w:br/>
+      </w:r>
+      <w:r>
+        <w:rPr>
+          <w:rStyle w:val="VerbatimChar"/>
+        </w:rPr>
+        <w:t xml:space="preserve">    }</w:t>
+      </w:r>
+      <w:r>
+        <w:br/>
+      </w:r>
+      <w:r>
+        <w:rPr>
+          <w:rStyle w:val="VerbatimChar"/>
+        </w:rPr>
+        <w:t xml:space="preserve">}</w:t>
+      </w:r>
+    </w:p>
+    <w:p>
+      <w:pPr>
+        <w:pStyle w:val="FirstParagraph"/>
+      </w:pPr>
+      <w:r>
+        <w:t xml:space="preserve">Instead of using</w:t>
+      </w:r>
+      <w:r>
+        <w:t xml:space="preserve"> </w:t>
+      </w:r>
+      <w:r>
+        <w:rPr>
+          <w:rStyle w:val="VerbatimChar"/>
+        </w:rPr>
+        <w:t xml:space="preserve">defined()</w:t>
+      </w:r>
+      <w:r>
+        <w:t xml:space="preserve"> </w:t>
+      </w:r>
+      <w:r>
+        <w:t xml:space="preserve">on an array, consider simply checking its length. An empty array has a length of 0, so if the length of an array is greater than 1, you know that there is at least one item existing in that array.</w:t>
+      </w:r>
+    </w:p>
+    <w:p>
+      <w:pPr>
+        <w:pStyle w:val="BodyText"/>
+      </w:pPr>
+      <w:r>
+        <w:t xml:space="preserve">Working with optional arrays and advanced usage of</w:t>
+      </w:r>
+      <w:r>
+        <w:t xml:space="preserve"> </w:t>
+      </w:r>
+      <w:r>
+        <w:rPr>
+          <w:rStyle w:val="VerbatimChar"/>
+        </w:rPr>
+        <w:t xml:space="preserve">select_first()</w:t>
+      </w:r>
+    </w:p>
+    <w:bookmarkEnd w:id="122"/>
+    <w:bookmarkStart w:id="123" w:name="coercing-arrays-with-optional-components"/>
+    <w:p>
+      <w:pPr>
+        <w:pStyle w:val="Heading2"/>
+      </w:pPr>
+      <w:r>
+        <w:rPr>
+          <w:rStyle w:val="SectionNumber"/>
+        </w:rPr>
+        <w:t xml:space="preserve">8.4</w:t>
+      </w:r>
+      <w:r>
+        <w:tab/>
+      </w:r>
+      <w:r>
+        <w:t xml:space="preserve">Coercing arrays with optional components</w:t>
+      </w:r>
+    </w:p>
+    <w:p>
+      <w:pPr>
+        <w:pStyle w:val="FirstParagraph"/>
+      </w:pPr>
+      <w:r>
+        <w:t xml:space="preserve">Optional arrays can be difficult to work with. One of the reasons for this is that they sometimes give unexpected values for</w:t>
+      </w:r>
+      <w:r>
+        <w:t xml:space="preserve"> </w:t>
+      </w:r>
+      <w:r>
+        <w:rPr>
+          <w:rStyle w:val="VerbatimChar"/>
+        </w:rPr>
+        <w:t xml:space="preserve">defined()</w:t>
+      </w:r>
+      <w:r>
+        <w:t xml:space="preserve">. As mentioned earlier, this can be somewhat allievated by checking the length of an array rather than whether or not it is defined, but the problems do not end there: Attempting to scatter on an optional array can cause issues that are difficult to debug.</w:t>
+      </w:r>
+    </w:p>
+    <w:p>
+      <w:pPr>
+        <w:pStyle w:val="BodyText"/>
+      </w:pPr>
+      <w:r>
+        <w:t xml:space="preserve">It’s generally best to coerce optional arrays into not-optional arrays as much as possible. Thankfully, we can use</w:t>
+      </w:r>
+      <w:r>
+        <w:t xml:space="preserve"> </w:t>
+      </w:r>
+      <w:r>
+        <w:rPr>
+          <w:rStyle w:val="VerbatimChar"/>
+        </w:rPr>
+        <w:t xml:space="preserve">select_all()</w:t>
+      </w:r>
+      <w:r>
+        <w:t xml:space="preserve"> </w:t>
+      </w:r>
+      <w:r>
+        <w:t xml:space="preserve">to select only the defined elements of an array. For our example above, we can go even further by creating an array that will always have a defined value, whether or not</w:t>
+      </w:r>
+      <w:r>
+        <w:t xml:space="preserve"> </w:t>
+      </w:r>
+      <w:r>
+        <w:rPr>
+          <w:rStyle w:val="VerbatimChar"/>
+        </w:rPr>
+        <w:t xml:space="preserve">do_x</w:t>
+      </w:r>
+      <w:r>
+        <w:t xml:space="preserve"> </w:t>
+      </w:r>
+      <w:r>
+        <w:t xml:space="preserve">is true. We combine the power of</w:t>
+      </w:r>
+      <w:r>
+        <w:t xml:space="preserve"> </w:t>
+      </w:r>
+      <w:r>
+        <w:rPr>
+          <w:rStyle w:val="VerbatimChar"/>
+        </w:rPr>
+        <w:t xml:space="preserve">select_all()</w:t>
+      </w:r>
+      <w:r>
+        <w:t xml:space="preserve"> </w:t>
+      </w:r>
+      <w:r>
+        <w:t xml:space="preserve">and</w:t>
+      </w:r>
+      <w:r>
+        <w:t xml:space="preserve"> </w:t>
+      </w:r>
+      <w:r>
+        <w:rPr>
+          <w:rStyle w:val="VerbatimChar"/>
+        </w:rPr>
+        <w:t xml:space="preserve">flatten()</w:t>
+      </w:r>
+      <w:r>
+        <w:t xml:space="preserve"> </w:t>
+      </w:r>
+      <w:r>
+        <w:t xml:space="preserve">to create the following:</w:t>
+      </w:r>
+    </w:p>
+    <w:p>
+      <w:pPr>
+        <w:pStyle w:val="SourceCode"/>
+      </w:pPr>
+      <w:r>
+        <w:rPr>
+          <w:rStyle w:val="VerbatimChar"/>
+        </w:rPr>
+        <w:t xml:space="preserve">Array[File] x_or_y_outfiles = flatten(select_all(x.outfile), select_all(y.outfile))</w:t>
+      </w:r>
+    </w:p>
+    <w:p>
+      <w:pPr>
+        <w:pStyle w:val="FirstParagraph"/>
+      </w:pPr>
+      <w:r>
+        <w:t xml:space="preserve">Make sure not to use</w:t>
+      </w:r>
+      <w:r>
+        <w:t xml:space="preserve"> </w:t>
+      </w:r>
+      <w:r>
+        <w:rPr>
+          <w:rStyle w:val="VerbatimChar"/>
+        </w:rPr>
+        <w:t xml:space="preserve">flatten(select_all(x.outfile, y.outfile))</w:t>
+      </w:r>
+      <w:r>
+        <w:t xml:space="preserve">! That would result in an Array[File] that has a null value, which can cause hard-to-diagnose issues later on in your pipeline.</w:t>
+      </w:r>
+    </w:p>
+    <w:bookmarkEnd w:id="123"/>
+    <w:bookmarkStart w:id="124" w:name="X2252f4a46d7e63299f5561455e51af182fd40ad"/>
+    <w:p>
+      <w:pPr>
+        <w:pStyle w:val="Heading2"/>
+      </w:pPr>
+      <w:r>
+        <w:rPr>
+          <w:rStyle w:val="SectionNumber"/>
+        </w:rPr>
+        <w:t xml:space="preserve">8.5</w:t>
+      </w:r>
+      <w:r>
+        <w:tab/>
+      </w:r>
+      <w:r>
+        <w:t xml:space="preserve">Coercing optional variables with</w:t>
+      </w:r>
+      <w:r>
+        <w:t xml:space="preserve"> </w:t>
+      </w:r>
+      <w:r>
+        <w:t xml:space="preserve">“</w:t>
+      </w:r>
+      <w:r>
+        <w:t xml:space="preserve">bogus</w:t>
+      </w:r>
+      <w:r>
+        <w:t xml:space="preserve">”</w:t>
+      </w:r>
+      <w:r>
+        <w:t xml:space="preserve"> </w:t>
+      </w:r>
+      <w:r>
+        <w:t xml:space="preserve">fallbacks</w:t>
+      </w:r>
+    </w:p>
+    <w:p>
+      <w:pPr>
+        <w:pStyle w:val="FirstParagraph"/>
+      </w:pPr>
+      <w:r>
+        <w:t xml:space="preserve">If you’re absolutely certain your variable, in this particular scope, is defined, you can make the second member of the</w:t>
+      </w:r>
+      <w:r>
+        <w:t xml:space="preserve"> </w:t>
+      </w:r>
+      <w:r>
+        <w:rPr>
+          <w:rStyle w:val="VerbatimChar"/>
+        </w:rPr>
+        <w:t xml:space="preserve">select_first()</w:t>
+      </w:r>
+      <w:r>
+        <w:t xml:space="preserve"> </w:t>
+      </w:r>
+      <w:r>
+        <w:t xml:space="preserve">array a random bogus fallback value. You may want to add a comment to prevent you or other programmers accidentally breaking things should they edit the code later.</w:t>
+      </w:r>
+    </w:p>
+    <w:p>
+      <w:pPr>
+        <w:pStyle w:val="SourceCode"/>
+      </w:pPr>
+      <w:r>
+        <w:rPr>
+          <w:rStyle w:val="VerbatimChar"/>
+        </w:rPr>
+        <w:t xml:space="preserve">if defined(some_integer) { # needed to define real_some_integer, beware of changing this!</w:t>
+      </w:r>
+      <w:r>
+        <w:br/>
+      </w:r>
+      <w:r>
+        <w:rPr>
+          <w:rStyle w:val="VerbatimChar"/>
+        </w:rPr>
+        <w:t xml:space="preserve">    Int real_some_integer = select_first([some_integer, 1975])</w:t>
+      </w:r>
+      <w:r>
+        <w:br/>
+      </w:r>
+      <w:r>
+        <w:rPr>
+          <w:rStyle w:val="VerbatimChar"/>
+        </w:rPr>
+        <w:t xml:space="preserve">}</w:t>
+      </w:r>
+    </w:p>
+    <w:bookmarkEnd w:id="124"/>
+    <w:bookmarkEnd w:id="125"/>
+    <w:bookmarkStart w:id="138" w:name="appendix-backends-and-executors"/>
+    <w:p>
+      <w:pPr>
+        <w:pStyle w:val="Heading1"/>
+      </w:pPr>
+      <w:r>
+        <w:rPr>
+          <w:rStyle w:val="SectionNumber"/>
+        </w:rPr>
+        <w:t xml:space="preserve">9</w:t>
+      </w:r>
+      <w:r>
+        <w:tab/>
+      </w:r>
+      <w:r>
         <w:t xml:space="preserve">Appendix: Backends and Executors</w:t>
       </w:r>
     </w:p>
@@ -24262,7 +27825,7 @@
         <w:t xml:space="preserve">Generally speaking, WDL workflows are quite portable thanks to their usage of Docker images to maintain software dependencies. However, the executor used to run WDLs and what backend they are being run upon can lead to specific scenarios where minor tweaks to your WDL are necessary to ensure portability.</w:t>
       </w:r>
     </w:p>
-    <w:bookmarkStart w:id="119" w:name="commonly-used-runtime-attributes"/>
+    <w:bookmarkStart w:id="127" w:name="commonly-used-runtime-attributes"/>
     <w:p>
       <w:pPr>
         <w:pStyle w:val="Heading2"/>
@@ -24271,7 +27834,7 @@
         <w:rPr>
           <w:rStyle w:val="SectionNumber"/>
         </w:rPr>
-        <w:t xml:space="preserve">8.1</w:t>
+        <w:t xml:space="preserve">9.1</w:t>
       </w:r>
       <w:r>
         <w:tab/>
@@ -24764,7 +28327,7 @@
             <w:r>
               <w:t xml:space="preserve"> </w:t>
             </w:r>
-            <w:hyperlink r:id="rId118">
+            <w:hyperlink r:id="rId126">
               <w:r>
                 <w:rPr>
                   <w:rStyle w:val="Hyperlink"/>
@@ -24818,8 +28381,8 @@
         </w:tc>
       </w:tr>
     </w:tbl>
-    <w:bookmarkEnd w:id="119"/>
-    <w:bookmarkStart w:id="120" w:name="general-advice"/>
+    <w:bookmarkEnd w:id="127"/>
+    <w:bookmarkStart w:id="128" w:name="general-advice"/>
     <w:p>
       <w:pPr>
         <w:pStyle w:val="Heading2"/>
@@ -24828,7 +28391,7 @@
         <w:rPr>
           <w:rStyle w:val="SectionNumber"/>
         </w:rPr>
-        <w:t xml:space="preserve">8.2</w:t>
+        <w:t xml:space="preserve">9.2</w:t>
       </w:r>
       <w:r>
         <w:tab/>
@@ -24897,8 +28460,8 @@
         <w:t xml:space="preserve">Workflow systems with a UI like Terra may become unresponsive if you run a task scattered more than 1000x. Outputs may need to be interacted with using an API specific to that backend.</w:t>
       </w:r>
     </w:p>
-    <w:bookmarkEnd w:id="120"/>
-    <w:bookmarkStart w:id="123" w:name="executor-specific-notes"/>
+    <w:bookmarkEnd w:id="128"/>
+    <w:bookmarkStart w:id="131" w:name="executor-specific-notes"/>
     <w:p>
       <w:pPr>
         <w:pStyle w:val="Heading2"/>
@@ -24907,7 +28470,7 @@
         <w:rPr>
           <w:rStyle w:val="SectionNumber"/>
         </w:rPr>
-        <w:t xml:space="preserve">8.3</w:t>
+        <w:t xml:space="preserve">9.3</w:t>
       </w:r>
       <w:r>
         <w:tab/>
@@ -24916,7 +28479,7 @@
         <w:t xml:space="preserve">Executor-specific notes</w:t>
       </w:r>
     </w:p>
-    <w:bookmarkStart w:id="121" w:name="cromwell"/>
+    <w:bookmarkStart w:id="129" w:name="cromwell"/>
     <w:p>
       <w:pPr>
         <w:pStyle w:val="Heading3"/>
@@ -24925,7 +28488,7 @@
         <w:rPr>
           <w:rStyle w:val="SectionNumber"/>
         </w:rPr>
-        <w:t xml:space="preserve">8.3.1</w:t>
+        <w:t xml:space="preserve">9.3.1</w:t>
       </w:r>
       <w:r>
         <w:tab/>
@@ -25098,8 +28661,8 @@
         <w:t xml:space="preserve">Generally speaking, Cromwell will be able to directly modify input files by default without causing permission errors.</w:t>
       </w:r>
     </w:p>
-    <w:bookmarkEnd w:id="121"/>
-    <w:bookmarkStart w:id="122" w:name="miniwdl"/>
+    <w:bookmarkEnd w:id="129"/>
+    <w:bookmarkStart w:id="130" w:name="miniwdl"/>
     <w:p>
       <w:pPr>
         <w:pStyle w:val="Heading3"/>
@@ -25108,7 +28671,7 @@
         <w:rPr>
           <w:rStyle w:val="SectionNumber"/>
         </w:rPr>
-        <w:t xml:space="preserve">8.3.2</w:t>
+        <w:t xml:space="preserve">9.3.2</w:t>
       </w:r>
       <w:r>
         <w:tab/>
@@ -25323,9 +28886,9 @@
         <w:t xml:space="preserve">flag.</w:t>
       </w:r>
     </w:p>
-    <w:bookmarkEnd w:id="122"/>
-    <w:bookmarkEnd w:id="123"/>
-    <w:bookmarkStart w:id="129" w:name="backend-specific-notes"/>
+    <w:bookmarkEnd w:id="130"/>
+    <w:bookmarkEnd w:id="131"/>
+    <w:bookmarkStart w:id="137" w:name="backend-specific-notes"/>
     <w:p>
       <w:pPr>
         <w:pStyle w:val="Heading2"/>
@@ -25334,7 +28897,7 @@
         <w:rPr>
           <w:rStyle w:val="SectionNumber"/>
         </w:rPr>
-        <w:t xml:space="preserve">8.4</w:t>
+        <w:t xml:space="preserve">9.4</w:t>
       </w:r>
       <w:r>
         <w:tab/>
@@ -25343,7 +28906,7 @@
         <w:t xml:space="preserve">Backend-specific notes</w:t>
       </w:r>
     </w:p>
-    <w:bookmarkStart w:id="126" w:name="gcp"/>
+    <w:bookmarkStart w:id="134" w:name="gcp"/>
     <w:p>
       <w:pPr>
         <w:pStyle w:val="Heading3"/>
@@ -25352,7 +28915,7 @@
         <w:rPr>
           <w:rStyle w:val="SectionNumber"/>
         </w:rPr>
-        <w:t xml:space="preserve">8.4.1</w:t>
+        <w:t xml:space="preserve">9.4.1</w:t>
       </w:r>
       <w:r>
         <w:tab/>
@@ -25361,7 +28924,7 @@
         <w:t xml:space="preserve">GCP</w:t>
       </w:r>
     </w:p>
-    <w:bookmarkStart w:id="124" w:name="disk-space"/>
+    <w:bookmarkStart w:id="132" w:name="disk-space"/>
     <w:p>
       <w:pPr>
         <w:pStyle w:val="Heading4"/>
@@ -25370,7 +28933,7 @@
         <w:rPr>
           <w:rStyle w:val="SectionNumber"/>
         </w:rPr>
-        <w:t xml:space="preserve">8.4.1.1</w:t>
+        <w:t xml:space="preserve">9.4.1.1</w:t>
       </w:r>
       <w:r>
         <w:tab/>
@@ -25771,8 +29334,8 @@
         <w:t xml:space="preserve">)</w:t>
       </w:r>
     </w:p>
-    <w:bookmarkEnd w:id="124"/>
-    <w:bookmarkStart w:id="125" w:name="preemptibles"/>
+    <w:bookmarkEnd w:id="132"/>
+    <w:bookmarkStart w:id="133" w:name="preemptibles"/>
     <w:p>
       <w:pPr>
         <w:pStyle w:val="Heading4"/>
@@ -25781,7 +29344,7 @@
         <w:rPr>
           <w:rStyle w:val="SectionNumber"/>
         </w:rPr>
-        <w:t xml:space="preserve">8.4.1.2</w:t>
+        <w:t xml:space="preserve">9.4.1.2</w:t>
       </w:r>
       <w:r>
         <w:tab/>
@@ -25798,9 +29361,9 @@
         <w:t xml:space="preserve">Preemptible machines are an excellent way to save money when running workflows. A preemptible machine is a Google Cloud machine that is significantly cheaper (often less than half the price) than a standard one, at the cost of potentially being stopped suddenly. When running a task on a preemptible machine using Cromwell, if the preemptible is preempted (stopped suddenly), Cromwell will automatically retry the task. This does mean that in a worst case scenario, such a task could take about twice as long to run as normal and end up slightly more expensive, so you will want to weigh the costs and benefits. As a general rule of thumb, if you expect a task to take less than 2 hours, it is usually worth trying to use preemptible machines.</w:t>
       </w:r>
     </w:p>
-    <w:bookmarkEnd w:id="125"/>
-    <w:bookmarkEnd w:id="126"/>
-    <w:bookmarkStart w:id="128" w:name="hpcs"/>
+    <w:bookmarkEnd w:id="133"/>
+    <w:bookmarkEnd w:id="134"/>
+    <w:bookmarkStart w:id="136" w:name="hpcs"/>
     <w:p>
       <w:pPr>
         <w:pStyle w:val="Heading3"/>
@@ -25809,7 +29372,7 @@
         <w:rPr>
           <w:rStyle w:val="SectionNumber"/>
         </w:rPr>
-        <w:t xml:space="preserve">8.4.2</w:t>
+        <w:t xml:space="preserve">9.4.2</w:t>
       </w:r>
       <w:r>
         <w:tab/>
@@ -25875,7 +29438,7 @@
         <w:t xml:space="preserve">to determine which disk to run on, which can be useful for managing disk space</w:t>
       </w:r>
     </w:p>
-    <w:bookmarkStart w:id="127" w:name="fred-hutch-hpc"/>
+    <w:bookmarkStart w:id="135" w:name="fred-hutch-hpc"/>
     <w:p>
       <w:pPr>
         <w:pStyle w:val="Heading4"/>
@@ -25884,7 +29447,7 @@
         <w:rPr>
           <w:rStyle w:val="SectionNumber"/>
         </w:rPr>
-        <w:t xml:space="preserve">8.4.2.1</w:t>
+        <w:t xml:space="preserve">9.4.2.1</w:t>
       </w:r>
       <w:r>
         <w:tab/>
@@ -25986,11 +29549,11 @@
         <w:t xml:space="preserve">The Fred Hutch HPC supports the use of multiple JSON files going into the same workflow</w:t>
       </w:r>
     </w:p>
-    <w:bookmarkEnd w:id="127"/>
-    <w:bookmarkEnd w:id="128"/>
-    <w:bookmarkEnd w:id="129"/>
-    <w:bookmarkEnd w:id="130"/>
-    <w:bookmarkStart w:id="137" w:name="about-the-authors"/>
+    <w:bookmarkEnd w:id="135"/>
+    <w:bookmarkEnd w:id="136"/>
+    <w:bookmarkEnd w:id="137"/>
+    <w:bookmarkEnd w:id="138"/>
+    <w:bookmarkStart w:id="145" w:name="about-the-authors"/>
     <w:p>
       <w:pPr>
         <w:pStyle w:val="Heading1"/>
@@ -26009,7 +29572,7 @@
       <w:r>
         <w:t xml:space="preserve"> </w:t>
       </w:r>
-      <w:hyperlink r:id="rId131">
+      <w:hyperlink r:id="rId139">
         <w:r>
           <w:rPr>
             <w:rStyle w:val="Hyperlink"/>
@@ -26270,7 +29833,7 @@
               <w:pStyle w:val="Compact"/>
               <w:jc w:val="left"/>
             </w:pPr>
-            <w:hyperlink r:id="rId132">
+            <w:hyperlink r:id="rId140">
               <w:r>
                 <w:rPr>
                   <w:rStyle w:val="Hyperlink"/>
@@ -26284,7 +29847,7 @@
             <w:r>
               <w:t xml:space="preserve"> </w:t>
             </w:r>
-            <w:hyperlink r:id="rId133">
+            <w:hyperlink r:id="rId141">
               <w:r>
                 <w:rPr>
                   <w:rStyle w:val="Hyperlink"/>
@@ -26298,7 +29861,7 @@
             <w:r>
               <w:t xml:space="preserve"> </w:t>
             </w:r>
-            <w:hyperlink r:id="rId134">
+            <w:hyperlink r:id="rId142">
               <w:r>
                 <w:rPr>
                   <w:rStyle w:val="Hyperlink"/>
@@ -26329,7 +29892,7 @@
               <w:pStyle w:val="Compact"/>
               <w:jc w:val="left"/>
             </w:pPr>
-            <w:hyperlink r:id="rId132">
+            <w:hyperlink r:id="rId140">
               <w:r>
                 <w:rPr>
                   <w:rStyle w:val="Hyperlink"/>
@@ -26360,7 +29923,7 @@
               <w:pStyle w:val="Compact"/>
               <w:jc w:val="left"/>
             </w:pPr>
-            <w:hyperlink r:id="rId133">
+            <w:hyperlink r:id="rId141">
               <w:r>
                 <w:rPr>
                   <w:rStyle w:val="Hyperlink"/>
@@ -26374,7 +29937,7 @@
             <w:r>
               <w:t xml:space="preserve"> </w:t>
             </w:r>
-            <w:hyperlink r:id="rId134">
+            <w:hyperlink r:id="rId142">
               <w:r>
                 <w:rPr>
                   <w:rStyle w:val="Hyperlink"/>
@@ -26388,7 +29951,7 @@
             <w:r>
               <w:t xml:space="preserve"> </w:t>
             </w:r>
-            <w:hyperlink r:id="rId132">
+            <w:hyperlink r:id="rId140">
               <w:r>
                 <w:rPr>
                   <w:rStyle w:val="Hyperlink"/>
@@ -26410,7 +29973,7 @@
             <w:r>
               <w:t xml:space="preserve">Package Developers (</w:t>
             </w:r>
-            <w:hyperlink r:id="rId135">
+            <w:hyperlink r:id="rId143">
               <w:r>
                 <w:rPr>
                   <w:rStyle w:val="Hyperlink"/>
@@ -26424,7 +29987,7 @@
             <w:r>
               <w:t xml:space="preserve"> </w:t>
             </w:r>
-            <w:hyperlink r:id="rId132">
+            <w:hyperlink r:id="rId140">
               <w:r>
                 <w:rPr>
                   <w:rStyle w:val="Hyperlink"/>
@@ -26438,7 +30001,7 @@
             <w:r>
               <w:t xml:space="preserve"> </w:t>
             </w:r>
-            <w:hyperlink r:id="rId136">
+            <w:hyperlink r:id="rId144">
               <w:r>
                 <w:rPr>
                   <w:rStyle w:val="Hyperlink"/>
@@ -26452,7 +30015,7 @@
             <w:r>
               <w:t xml:space="preserve"> </w:t>
             </w:r>
-            <w:hyperlink r:id="rId133">
+            <w:hyperlink r:id="rId141">
               <w:r>
                 <w:rPr>
                   <w:rStyle w:val="Hyperlink"/>
@@ -26578,7 +30141,7 @@
         <w:rPr>
           <w:rStyle w:val="VerbatimChar"/>
         </w:rPr>
-        <w:t xml:space="preserve">##  date     2024-03-14                  </w:t>
+        <w:t xml:space="preserve">##  date     2024-03-27                  </w:t>
       </w:r>
       <w:r>
         <w:br/>
@@ -26959,8 +30522,8 @@
         <w:t xml:space="preserve">## [2] /usr/local/lib/R/library</w:t>
       </w:r>
     </w:p>
-    <w:bookmarkEnd w:id="137"/>
-    <w:bookmarkStart w:id="138" w:name="references"/>
+    <w:bookmarkEnd w:id="145"/>
+    <w:bookmarkStart w:id="146" w:name="references"/>
     <w:p>
       <w:pPr>
         <w:pStyle w:val="Heading1"/>
@@ -26969,7 +30532,7 @@
         <w:rPr>
           <w:rStyle w:val="SectionNumber"/>
         </w:rPr>
-        <w:t xml:space="preserve">9</w:t>
+        <w:t xml:space="preserve">10</w:t>
       </w:r>
       <w:r>
         <w:tab/>
@@ -26978,7 +30541,7 @@
         <w:t xml:space="preserve">References</w:t>
       </w:r>
     </w:p>
-    <w:bookmarkEnd w:id="138"/>
+    <w:bookmarkEnd w:id="146"/>
     <w:sectPr/>
   </w:body>
 </w:document>

--- a/docs/WDL-Workflows-Guide.docx
+++ b/docs/WDL-Workflows-Guide.docx
@@ -2843,6 +2843,22 @@
       </w:r>
       <w:r>
         <w:t xml:space="preserve">to check your input JSON, and double-check the name of your input variables.</w:t>
+      </w:r>
+    </w:p>
+    <w:p>
+      <w:pPr>
+        <w:pStyle w:val="BodyText"/>
+      </w:pPr>
+      <w:r>
+        <w:t xml:space="preserve"> </w:t>
+      </w:r>
+    </w:p>
+    <w:p>
+      <w:pPr>
+        <w:pStyle w:val="BodyText"/>
+      </w:pPr>
+      <w:r>
+        <w:t xml:space="preserve">Loading…</w:t>
       </w:r>
     </w:p>
     <w:bookmarkEnd w:id="47"/>
@@ -3557,6 +3573,14 @@
         <w:t xml:space="preserve">Fastq files for all these three samples were derived from their respective whole exome sequencing. However for the purpose of this guide we have limited the sequencing reads to span +/- 200 bp around the mutation sites for both genes. In doing so we are able to shrink the data files for quick testing.</w:t>
       </w:r>
     </w:p>
+    <w:p>
+      <w:pPr>
+        <w:pStyle w:val="BodyText"/>
+      </w:pPr>
+      <w:r>
+        <w:t xml:space="preserve">Loading…</w:t>
+      </w:r>
+    </w:p>
     <w:bookmarkEnd w:id="60"/>
     <w:bookmarkEnd w:id="61"/>
     <w:bookmarkEnd w:id="62"/>
@@ -8709,6 +8733,14 @@
         <w:t xml:space="preserve">.</w:t>
       </w:r>
     </w:p>
+    <w:p>
+      <w:pPr>
+        <w:pStyle w:val="BodyText"/>
+      </w:pPr>
+      <w:r>
+        <w:t xml:space="preserve">Loading…</w:t>
+      </w:r>
+    </w:p>
     <w:bookmarkEnd w:id="84"/>
     <w:bookmarkEnd w:id="85"/>
     <w:bookmarkStart w:id="97" w:name="X8aa8a063872fe884dca0f56d1b9dc18b4631a3c"/>
@@ -13167,6 +13199,14 @@
         <w:t xml:space="preserve">}</w:t>
       </w:r>
     </w:p>
+    <w:p>
+      <w:pPr>
+        <w:pStyle w:val="FirstParagraph"/>
+      </w:pPr>
+      <w:r>
+        <w:t xml:space="preserve">Loading…</w:t>
+      </w:r>
+    </w:p>
     <w:bookmarkEnd w:id="96"/>
     <w:bookmarkEnd w:id="97"/>
     <w:bookmarkStart w:id="100" w:name="organizing-variables-via-structs"/>
@@ -17226,6 +17266,14 @@
         <w:t xml:space="preserve">}</w:t>
       </w:r>
     </w:p>
+    <w:p>
+      <w:pPr>
+        <w:pStyle w:val="FirstParagraph"/>
+      </w:pPr>
+      <w:r>
+        <w:t xml:space="preserve">Loading…</w:t>
+      </w:r>
+    </w:p>
     <w:bookmarkEnd w:id="100"/>
     <w:bookmarkStart w:id="111" w:name="Xcbdf8c37b7eadd0b9148857ba03ae197fc2e32b"/>
     <w:p>
@@ -20425,6 +20473,14 @@
         <w:t xml:space="preserve">}</w:t>
       </w:r>
     </w:p>
+    <w:p>
+      <w:pPr>
+        <w:pStyle w:val="FirstParagraph"/>
+      </w:pPr>
+      <w:r>
+        <w:t xml:space="preserve">Loading…</w:t>
+      </w:r>
+    </w:p>
     <w:bookmarkEnd w:id="110"/>
     <w:bookmarkEnd w:id="111"/>
     <w:bookmarkStart w:id="117" w:name="task-aliasing"/>
@@ -24232,6 +24288,14 @@
           <w:rStyle w:val="VerbatimChar"/>
         </w:rPr>
         <w:t xml:space="preserve">}</w:t>
+      </w:r>
+    </w:p>
+    <w:p>
+      <w:pPr>
+        <w:pStyle w:val="FirstParagraph"/>
+      </w:pPr>
+      <w:r>
+        <w:t xml:space="preserve">Loading…</w:t>
       </w:r>
     </w:p>
     <w:bookmarkEnd w:id="116"/>
@@ -25986,6 +26050,14 @@
         <w:t xml:space="preserve">The Fred Hutch HPC supports the use of multiple JSON files going into the same workflow</w:t>
       </w:r>
     </w:p>
+    <w:p>
+      <w:pPr>
+        <w:pStyle w:val="FirstParagraph"/>
+      </w:pPr>
+      <w:r>
+        <w:t xml:space="preserve">Loading…</w:t>
+      </w:r>
+    </w:p>
     <w:bookmarkEnd w:id="127"/>
     <w:bookmarkEnd w:id="128"/>
     <w:bookmarkEnd w:id="129"/>
@@ -26578,7 +26650,7 @@
         <w:rPr>
           <w:rStyle w:val="VerbatimChar"/>
         </w:rPr>
-        <w:t xml:space="preserve">##  date     2024-03-14                  </w:t>
+        <w:t xml:space="preserve">##  date     2024-03-27                  </w:t>
       </w:r>
       <w:r>
         <w:br/>
